--- a/DOCUMENT/Tổng hợp API.docx
+++ b/DOCUMENT/Tổng hợp API.docx
@@ -1,8 +1,8 @@
 
 <file path=word/document.xml><?xml version="1.0" encoding="utf-8"?>
-<w:document xmlns:wpc="http://schemas.microsoft.com/office/word/2010/wordprocessingCanvas" xmlns:cx="http://schemas.microsoft.com/office/drawing/2014/chartex" xmlns:cx1="http://schemas.microsoft.com/office/drawing/2015/9/8/chartex" xmlns:cx2="http://schemas.microsoft.com/office/drawing/2015/10/21/chartex" xmlns:cx3="http://schemas.microsoft.com/office/drawing/2016/5/9/chartex" xmlns:cx4="http://schemas.microsoft.com/office/drawing/2016/5/10/chartex" xmlns:cx5="http://schemas.microsoft.com/office/drawing/2016/5/11/chartex" xmlns:cx6="http://schemas.microsoft.com/office/drawing/2016/5/12/chartex" xmlns:cx7="http://schemas.microsoft.com/office/drawing/2016/5/13/chartex" xmlns:cx8="http://schemas.microsoft.com/office/drawing/2016/5/14/chartex" xmlns:mc="http://schemas.openxmlformats.org/markup-compatibility/2006" xmlns:aink="http://schemas.microsoft.com/office/drawing/2016/ink" xmlns:am3d="http://schemas.microsoft.com/office/drawing/2017/model3d" xmlns:o="urn:schemas-microsoft-com:office:office" xmlns:oel="http://schemas.microsoft.com/office/2019/extlst" xmlns:r="http://schemas.openxmlformats.org/officeDocument/2006/relationships" xmlns:m="http://schemas.openxmlformats.org/officeDocument/2006/math" xmlns:v="urn:schemas-microsoft-com:vml" xmlns:wp14="http://schemas.microsoft.com/office/word/2010/wordprocessingDrawing" xmlns:wp="http://schemas.openxmlformats.org/drawingml/2006/wordprocessingDrawing" xmlns:w10="urn:schemas-microsoft-com:office:word" xmlns:w="http://schemas.openxmlformats.org/wordprocessingml/2006/main" xmlns:w14="http://schemas.microsoft.com/office/word/2010/wordml" xmlns:w15="http://schemas.microsoft.com/office/word/2012/wordml" xmlns:w16cex="http://schemas.microsoft.com/office/word/2018/wordml/cex" xmlns:w16cid="http://schemas.microsoft.com/office/word/2016/wordml/cid" xmlns:w16="http://schemas.microsoft.com/office/word/2018/wordml" xmlns:w16du="http://schemas.microsoft.com/office/word/2023/wordml/word16du" xmlns:w16sdtdh="http://schemas.microsoft.com/office/word/2020/wordml/sdtdatahash" xmlns:w16sdtfl="http://schemas.microsoft.com/office/word/2024/wordml/sdtformatlock" xmlns:w16se="http://schemas.microsoft.com/office/word/2015/wordml/symex" xmlns:wpg="http://schemas.microsoft.com/office/word/2010/wordprocessingGroup" xmlns:wpi="http://schemas.microsoft.com/office/word/2010/wordprocessingInk" xmlns:wne="http://schemas.microsoft.com/office/word/2006/wordml" xmlns:wps="http://schemas.microsoft.com/office/word/2010/wordprocessingShape" mc:Ignorable="w14 w15 w16se w16cid w16 w16cex w16sdtdh w16sdtfl w16du wp14">
+<w:document xmlns:ns1="http://schemas.openxmlformats.org/markup-compatibility/2006" xmlns:ns2="http://schemas.microsoft.com/office/word/2010/wordml" xmlns:w="http://schemas.openxmlformats.org/wordprocessingml/2006/main" ns1:Ignorable="w14 w15 w16se w16cid w16 w16cex w16sdtdh w16sdtfl w16du wp14">
   <w:body>
-    <w:p>
+    <w:p ns2:paraId="6B520A22" ns2:textId="77777777">
       <w:pPr>
         <w:spacing w:before="240"/>
         <w:jc w:val="center"/>
@@ -21,7 +21,7 @@
         <w:t>TỔNG HỢP TOÀN BỘ API HỆ THỐNG SIÊU ỨNG DỤNG OMNIGO</w:t>
       </w:r>
     </w:p>
-    <w:p>
+    <w:p ns2:paraId="455BA4C0" ns2:textId="77777777">
       <w:pPr>
         <w:spacing w:after="300"/>
         <w:jc w:val="center"/>
@@ -34,7 +34,7 @@
         <w:t>Đặc tả Chi tiết Tham số &amp; Trường dữ liệu Request Body (Dạng Liệt kê)</w:t>
       </w:r>
     </w:p>
-    <w:p>
+    <w:p ns2:paraId="67CC30E4" ns2:textId="77777777">
       <w:pPr>
         <w:pBdr>
           <w:left w:val="single" w:sz="24" w:space="15" w:color="2E75B6"/>
@@ -49,7 +49,7 @@
         <w:t>Ghi chú kiến trúc: Toàn bộ Client (Mobile App Khách hàng/Tài xế và Web Admin) đều gửi request qua API Gateway (Port 8080). Gateway giải mã JWT và tự động truyền các Header nhận diện xuống các microservices nội bộ: X-User-Id (ID người dùng), X-User-Role (CUSTOMER / DRIVER / ADMIN), X-User-Phone (Số điện thoại).</w:t>
       </w:r>
     </w:p>
-    <w:p>
+    <w:p ns2:paraId="1F7C7E2F" ns2:textId="77777777">
       <w:pPr>
         <w:shd w:val="clear" w:color="auto" w:fill="D9E1F2"/>
         <w:spacing w:before="400"/>
@@ -62,7 +62,7 @@
         <w:t xml:space="preserve">  A. USER &amp; DRIVER SERVICE (user-driver-service - Port 8081)  </w:t>
       </w:r>
     </w:p>
-    <w:p>
+    <w:p ns2:paraId="0601A55F" ns2:textId="77777777">
       <w:pPr>
         <w:spacing w:before="300" w:after="120"/>
       </w:pPr>
@@ -74,7 +74,7 @@
         <w:t>1. Xác thực &amp; Phân quyền (/api/v1/auth)</w:t>
       </w:r>
     </w:p>
-    <w:p>
+    <w:p ns2:paraId="0831EE41" ns2:textId="77777777">
       <w:pPr>
         <w:spacing w:before="240" w:after="60"/>
       </w:pPr>
@@ -93,7 +93,7 @@
         <w:t>/api/v1/auth/login</w:t>
       </w:r>
     </w:p>
-    <w:p>
+    <w:p ns2:paraId="7E8DE4B0" ns2:textId="77777777">
       <w:pPr>
         <w:spacing w:before="20" w:after="40"/>
         <w:ind w:left="360"/>
@@ -112,7 +112,7 @@
         <w:t>Đăng nhập hệ thống bằng số điện thoại hoặc email, cấp phát JWT Access Token và set Cookie Refresh Token.</w:t>
       </w:r>
     </w:p>
-    <w:p>
+    <w:p ns2:paraId="248B332B" ns2:textId="77777777">
       <w:pPr>
         <w:spacing w:before="20" w:after="40"/>
         <w:ind w:left="360"/>
@@ -131,7 +131,7 @@
         <w:t>Public (Không yêu cầu xác thực)</w:t>
       </w:r>
     </w:p>
-    <w:p>
+    <w:p ns2:paraId="0B36BC96" ns2:textId="77777777">
       <w:pPr>
         <w:spacing w:before="20" w:after="40"/>
         <w:ind w:left="360"/>
@@ -144,7 +144,7 @@
         <w:t>• Request Body (JSON):</w:t>
       </w:r>
     </w:p>
-    <w:p>
+    <w:p ns2:paraId="4DED704D" ns2:textId="77777777">
       <w:pPr>
         <w:spacing w:before="10" w:after="20"/>
         <w:ind w:left="720"/>
@@ -170,7 +170,7 @@
         <w:t>[Bắt buộc] Số điện thoại đăng nhập của người dùng</w:t>
       </w:r>
     </w:p>
-    <w:p>
+    <w:p ns2:paraId="28FA2173" ns2:textId="77777777">
       <w:pPr>
         <w:spacing w:before="10" w:after="20"/>
         <w:ind w:left="720"/>
@@ -196,7 +196,7 @@
         <w:t>[Bắt buộc] Mật khẩu tài khoản (tối thiểu 6 ký tự)</w:t>
       </w:r>
     </w:p>
-    <w:p>
+    <w:p ns2:paraId="1EE20CB3" ns2:textId="77777777">
       <w:pPr>
         <w:spacing w:before="20" w:after="60"/>
         <w:ind w:left="360"/>
@@ -215,7 +215,7 @@
         <w:t>ApiResponse&lt;LoginResponse&gt; (accessToken, tokenType, user info)</w:t>
       </w:r>
     </w:p>
-    <w:p>
+    <w:p ns2:paraId="610DF349" ns2:textId="77777777">
       <w:pPr>
         <w:spacing w:before="240" w:after="60"/>
       </w:pPr>
@@ -234,7 +234,7 @@
         <w:t>/api/v1/auth/refresh</w:t>
       </w:r>
     </w:p>
-    <w:p>
+    <w:p ns2:paraId="6F3B2390" ns2:textId="77777777">
       <w:pPr>
         <w:spacing w:before="20" w:after="40"/>
         <w:ind w:left="360"/>
@@ -253,7 +253,7 @@
         <w:t>Cấp mới Access Token khi token cũ hết hạn thông qua Refresh Token lưu trong HttpOnly Cookie.</w:t>
       </w:r>
     </w:p>
-    <w:p>
+    <w:p ns2:paraId="4AD048AB" ns2:textId="77777777">
       <w:pPr>
         <w:spacing w:before="20" w:after="40"/>
         <w:ind w:left="360"/>
@@ -272,7 +272,7 @@
         <w:t>Cookie: refresh_token | Header Authorization (Tùy chọn)</w:t>
       </w:r>
     </w:p>
-    <w:p>
+    <w:p ns2:paraId="33809D9E" ns2:textId="77777777">
       <w:pPr>
         <w:spacing w:before="20" w:after="40"/>
         <w:ind w:left="360"/>
@@ -292,7 +292,7 @@
         <w:t>Không có (Trống)</w:t>
       </w:r>
     </w:p>
-    <w:p>
+    <w:p ns2:paraId="682B738A" ns2:textId="77777777">
       <w:pPr>
         <w:spacing w:before="20" w:after="60"/>
         <w:ind w:left="360"/>
@@ -311,7 +311,7 @@
         <w:t>ApiResponse&lt;LoginResponse&gt; (accessToken mới)</w:t>
       </w:r>
     </w:p>
-    <w:p>
+    <w:p ns2:paraId="65FC575D" ns2:textId="77777777">
       <w:pPr>
         <w:spacing w:before="240" w:after="60"/>
       </w:pPr>
@@ -330,7 +330,7 @@
         <w:t>/api/v1/auth/logout</w:t>
       </w:r>
     </w:p>
-    <w:p>
+    <w:p ns2:paraId="1CB069A6" ns2:textId="77777777">
       <w:pPr>
         <w:spacing w:before="20" w:after="40"/>
         <w:ind w:left="360"/>
@@ -349,7 +349,7 @@
         <w:t>Đăng xuất khỏi hệ thống, đưa token hiện tại vào Redis Blacklist và xóa Refresh Cookie.</w:t>
       </w:r>
     </w:p>
-    <w:p>
+    <w:p ns2:paraId="36D1B722" ns2:textId="77777777">
       <w:pPr>
         <w:spacing w:before="20" w:after="40"/>
         <w:ind w:left="360"/>
@@ -368,7 +368,7 @@
         <w:t>Header: Authorization (Bearer Token)</w:t>
       </w:r>
     </w:p>
-    <w:p>
+    <w:p ns2:paraId="266B652D" ns2:textId="77777777">
       <w:pPr>
         <w:spacing w:before="20" w:after="40"/>
         <w:ind w:left="360"/>
@@ -388,7 +388,7 @@
         <w:t>Không có (Trống)</w:t>
       </w:r>
     </w:p>
-    <w:p>
+    <w:p ns2:paraId="01153051" ns2:textId="77777777">
       <w:pPr>
         <w:spacing w:before="20" w:after="60"/>
         <w:ind w:left="360"/>
@@ -407,7 +407,7 @@
         <w:t>ApiResponse&lt;String&gt; (Thông báo đăng xuất thành công)</w:t>
       </w:r>
     </w:p>
-    <w:p>
+    <w:p ns2:paraId="24EB330C" ns2:textId="77777777">
       <w:pPr>
         <w:spacing w:before="300" w:after="120"/>
       </w:pPr>
@@ -420,7 +420,7 @@
         <w:t>2. Quản lý Khách hàng &amp; Người dùng (/api/v1/users)</w:t>
       </w:r>
     </w:p>
-    <w:p>
+    <w:p ns2:paraId="6E121FDC" ns2:textId="77777777">
       <w:pPr>
         <w:spacing w:before="240" w:after="60"/>
       </w:pPr>
@@ -439,7 +439,7 @@
         <w:t>/api/v1/users/register/customer</w:t>
       </w:r>
     </w:p>
-    <w:p>
+    <w:p ns2:paraId="485D31B8" ns2:textId="77777777">
       <w:pPr>
         <w:spacing w:before="20" w:after="40"/>
         <w:ind w:left="360"/>
@@ -458,7 +458,7 @@
         <w:t>Đăng ký tài khoản người dùng mới với vai trò Khách hàng (CUSTOMER).</w:t>
       </w:r>
     </w:p>
-    <w:p>
+    <w:p ns2:paraId="3A494C91" ns2:textId="77777777">
       <w:pPr>
         <w:spacing w:before="20" w:after="40"/>
         <w:ind w:left="360"/>
@@ -477,7 +477,7 @@
         <w:t>Public (Không yêu cầu xác thực)</w:t>
       </w:r>
     </w:p>
-    <w:p>
+    <w:p ns2:paraId="290B1FA8" ns2:textId="77777777">
       <w:pPr>
         <w:spacing w:before="20" w:after="40"/>
         <w:ind w:left="360"/>
@@ -490,7 +490,7 @@
         <w:t>• Request Body (JSON):</w:t>
       </w:r>
     </w:p>
-    <w:p>
+    <w:p ns2:paraId="2ACA46BA" ns2:textId="77777777">
       <w:pPr>
         <w:spacing w:before="10" w:after="20"/>
         <w:ind w:left="720"/>
@@ -516,7 +516,7 @@
         <w:t>[Bắt buộc] Họ và tên khách hàng</w:t>
       </w:r>
     </w:p>
-    <w:p>
+    <w:p ns2:paraId="2D08071E" ns2:textId="77777777">
       <w:pPr>
         <w:spacing w:before="10" w:after="20"/>
         <w:ind w:left="720"/>
@@ -542,7 +542,7 @@
         <w:t>[Bắt buộc] Số điện thoại hợp lệ (10 chữ số)</w:t>
       </w:r>
     </w:p>
-    <w:p>
+    <w:p ns2:paraId="2805D08F" ns2:textId="77777777">
       <w:pPr>
         <w:spacing w:before="10" w:after="20"/>
         <w:ind w:left="720"/>
@@ -568,7 +568,7 @@
         <w:t>[Bắt buộc] Mật khẩu tài khoản (tối thiểu 6 ký tự)</w:t>
       </w:r>
     </w:p>
-    <w:p>
+    <w:p ns2:paraId="021EBC72" ns2:textId="77777777">
       <w:pPr>
         <w:spacing w:before="10" w:after="20"/>
         <w:ind w:left="720"/>
@@ -594,7 +594,7 @@
         <w:t>[Tùy chọn] Địa chỉ email cá nhân</w:t>
       </w:r>
     </w:p>
-    <w:p>
+    <w:p ns2:paraId="70300142" ns2:textId="77777777">
       <w:pPr>
         <w:spacing w:before="20" w:after="60"/>
         <w:ind w:left="360"/>
@@ -613,7 +613,7 @@
         <w:t>ApiResponse&lt;LoginResponse&gt; (Tạo tài khoản và trả về token đăng nhập)</w:t>
       </w:r>
     </w:p>
-    <w:p>
+    <w:p ns2:paraId="7CAD2262" ns2:textId="77777777">
       <w:pPr>
         <w:spacing w:before="240" w:after="60"/>
       </w:pPr>
@@ -632,7 +632,7 @@
         <w:t>/api/v1/users/me</w:t>
       </w:r>
     </w:p>
-    <w:p>
+    <w:p ns2:paraId="190CFF9E" ns2:textId="77777777">
       <w:pPr>
         <w:spacing w:before="20" w:after="40"/>
         <w:ind w:left="360"/>
@@ -651,7 +651,7 @@
         <w:t>Lấy thông tin chi tiết hồ sơ cá nhân của chính người dùng đang đăng nhập (chuẩn RESTful, tự động trích xuất X-User-Id).</w:t>
       </w:r>
     </w:p>
-    <w:p>
+    <w:p ns2:paraId="22B7072C" ns2:textId="77777777">
       <w:pPr>
         <w:spacing w:before="20" w:after="40"/>
         <w:ind w:left="360"/>
@@ -670,7 +670,7 @@
         <w:t>isAuthenticated() | Header: Authorization, X-User-Id</w:t>
       </w:r>
     </w:p>
-    <w:p>
+    <w:p ns2:paraId="629AF45B" ns2:textId="77777777">
       <w:pPr>
         <w:spacing w:before="20" w:after="40"/>
         <w:ind w:left="360"/>
@@ -689,7 +689,7 @@
         <w:t>Header: X-User-Id (do Gateway tự động gán)</w:t>
       </w:r>
     </w:p>
-    <w:p>
+    <w:p ns2:paraId="6D9D2AF0" ns2:textId="77777777">
       <w:pPr>
         <w:spacing w:before="20" w:after="60"/>
         <w:ind w:left="360"/>
@@ -708,7 +708,7 @@
         <w:t>ApiResponse&lt;UserResponse&gt; (id, fullName, phoneNumber, email, role, avatar, isLocked...)</w:t>
       </w:r>
     </w:p>
-    <w:p>
+    <w:p ns2:paraId="418517E6" ns2:textId="77777777">
       <w:pPr>
         <w:spacing w:before="240" w:after="60"/>
       </w:pPr>
@@ -727,7 +727,7 @@
         <w:t>/api/v1/users</w:t>
       </w:r>
     </w:p>
-    <w:p>
+    <w:p ns2:paraId="29F29CCF" ns2:textId="77777777">
       <w:pPr>
         <w:spacing w:before="20" w:after="40"/>
         <w:ind w:left="360"/>
@@ -746,7 +746,7 @@
         <w:t>Lấy danh sách tất cả người dùng trong hệ thống có phân trang và sắp xếp (dành riêng cho Admin).</w:t>
       </w:r>
     </w:p>
-    <w:p>
+    <w:p ns2:paraId="5B768B43" ns2:textId="77777777">
       <w:pPr>
         <w:spacing w:before="20" w:after="40"/>
         <w:ind w:left="360"/>
@@ -765,7 +765,7 @@
         <w:t>ROLE_ADMIN | Header: Authorization</w:t>
       </w:r>
     </w:p>
-    <w:p>
+    <w:p ns2:paraId="6DC96FEA" ns2:textId="77777777">
       <w:pPr>
         <w:spacing w:before="20" w:after="40"/>
         <w:ind w:left="360"/>
@@ -784,7 +784,7 @@
         <w:t>page (số trang, mặc định 0), size (kích thước trang, mặc định 10), sortBy, sortDir</w:t>
       </w:r>
     </w:p>
-    <w:p>
+    <w:p ns2:paraId="63D75765" ns2:textId="77777777">
       <w:pPr>
         <w:spacing w:before="20" w:after="60"/>
         <w:ind w:left="360"/>
@@ -803,7 +803,7 @@
         <w:t>PageResponseDTO&lt;UserResponse&gt; (content, totalPages, totalElements, pageNo, pageSize)</w:t>
       </w:r>
     </w:p>
-    <w:p>
+    <w:p ns2:paraId="5740B367" ns2:textId="77777777">
       <w:pPr>
         <w:spacing w:before="240" w:after="60"/>
       </w:pPr>
@@ -822,7 +822,7 @@
         <w:t>/api/v1/users/{id}</w:t>
       </w:r>
     </w:p>
-    <w:p>
+    <w:p ns2:paraId="682F5DF7" ns2:textId="77777777">
       <w:pPr>
         <w:spacing w:before="20" w:after="40"/>
         <w:ind w:left="360"/>
@@ -841,7 +841,7 @@
         <w:t>Lấy thông tin chi tiết một người dùng theo ID (đã bảo vệ bằng SpEL: Chỉ ADMIN hoặc chính chủ #currentUserId == #id mới có quyền gọi, triệt tiêu lỗi IDOR).</w:t>
       </w:r>
     </w:p>
-    <w:p>
+    <w:p ns2:paraId="7C34CDFA" ns2:textId="77777777">
       <w:pPr>
         <w:spacing w:before="20" w:after="40"/>
         <w:ind w:left="360"/>
@@ -860,7 +860,7 @@
         <w:t>ROLE_ADMIN hoặc Chính chủ | Header: Authorization, X-User-Id</w:t>
       </w:r>
     </w:p>
-    <w:p>
+    <w:p ns2:paraId="10CEFCB0" ns2:textId="77777777">
       <w:pPr>
         <w:spacing w:before="20" w:after="40"/>
         <w:ind w:left="360"/>
@@ -879,7 +879,7 @@
         <w:t>Path: {id} (ID người dùng cần tra cứu)</w:t>
       </w:r>
     </w:p>
-    <w:p>
+    <w:p ns2:paraId="6FC0B1FE" ns2:textId="77777777">
       <w:pPr>
         <w:spacing w:before="20" w:after="60"/>
         <w:ind w:left="360"/>
@@ -898,7 +898,7 @@
         <w:t>ApiResponse&lt;UserResponse&gt;</w:t>
       </w:r>
     </w:p>
-    <w:p>
+    <w:p ns2:paraId="4E79571B" ns2:textId="77777777">
       <w:pPr>
         <w:spacing w:before="240" w:after="60"/>
       </w:pPr>
@@ -917,7 +917,7 @@
         <w:t>/api/v1/users/{id}/lock</w:t>
       </w:r>
     </w:p>
-    <w:p>
+    <w:p ns2:paraId="200F8E23" ns2:textId="77777777">
       <w:pPr>
         <w:spacing w:before="20" w:after="40"/>
         <w:ind w:left="360"/>
@@ -937,7 +937,7 @@
         <w:t>Khóa hoặc mở khóa tài khoản người dùng, đồng thời lưu trạng thái vào Redis user_locked để Gateway chặn truy cập tức thì.</w:t>
       </w:r>
     </w:p>
-    <w:p>
+    <w:p ns2:paraId="0FCC9AB3" ns2:textId="77777777">
       <w:pPr>
         <w:spacing w:before="20" w:after="40"/>
         <w:ind w:left="360"/>
@@ -956,7 +956,7 @@
         <w:t>ROLE_ADMIN | Header: Authorization</w:t>
       </w:r>
     </w:p>
-    <w:p>
+    <w:p ns2:paraId="37579188" ns2:textId="77777777">
       <w:pPr>
         <w:spacing w:before="20" w:after="40"/>
         <w:ind w:left="360"/>
@@ -975,7 +975,7 @@
         <w:t>Path: {id} (ID người dùng cần khóa/mở)</w:t>
       </w:r>
     </w:p>
-    <w:p>
+    <w:p ns2:paraId="3576D357" ns2:textId="77777777">
       <w:pPr>
         <w:spacing w:before="20" w:after="40"/>
         <w:ind w:left="360"/>
@@ -988,7 +988,7 @@
         <w:t>• Request Body (JSON):</w:t>
       </w:r>
     </w:p>
-    <w:p>
+    <w:p ns2:paraId="2A968EA4" ns2:textId="77777777">
       <w:pPr>
         <w:spacing w:before="10" w:after="20"/>
         <w:ind w:left="720"/>
@@ -1014,7 +1014,7 @@
         <w:t>[Bắt buộc] true: Khóa tài khoản; false: Mở khóa</w:t>
       </w:r>
     </w:p>
-    <w:p>
+    <w:p ns2:paraId="6CEB01D7" ns2:textId="77777777">
       <w:pPr>
         <w:spacing w:before="10" w:after="20"/>
         <w:ind w:left="720"/>
@@ -1040,7 +1040,7 @@
         <w:t>[Tùy chọn] Lý do khóa tài khoản (lưu lịch sử)</w:t>
       </w:r>
     </w:p>
-    <w:p>
+    <w:p ns2:paraId="0EB29443" ns2:textId="77777777">
       <w:pPr>
         <w:spacing w:before="20" w:after="60"/>
         <w:ind w:left="360"/>
@@ -1059,7 +1059,7 @@
         <w:t>ApiResponse&lt;UserResponse&gt; (Thông tin người dùng sau khi cập nhật trạng thái)</w:t>
       </w:r>
     </w:p>
-    <w:p>
+    <w:p ns2:paraId="73EE8B41" ns2:textId="77777777">
       <w:pPr>
         <w:spacing w:before="300" w:after="120"/>
       </w:pPr>
@@ -1071,7 +1071,7 @@
         <w:t>3. Quản lý Tài xế (/api/v1/drivers)</w:t>
       </w:r>
     </w:p>
-    <w:p>
+    <w:p ns2:paraId="2161304E" ns2:textId="77777777">
       <w:pPr>
         <w:spacing w:before="240" w:after="60"/>
       </w:pPr>
@@ -1090,7 +1090,7 @@
         <w:t>/api/v1/drivers/register</w:t>
       </w:r>
     </w:p>
-    <w:p>
+    <w:p ns2:paraId="2886E532" ns2:textId="77777777">
       <w:pPr>
         <w:spacing w:before="20" w:after="40"/>
         <w:ind w:left="360"/>
@@ -1109,7 +1109,7 @@
         <w:t>Đăng ký tài khoản tài xế mới kèm theo thông tin phương tiện vận chuyển ban đầu (trạng thái chờ duyệt PENDING_APPROVAL).</w:t>
       </w:r>
     </w:p>
-    <w:p>
+    <w:p ns2:paraId="5A13863B" ns2:textId="77777777">
       <w:pPr>
         <w:spacing w:before="20" w:after="40"/>
         <w:ind w:left="360"/>
@@ -1128,7 +1128,7 @@
         <w:t>Public (Không yêu cầu xác thực)</w:t>
       </w:r>
     </w:p>
-    <w:p>
+    <w:p ns2:paraId="3A1161D2" ns2:textId="77777777">
       <w:pPr>
         <w:spacing w:before="20" w:after="40"/>
         <w:ind w:left="360"/>
@@ -1141,7 +1141,7 @@
         <w:t>• Request Body (JSON):</w:t>
       </w:r>
     </w:p>
-    <w:p>
+    <w:p ns2:paraId="47E28DB4" ns2:textId="77777777">
       <w:pPr>
         <w:spacing w:before="10" w:after="20"/>
         <w:ind w:left="720"/>
@@ -1167,7 +1167,7 @@
         <w:t>[Bắt buộc] Họ và tên tài xế</w:t>
       </w:r>
     </w:p>
-    <w:p>
+    <w:p ns2:paraId="5963191E" ns2:textId="77777777">
       <w:pPr>
         <w:spacing w:before="10" w:after="20"/>
         <w:ind w:left="720"/>
@@ -1193,7 +1193,7 @@
         <w:t>[Bắt buộc] Số điện thoại đăng ký (10 chữ số)</w:t>
       </w:r>
     </w:p>
-    <w:p>
+    <w:p ns2:paraId="49C76EDC" ns2:textId="77777777">
       <w:pPr>
         <w:spacing w:before="10" w:after="20"/>
         <w:ind w:left="720"/>
@@ -1219,7 +1219,7 @@
         <w:t>[Bắt buộc] Mật khẩu tài khoản (tối thiểu 6 ký tự)</w:t>
       </w:r>
     </w:p>
-    <w:p>
+    <w:p ns2:paraId="02F4DB65" ns2:textId="77777777">
       <w:pPr>
         <w:spacing w:before="10" w:after="20"/>
         <w:ind w:left="720"/>
@@ -1245,7 +1245,7 @@
         <w:t>[Tùy chọn] Email liên hệ</w:t>
       </w:r>
     </w:p>
-    <w:p>
+    <w:p ns2:paraId="069173A2" ns2:textId="77777777">
       <w:pPr>
         <w:spacing w:before="10" w:after="20"/>
         <w:ind w:left="720"/>
@@ -1271,7 +1271,7 @@
         <w:t>[Bắt buộc] Biển số xe (ví dụ: 59-X1 123.45)</w:t>
       </w:r>
     </w:p>
-    <w:p>
+    <w:p ns2:paraId="150DBB57" ns2:textId="77777777">
       <w:pPr>
         <w:spacing w:before="10" w:after="20"/>
         <w:ind w:left="720"/>
@@ -1297,7 +1297,7 @@
         <w:t>[Bắt buộc] Loại phương tiện (BIKE: Xe máy, CAR4: Ô tô 4 chỗ, CAR7: Ô tô 7 chỗ)</w:t>
       </w:r>
     </w:p>
-    <w:p>
+    <w:p ns2:paraId="4AD8A687" ns2:textId="77777777">
       <w:pPr>
         <w:spacing w:before="10" w:after="20"/>
         <w:ind w:left="720"/>
@@ -1323,7 +1323,7 @@
         <w:t>[Tùy chọn] Dòng xe / Model xe (ví dụ: Honda Wave, Vios)</w:t>
       </w:r>
     </w:p>
-    <w:p>
+    <w:p ns2:paraId="747960E5" ns2:textId="77777777">
       <w:pPr>
         <w:spacing w:before="10" w:after="20"/>
         <w:ind w:left="720"/>
@@ -1349,7 +1349,7 @@
         <w:t>[Tùy chọn] Màu sắc xe</w:t>
       </w:r>
     </w:p>
-    <w:p>
+    <w:p ns2:paraId="6F871D3C" ns2:textId="77777777">
       <w:pPr>
         <w:spacing w:before="20" w:after="60"/>
         <w:ind w:left="360"/>
@@ -1368,7 +1368,7 @@
         <w:t>ApiResponse&lt;LoginResponse&gt;</w:t>
       </w:r>
     </w:p>
-    <w:p>
+    <w:p ns2:paraId="2D79844E" ns2:textId="77777777">
       <w:pPr>
         <w:spacing w:before="240" w:after="60"/>
       </w:pPr>
@@ -1387,7 +1387,7 @@
         <w:t>/api/v1/drivers/admin/all</w:t>
       </w:r>
     </w:p>
-    <w:p>
+    <w:p ns2:paraId="29D56167" ns2:textId="77777777">
       <w:pPr>
         <w:spacing w:before="20" w:after="40"/>
         <w:ind w:left="360"/>
@@ -1406,7 +1406,7 @@
         <w:t>Lấy toàn bộ danh sách hồ sơ tài xế trong hệ thống phục vụ công tác kiểm duyệt hồ sơ của Ban quản trị.</w:t>
       </w:r>
     </w:p>
-    <w:p>
+    <w:p ns2:paraId="7A0687AD" ns2:textId="77777777">
       <w:pPr>
         <w:spacing w:before="20" w:after="40"/>
         <w:ind w:left="360"/>
@@ -1425,7 +1425,7 @@
         <w:t>ROLE_ADMIN | Header: Authorization</w:t>
       </w:r>
     </w:p>
-    <w:p>
+    <w:p ns2:paraId="67900130" ns2:textId="77777777">
       <w:pPr>
         <w:spacing w:before="20" w:after="60"/>
         <w:ind w:left="360"/>
@@ -1444,7 +1444,7 @@
         <w:t>ApiResponse&lt;List&lt;DriverInternalResponse&gt;&gt; (toàn bộ danh sách tài xế)</w:t>
       </w:r>
     </w:p>
-    <w:p>
+    <w:p ns2:paraId="1A8A8CB2" ns2:textId="77777777">
       <w:pPr>
         <w:spacing w:before="240" w:after="60"/>
       </w:pPr>
@@ -1463,7 +1463,7 @@
         <w:t>/api/v1/drivers/{driverId}/profile</w:t>
       </w:r>
     </w:p>
-    <w:p>
+    <w:p ns2:paraId="50443E9D" ns2:textId="77777777">
       <w:pPr>
         <w:spacing w:before="20" w:after="40"/>
         <w:ind w:left="360"/>
@@ -1482,7 +1482,7 @@
         <w:t>Lấy thông tin chi tiết hồ sơ tài xế, phương tiện và trạng thái phê duyệt.</w:t>
       </w:r>
     </w:p>
-    <w:p>
+    <w:p ns2:paraId="6522DE7B" ns2:textId="77777777">
       <w:pPr>
         <w:spacing w:before="20" w:after="40"/>
         <w:ind w:left="360"/>
@@ -1502,7 +1502,7 @@
         <w:t>ROLE_ADMIN hoặc Chính chủ tài xế</w:t>
       </w:r>
     </w:p>
-    <w:p>
+    <w:p ns2:paraId="05BDFF89" ns2:textId="77777777">
       <w:pPr>
         <w:spacing w:before="20" w:after="40"/>
         <w:ind w:left="360"/>
@@ -1521,7 +1521,7 @@
         <w:t>Path: {driverId}</w:t>
       </w:r>
     </w:p>
-    <w:p>
+    <w:p ns2:paraId="6500DEFE" ns2:textId="77777777">
       <w:pPr>
         <w:spacing w:before="20" w:after="60"/>
         <w:ind w:left="360"/>
@@ -1540,7 +1540,7 @@
         <w:t>ApiResponse&lt;UserResponse&gt;</w:t>
       </w:r>
     </w:p>
-    <w:p>
+    <w:p ns2:paraId="6D77A743" ns2:textId="77777777">
       <w:pPr>
         <w:spacing w:before="240" w:after="60"/>
       </w:pPr>
@@ -1559,7 +1559,7 @@
         <w:t>/api/v1/drivers/{driverId}/status</w:t>
       </w:r>
     </w:p>
-    <w:p>
+    <w:p ns2:paraId="2258B23F" ns2:textId="77777777">
       <w:pPr>
         <w:spacing w:before="20" w:after="40"/>
         <w:ind w:left="360"/>
@@ -1578,7 +1578,7 @@
         <w:t>Tài xế bật hoặc tắt trạng thái trực tuyến (ONLINE / OFFLINE) để sẵn sàng nhận cuốc xe hoặc nghỉ ngơi.</w:t>
       </w:r>
     </w:p>
-    <w:p>
+    <w:p ns2:paraId="3FBAECEF" ns2:textId="77777777">
       <w:pPr>
         <w:spacing w:before="20" w:after="40"/>
         <w:ind w:left="360"/>
@@ -1597,7 +1597,7 @@
         <w:t>ROLE_DRIVER (Chính chủ) | Header: X-User-Id</w:t>
       </w:r>
     </w:p>
-    <w:p>
+    <w:p ns2:paraId="012062B2" ns2:textId="77777777">
       <w:pPr>
         <w:spacing w:before="20" w:after="40"/>
         <w:ind w:left="360"/>
@@ -1616,7 +1616,7 @@
         <w:t>Path: {driverId}, Param: isActive (boolean, true = Online, false = Offline)</w:t>
       </w:r>
     </w:p>
-    <w:p>
+    <w:p ns2:paraId="52770048" ns2:textId="77777777">
       <w:pPr>
         <w:spacing w:before="20" w:after="60"/>
         <w:ind w:left="360"/>
@@ -1635,7 +1635,7 @@
         <w:t>ApiResponse&lt;String&gt; (Cập nhật trạng thái thành công)</w:t>
       </w:r>
     </w:p>
-    <w:p>
+    <w:p ns2:paraId="3A52BE26" ns2:textId="77777777">
       <w:pPr>
         <w:spacing w:before="240" w:after="60"/>
       </w:pPr>
@@ -1654,7 +1654,7 @@
         <w:t>/api/v1/drivers/{driverId}/vehicle</w:t>
       </w:r>
     </w:p>
-    <w:p>
+    <w:p ns2:paraId="13557DA4" ns2:textId="77777777">
       <w:pPr>
         <w:spacing w:before="20" w:after="40"/>
         <w:ind w:left="360"/>
@@ -1673,7 +1673,7 @@
         <w:t>Cập nhật thông tin phương tiện di chuyển của tài xế.</w:t>
       </w:r>
     </w:p>
-    <w:p>
+    <w:p ns2:paraId="51C1BB24" ns2:textId="77777777">
       <w:pPr>
         <w:spacing w:before="20" w:after="40"/>
         <w:ind w:left="360"/>
@@ -1692,7 +1692,7 @@
         <w:t>ROLE_ADMIN hoặc Chính chủ tài xế | Header: X-User-Id</w:t>
       </w:r>
     </w:p>
-    <w:p>
+    <w:p ns2:paraId="1035479F" ns2:textId="77777777">
       <w:pPr>
         <w:spacing w:before="20" w:after="40"/>
         <w:ind w:left="360"/>
@@ -1711,7 +1711,7 @@
         <w:t>Path: {driverId}</w:t>
       </w:r>
     </w:p>
-    <w:p>
+    <w:p ns2:paraId="670955AF" ns2:textId="77777777">
       <w:pPr>
         <w:spacing w:before="20" w:after="40"/>
         <w:ind w:left="360"/>
@@ -1724,7 +1724,7 @@
         <w:t>• Request Body (JSON):</w:t>
       </w:r>
     </w:p>
-    <w:p>
+    <w:p ns2:paraId="6C28F9E1" ns2:textId="77777777">
       <w:pPr>
         <w:spacing w:before="10" w:after="20"/>
         <w:ind w:left="720"/>
@@ -1750,7 +1750,7 @@
         <w:t>[Bắt buộc] Biển số xe mới</w:t>
       </w:r>
     </w:p>
-    <w:p>
+    <w:p ns2:paraId="7B072EBC" ns2:textId="77777777">
       <w:pPr>
         <w:spacing w:before="10" w:after="20"/>
         <w:ind w:left="720"/>
@@ -1776,7 +1776,7 @@
         <w:t>[Bắt buộc] Loại xe (BIKE, CAR4, CAR7)</w:t>
       </w:r>
     </w:p>
-    <w:p>
+    <w:p ns2:paraId="5D98E831" ns2:textId="77777777">
       <w:pPr>
         <w:spacing w:before="10" w:after="20"/>
         <w:ind w:left="720"/>
@@ -1802,7 +1802,7 @@
         <w:t>[Tùy chọn] Dòng xe / Hiệu xe</w:t>
       </w:r>
     </w:p>
-    <w:p>
+    <w:p ns2:paraId="4E10906B" ns2:textId="77777777">
       <w:pPr>
         <w:spacing w:before="10" w:after="20"/>
         <w:ind w:left="720"/>
@@ -1828,7 +1828,7 @@
         <w:t>[Tùy chọn] Màu sắc xe</w:t>
       </w:r>
     </w:p>
-    <w:p>
+    <w:p ns2:paraId="6C8132EF" ns2:textId="77777777">
       <w:pPr>
         <w:spacing w:before="20" w:after="60"/>
         <w:ind w:left="360"/>
@@ -1847,7 +1847,7 @@
         <w:t>ApiResponse&lt;UserResponse&gt;</w:t>
       </w:r>
     </w:p>
-    <w:p>
+    <w:p ns2:paraId="338BE167" ns2:textId="77777777">
       <w:pPr>
         <w:spacing w:before="240" w:after="60"/>
       </w:pPr>
@@ -1866,7 +1866,7 @@
         <w:t>/api/v1/drivers/{driverId}/resubmit</w:t>
       </w:r>
     </w:p>
-    <w:p>
+    <w:p ns2:paraId="1852F986" ns2:textId="77777777">
       <w:pPr>
         <w:spacing w:before="20" w:after="40"/>
         <w:ind w:left="360"/>
@@ -1885,7 +1885,7 @@
         <w:t>Tài xế gửi lại hồ sơ cập nhật sau khi bị Admin từ chối duyệt (REJECTED) do thiếu hoặc sai giấy tờ.</w:t>
       </w:r>
     </w:p>
-    <w:p>
+    <w:p ns2:paraId="423B39A2" ns2:textId="77777777">
       <w:pPr>
         <w:spacing w:before="20" w:after="40"/>
         <w:ind w:left="360"/>
@@ -1904,7 +1904,7 @@
         <w:t>ROLE_DRIVER (Chính chủ) | Header: X-User-Id</w:t>
       </w:r>
     </w:p>
-    <w:p>
+    <w:p ns2:paraId="751EDF47" ns2:textId="77777777">
       <w:pPr>
         <w:spacing w:before="20" w:after="40"/>
         <w:ind w:left="360"/>
@@ -1923,7 +1923,7 @@
         <w:t>Path: {driverId}</w:t>
       </w:r>
     </w:p>
-    <w:p>
+    <w:p ns2:paraId="3C68A86B" ns2:textId="77777777">
       <w:pPr>
         <w:spacing w:before="20" w:after="40"/>
         <w:ind w:left="360"/>
@@ -1936,7 +1936,7 @@
         <w:t>• Request Body (JSON):</w:t>
       </w:r>
     </w:p>
-    <w:p>
+    <w:p ns2:paraId="1611F401" ns2:textId="77777777">
       <w:pPr>
         <w:spacing w:before="10" w:after="20"/>
         <w:ind w:left="720"/>
@@ -1962,7 +1962,7 @@
         <w:t>[Bắt buộc] Biển số xe</w:t>
       </w:r>
     </w:p>
-    <w:p>
+    <w:p ns2:paraId="49CA89C1" ns2:textId="77777777">
       <w:pPr>
         <w:spacing w:before="10" w:after="20"/>
         <w:ind w:left="720"/>
@@ -1988,7 +1988,7 @@
         <w:t>[Bắt buộc] Loại xe</w:t>
       </w:r>
     </w:p>
-    <w:p>
+    <w:p ns2:paraId="7A137E36" ns2:textId="77777777">
       <w:pPr>
         <w:spacing w:before="10" w:after="20"/>
         <w:ind w:left="720"/>
@@ -2014,7 +2014,7 @@
         <w:t>[Tùy chọn] Dòng xe</w:t>
       </w:r>
     </w:p>
-    <w:p>
+    <w:p ns2:paraId="58DDDA4C" ns2:textId="77777777">
       <w:pPr>
         <w:spacing w:before="10" w:after="20"/>
         <w:ind w:left="720"/>
@@ -2040,7 +2040,7 @@
         <w:t>[Tùy chọn] Màu sắc</w:t>
       </w:r>
     </w:p>
-    <w:p>
+    <w:p ns2:paraId="520C790A" ns2:textId="77777777">
       <w:pPr>
         <w:spacing w:before="10" w:after="20"/>
         <w:ind w:left="720"/>
@@ -2066,7 +2066,7 @@
         <w:t>[Tùy chọn] Số giấy phép lái xe</w:t>
       </w:r>
     </w:p>
-    <w:p>
+    <w:p ns2:paraId="438C4FE5" ns2:textId="77777777">
       <w:pPr>
         <w:spacing w:before="20" w:after="60"/>
         <w:ind w:left="360"/>
@@ -2085,7 +2085,7 @@
         <w:t>ApiResponse&lt;UserResponse&gt; (Hồ sơ chuyển về trạng thái PENDING_APPROVAL)</w:t>
       </w:r>
     </w:p>
-    <w:p>
+    <w:p ns2:paraId="78E1E72B" ns2:textId="77777777">
       <w:pPr>
         <w:spacing w:before="240" w:after="60"/>
       </w:pPr>
@@ -2104,7 +2104,7 @@
         <w:t>/api/v1/drivers/{driverId}/approval</w:t>
       </w:r>
     </w:p>
-    <w:p>
+    <w:p ns2:paraId="0D6E5ACE" ns2:textId="77777777">
       <w:pPr>
         <w:spacing w:before="20" w:after="40"/>
         <w:ind w:left="360"/>
@@ -2124,7 +2124,7 @@
         <w:t>Quản trị viên phê duyệt hoặc từ chối hồ sơ đăng ký đối tác tài xế.</w:t>
       </w:r>
     </w:p>
-    <w:p>
+    <w:p ns2:paraId="5D9E3FD1" ns2:textId="77777777">
       <w:pPr>
         <w:spacing w:before="20" w:after="40"/>
         <w:ind w:left="360"/>
@@ -2143,7 +2143,7 @@
         <w:t>ROLE_ADMIN | Header: Authorization</w:t>
       </w:r>
     </w:p>
-    <w:p>
+    <w:p ns2:paraId="1B030A7F" ns2:textId="77777777">
       <w:pPr>
         <w:spacing w:before="20" w:after="40"/>
         <w:ind w:left="360"/>
@@ -2162,7 +2162,7 @@
         <w:t>Path: {driverId}</w:t>
       </w:r>
     </w:p>
-    <w:p>
+    <w:p ns2:paraId="5EB66E3F" ns2:textId="77777777">
       <w:pPr>
         <w:spacing w:before="20" w:after="40"/>
         <w:ind w:left="360"/>
@@ -2175,7 +2175,7 @@
         <w:t>• Request Body (JSON):</w:t>
       </w:r>
     </w:p>
-    <w:p>
+    <w:p ns2:paraId="17B04500" ns2:textId="77777777">
       <w:pPr>
         <w:spacing w:before="10" w:after="20"/>
         <w:ind w:left="720"/>
@@ -2201,7 +2201,7 @@
         <w:t>[Bắt buộc] Trạng thái duyệt: APPROVED (Duyệt) hoặc REJECTED (Từ chối)</w:t>
       </w:r>
     </w:p>
-    <w:p>
+    <w:p ns2:paraId="6053C9DE" ns2:textId="77777777">
       <w:pPr>
         <w:spacing w:before="10" w:after="20"/>
         <w:ind w:left="720"/>
@@ -2227,7 +2227,7 @@
         <w:t>[Tùy chọn] Lý do từ chối nếu không hợp lệ</w:t>
       </w:r>
     </w:p>
-    <w:p>
+    <w:p ns2:paraId="097444AF" ns2:textId="77777777">
       <w:pPr>
         <w:spacing w:before="20" w:after="60"/>
         <w:ind w:left="360"/>
@@ -2246,7 +2246,7 @@
         <w:t>ApiResponse&lt;UserResponse&gt;</w:t>
       </w:r>
     </w:p>
-    <w:p>
+    <w:p ns2:paraId="4C7BAACA" ns2:textId="77777777">
       <w:pPr>
         <w:spacing w:before="240" w:after="60"/>
       </w:pPr>
@@ -2265,7 +2265,7 @@
         <w:t>/api/v1/drivers/{driverId}/admin</w:t>
       </w:r>
     </w:p>
-    <w:p>
+    <w:p ns2:paraId="3F53F095" ns2:textId="77777777">
       <w:pPr>
         <w:spacing w:before="20" w:after="40"/>
         <w:ind w:left="360"/>
@@ -2284,7 +2284,7 @@
         <w:t>Quản trị viên trực tiếp chỉnh sửa thông tin chi tiết của tài xế.</w:t>
       </w:r>
     </w:p>
-    <w:p>
+    <w:p ns2:paraId="12415EDF" ns2:textId="77777777">
       <w:pPr>
         <w:spacing w:before="20" w:after="40"/>
         <w:ind w:left="360"/>
@@ -2303,7 +2303,7 @@
         <w:t>ROLE_ADMIN | Header: Authorization</w:t>
       </w:r>
     </w:p>
-    <w:p>
+    <w:p ns2:paraId="70E14336" ns2:textId="77777777">
       <w:pPr>
         <w:spacing w:before="20" w:after="40"/>
         <w:ind w:left="360"/>
@@ -2322,7 +2322,7 @@
         <w:t>Path: {driverId}</w:t>
       </w:r>
     </w:p>
-    <w:p>
+    <w:p ns2:paraId="0CDC6349" ns2:textId="77777777">
       <w:pPr>
         <w:spacing w:before="20" w:after="40"/>
         <w:ind w:left="360"/>
@@ -2335,7 +2335,7 @@
         <w:t>• Request Body (JSON):</w:t>
       </w:r>
     </w:p>
-    <w:p>
+    <w:p ns2:paraId="7DD993F3" ns2:textId="77777777">
       <w:pPr>
         <w:spacing w:before="10" w:after="20"/>
         <w:ind w:left="720"/>
@@ -2361,7 +2361,7 @@
         <w:t>Họ và tên</w:t>
       </w:r>
     </w:p>
-    <w:p>
+    <w:p ns2:paraId="1F0DC678" ns2:textId="77777777">
       <w:pPr>
         <w:spacing w:before="10" w:after="20"/>
         <w:ind w:left="720"/>
@@ -2387,7 +2387,7 @@
         <w:t>Số điện thoại</w:t>
       </w:r>
     </w:p>
-    <w:p>
+    <w:p ns2:paraId="6E83A05D" ns2:textId="77777777">
       <w:pPr>
         <w:spacing w:before="10" w:after="20"/>
         <w:ind w:left="720"/>
@@ -2413,7 +2413,7 @@
         <w:t>Email liên hệ</w:t>
       </w:r>
     </w:p>
-    <w:p>
+    <w:p ns2:paraId="4AAC0785" ns2:textId="77777777">
       <w:pPr>
         <w:spacing w:before="10" w:after="20"/>
         <w:ind w:left="720"/>
@@ -2439,7 +2439,7 @@
         <w:t>Biển số xe</w:t>
       </w:r>
     </w:p>
-    <w:p>
+    <w:p ns2:paraId="44A95D59" ns2:textId="77777777">
       <w:pPr>
         <w:spacing w:before="10" w:after="20"/>
         <w:ind w:left="720"/>
@@ -2465,7 +2465,7 @@
         <w:t>Loại xe (BIKE, CAR4, CAR7)</w:t>
       </w:r>
     </w:p>
-    <w:p>
+    <w:p ns2:paraId="306EE59E" ns2:textId="77777777">
       <w:pPr>
         <w:spacing w:before="10" w:after="20"/>
         <w:ind w:left="720"/>
@@ -2491,7 +2491,7 @@
         <w:t>Dòng xe</w:t>
       </w:r>
     </w:p>
-    <w:p>
+    <w:p ns2:paraId="296BA069" ns2:textId="77777777">
       <w:pPr>
         <w:spacing w:before="10" w:after="20"/>
         <w:ind w:left="720"/>
@@ -2517,7 +2517,7 @@
         <w:t>Màu sắc xe</w:t>
       </w:r>
     </w:p>
-    <w:p>
+    <w:p ns2:paraId="20F5B6F6" ns2:textId="77777777">
       <w:pPr>
         <w:spacing w:before="10" w:after="20"/>
         <w:ind w:left="720"/>
@@ -2543,7 +2543,7 @@
         <w:t>Trạng thái kích hoạt</w:t>
       </w:r>
     </w:p>
-    <w:p>
+    <w:p ns2:paraId="0D78B48A" ns2:textId="77777777">
       <w:pPr>
         <w:spacing w:before="10" w:after="20"/>
         <w:ind w:left="720"/>
@@ -2569,7 +2569,7 @@
         <w:t>Trạng thái phê duyệt (APPROVED, REJECTED, PENDING)</w:t>
       </w:r>
     </w:p>
-    <w:p>
+    <w:p ns2:paraId="6AB2DC4F" ns2:textId="77777777">
       <w:pPr>
         <w:spacing w:before="10" w:after="20"/>
         <w:ind w:left="720"/>
@@ -2595,7 +2595,7 @@
         <w:t>Khóa/Mở khóa tài khoản</w:t>
       </w:r>
     </w:p>
-    <w:p>
+    <w:p ns2:paraId="6ABABC28" ns2:textId="77777777">
       <w:pPr>
         <w:spacing w:before="20" w:after="60"/>
         <w:ind w:left="360"/>
@@ -2614,7 +2614,7 @@
         <w:t>ApiResponse&lt;UserResponse&gt;</w:t>
       </w:r>
     </w:p>
-    <w:p>
+    <w:p ns2:paraId="18D1353B" ns2:textId="77777777">
       <w:pPr>
         <w:spacing w:before="300" w:after="120"/>
       </w:pPr>
@@ -2626,7 +2626,7 @@
         <w:t>4. Giao tiếp Nội bộ (/api/v1/internal)</w:t>
       </w:r>
     </w:p>
-    <w:p>
+    <w:p ns2:paraId="2CF3E516" ns2:textId="77777777">
       <w:pPr>
         <w:spacing w:before="240" w:after="60"/>
       </w:pPr>
@@ -2645,7 +2645,7 @@
         <w:t>/api/v1/internal/drivers/{id}</w:t>
       </w:r>
     </w:p>
-    <w:p>
+    <w:p ns2:paraId="23A84FDD" ns2:textId="77777777">
       <w:pPr>
         <w:spacing w:before="20" w:after="40"/>
         <w:ind w:left="360"/>
@@ -2664,7 +2664,7 @@
         <w:t>Lấy thông tin hồ sơ tài xế cho các microservices khác gọi qua OpenFeign.</w:t>
       </w:r>
     </w:p>
-    <w:p>
+    <w:p ns2:paraId="0B0CA715" ns2:textId="77777777">
       <w:pPr>
         <w:spacing w:before="20" w:after="40"/>
         <w:ind w:left="360"/>
@@ -2683,7 +2683,7 @@
         <w:t>Internal (Không qua Gateway)</w:t>
       </w:r>
     </w:p>
-    <w:p>
+    <w:p ns2:paraId="7F728347" ns2:textId="77777777">
       <w:pPr>
         <w:spacing w:before="20" w:after="40"/>
         <w:ind w:left="360"/>
@@ -2702,7 +2702,7 @@
         <w:t>Path: {id}</w:t>
       </w:r>
     </w:p>
-    <w:p>
+    <w:p ns2:paraId="672332E7" ns2:textId="77777777">
       <w:pPr>
         <w:spacing w:before="20" w:after="60"/>
         <w:ind w:left="360"/>
@@ -2721,7 +2721,7 @@
         <w:t>DriverInternalResponse (userId, fullName, phoneNumber, licensePlate, vehicleType, isOnline...)</w:t>
       </w:r>
     </w:p>
-    <w:p>
+    <w:p ns2:paraId="4C64A85A" ns2:textId="77777777">
       <w:pPr>
         <w:spacing w:before="240" w:after="60"/>
       </w:pPr>
@@ -2740,7 +2740,7 @@
         <w:t>/api/v1/internal/drivers/{id}/status</w:t>
       </w:r>
     </w:p>
-    <w:p>
+    <w:p ns2:paraId="4C9B55C4" ns2:textId="77777777">
       <w:pPr>
         <w:spacing w:before="20" w:after="40"/>
         <w:ind w:left="360"/>
@@ -2759,7 +2759,7 @@
         <w:t>Cập nhật trạng thái hoạt động của tài xế.</w:t>
       </w:r>
     </w:p>
-    <w:p>
+    <w:p ns2:paraId="7E362E92" ns2:textId="77777777">
       <w:pPr>
         <w:spacing w:before="20" w:after="40"/>
         <w:ind w:left="360"/>
@@ -2779,7 +2779,7 @@
         <w:t>Internal</w:t>
       </w:r>
     </w:p>
-    <w:p>
+    <w:p ns2:paraId="7FA5863B" ns2:textId="77777777">
       <w:pPr>
         <w:spacing w:before="20" w:after="40"/>
         <w:ind w:left="360"/>
@@ -2798,7 +2798,7 @@
         <w:t>Path: {id}, Param: status (ONLINE / OFFLINE / IN_TRIP)</w:t>
       </w:r>
     </w:p>
-    <w:p>
+    <w:p ns2:paraId="0C1B748E" ns2:textId="77777777">
       <w:pPr>
         <w:spacing w:before="20" w:after="60"/>
         <w:ind w:left="360"/>
@@ -2817,7 +2817,7 @@
         <w:t>ApiResponse&lt;Void&gt;</w:t>
       </w:r>
     </w:p>
-    <w:p>
+    <w:p ns2:paraId="14532D73" ns2:textId="77777777">
       <w:pPr>
         <w:spacing w:before="240" w:after="60"/>
       </w:pPr>
@@ -2836,7 +2836,7 @@
         <w:t>/api/v1/internal/users/{id}/payment-info</w:t>
       </w:r>
     </w:p>
-    <w:p>
+    <w:p ns2:paraId="560361A7" ns2:textId="77777777">
       <w:pPr>
         <w:spacing w:before="20" w:after="40"/>
         <w:ind w:left="360"/>
@@ -2855,7 +2855,7 @@
         <w:t>Lấy thông tin thanh toán của người dùng phục vụ dịch vụ Payment Service.</w:t>
       </w:r>
     </w:p>
-    <w:p>
+    <w:p ns2:paraId="5AC62B71" ns2:textId="77777777">
       <w:pPr>
         <w:spacing w:before="20" w:after="40"/>
         <w:ind w:left="360"/>
@@ -2874,7 +2874,7 @@
         <w:t>Internal</w:t>
       </w:r>
     </w:p>
-    <w:p>
+    <w:p ns2:paraId="7F7D7DD7" ns2:textId="77777777">
       <w:pPr>
         <w:spacing w:before="20" w:after="40"/>
         <w:ind w:left="360"/>
@@ -2893,7 +2893,7 @@
         <w:t>Path: {id}</w:t>
       </w:r>
     </w:p>
-    <w:p>
+    <w:p ns2:paraId="0C51A19C" ns2:textId="77777777">
       <w:pPr>
         <w:spacing w:before="20" w:after="60"/>
         <w:ind w:left="360"/>
@@ -2912,7 +2912,7 @@
         <w:t>ApiResponse&lt;PaymentUserInfoDTO&gt;</w:t>
       </w:r>
     </w:p>
-    <w:p>
+    <w:p ns2:paraId="32B1A4EE" ns2:textId="77777777">
       <w:pPr>
         <w:spacing w:before="240" w:after="60"/>
       </w:pPr>
@@ -2931,7 +2931,7 @@
         <w:t>/api/v1/internal/drivers/{driverId}/status/toggle</w:t>
       </w:r>
     </w:p>
-    <w:p>
+    <w:p ns2:paraId="64110E55" ns2:textId="77777777">
       <w:pPr>
         <w:spacing w:before="20" w:after="40"/>
         <w:ind w:left="360"/>
@@ -2950,7 +2950,7 @@
         <w:t>Toggle trạng thái Online/Offline nội bộ.</w:t>
       </w:r>
     </w:p>
-    <w:p>
+    <w:p ns2:paraId="7D5FC4D7" ns2:textId="77777777">
       <w:pPr>
         <w:spacing w:before="20" w:after="40"/>
         <w:ind w:left="360"/>
@@ -2969,7 +2969,7 @@
         <w:t>Internal</w:t>
       </w:r>
     </w:p>
-    <w:p>
+    <w:p ns2:paraId="5E0F76DF" ns2:textId="77777777">
       <w:pPr>
         <w:spacing w:before="20" w:after="40"/>
         <w:ind w:left="360"/>
@@ -2988,7 +2988,7 @@
         <w:t>Path: {driverId}</w:t>
       </w:r>
     </w:p>
-    <w:p>
+    <w:p ns2:paraId="12503224" ns2:textId="77777777">
       <w:pPr>
         <w:spacing w:before="20" w:after="60"/>
         <w:ind w:left="360"/>
@@ -3007,7 +3007,7 @@
         <w:t>ApiResponse&lt;Boolean&gt;</w:t>
       </w:r>
     </w:p>
-    <w:p>
+    <w:p ns2:paraId="29A03C7D" ns2:textId="77777777">
       <w:pPr>
         <w:spacing w:before="240" w:after="60"/>
       </w:pPr>
@@ -3026,7 +3026,7 @@
         <w:t>/api/v1/internal/drivers/{driverId}/is-online</w:t>
       </w:r>
     </w:p>
-    <w:p>
+    <w:p ns2:paraId="033D3DBD" ns2:textId="77777777">
       <w:pPr>
         <w:spacing w:before="20" w:after="40"/>
         <w:ind w:left="360"/>
@@ -3045,7 +3045,7 @@
         <w:t>Kiểm tra nhanh tài xế có đang online hay không.</w:t>
       </w:r>
     </w:p>
-    <w:p>
+    <w:p ns2:paraId="5F762339" ns2:textId="77777777">
       <w:pPr>
         <w:spacing w:before="20" w:after="40"/>
         <w:ind w:left="360"/>
@@ -3064,7 +3064,7 @@
         <w:t>Internal</w:t>
       </w:r>
     </w:p>
-    <w:p>
+    <w:p ns2:paraId="523217F3" ns2:textId="77777777">
       <w:pPr>
         <w:spacing w:before="20" w:after="40"/>
         <w:ind w:left="360"/>
@@ -3083,7 +3083,7 @@
         <w:t>Path: {driverId}</w:t>
       </w:r>
     </w:p>
-    <w:p>
+    <w:p ns2:paraId="66CDB8BD" ns2:textId="77777777">
       <w:pPr>
         <w:spacing w:before="20" w:after="60"/>
         <w:ind w:left="360"/>
@@ -3102,7 +3102,7 @@
         <w:t>Boolean (true / false)</w:t>
       </w:r>
     </w:p>
-    <w:p>
+    <w:p ns2:paraId="7D352756" ns2:textId="77777777">
       <w:pPr>
         <w:spacing w:before="240" w:after="60"/>
       </w:pPr>
@@ -3121,7 +3121,7 @@
         <w:t>/api/v1/internal/drivers/batch/online-status</w:t>
       </w:r>
     </w:p>
-    <w:p>
+    <w:p ns2:paraId="7B331808" ns2:textId="77777777">
       <w:pPr>
         <w:spacing w:before="20" w:after="40"/>
         <w:ind w:left="360"/>
@@ -3140,7 +3140,7 @@
         <w:t>Kiểm tra trạng thái online cho danh sách nhiều ID tài xế đồng thời.</w:t>
       </w:r>
     </w:p>
-    <w:p>
+    <w:p ns2:paraId="722DEC9B" ns2:textId="77777777">
       <w:pPr>
         <w:spacing w:before="20" w:after="40"/>
         <w:ind w:left="360"/>
@@ -3159,7 +3159,7 @@
         <w:t>Internal</w:t>
       </w:r>
     </w:p>
-    <w:p>
+    <w:p ns2:paraId="66DAE055" ns2:textId="77777777">
       <w:pPr>
         <w:spacing w:before="20" w:after="40"/>
         <w:ind w:left="360"/>
@@ -3172,7 +3172,7 @@
         <w:t>• Request Body (JSON):</w:t>
       </w:r>
     </w:p>
-    <w:p>
+    <w:p ns2:paraId="75DCF79D" ns2:textId="77777777">
       <w:pPr>
         <w:spacing w:before="10" w:after="20"/>
         <w:ind w:left="720"/>
@@ -3198,7 +3198,7 @@
         <w:t>[Bắt buộc] Danh sách các ID tài xế cần kiểm tra</w:t>
       </w:r>
     </w:p>
-    <w:p>
+    <w:p ns2:paraId="391440F7" ns2:textId="77777777">
       <w:pPr>
         <w:spacing w:before="20" w:after="60"/>
         <w:ind w:left="360"/>
@@ -3217,7 +3217,7 @@
         <w:t>Map&lt;Long, Boolean&gt; (Bản đồ ID tài xế và trạng thái online)</w:t>
       </w:r>
     </w:p>
-    <w:p>
+    <w:p ns2:paraId="590D122E" ns2:textId="77777777">
       <w:pPr>
         <w:shd w:val="clear" w:color="auto" w:fill="D9E1F2"/>
         <w:spacing w:before="400"/>
@@ -3230,7 +3230,7 @@
         <w:t xml:space="preserve">  B. BOOKING SERVICE (booking-service - Port 8082)  </w:t>
       </w:r>
     </w:p>
-    <w:p>
+    <w:p ns2:paraId="657F4F5E" ns2:textId="77777777">
       <w:pPr>
         <w:spacing w:before="300" w:after="120"/>
       </w:pPr>
@@ -3242,7 +3242,7 @@
         <w:t>1. Quản lý Vòng đời Cuốc xe (/api/v1/bookings)</w:t>
       </w:r>
     </w:p>
-    <w:p>
+    <w:p ns2:paraId="6014AF20" ns2:textId="77777777">
       <w:pPr>
         <w:spacing w:before="240" w:after="60"/>
       </w:pPr>
@@ -3261,7 +3261,7 @@
         <w:t>/api/v1/bookings</w:t>
       </w:r>
     </w:p>
-    <w:p>
+    <w:p ns2:paraId="148F40A2" ns2:textId="77777777">
       <w:pPr>
         <w:spacing w:before="20" w:after="40"/>
         <w:ind w:left="360"/>
@@ -3280,7 +3280,7 @@
         <w:t>Khách hàng tạo yêu cầu đặt chuyến xe mới. Hệ thống kiểm tra chống spam trong Redis, gọi Pricing Service tính giá và phát tán sự kiện tìm tài xế.</w:t>
       </w:r>
     </w:p>
-    <w:p>
+    <w:p ns2:paraId="56AF50CE" ns2:textId="77777777">
       <w:pPr>
         <w:spacing w:before="20" w:after="40"/>
         <w:ind w:left="360"/>
@@ -3299,7 +3299,7 @@
         <w:t>Customer | Header: Authorization, X-User-Id</w:t>
       </w:r>
     </w:p>
-    <w:p>
+    <w:p ns2:paraId="1EBBD364" ns2:textId="77777777">
       <w:pPr>
         <w:spacing w:before="20" w:after="40"/>
         <w:ind w:left="360"/>
@@ -3313,7 +3313,7 @@
         <w:t>• Request Body (JSON):</w:t>
       </w:r>
     </w:p>
-    <w:p>
+    <w:p ns2:paraId="26A97407" ns2:textId="77777777">
       <w:pPr>
         <w:spacing w:before="10" w:after="20"/>
         <w:ind w:left="720"/>
@@ -3339,7 +3339,7 @@
         <w:t>[Bắt buộc] Kinh độ điểm đón (Pickup Longitude)</w:t>
       </w:r>
     </w:p>
-    <w:p>
+    <w:p ns2:paraId="4DD4FC12" ns2:textId="77777777">
       <w:pPr>
         <w:spacing w:before="10" w:after="20"/>
         <w:ind w:left="720"/>
@@ -3365,7 +3365,7 @@
         <w:t>[Bắt buộc] Vĩ độ điểm đón (Pickup Latitude)</w:t>
       </w:r>
     </w:p>
-    <w:p>
+    <w:p ns2:paraId="7ED71BF9" ns2:textId="77777777">
       <w:pPr>
         <w:spacing w:before="10" w:after="20"/>
         <w:ind w:left="720"/>
@@ -3391,7 +3391,7 @@
         <w:t>[Bắt buộc] Kinh độ điểm đến (Dropoff Longitude)</w:t>
       </w:r>
     </w:p>
-    <w:p>
+    <w:p ns2:paraId="1D590CB4" ns2:textId="77777777">
       <w:pPr>
         <w:spacing w:before="10" w:after="20"/>
         <w:ind w:left="720"/>
@@ -3417,7 +3417,7 @@
         <w:t>[Bắt buộc] Vĩ độ điểm đến (Dropoff Latitude)</w:t>
       </w:r>
     </w:p>
-    <w:p>
+    <w:p ns2:paraId="7C4928EF" ns2:textId="77777777">
       <w:pPr>
         <w:spacing w:before="20" w:after="60"/>
         <w:ind w:left="360"/>
@@ -3436,7 +3436,7 @@
         <w:t>ApiResponse&lt;BookingResponse&gt; (bookingId, status: FINDING_DRIVER, fare, distanceKm, durationMinutes...)</w:t>
       </w:r>
     </w:p>
-    <w:p>
+    <w:p ns2:paraId="1DB446F9" ns2:textId="77777777">
       <w:pPr>
         <w:spacing w:before="240" w:after="60"/>
       </w:pPr>
@@ -3455,7 +3455,7 @@
         <w:t>/api/v1/bookings/{bookingId}/accept</w:t>
       </w:r>
     </w:p>
-    <w:p>
+    <w:p ns2:paraId="28137289" ns2:textId="77777777">
       <w:pPr>
         <w:spacing w:before="20" w:after="40"/>
         <w:ind w:left="360"/>
@@ -3474,7 +3474,7 @@
         <w:t>Tài xế bấm chấp nhận cuốc xe trong khoảng thời gian đếm ngược 20 giây (sử dụng Redis Lock để giữ chỗ tránh tranh chấp).</w:t>
       </w:r>
     </w:p>
-    <w:p>
+    <w:p ns2:paraId="0D1DAE77" ns2:textId="77777777">
       <w:pPr>
         <w:spacing w:before="20" w:after="40"/>
         <w:ind w:left="360"/>
@@ -3493,7 +3493,7 @@
         <w:t>ROLE_DRIVER | Header: Authorization, X-User-Id</w:t>
       </w:r>
     </w:p>
-    <w:p>
+    <w:p ns2:paraId="46BAC3A7" ns2:textId="77777777">
       <w:pPr>
         <w:spacing w:before="20" w:after="40"/>
         <w:ind w:left="360"/>
@@ -3512,7 +3512,7 @@
         <w:t>Path: {bookingId}</w:t>
       </w:r>
     </w:p>
-    <w:p>
+    <w:p ns2:paraId="05F0AEE5" ns2:textId="77777777">
       <w:pPr>
         <w:spacing w:before="20" w:after="60"/>
         <w:ind w:left="360"/>
@@ -3531,7 +3531,7 @@
         <w:t>ApiResponse&lt;BookingResponse&gt; (status chuyển sang ACCEPTED)</w:t>
       </w:r>
     </w:p>
-    <w:p>
+    <w:p ns2:paraId="7D7236C4" ns2:textId="77777777">
       <w:pPr>
         <w:spacing w:before="240" w:after="60"/>
       </w:pPr>
@@ -3550,7 +3550,7 @@
         <w:t>/api/v1/bookings/{bookingId}/arrived</w:t>
       </w:r>
     </w:p>
-    <w:p>
+    <w:p ns2:paraId="21AC0A85" ns2:textId="77777777">
       <w:pPr>
         <w:spacing w:before="20" w:after="40"/>
         <w:ind w:left="360"/>
@@ -3569,7 +3569,7 @@
         <w:t>Tài xế thông báo đã di chuyển đến điểm đón khách.</w:t>
       </w:r>
     </w:p>
-    <w:p>
+    <w:p ns2:paraId="601C59F8" ns2:textId="77777777">
       <w:pPr>
         <w:spacing w:before="20" w:after="40"/>
         <w:ind w:left="360"/>
@@ -3588,7 +3588,7 @@
         <w:t>ROLE_DRIVER | Header: Authorization, X-User-Id</w:t>
       </w:r>
     </w:p>
-    <w:p>
+    <w:p ns2:paraId="3AB46E23" ns2:textId="77777777">
       <w:pPr>
         <w:spacing w:before="20" w:after="40"/>
         <w:ind w:left="360"/>
@@ -3607,7 +3607,7 @@
         <w:t>Path: {bookingId}</w:t>
       </w:r>
     </w:p>
-    <w:p>
+    <w:p ns2:paraId="36F215E6" ns2:textId="77777777">
       <w:pPr>
         <w:spacing w:before="20" w:after="60"/>
         <w:ind w:left="360"/>
@@ -3626,7 +3626,7 @@
         <w:t>ApiResponse&lt;BookingResponse&gt; (status: ARRIVED)</w:t>
       </w:r>
     </w:p>
-    <w:p>
+    <w:p ns2:paraId="003EE297" ns2:textId="77777777">
       <w:pPr>
         <w:spacing w:before="240" w:after="60"/>
       </w:pPr>
@@ -3645,7 +3645,7 @@
         <w:t>/api/v1/bookings/{bookingId}/start</w:t>
       </w:r>
     </w:p>
-    <w:p>
+    <w:p ns2:paraId="078759A8" ns2:textId="77777777">
       <w:pPr>
         <w:spacing w:before="20" w:after="40"/>
         <w:ind w:left="360"/>
@@ -3664,7 +3664,7 @@
         <w:t>Tài xế xác nhận khách đã lên xe và bắt đầu di chuyển chở khách.</w:t>
       </w:r>
     </w:p>
-    <w:p>
+    <w:p ns2:paraId="6E87283E" ns2:textId="77777777">
       <w:pPr>
         <w:spacing w:before="20" w:after="40"/>
         <w:ind w:left="360"/>
@@ -3683,7 +3683,7 @@
         <w:t>ROLE_DRIVER | Header: Authorization, X-User-Id</w:t>
       </w:r>
     </w:p>
-    <w:p>
+    <w:p ns2:paraId="521FD32A" ns2:textId="77777777">
       <w:pPr>
         <w:spacing w:before="20" w:after="40"/>
         <w:ind w:left="360"/>
@@ -3702,7 +3702,7 @@
         <w:t>Path: {bookingId}</w:t>
       </w:r>
     </w:p>
-    <w:p>
+    <w:p ns2:paraId="29F4DE88" ns2:textId="77777777">
       <w:pPr>
         <w:spacing w:before="20" w:after="60"/>
         <w:ind w:left="360"/>
@@ -3721,7 +3721,7 @@
         <w:t>ApiResponse&lt;BookingResponse&gt; (status: IN_TRIP)</w:t>
       </w:r>
     </w:p>
-    <w:p>
+    <w:p ns2:paraId="3209CCF1" ns2:textId="77777777">
       <w:pPr>
         <w:spacing w:before="240" w:after="60"/>
       </w:pPr>
@@ -3740,7 +3740,7 @@
         <w:t>/api/v1/bookings/{bookingId}/complete</w:t>
       </w:r>
     </w:p>
-    <w:p>
+    <w:p ns2:paraId="3D08029B" ns2:textId="77777777">
       <w:pPr>
         <w:spacing w:before="20" w:after="40"/>
         <w:ind w:left="360"/>
@@ -3759,7 +3759,7 @@
         <w:t>Tài xế hoàn thành chuyến xe tại điểm trả khách. Hệ thống chốt cước và xuất bản sự kiện Kafka booking-completed-topic để Payment Service thu hoa hồng.</w:t>
       </w:r>
     </w:p>
-    <w:p>
+    <w:p ns2:paraId="7758D1F7" ns2:textId="77777777">
       <w:pPr>
         <w:spacing w:before="20" w:after="40"/>
         <w:ind w:left="360"/>
@@ -3778,7 +3778,7 @@
         <w:t>ROLE_DRIVER | Header: Authorization, X-User-Id</w:t>
       </w:r>
     </w:p>
-    <w:p>
+    <w:p ns2:paraId="257BF2E2" ns2:textId="77777777">
       <w:pPr>
         <w:spacing w:before="20" w:after="40"/>
         <w:ind w:left="360"/>
@@ -3797,7 +3797,7 @@
         <w:t>Path: {bookingId}, Param: paymentMethod (CASH, WALLET, MOMO, VNPAY)</w:t>
       </w:r>
     </w:p>
-    <w:p>
+    <w:p ns2:paraId="1F218F36" ns2:textId="77777777">
       <w:pPr>
         <w:spacing w:before="20" w:after="60"/>
         <w:ind w:left="360"/>
@@ -3816,7 +3816,7 @@
         <w:t>ApiResponse&lt;BookingResponse&gt; (status: COMPLETED)</w:t>
       </w:r>
     </w:p>
-    <w:p>
+    <w:p ns2:paraId="657FCC8D" ns2:textId="77777777">
       <w:pPr>
         <w:spacing w:before="240" w:after="60"/>
       </w:pPr>
@@ -3835,7 +3835,7 @@
         <w:t>/api/v1/bookings/{bookingId}/cancel</w:t>
       </w:r>
     </w:p>
-    <w:p>
+    <w:p ns2:paraId="72D7376E" ns2:textId="77777777">
       <w:pPr>
         <w:spacing w:before="20" w:after="40"/>
         <w:ind w:left="360"/>
@@ -3854,7 +3854,7 @@
         <w:t>Khách hàng hủy cuốc xe trước khi chuyến đi diễn ra.</w:t>
       </w:r>
     </w:p>
-    <w:p>
+    <w:p ns2:paraId="45765A9E" ns2:textId="77777777">
       <w:pPr>
         <w:spacing w:before="20" w:after="40"/>
         <w:ind w:left="360"/>
@@ -3874,7 +3874,7 @@
         <w:t>Customer | Header: Authorization, X-User-Id</w:t>
       </w:r>
     </w:p>
-    <w:p>
+    <w:p ns2:paraId="687F295A" ns2:textId="77777777">
       <w:pPr>
         <w:spacing w:before="20" w:after="40"/>
         <w:ind w:left="360"/>
@@ -3893,7 +3893,7 @@
         <w:t>Path: {bookingId}</w:t>
       </w:r>
     </w:p>
-    <w:p>
+    <w:p ns2:paraId="7162463F" ns2:textId="77777777">
       <w:pPr>
         <w:spacing w:before="20" w:after="60"/>
         <w:ind w:left="360"/>
@@ -3912,7 +3912,7 @@
         <w:t>ApiResponse&lt;BookingResponse&gt; (status: CANCELLED)</w:t>
       </w:r>
     </w:p>
-    <w:p>
+    <w:p ns2:paraId="622DD5F2" ns2:textId="77777777">
       <w:pPr>
         <w:spacing w:before="240" w:after="60"/>
       </w:pPr>
@@ -3931,7 +3931,7 @@
         <w:t>/api/v1/bookings/{bookingId}/driver-cancel</w:t>
       </w:r>
     </w:p>
-    <w:p>
+    <w:p ns2:paraId="137596E2" ns2:textId="77777777">
       <w:pPr>
         <w:spacing w:before="20" w:after="40"/>
         <w:ind w:left="360"/>
@@ -3950,7 +3950,7 @@
         <w:t>Tài xế hủy chuyến xe đã nhận vì lý do khách quan. Hệ thống giải phóng tài xế và tự động luân chuyển cuốc cho tài xế khác.</w:t>
       </w:r>
     </w:p>
-    <w:p>
+    <w:p ns2:paraId="212A1A25" ns2:textId="77777777">
       <w:pPr>
         <w:spacing w:before="20" w:after="40"/>
         <w:ind w:left="360"/>
@@ -3969,7 +3969,7 @@
         <w:t>ROLE_DRIVER | Header: Authorization, X-User-Id</w:t>
       </w:r>
     </w:p>
-    <w:p>
+    <w:p ns2:paraId="6739C033" ns2:textId="77777777">
       <w:pPr>
         <w:spacing w:before="20" w:after="40"/>
         <w:ind w:left="360"/>
@@ -3988,7 +3988,7 @@
         <w:t>Path: {bookingId}</w:t>
       </w:r>
     </w:p>
-    <w:p>
+    <w:p ns2:paraId="2D8F5EA9" ns2:textId="77777777">
       <w:pPr>
         <w:spacing w:before="20" w:after="60"/>
         <w:ind w:left="360"/>
@@ -4007,7 +4007,7 @@
         <w:t>ApiResponse&lt;BookingResponse&gt;</w:t>
       </w:r>
     </w:p>
-    <w:p>
+    <w:p ns2:paraId="702F5614" ns2:textId="77777777">
       <w:pPr>
         <w:spacing w:before="240" w:after="60"/>
       </w:pPr>
@@ -4026,7 +4026,7 @@
         <w:t>/api/v1/bookings/customer</w:t>
       </w:r>
     </w:p>
-    <w:p>
+    <w:p ns2:paraId="6306318D" ns2:textId="77777777">
       <w:pPr>
         <w:spacing w:before="20" w:after="40"/>
         <w:ind w:left="360"/>
@@ -4045,7 +4045,7 @@
         <w:t>Lấy toàn bộ danh sách lịch sử các chuyến xe đã đặt của khách hàng.</w:t>
       </w:r>
     </w:p>
-    <w:p>
+    <w:p ns2:paraId="7FA7EAD3" ns2:textId="77777777">
       <w:pPr>
         <w:spacing w:before="20" w:after="40"/>
         <w:ind w:left="360"/>
@@ -4064,7 +4064,7 @@
         <w:t>Customer | Header: Authorization, X-User-Id</w:t>
       </w:r>
     </w:p>
-    <w:p>
+    <w:p ns2:paraId="67E8A37A" ns2:textId="77777777">
       <w:pPr>
         <w:spacing w:before="20" w:after="60"/>
         <w:ind w:left="360"/>
@@ -4083,7 +4083,7 @@
         <w:t>ApiResponse&lt;List&lt;BookingResponse&gt;&gt;</w:t>
       </w:r>
     </w:p>
-    <w:p>
+    <w:p ns2:paraId="62D45EDA" ns2:textId="77777777">
       <w:pPr>
         <w:spacing w:before="240" w:after="60"/>
       </w:pPr>
@@ -4102,7 +4102,7 @@
         <w:t>/api/v1/bookings/driver/daily-report</w:t>
       </w:r>
     </w:p>
-    <w:p>
+    <w:p ns2:paraId="0847C1BE" ns2:textId="77777777">
       <w:pPr>
         <w:spacing w:before="20" w:after="40"/>
         <w:ind w:left="360"/>
@@ -4121,7 +4121,7 @@
         <w:t>Lấy báo cáo tổng hợp các chuyến xe và doanh thu đạt được trong ngày của tài xế.</w:t>
       </w:r>
     </w:p>
-    <w:p>
+    <w:p ns2:paraId="43E042C1" ns2:textId="77777777">
       <w:pPr>
         <w:spacing w:before="20" w:after="40"/>
         <w:ind w:left="360"/>
@@ -4140,7 +4140,7 @@
         <w:t>ROLE_DRIVER | Header: Authorization, X-User-Id</w:t>
       </w:r>
     </w:p>
-    <w:p>
+    <w:p ns2:paraId="0D6DD0D1" ns2:textId="77777777">
       <w:pPr>
         <w:spacing w:before="20" w:after="60"/>
         <w:ind w:left="360"/>
@@ -4159,7 +4159,7 @@
         <w:t>ApiResponse&lt;DriverDailyReportDTO&gt; (totalTrips, totalIncome, netIncome, completedCount, cancelledCount)</w:t>
       </w:r>
     </w:p>
-    <w:p>
+    <w:p ns2:paraId="48F08837" ns2:textId="77777777">
       <w:pPr>
         <w:spacing w:before="300" w:after="120"/>
       </w:pPr>
@@ -4171,7 +4171,7 @@
         <w:t>2. Quản trị Bán kính Điều phối (/api/v1/bookings/admin/dispatch-config)</w:t>
       </w:r>
     </w:p>
-    <w:p>
+    <w:p ns2:paraId="4EA678DA" ns2:textId="77777777">
       <w:pPr>
         <w:spacing w:before="240" w:after="60"/>
       </w:pPr>
@@ -4190,7 +4190,7 @@
         <w:t>/api/v1/bookings/admin/dispatch-config</w:t>
       </w:r>
     </w:p>
-    <w:p>
+    <w:p ns2:paraId="637718FD" ns2:textId="77777777">
       <w:pPr>
         <w:spacing w:before="20" w:after="40"/>
         <w:ind w:left="360"/>
@@ -4209,7 +4209,7 @@
         <w:t>Lấy cấu hình bán kính quét tài xế và giới hạn khoảng cách cuốc xe hiện tại.</w:t>
       </w:r>
     </w:p>
-    <w:p>
+    <w:p ns2:paraId="6B067AEC" ns2:textId="77777777">
       <w:pPr>
         <w:spacing w:before="20" w:after="40"/>
         <w:ind w:left="360"/>
@@ -4228,7 +4228,7 @@
         <w:t>ROLE_ADMIN | Header: Authorization</w:t>
       </w:r>
     </w:p>
-    <w:p>
+    <w:p ns2:paraId="72A6A7D7" ns2:textId="77777777">
       <w:pPr>
         <w:spacing w:before="20" w:after="60"/>
         <w:ind w:left="360"/>
@@ -4247,7 +4247,7 @@
         <w:t>ApiResponse&lt;Map&lt;String, Double&gt;&gt; (maxRideDistanceKm, maxFoodDeliveryDistanceKm)</w:t>
       </w:r>
     </w:p>
-    <w:p>
+    <w:p ns2:paraId="7E81E9E6" ns2:textId="77777777">
       <w:pPr>
         <w:spacing w:before="240" w:after="60"/>
       </w:pPr>
@@ -4266,7 +4266,7 @@
         <w:t>/api/v1/bookings/admin/dispatch-config</w:t>
       </w:r>
     </w:p>
-    <w:p>
+    <w:p ns2:paraId="58F71410" ns2:textId="77777777">
       <w:pPr>
         <w:spacing w:before="20" w:after="40"/>
         <w:ind w:left="360"/>
@@ -4285,7 +4285,7 @@
         <w:t>Quản trị viên cập nhật bán kính điều phối tối đa cho cuốc xe và đơn giao đồ ăn.</w:t>
       </w:r>
     </w:p>
-    <w:p>
+    <w:p ns2:paraId="19C99F3A" ns2:textId="77777777">
       <w:pPr>
         <w:spacing w:before="20" w:after="40"/>
         <w:ind w:left="360"/>
@@ -4304,7 +4304,7 @@
         <w:t>ROLE_ADMIN | Header: Authorization</w:t>
       </w:r>
     </w:p>
-    <w:p>
+    <w:p ns2:paraId="66EE3FBF" ns2:textId="77777777">
       <w:pPr>
         <w:spacing w:before="20" w:after="40"/>
         <w:ind w:left="360"/>
@@ -4317,7 +4317,7 @@
         <w:t>• Request Body (JSON):</w:t>
       </w:r>
     </w:p>
-    <w:p>
+    <w:p ns2:paraId="5D106DC2" ns2:textId="77777777">
       <w:pPr>
         <w:spacing w:before="10" w:after="20"/>
         <w:ind w:left="720"/>
@@ -4343,7 +4343,7 @@
         <w:t>[Bắt buộc] Bán kính tối đa cho cuốc xe (1 đến 50 km)</w:t>
       </w:r>
     </w:p>
-    <w:p>
+    <w:p ns2:paraId="5A4F907B" ns2:textId="77777777">
       <w:pPr>
         <w:spacing w:before="10" w:after="20"/>
         <w:ind w:left="720"/>
@@ -4370,7 +4370,7 @@
         <w:t>[Bắt buộc] Bán kính tối đa cho giao đồ ăn (1 đến 50 km)</w:t>
       </w:r>
     </w:p>
-    <w:p>
+    <w:p ns2:paraId="396692D4" ns2:textId="77777777">
       <w:pPr>
         <w:spacing w:before="20" w:after="60"/>
         <w:ind w:left="360"/>
@@ -4389,7 +4389,7 @@
         <w:t>ApiResponse&lt;Map&lt;String, Double&gt;&gt; (Cập nhật thành công)</w:t>
       </w:r>
     </w:p>
-    <w:p>
+    <w:p ns2:paraId="2F1BA82F" ns2:textId="77777777">
       <w:pPr>
         <w:shd w:val="clear" w:color="auto" w:fill="D9E1F2"/>
         <w:spacing w:before="400"/>
@@ -4402,7 +4402,7 @@
         <w:t xml:space="preserve">  C. FOOD DELIVERY SERVICE (food-delivery-service - Port 8084)  </w:t>
       </w:r>
     </w:p>
-    <w:p>
+    <w:p ns2:paraId="530FCC65" ns2:textId="77777777">
       <w:pPr>
         <w:spacing w:before="300" w:after="120"/>
       </w:pPr>
@@ -4414,7 +4414,7 @@
         <w:t>1. Quản lý Nhà hàng Đối tác (/api/v1/restaurants)</w:t>
       </w:r>
     </w:p>
-    <w:p>
+    <w:p ns2:paraId="202116CF" ns2:textId="77777777">
       <w:pPr>
         <w:spacing w:before="240" w:after="60"/>
       </w:pPr>
@@ -4433,7 +4433,7 @@
         <w:t>/api/v1/restaurants</w:t>
       </w:r>
     </w:p>
-    <w:p>
+    <w:p ns2:paraId="3074CE0E" ns2:textId="77777777">
       <w:pPr>
         <w:spacing w:before="20" w:after="40"/>
         <w:ind w:left="360"/>
@@ -4452,7 +4452,7 @@
         <w:t>Chủ quán đăng ký mở nhà hàng mới sau khi đã có tài khoản.</w:t>
       </w:r>
     </w:p>
-    <w:p>
+    <w:p ns2:paraId="0C11B42C" ns2:textId="77777777">
       <w:pPr>
         <w:spacing w:before="20" w:after="40"/>
         <w:ind w:left="360"/>
@@ -4471,7 +4471,7 @@
         <w:t>Header: Authorization, X-User-Id</w:t>
       </w:r>
     </w:p>
-    <w:p>
+    <w:p ns2:paraId="1E39C198" ns2:textId="77777777">
       <w:pPr>
         <w:spacing w:before="20" w:after="40"/>
         <w:ind w:left="360"/>
@@ -4484,7 +4484,7 @@
         <w:t>• Request Body (JSON):</w:t>
       </w:r>
     </w:p>
-    <w:p>
+    <w:p ns2:paraId="28C4B43E" ns2:textId="77777777">
       <w:pPr>
         <w:spacing w:before="10" w:after="20"/>
         <w:ind w:left="720"/>
@@ -4510,7 +4510,7 @@
         <w:t>[Bắt buộc] Tên quán ăn / nhà hàng</w:t>
       </w:r>
     </w:p>
-    <w:p>
+    <w:p ns2:paraId="1D438811" ns2:textId="77777777">
       <w:pPr>
         <w:spacing w:before="10" w:after="20"/>
         <w:ind w:left="720"/>
@@ -4536,7 +4536,7 @@
         <w:t>[Tùy chọn] Số điện thoại hotline nhà hàng</w:t>
       </w:r>
     </w:p>
-    <w:p>
+    <w:p ns2:paraId="42C7A9F9" ns2:textId="77777777">
       <w:pPr>
         <w:spacing w:before="10" w:after="20"/>
         <w:ind w:left="720"/>
@@ -4562,7 +4562,7 @@
         <w:t>[Bắt buộc] Địa chỉ chi tiết của nhà hàng</w:t>
       </w:r>
     </w:p>
-    <w:p>
+    <w:p ns2:paraId="00D09F56" ns2:textId="77777777">
       <w:pPr>
         <w:spacing w:before="10" w:after="20"/>
         <w:ind w:left="720"/>
@@ -4588,7 +4588,7 @@
         <w:t>[Bắt buộc] Tọa độ vĩ độ nhà hàng</w:t>
       </w:r>
     </w:p>
-    <w:p>
+    <w:p ns2:paraId="5E7D4C9B" ns2:textId="77777777">
       <w:pPr>
         <w:spacing w:before="10" w:after="20"/>
         <w:ind w:left="720"/>
@@ -4614,7 +4614,7 @@
         <w:t>[Bắt buộc] Tọa độ kinh độ nhà hàng</w:t>
       </w:r>
     </w:p>
-    <w:p>
+    <w:p ns2:paraId="07F0B027" ns2:textId="77777777">
       <w:pPr>
         <w:spacing w:before="10" w:after="20"/>
         <w:ind w:left="720"/>
@@ -4640,7 +4640,7 @@
         <w:t>[Tùy chọn] URL hình ảnh đại diện của quán</w:t>
       </w:r>
     </w:p>
-    <w:p>
+    <w:p ns2:paraId="37A27EF1" ns2:textId="77777777">
       <w:pPr>
         <w:spacing w:before="10" w:after="20"/>
         <w:ind w:left="720"/>
@@ -4666,7 +4666,7 @@
         <w:t>[Tùy chọn] Giờ mở cửa (ví dụ: '07:00')</w:t>
       </w:r>
     </w:p>
-    <w:p>
+    <w:p ns2:paraId="6FECB4EC" ns2:textId="77777777">
       <w:pPr>
         <w:spacing w:before="10" w:after="20"/>
         <w:ind w:left="720"/>
@@ -4692,7 +4692,7 @@
         <w:t>[Tùy chọn] Giờ đóng cửa (ví dụ: '22:00')</w:t>
       </w:r>
     </w:p>
-    <w:p>
+    <w:p ns2:paraId="66E5A59D" ns2:textId="77777777">
       <w:pPr>
         <w:spacing w:before="20" w:after="60"/>
         <w:ind w:left="360"/>
@@ -4711,7 +4711,7 @@
         <w:t>ApiResponse&lt;RestaurantResponse&gt;</w:t>
       </w:r>
     </w:p>
-    <w:p>
+    <w:p ns2:paraId="130F56D3" ns2:textId="77777777">
       <w:pPr>
         <w:spacing w:before="240" w:after="60"/>
       </w:pPr>
@@ -4730,7 +4730,7 @@
         <w:t>/api/v1/restaurants/partner</w:t>
       </w:r>
     </w:p>
-    <w:p>
+    <w:p ns2:paraId="4E828783" ns2:textId="77777777">
       <w:pPr>
         <w:spacing w:before="20" w:after="40"/>
         <w:ind w:left="360"/>
@@ -4749,7 +4749,7 @@
         <w:t>Đăng ký đối tác nhà hàng và tự động tạo tài khoản đăng nhập cho chủ quán trong một bước duy nhất.</w:t>
       </w:r>
     </w:p>
-    <w:p>
+    <w:p ns2:paraId="00958289" ns2:textId="77777777">
       <w:pPr>
         <w:spacing w:before="20" w:after="40"/>
         <w:ind w:left="360"/>
@@ -4768,7 +4768,7 @@
         <w:t>Public (Không yêu cầu xác thực)</w:t>
       </w:r>
     </w:p>
-    <w:p>
+    <w:p ns2:paraId="02BD825D" ns2:textId="77777777">
       <w:pPr>
         <w:spacing w:before="20" w:after="40"/>
         <w:ind w:left="360"/>
@@ -4781,7 +4781,7 @@
         <w:t>• Request Body (JSON):</w:t>
       </w:r>
     </w:p>
-    <w:p>
+    <w:p ns2:paraId="3B3ECCEE" ns2:textId="77777777">
       <w:pPr>
         <w:spacing w:before="10" w:after="20"/>
         <w:ind w:left="720"/>
@@ -4807,7 +4807,7 @@
         <w:t>[Bắt buộc] Tên nhà hàng</w:t>
       </w:r>
     </w:p>
-    <w:p>
+    <w:p ns2:paraId="73488CB3" ns2:textId="77777777">
       <w:pPr>
         <w:spacing w:before="10" w:after="20"/>
         <w:ind w:left="720"/>
@@ -4833,7 +4833,7 @@
         <w:t>[Bắt buộc] Địa chỉ nhà hàng</w:t>
       </w:r>
     </w:p>
-    <w:p>
+    <w:p ns2:paraId="414AB67F" ns2:textId="77777777">
       <w:pPr>
         <w:spacing w:before="10" w:after="20"/>
         <w:ind w:left="720"/>
@@ -4859,7 +4859,7 @@
         <w:t>[Bắt buộc] Tọa độ vĩ độ</w:t>
       </w:r>
     </w:p>
-    <w:p>
+    <w:p ns2:paraId="6A480F8F" ns2:textId="77777777">
       <w:pPr>
         <w:spacing w:before="10" w:after="20"/>
         <w:ind w:left="720"/>
@@ -4885,7 +4885,7 @@
         <w:t>[Bắt buộc] Tọa độ kinh độ</w:t>
       </w:r>
     </w:p>
-    <w:p>
+    <w:p ns2:paraId="6989D097" ns2:textId="77777777">
       <w:pPr>
         <w:spacing w:before="10" w:after="20"/>
         <w:ind w:left="720"/>
@@ -4911,7 +4911,7 @@
         <w:t>[Bắt buộc] Họ tên chủ quán</w:t>
       </w:r>
     </w:p>
-    <w:p>
+    <w:p ns2:paraId="6714236B" ns2:textId="77777777">
       <w:pPr>
         <w:spacing w:before="10" w:after="20"/>
         <w:ind w:left="720"/>
@@ -4937,7 +4937,7 @@
         <w:t>[Bắt buộc] Số điện thoại chủ quán (dùng đăng nhập)</w:t>
       </w:r>
     </w:p>
-    <w:p>
+    <w:p ns2:paraId="0A9FB5A9" ns2:textId="77777777">
       <w:pPr>
         <w:spacing w:before="10" w:after="20"/>
         <w:ind w:left="720"/>
@@ -4963,7 +4963,7 @@
         <w:t>[Bắt buộc] Mật khẩu tài khoản (tối thiểu 6 ký tự)</w:t>
       </w:r>
     </w:p>
-    <w:p>
+    <w:p ns2:paraId="2C08DC8D" ns2:textId="77777777">
       <w:pPr>
         <w:spacing w:before="10" w:after="20"/>
         <w:ind w:left="720"/>
@@ -4989,7 +4989,7 @@
         <w:t>[Tùy chọn] Email chủ quán</w:t>
       </w:r>
     </w:p>
-    <w:p>
+    <w:p ns2:paraId="6B01E3FD" ns2:textId="77777777">
       <w:pPr>
         <w:spacing w:before="10" w:after="20"/>
         <w:ind w:left="720"/>
@@ -5015,7 +5015,7 @@
         <w:t>[Tùy chọn] Ảnh quán</w:t>
       </w:r>
     </w:p>
-    <w:p>
+    <w:p ns2:paraId="429447C9" ns2:textId="77777777">
       <w:pPr>
         <w:spacing w:before="10" w:after="20"/>
         <w:ind w:left="720"/>
@@ -5041,7 +5041,7 @@
         <w:t>[Tùy chọn] Giờ mở cửa</w:t>
       </w:r>
     </w:p>
-    <w:p>
+    <w:p ns2:paraId="4D92D2FE" ns2:textId="77777777">
       <w:pPr>
         <w:spacing w:before="10" w:after="20"/>
         <w:ind w:left="720"/>
@@ -5067,7 +5067,7 @@
         <w:t>[Tùy chọn] Giờ đóng cửa</w:t>
       </w:r>
     </w:p>
-    <w:p>
+    <w:p ns2:paraId="14B54679" ns2:textId="77777777">
       <w:pPr>
         <w:spacing w:before="20" w:after="60"/>
         <w:ind w:left="360"/>
@@ -5087,7 +5087,7 @@
         <w:t>ApiResponse&lt;RestaurantResponse&gt;</w:t>
       </w:r>
     </w:p>
-    <w:p>
+    <w:p ns2:paraId="095D4E87" ns2:textId="77777777">
       <w:pPr>
         <w:spacing w:before="240" w:after="60"/>
       </w:pPr>
@@ -5106,7 +5106,7 @@
         <w:t>/api/v1/restaurants</w:t>
       </w:r>
     </w:p>
-    <w:p>
+    <w:p ns2:paraId="5B9A37DB" ns2:textId="77777777">
       <w:pPr>
         <w:spacing w:before="20" w:after="40"/>
         <w:ind w:left="360"/>
@@ -5125,7 +5125,7 @@
         <w:t>Lấy danh sách các nhà hàng đang mở cửa hoặc tìm kiếm theo từ khóa tên quán/địa chỉ.</w:t>
       </w:r>
     </w:p>
-    <w:p>
+    <w:p ns2:paraId="465DA9D8" ns2:textId="77777777">
       <w:pPr>
         <w:spacing w:before="20" w:after="40"/>
         <w:ind w:left="360"/>
@@ -5144,7 +5144,7 @@
         <w:t>Public</w:t>
       </w:r>
     </w:p>
-    <w:p>
+    <w:p ns2:paraId="1249A2C8" ns2:textId="77777777">
       <w:pPr>
         <w:spacing w:before="20" w:after="40"/>
         <w:ind w:left="360"/>
@@ -5163,7 +5163,7 @@
         <w:t>search (Tùy chọn, từ khóa tìm kiếm)</w:t>
       </w:r>
     </w:p>
-    <w:p>
+    <w:p ns2:paraId="2DF687EF" ns2:textId="77777777">
       <w:pPr>
         <w:spacing w:before="20" w:after="60"/>
         <w:ind w:left="360"/>
@@ -5179,10 +5179,10 @@
         <w:rPr>
           <w:color w:val="2E75B6"/>
         </w:rPr>
-        <w:t>ApiResponse&lt;List&lt;RestaurantResponse&gt;&gt;</w:t>
-      </w:r>
-    </w:p>
-    <w:p>
+        <w:t>ApiResponse&lt;List&lt;RestaurantResponse&gt;&gt; (bao gồm: id, name, address, latitude, longitude, rating: điểm sao TB, reviewCount / totalReviews: tổng số lượt đánh giá, isOpen...)</w:t>
+      </w:r>
+    </w:p>
+    <w:p ns2:paraId="65C994EB" ns2:textId="77777777">
       <w:pPr>
         <w:spacing w:before="240" w:after="60"/>
       </w:pPr>
@@ -5201,7 +5201,7 @@
         <w:t>/api/v1/restaurants/{id}</w:t>
       </w:r>
     </w:p>
-    <w:p>
+    <w:p ns2:paraId="0162E4F3" ns2:textId="77777777">
       <w:pPr>
         <w:spacing w:before="20" w:after="40"/>
         <w:ind w:left="360"/>
@@ -5220,7 +5220,7 @@
         <w:t>Lấy thông tin chi tiết của một nhà hàng đối tác theo ID.</w:t>
       </w:r>
     </w:p>
-    <w:p>
+    <w:p ns2:paraId="49F5EF21" ns2:textId="77777777">
       <w:pPr>
         <w:spacing w:before="20" w:after="40"/>
         <w:ind w:left="360"/>
@@ -5239,7 +5239,7 @@
         <w:t>Public</w:t>
       </w:r>
     </w:p>
-    <w:p>
+    <w:p ns2:paraId="7AE3AF4F" ns2:textId="77777777">
       <w:pPr>
         <w:spacing w:before="20" w:after="40"/>
         <w:ind w:left="360"/>
@@ -5258,7 +5258,7 @@
         <w:t>Path: {id}</w:t>
       </w:r>
     </w:p>
-    <w:p>
+    <w:p ns2:paraId="0BC96BB4" ns2:textId="77777777">
       <w:pPr>
         <w:spacing w:before="20" w:after="60"/>
         <w:ind w:left="360"/>
@@ -5277,7 +5277,7 @@
         <w:t>ApiResponse&lt;RestaurantResponse&gt;</w:t>
       </w:r>
     </w:p>
-    <w:p>
+    <w:p ns2:paraId="49359190" ns2:textId="77777777">
       <w:pPr>
         <w:spacing w:before="240" w:after="60"/>
       </w:pPr>
@@ -5296,7 +5296,7 @@
         <w:t>/api/v1/restaurants/my-restaurant</w:t>
       </w:r>
     </w:p>
-    <w:p>
+    <w:p ns2:paraId="271E0B7E" ns2:textId="77777777">
       <w:pPr>
         <w:spacing w:before="20" w:after="40"/>
         <w:ind w:left="360"/>
@@ -5315,7 +5315,7 @@
         <w:t>Lấy thông tin nhà hàng thuộc quyền sở hữu của chính chủ quán đang đăng nhập.</w:t>
       </w:r>
     </w:p>
-    <w:p>
+    <w:p ns2:paraId="46ABB3DE" ns2:textId="77777777">
       <w:pPr>
         <w:spacing w:before="20" w:after="40"/>
         <w:ind w:left="360"/>
@@ -5334,7 +5334,7 @@
         <w:t>Merchant | Header: Authorization, X-User-Id</w:t>
       </w:r>
     </w:p>
-    <w:p>
+    <w:p ns2:paraId="44203659" ns2:textId="77777777">
       <w:pPr>
         <w:spacing w:before="20" w:after="60"/>
         <w:ind w:left="360"/>
@@ -5353,7 +5353,7 @@
         <w:t>ApiResponse&lt;RestaurantResponse&gt;</w:t>
       </w:r>
     </w:p>
-    <w:p>
+    <w:p ns2:paraId="22D1C0FC" ns2:textId="77777777">
       <w:pPr>
         <w:spacing w:before="240" w:after="60"/>
       </w:pPr>
@@ -5372,7 +5372,7 @@
         <w:t>/api/v1/restaurants/{id}</w:t>
       </w:r>
     </w:p>
-    <w:p>
+    <w:p ns2:paraId="63E5566A" ns2:textId="77777777">
       <w:pPr>
         <w:spacing w:before="20" w:after="40"/>
         <w:ind w:left="360"/>
@@ -5391,7 +5391,7 @@
         <w:t>Chủ quán cập nhật thông tin nhà hàng của mình.</w:t>
       </w:r>
     </w:p>
-    <w:p>
+    <w:p ns2:paraId="70311CA9" ns2:textId="77777777">
       <w:pPr>
         <w:spacing w:before="20" w:after="40"/>
         <w:ind w:left="360"/>
@@ -5410,7 +5410,7 @@
         <w:t>Merchant (Chính chủ) | Header: Authorization, X-User-Id</w:t>
       </w:r>
     </w:p>
-    <w:p>
+    <w:p ns2:paraId="27257EC6" ns2:textId="77777777">
       <w:pPr>
         <w:spacing w:before="20" w:after="40"/>
         <w:ind w:left="360"/>
@@ -5429,7 +5429,7 @@
         <w:t>Path: {id}</w:t>
       </w:r>
     </w:p>
-    <w:p>
+    <w:p ns2:paraId="647D43AD" ns2:textId="77777777">
       <w:pPr>
         <w:spacing w:before="20" w:after="40"/>
         <w:ind w:left="360"/>
@@ -5442,7 +5442,7 @@
         <w:t>• Request Body (JSON):</w:t>
       </w:r>
     </w:p>
-    <w:p>
+    <w:p ns2:paraId="349A2435" ns2:textId="77777777">
       <w:pPr>
         <w:spacing w:before="10" w:after="20"/>
         <w:ind w:left="720"/>
@@ -5468,7 +5468,7 @@
         <w:t>[Bắt buộc] Tên nhà hàng</w:t>
       </w:r>
     </w:p>
-    <w:p>
+    <w:p ns2:paraId="186BCF5C" ns2:textId="77777777">
       <w:pPr>
         <w:spacing w:before="10" w:after="20"/>
         <w:ind w:left="720"/>
@@ -5494,7 +5494,7 @@
         <w:t>[Tùy chọn] Số hotline</w:t>
       </w:r>
     </w:p>
-    <w:p>
+    <w:p ns2:paraId="7AFEC88C" ns2:textId="77777777">
       <w:pPr>
         <w:spacing w:before="10" w:after="20"/>
         <w:ind w:left="720"/>
@@ -5520,7 +5520,7 @@
         <w:t>[Bắt buộc] Địa chỉ nhà hàng</w:t>
       </w:r>
     </w:p>
-    <w:p>
+    <w:p ns2:paraId="1B6091AE" ns2:textId="77777777">
       <w:pPr>
         <w:spacing w:before="10" w:after="20"/>
         <w:ind w:left="720"/>
@@ -5546,7 +5546,7 @@
         <w:t>[Bắt buộc] Tọa độ vĩ độ</w:t>
       </w:r>
     </w:p>
-    <w:p>
+    <w:p ns2:paraId="62C18C90" ns2:textId="77777777">
       <w:pPr>
         <w:spacing w:before="10" w:after="20"/>
         <w:ind w:left="720"/>
@@ -5572,7 +5572,7 @@
         <w:t>[Bắt buộc] Tọa độ kinh độ</w:t>
       </w:r>
     </w:p>
-    <w:p>
+    <w:p ns2:paraId="363A4DAD" ns2:textId="77777777">
       <w:pPr>
         <w:spacing w:before="10" w:after="20"/>
         <w:ind w:left="720"/>
@@ -5598,7 +5598,7 @@
         <w:t>[Tùy chọn] URL hình ảnh đại diện</w:t>
       </w:r>
     </w:p>
-    <w:p>
+    <w:p ns2:paraId="75C2A5C2" ns2:textId="77777777">
       <w:pPr>
         <w:spacing w:before="10" w:after="20"/>
         <w:ind w:left="720"/>
@@ -5624,7 +5624,7 @@
         <w:t>[Tùy chọn] Giờ mở cửa</w:t>
       </w:r>
     </w:p>
-    <w:p>
+    <w:p ns2:paraId="475E015B" ns2:textId="77777777">
       <w:pPr>
         <w:spacing w:before="10" w:after="20"/>
         <w:ind w:left="720"/>
@@ -5650,7 +5650,7 @@
         <w:t>[Tùy chọn] Giờ đóng cửa</w:t>
       </w:r>
     </w:p>
-    <w:p>
+    <w:p ns2:paraId="7C66DFE3" ns2:textId="77777777">
       <w:pPr>
         <w:spacing w:before="20" w:after="60"/>
         <w:ind w:left="360"/>
@@ -5669,7 +5669,7 @@
         <w:t>ApiResponse&lt;RestaurantResponse&gt;</w:t>
       </w:r>
     </w:p>
-    <w:p>
+    <w:p ns2:paraId="11A813E2" ns2:textId="77777777">
       <w:pPr>
         <w:spacing w:before="240" w:after="60"/>
       </w:pPr>
@@ -5688,7 +5688,7 @@
         <w:t>/api/v1/restaurants/{id}/status</w:t>
       </w:r>
     </w:p>
-    <w:p>
+    <w:p ns2:paraId="780F87DC" ns2:textId="77777777">
       <w:pPr>
         <w:spacing w:before="20" w:after="40"/>
         <w:ind w:left="360"/>
@@ -5707,7 +5707,7 @@
         <w:t>Chủ quán bật hoặc tắt trạng thái nhận đơn (Đang mở cửa / Đã đóng cửa).</w:t>
       </w:r>
     </w:p>
-    <w:p>
+    <w:p ns2:paraId="06DBFD0F" ns2:textId="77777777">
       <w:pPr>
         <w:spacing w:before="20" w:after="40"/>
         <w:ind w:left="360"/>
@@ -5727,7 +5727,7 @@
         <w:t>Merchant (Chính chủ) | Header: Authorization, X-User-Id</w:t>
       </w:r>
     </w:p>
-    <w:p>
+    <w:p ns2:paraId="4087DEEC" ns2:textId="77777777">
       <w:pPr>
         <w:spacing w:before="20" w:after="40"/>
         <w:ind w:left="360"/>
@@ -5746,7 +5746,7 @@
         <w:t>Path: {id}</w:t>
       </w:r>
     </w:p>
-    <w:p>
+    <w:p ns2:paraId="377FDF99" ns2:textId="77777777">
       <w:pPr>
         <w:spacing w:before="20" w:after="40"/>
         <w:ind w:left="360"/>
@@ -5759,7 +5759,7 @@
         <w:t>• Request Body (JSON):</w:t>
       </w:r>
     </w:p>
-    <w:p>
+    <w:p ns2:paraId="3FB1BE95" ns2:textId="77777777">
       <w:pPr>
         <w:spacing w:before="10" w:after="20"/>
         <w:ind w:left="720"/>
@@ -5785,7 +5785,7 @@
         <w:t>[Bắt buộc] Trạng thái hoạt động: OPEN (Mở cửa) hoặc CLOSED (Đóng cửa)</w:t>
       </w:r>
     </w:p>
-    <w:p>
+    <w:p ns2:paraId="20E93758" ns2:textId="77777777">
       <w:pPr>
         <w:spacing w:before="20" w:after="60"/>
         <w:ind w:left="360"/>
@@ -5804,7 +5804,7 @@
         <w:t>ApiResponse&lt;RestaurantResponse&gt;</w:t>
       </w:r>
     </w:p>
-    <w:p>
+    <w:p ns2:paraId="2DFCDCF3" ns2:textId="77777777">
       <w:pPr>
         <w:spacing w:before="240" w:after="60"/>
       </w:pPr>
@@ -5823,7 +5823,7 @@
         <w:t>/api/v1/restaurants/{id}/lock</w:t>
       </w:r>
     </w:p>
-    <w:p>
+    <w:p ns2:paraId="58B50FAC" ns2:textId="77777777">
       <w:pPr>
         <w:spacing w:before="20" w:after="40"/>
         <w:ind w:left="360"/>
@@ -5842,7 +5842,7 @@
         <w:t>Quản trị viên khóa hoặc mở khóa hoạt động của nhà hàng đối tác.</w:t>
       </w:r>
     </w:p>
-    <w:p>
+    <w:p ns2:paraId="35271892" ns2:textId="77777777">
       <w:pPr>
         <w:spacing w:before="20" w:after="40"/>
         <w:ind w:left="360"/>
@@ -5861,7 +5861,7 @@
         <w:t>ROLE_ADMIN | Header: Authorization</w:t>
       </w:r>
     </w:p>
-    <w:p>
+    <w:p ns2:paraId="37E65FC6" ns2:textId="77777777">
       <w:pPr>
         <w:spacing w:before="20" w:after="40"/>
         <w:ind w:left="360"/>
@@ -5880,7 +5880,7 @@
         <w:t>Path: {id}</w:t>
       </w:r>
     </w:p>
-    <w:p>
+    <w:p ns2:paraId="1BF4F464" ns2:textId="77777777">
       <w:pPr>
         <w:spacing w:before="20" w:after="40"/>
         <w:ind w:left="360"/>
@@ -5893,7 +5893,7 @@
         <w:t>• Request Body (JSON):</w:t>
       </w:r>
     </w:p>
-    <w:p>
+    <w:p ns2:paraId="1F50626B" ns2:textId="77777777">
       <w:pPr>
         <w:spacing w:before="10" w:after="20"/>
         <w:ind w:left="720"/>
@@ -5919,7 +5919,7 @@
         <w:t>[Bắt buộc] true: Khóa nhà hàng; false: Mở khóa</w:t>
       </w:r>
     </w:p>
-    <w:p>
+    <w:p ns2:paraId="69DC5E49" ns2:textId="77777777">
       <w:pPr>
         <w:spacing w:before="10" w:after="20"/>
         <w:ind w:left="720"/>
@@ -5945,7 +5945,7 @@
         <w:t>[Tùy chọn] Lý do khóa</w:t>
       </w:r>
     </w:p>
-    <w:p>
+    <w:p ns2:paraId="461A184C" ns2:textId="77777777">
       <w:pPr>
         <w:spacing w:before="20" w:after="60"/>
         <w:ind w:left="360"/>
@@ -5964,7 +5964,7 @@
         <w:t>ApiResponse&lt;RestaurantResponse&gt;</w:t>
       </w:r>
     </w:p>
-    <w:p>
+    <w:p ns2:paraId="7222E629" ns2:textId="77777777">
       <w:pPr>
         <w:spacing w:before="300" w:after="120"/>
       </w:pPr>
@@ -5976,7 +5976,7 @@
         <w:t>2. Quản lý Thực đơn &amp; Món ăn (/api/v1/items, /api/v1/restaurants/{id}/items)</w:t>
       </w:r>
     </w:p>
-    <w:p>
+    <w:p ns2:paraId="3FE4A8D5" ns2:textId="77777777">
       <w:pPr>
         <w:spacing w:before="240" w:after="60"/>
       </w:pPr>
@@ -5995,7 +5995,7 @@
         <w:t>/api/v1/restaurants/{restaurantId}/items</w:t>
       </w:r>
     </w:p>
-    <w:p>
+    <w:p ns2:paraId="422DC99F" ns2:textId="77777777">
       <w:pPr>
         <w:spacing w:before="20" w:after="40"/>
         <w:ind w:left="360"/>
@@ -6014,7 +6014,7 @@
         <w:t>Chủ quán thêm món ăn mới vào danh mục thực đơn của nhà hàng.</w:t>
       </w:r>
     </w:p>
-    <w:p>
+    <w:p ns2:paraId="719CB538" ns2:textId="77777777">
       <w:pPr>
         <w:spacing w:before="20" w:after="40"/>
         <w:ind w:left="360"/>
@@ -6033,7 +6033,7 @@
         <w:t>Merchant (Chính chủ) | Header: Authorization, X-User-Id</w:t>
       </w:r>
     </w:p>
-    <w:p>
+    <w:p ns2:paraId="23E12B18" ns2:textId="77777777">
       <w:pPr>
         <w:spacing w:before="20" w:after="40"/>
         <w:ind w:left="360"/>
@@ -6052,7 +6052,7 @@
         <w:t>Path: {restaurantId}</w:t>
       </w:r>
     </w:p>
-    <w:p>
+    <w:p ns2:paraId="103EF40A" ns2:textId="77777777">
       <w:pPr>
         <w:spacing w:before="20" w:after="40"/>
         <w:ind w:left="360"/>
@@ -6065,7 +6065,7 @@
         <w:t>• Request Body (JSON):</w:t>
       </w:r>
     </w:p>
-    <w:p>
+    <w:p ns2:paraId="5A24DF93" ns2:textId="77777777">
       <w:pPr>
         <w:spacing w:before="10" w:after="20"/>
         <w:ind w:left="720"/>
@@ -6091,7 +6091,7 @@
         <w:t>[Bắt buộc] Tên món ăn</w:t>
       </w:r>
     </w:p>
-    <w:p>
+    <w:p ns2:paraId="53A1F03B" ns2:textId="77777777">
       <w:pPr>
         <w:spacing w:before="10" w:after="20"/>
         <w:ind w:left="720"/>
@@ -6117,7 +6117,7 @@
         <w:t>[Bắt buộc] Giá bán món ăn (phải lớn hơn 0)</w:t>
       </w:r>
     </w:p>
-    <w:p>
+    <w:p ns2:paraId="0689DB82" ns2:textId="77777777">
       <w:pPr>
         <w:spacing w:before="10" w:after="20"/>
         <w:ind w:left="720"/>
@@ -6143,7 +6143,7 @@
         <w:t>[Tùy chọn] Mô tả chi tiết món ăn</w:t>
       </w:r>
     </w:p>
-    <w:p>
+    <w:p ns2:paraId="71B6B60F" ns2:textId="77777777">
       <w:pPr>
         <w:spacing w:before="10" w:after="20"/>
         <w:ind w:left="720"/>
@@ -6169,7 +6169,7 @@
         <w:t>[Tùy chọn] URL hình ảnh minh họa món ăn</w:t>
       </w:r>
     </w:p>
-    <w:p>
+    <w:p ns2:paraId="09734142" ns2:textId="77777777">
       <w:pPr>
         <w:spacing w:before="10" w:after="20"/>
         <w:ind w:left="720"/>
@@ -6195,7 +6195,7 @@
         <w:t>[Tùy chọn] Danh mục món (Cơm, Bún, Nước uống...)</w:t>
       </w:r>
     </w:p>
-    <w:p>
+    <w:p ns2:paraId="259B325B" ns2:textId="77777777">
       <w:pPr>
         <w:spacing w:before="10" w:after="20"/>
         <w:ind w:left="720"/>
@@ -6221,7 +6221,7 @@
         <w:t>[Tùy chọn] Còn bán hay không (mặc định true)</w:t>
       </w:r>
     </w:p>
-    <w:p>
+    <w:p ns2:paraId="4DE79B6F" ns2:textId="77777777">
       <w:pPr>
         <w:spacing w:before="20" w:after="60"/>
         <w:ind w:left="360"/>
@@ -6240,7 +6240,7 @@
         <w:t>ApiResponse&lt;MenuItemResponse&gt;</w:t>
       </w:r>
     </w:p>
-    <w:p>
+    <w:p ns2:paraId="4942CB03" ns2:textId="77777777">
       <w:pPr>
         <w:spacing w:before="240" w:after="60"/>
       </w:pPr>
@@ -6259,7 +6259,7 @@
         <w:t>/api/v1/items</w:t>
       </w:r>
     </w:p>
-    <w:p>
+    <w:p ns2:paraId="22731C31" ns2:textId="77777777">
       <w:pPr>
         <w:spacing w:before="20" w:after="40"/>
         <w:ind w:left="360"/>
@@ -6278,7 +6278,7 @@
         <w:t>Tạo món ăn mới (truyền ID nhà hàng trực tiếp trong body).</w:t>
       </w:r>
     </w:p>
-    <w:p>
+    <w:p ns2:paraId="350D3F12" ns2:textId="77777777">
       <w:pPr>
         <w:spacing w:before="20" w:after="40"/>
         <w:ind w:left="360"/>
@@ -6297,7 +6297,7 @@
         <w:t>Merchant (Chính chủ) | Header: Authorization, X-User-Id</w:t>
       </w:r>
     </w:p>
-    <w:p>
+    <w:p ns2:paraId="58396304" ns2:textId="77777777">
       <w:pPr>
         <w:spacing w:before="20" w:after="40"/>
         <w:ind w:left="360"/>
@@ -6310,7 +6310,7 @@
         <w:t>• Request Body (JSON):</w:t>
       </w:r>
     </w:p>
-    <w:p>
+    <w:p ns2:paraId="2C986340" ns2:textId="77777777">
       <w:pPr>
         <w:spacing w:before="10" w:after="20"/>
         <w:ind w:left="720"/>
@@ -6336,7 +6336,7 @@
         <w:t>[Bắt buộc] ID của nhà hàng sở hữu món</w:t>
       </w:r>
     </w:p>
-    <w:p>
+    <w:p ns2:paraId="6D245D12" ns2:textId="77777777">
       <w:pPr>
         <w:spacing w:before="10" w:after="20"/>
         <w:ind w:left="720"/>
@@ -6362,7 +6362,7 @@
         <w:t>[Bắt buộc] Tên món ăn</w:t>
       </w:r>
     </w:p>
-    <w:p>
+    <w:p ns2:paraId="27137F0A" ns2:textId="77777777">
       <w:pPr>
         <w:spacing w:before="10" w:after="20"/>
         <w:ind w:left="720"/>
@@ -6388,7 +6388,7 @@
         <w:t>[Bắt buộc] Giá bán món ăn</w:t>
       </w:r>
     </w:p>
-    <w:p>
+    <w:p ns2:paraId="31FD7415" ns2:textId="77777777">
       <w:pPr>
         <w:spacing w:before="10" w:after="20"/>
         <w:ind w:left="720"/>
@@ -6415,7 +6415,7 @@
         <w:t>[Tùy chọn] Mô tả món</w:t>
       </w:r>
     </w:p>
-    <w:p>
+    <w:p ns2:paraId="635B0E1D" ns2:textId="77777777">
       <w:pPr>
         <w:spacing w:before="10" w:after="20"/>
         <w:ind w:left="720"/>
@@ -6441,7 +6441,7 @@
         <w:t>[Tùy chọn] Ảnh món</w:t>
       </w:r>
     </w:p>
-    <w:p>
+    <w:p ns2:paraId="37394920" ns2:textId="77777777">
       <w:pPr>
         <w:spacing w:before="10" w:after="20"/>
         <w:ind w:left="720"/>
@@ -6467,7 +6467,7 @@
         <w:t>[Tùy chọn] Danh mục món</w:t>
       </w:r>
     </w:p>
-    <w:p>
+    <w:p ns2:paraId="2BB71B41" ns2:textId="77777777">
       <w:pPr>
         <w:spacing w:before="10" w:after="20"/>
         <w:ind w:left="720"/>
@@ -6493,7 +6493,7 @@
         <w:t>[Tùy chọn] Trạng thái khả dụng</w:t>
       </w:r>
     </w:p>
-    <w:p>
+    <w:p ns2:paraId="2A9D6328" ns2:textId="77777777">
       <w:pPr>
         <w:spacing w:before="20" w:after="60"/>
         <w:ind w:left="360"/>
@@ -6512,7 +6512,7 @@
         <w:t>ApiResponse&lt;MenuItemResponse&gt;</w:t>
       </w:r>
     </w:p>
-    <w:p>
+    <w:p ns2:paraId="72F1C780" ns2:textId="77777777">
       <w:pPr>
         <w:spacing w:before="240" w:after="60"/>
       </w:pPr>
@@ -6531,7 +6531,7 @@
         <w:t>/api/v1/restaurants/{restaurantId}/items</w:t>
       </w:r>
     </w:p>
-    <w:p>
+    <w:p ns2:paraId="407F6EC3" ns2:textId="77777777">
       <w:pPr>
         <w:spacing w:before="20" w:after="40"/>
         <w:ind w:left="360"/>
@@ -6550,7 +6550,7 @@
         <w:t>Lấy toàn bộ danh sách món ăn trong thực đơn của nhà hàng (hỗ trợ lọc món đang bán).</w:t>
       </w:r>
     </w:p>
-    <w:p>
+    <w:p ns2:paraId="73C91304" ns2:textId="77777777">
       <w:pPr>
         <w:spacing w:before="20" w:after="40"/>
         <w:ind w:left="360"/>
@@ -6569,7 +6569,7 @@
         <w:t>Public</w:t>
       </w:r>
     </w:p>
-    <w:p>
+    <w:p ns2:paraId="03EB7B0A" ns2:textId="77777777">
       <w:pPr>
         <w:spacing w:before="20" w:after="40"/>
         <w:ind w:left="360"/>
@@ -6588,7 +6588,7 @@
         <w:t>Path: {restaurantId}, Param: availableOnly (boolean, mặc định false)</w:t>
       </w:r>
     </w:p>
-    <w:p>
+    <w:p ns2:paraId="7BDBE866" ns2:textId="77777777">
       <w:pPr>
         <w:spacing w:before="20" w:after="60"/>
         <w:ind w:left="360"/>
@@ -6607,7 +6607,7 @@
         <w:t>ApiResponse&lt;List&lt;MenuItemResponse&gt;&gt;</w:t>
       </w:r>
     </w:p>
-    <w:p>
+    <w:p ns2:paraId="3E6F92FB" ns2:textId="77777777">
       <w:pPr>
         <w:spacing w:before="240" w:after="60"/>
       </w:pPr>
@@ -6626,7 +6626,7 @@
         <w:t>/api/v1/items/restaurant/{restaurantId}</w:t>
       </w:r>
     </w:p>
-    <w:p>
+    <w:p ns2:paraId="59667FD3" ns2:textId="77777777">
       <w:pPr>
         <w:spacing w:before="20" w:after="40"/>
         <w:ind w:left="360"/>
@@ -6645,7 +6645,7 @@
         <w:t>Lấy danh sách món ăn theo ID nhà hàng (endpoint thay thế).</w:t>
       </w:r>
     </w:p>
-    <w:p>
+    <w:p ns2:paraId="4C4296EC" ns2:textId="77777777">
       <w:pPr>
         <w:spacing w:before="20" w:after="40"/>
         <w:ind w:left="360"/>
@@ -6664,7 +6664,7 @@
         <w:t>Public</w:t>
       </w:r>
     </w:p>
-    <w:p>
+    <w:p ns2:paraId="31A4AA56" ns2:textId="77777777">
       <w:pPr>
         <w:spacing w:before="20" w:after="40"/>
         <w:ind w:left="360"/>
@@ -6683,7 +6683,7 @@
         <w:t>Path: {restaurantId}, Param: availableOnly (boolean)</w:t>
       </w:r>
     </w:p>
-    <w:p>
+    <w:p ns2:paraId="15276D7A" ns2:textId="77777777">
       <w:pPr>
         <w:spacing w:before="20" w:after="60"/>
         <w:ind w:left="360"/>
@@ -6702,7 +6702,7 @@
         <w:t>ApiResponse&lt;List&lt;MenuItemResponse&gt;&gt;</w:t>
       </w:r>
     </w:p>
-    <w:p>
+    <w:p ns2:paraId="249F98B2" ns2:textId="77777777">
       <w:pPr>
         <w:spacing w:before="240" w:after="60"/>
       </w:pPr>
@@ -6721,7 +6721,7 @@
         <w:t>/api/v1/items/{itemId}</w:t>
       </w:r>
     </w:p>
-    <w:p>
+    <w:p ns2:paraId="19B1A10F" ns2:textId="77777777">
       <w:pPr>
         <w:spacing w:before="20" w:after="40"/>
         <w:ind w:left="360"/>
@@ -6740,7 +6740,7 @@
         <w:t>Cập nhật thông tin chi tiết món ăn (tên, giá tiền, mô tả, ảnh, còn/hết).</w:t>
       </w:r>
     </w:p>
-    <w:p>
+    <w:p ns2:paraId="4E7C7F5C" ns2:textId="77777777">
       <w:pPr>
         <w:spacing w:before="20" w:after="40"/>
         <w:ind w:left="360"/>
@@ -6759,7 +6759,7 @@
         <w:t>Merchant (Chính chủ) | Header: Authorization, X-User-Id</w:t>
       </w:r>
     </w:p>
-    <w:p>
+    <w:p ns2:paraId="192ECE22" ns2:textId="77777777">
       <w:pPr>
         <w:spacing w:before="20" w:after="40"/>
         <w:ind w:left="360"/>
@@ -6778,7 +6778,7 @@
         <w:t>Path: {itemId}</w:t>
       </w:r>
     </w:p>
-    <w:p>
+    <w:p ns2:paraId="33A69C6F" ns2:textId="77777777">
       <w:pPr>
         <w:spacing w:before="20" w:after="40"/>
         <w:ind w:left="360"/>
@@ -6791,7 +6791,7 @@
         <w:t>• Request Body (JSON):</w:t>
       </w:r>
     </w:p>
-    <w:p>
+    <w:p ns2:paraId="19CC1D00" ns2:textId="77777777">
       <w:pPr>
         <w:spacing w:before="10" w:after="20"/>
         <w:ind w:left="720"/>
@@ -6817,7 +6817,7 @@
         <w:t>[Bắt buộc] Tên món ăn</w:t>
       </w:r>
     </w:p>
-    <w:p>
+    <w:p ns2:paraId="46815833" ns2:textId="77777777">
       <w:pPr>
         <w:spacing w:before="10" w:after="20"/>
         <w:ind w:left="720"/>
@@ -6843,7 +6843,7 @@
         <w:t>[Bắt buộc] Đơn giá món ăn</w:t>
       </w:r>
     </w:p>
-    <w:p>
+    <w:p ns2:paraId="6B217624" ns2:textId="77777777">
       <w:pPr>
         <w:spacing w:before="10" w:after="20"/>
         <w:ind w:left="720"/>
@@ -6869,7 +6869,7 @@
         <w:t>[Tùy chọn] Mô tả chi tiết món</w:t>
       </w:r>
     </w:p>
-    <w:p>
+    <w:p ns2:paraId="7DBE2634" ns2:textId="77777777">
       <w:pPr>
         <w:spacing w:before="10" w:after="20"/>
         <w:ind w:left="720"/>
@@ -6895,7 +6895,7 @@
         <w:t>[Tùy chọn] URL ảnh món</w:t>
       </w:r>
     </w:p>
-    <w:p>
+    <w:p ns2:paraId="02CCA516" ns2:textId="77777777">
       <w:pPr>
         <w:spacing w:before="10" w:after="20"/>
         <w:ind w:left="720"/>
@@ -6921,7 +6921,7 @@
         <w:t>[Tùy chọn] Danh mục món</w:t>
       </w:r>
     </w:p>
-    <w:p>
+    <w:p ns2:paraId="7FE5EAC5" ns2:textId="77777777">
       <w:pPr>
         <w:spacing w:before="10" w:after="20"/>
         <w:ind w:left="720"/>
@@ -6947,7 +6947,7 @@
         <w:t>[Tùy chọn] true: Còn món; false: Tạm hết món</w:t>
       </w:r>
     </w:p>
-    <w:p>
+    <w:p ns2:paraId="326C8719" ns2:textId="77777777">
       <w:pPr>
         <w:spacing w:before="20" w:after="60"/>
         <w:ind w:left="360"/>
@@ -6966,7 +6966,7 @@
         <w:t>ApiResponse&lt;MenuItemResponse&gt;</w:t>
       </w:r>
     </w:p>
-    <w:p>
+    <w:p ns2:paraId="08879A7C" ns2:textId="77777777">
       <w:pPr>
         <w:spacing w:before="240" w:after="60"/>
       </w:pPr>
@@ -6985,7 +6985,7 @@
         <w:t>/api/v1/items/{itemId}</w:t>
       </w:r>
     </w:p>
-    <w:p>
+    <w:p ns2:paraId="553E36B3" ns2:textId="77777777">
       <w:pPr>
         <w:spacing w:before="20" w:after="40"/>
         <w:ind w:left="360"/>
@@ -7004,7 +7004,7 @@
         <w:t>Xóa một món ăn khỏi danh mục thực đơn của nhà hàng.</w:t>
       </w:r>
     </w:p>
-    <w:p>
+    <w:p ns2:paraId="4EC55EF2" ns2:textId="77777777">
       <w:pPr>
         <w:spacing w:before="20" w:after="40"/>
         <w:ind w:left="360"/>
@@ -7023,7 +7023,7 @@
         <w:t>Merchant (Chính chủ) | Header: Authorization, X-User-Id</w:t>
       </w:r>
     </w:p>
-    <w:p>
+    <w:p ns2:paraId="04D855AA" ns2:textId="77777777">
       <w:pPr>
         <w:spacing w:before="20" w:after="40"/>
         <w:ind w:left="360"/>
@@ -7042,7 +7042,7 @@
         <w:t>Path: {itemId}</w:t>
       </w:r>
     </w:p>
-    <w:p>
+    <w:p ns2:paraId="7A5B15DF" ns2:textId="77777777">
       <w:pPr>
         <w:spacing w:before="20" w:after="60"/>
         <w:ind w:left="360"/>
@@ -7061,7 +7061,7 @@
         <w:t>ApiResponse&lt;Void&gt; (Xóa thành công)</w:t>
       </w:r>
     </w:p>
-    <w:p>
+    <w:p ns2:paraId="13631848" ns2:textId="77777777">
       <w:pPr>
         <w:spacing w:before="300" w:after="120"/>
       </w:pPr>
@@ -7074,7 +7074,7 @@
         <w:t>3. Quản lý Đơn hàng Đặt món (/api/v1/food-orders)</w:t>
       </w:r>
     </w:p>
-    <w:p>
+    <w:p ns2:paraId="5BA736D4" ns2:textId="77777777">
       <w:pPr>
         <w:spacing w:before="240" w:after="60"/>
       </w:pPr>
@@ -7093,7 +7093,7 @@
         <w:t>/api/v1/food-orders</w:t>
       </w:r>
     </w:p>
-    <w:p>
+    <w:p ns2:paraId="38EF5774" ns2:textId="77777777">
       <w:pPr>
         <w:spacing w:before="20" w:after="40"/>
         <w:ind w:left="360"/>
@@ -7112,7 +7112,7 @@
         <w:t>Khách hàng tạo đơn đặt món ăn từ nhà hàng. Với phương thức CASH, đơn khởi tạo trạng thái PENDING và chuyển ngay đến nhà hàng. Với thanh toán online (WALLET ví OmniPay, MOMO, VNPAY), đơn tạo ở trạng thái AWAITING_PAYMENT (chờ thanh toán thành công trước khi gửi nhà hàng tiếp nhận và điều phối tài xế).</w:t>
       </w:r>
     </w:p>
-    <w:p>
+    <w:p ns2:paraId="50FAE152" ns2:textId="77777777">
       <w:pPr>
         <w:spacing w:before="20" w:after="40"/>
         <w:ind w:left="360"/>
@@ -7131,7 +7131,7 @@
         <w:t>Customer | Header: Authorization, X-User-Id</w:t>
       </w:r>
     </w:p>
-    <w:p>
+    <w:p ns2:paraId="43A2DB02" ns2:textId="77777777">
       <w:pPr>
         <w:spacing w:before="20" w:after="40"/>
         <w:ind w:left="360"/>
@@ -7144,7 +7144,7 @@
         <w:t>• Request Body (JSON):</w:t>
       </w:r>
     </w:p>
-    <w:p>
+    <w:p ns2:paraId="59B8BBDC" ns2:textId="77777777">
       <w:pPr>
         <w:spacing w:before="10" w:after="20"/>
         <w:ind w:left="720"/>
@@ -7170,7 +7170,7 @@
         <w:t>[Bắt buộc] ID nhà hàng đặt món</w:t>
       </w:r>
     </w:p>
-    <w:p>
+    <w:p ns2:paraId="1F0BC27D" ns2:textId="77777777">
       <w:pPr>
         <w:spacing w:before="10" w:after="20"/>
         <w:ind w:left="720"/>
@@ -7196,7 +7196,7 @@
         <w:t>[Bắt buộc] Địa chỉ nhận hàng của khách</w:t>
       </w:r>
     </w:p>
-    <w:p>
+    <w:p ns2:paraId="2130E78A" ns2:textId="77777777">
       <w:pPr>
         <w:spacing w:before="10" w:after="20"/>
         <w:ind w:left="720"/>
@@ -7222,7 +7222,7 @@
         <w:t>[Bắt buộc] Tọa độ vĩ độ nhận hàng</w:t>
       </w:r>
     </w:p>
-    <w:p>
+    <w:p ns2:paraId="6C2F6076" ns2:textId="77777777">
       <w:pPr>
         <w:spacing w:before="10" w:after="20"/>
         <w:ind w:left="720"/>
@@ -7248,7 +7248,7 @@
         <w:t>[Bắt buộc] Tọa độ kinh độ nhận hàng</w:t>
       </w:r>
     </w:p>
-    <w:p>
+    <w:p ns2:paraId="70948C12" ns2:textId="77777777">
       <w:pPr>
         <w:spacing w:before="10" w:after="20"/>
         <w:ind w:left="720"/>
@@ -7274,7 +7274,7 @@
         <w:t>[Tùy chọn] Tên người nhận</w:t>
       </w:r>
     </w:p>
-    <w:p>
+    <w:p ns2:paraId="0DCE7C76" ns2:textId="77777777">
       <w:pPr>
         <w:spacing w:before="10" w:after="20"/>
         <w:ind w:left="720"/>
@@ -7300,7 +7300,7 @@
         <w:t>[Tùy chọn] Số điện thoại người nhận</w:t>
       </w:r>
     </w:p>
-    <w:p>
+    <w:p ns2:paraId="45898053" ns2:textId="77777777">
       <w:pPr>
         <w:spacing w:before="10" w:after="20"/>
         <w:ind w:left="720"/>
@@ -7326,7 +7326,7 @@
         <w:t>[Tùy chọn] Ghi chú đơn hàng (ví dụ: ít cay, nhiều đá)</w:t>
       </w:r>
     </w:p>
-    <w:p>
+    <w:p ns2:paraId="470CD89A" ns2:textId="77777777">
       <w:pPr>
         <w:spacing w:before="10" w:after="20"/>
         <w:ind w:left="720"/>
@@ -7352,7 +7352,7 @@
         <w:t>[Tùy chọn] Phương thức thanh toán (CASH, WALLET, MOMO, VNPAY, mặc định: CASH)</w:t>
       </w:r>
     </w:p>
-    <w:p>
+    <w:p ns2:paraId="52DE6DBA" ns2:textId="77777777">
       <w:pPr>
         <w:spacing w:before="10" w:after="20"/>
         <w:ind w:left="720"/>
@@ -7378,7 +7378,7 @@
         <w:t>[Bắt buộc] Danh sách các món ăn đặt mua</w:t>
       </w:r>
     </w:p>
-    <w:p>
+    <w:p ns2:paraId="3A2453FC" ns2:textId="77777777">
       <w:pPr>
         <w:spacing w:before="10" w:after="20"/>
         <w:ind w:left="720"/>
@@ -7404,7 +7404,7 @@
         <w:t>[Bắt buộc] ID món ăn trong thực đơn</w:t>
       </w:r>
     </w:p>
-    <w:p>
+    <w:p ns2:paraId="1EB6B51A" ns2:textId="77777777">
       <w:pPr>
         <w:spacing w:before="10" w:after="20"/>
         <w:ind w:left="720"/>
@@ -7430,7 +7430,7 @@
         <w:t>[Bắt buộc] Số lượng đặt mua (&gt;= 1)</w:t>
       </w:r>
     </w:p>
-    <w:p>
+    <w:p ns2:paraId="624E7604" ns2:textId="77777777">
       <w:pPr>
         <w:spacing w:before="10" w:after="20"/>
         <w:ind w:left="720"/>
@@ -7456,7 +7456,7 @@
         <w:t>[Tùy chọn] Ghi chú riêng cho món này</w:t>
       </w:r>
     </w:p>
-    <w:p>
+    <w:p ns2:paraId="771273E8" ns2:textId="77777777">
       <w:pPr>
         <w:spacing w:before="20" w:after="60"/>
         <w:ind w:left="360"/>
@@ -7475,7 +7475,7 @@
         <w:t>ApiResponse&lt;FoodOrderResponse&gt; (orderId, status: PENDING hoặc AWAITING_PAYMENT, isPaid, subtotal, deliveryFee, totalAmount, driverRetryCount...)</w:t>
       </w:r>
     </w:p>
-    <w:p>
+    <w:p ns2:paraId="19F5802C" ns2:textId="77777777">
       <w:pPr>
         <w:spacing w:before="240" w:after="60"/>
       </w:pPr>
@@ -7494,7 +7494,7 @@
         <w:t>/api/v1/food-orders/{orderId}/switch-to-cash</w:t>
       </w:r>
     </w:p>
-    <w:p>
+    <w:p ns2:paraId="7A42D93E" ns2:textId="77777777">
       <w:r>
         <w:rPr>
           <w:b/>
@@ -7509,7 +7509,7 @@
         <w:t>Khách hàng chuyển đổi phương thức thanh toán sang Tiền mặt (CASH) khi đơn đang ở trạng thái AWAITING_PAYMENT (do ví không đủ số dư, hủy giao dịch thanh toán online hoặc muốn trả tiền mặt khi nhận hàng). Đơn hàng tự động chuyển sang PENDING và gửi thông báo tới nhà hàng tiếp nhận.</w:t>
       </w:r>
     </w:p>
-    <w:p>
+    <w:p ns2:paraId="719527BE" ns2:textId="77777777">
       <w:r>
         <w:rPr>
           <w:b/>
@@ -7524,7 +7524,7 @@
         <w:t>Customer | Header: Authorization, X-User-Id</w:t>
       </w:r>
     </w:p>
-    <w:p>
+    <w:p ns2:paraId="0222868F" ns2:textId="77777777">
       <w:r>
         <w:rPr>
           <w:b/>
@@ -7539,7 +7539,7 @@
         <w:t>Path: {orderId}</w:t>
       </w:r>
     </w:p>
-    <w:p>
+    <w:p ns2:paraId="0190CA09" ns2:textId="77777777">
       <w:r>
         <w:rPr>
           <w:b/>
@@ -7554,7 +7554,7 @@
         <w:t>ApiResponse&lt;FoodOrderResponse&gt; (status: PENDING, paymentMethod: CASH, isPaid: false)</w:t>
       </w:r>
     </w:p>
-    <w:p>
+    <w:p ns2:paraId="2AA36396" ns2:textId="77777777">
       <w:pPr>
         <w:spacing w:before="240" w:after="60"/>
       </w:pPr>
@@ -7573,7 +7573,7 @@
         <w:t>/api/v1/food-orders/{orderId}</w:t>
       </w:r>
     </w:p>
-    <w:p>
+    <w:p ns2:paraId="59303153" ns2:textId="77777777">
       <w:pPr>
         <w:spacing w:before="20" w:after="40"/>
         <w:ind w:left="360"/>
@@ -7593,7 +7593,7 @@
         <w:t>Lấy thông tin chi tiết một đơn đặt món ăn theo mã đơn hàng.</w:t>
       </w:r>
     </w:p>
-    <w:p>
+    <w:p ns2:paraId="28E120EC" ns2:textId="77777777">
       <w:pPr>
         <w:spacing w:before="20" w:after="40"/>
         <w:ind w:left="360"/>
@@ -7612,7 +7612,7 @@
         <w:t>Header: Authorization, X-User-Id</w:t>
       </w:r>
     </w:p>
-    <w:p>
+    <w:p ns2:paraId="5FB8BEC5" ns2:textId="77777777">
       <w:pPr>
         <w:spacing w:before="20" w:after="40"/>
         <w:ind w:left="360"/>
@@ -7631,7 +7631,7 @@
         <w:t>Path: {orderId}</w:t>
       </w:r>
     </w:p>
-    <w:p>
+    <w:p ns2:paraId="4D7B7EE1" ns2:textId="77777777">
       <w:pPr>
         <w:spacing w:before="20" w:after="60"/>
         <w:ind w:left="360"/>
@@ -7650,7 +7650,7 @@
         <w:t>ApiResponse&lt;FoodOrderResponse&gt;</w:t>
       </w:r>
     </w:p>
-    <w:p>
+    <w:p ns2:paraId="15BF6C7C" ns2:textId="77777777">
       <w:pPr>
         <w:spacing w:before="240" w:after="60"/>
       </w:pPr>
@@ -7669,7 +7669,7 @@
         <w:t>/api/v1/food-orders/my-orders</w:t>
       </w:r>
     </w:p>
-    <w:p>
+    <w:p ns2:paraId="6BB1965A" ns2:textId="77777777">
       <w:pPr>
         <w:spacing w:before="20" w:after="40"/>
         <w:ind w:left="360"/>
@@ -7688,7 +7688,7 @@
         <w:t>Khách hàng xem toàn bộ lịch sử các đơn đặt món ăn của mình.</w:t>
       </w:r>
     </w:p>
-    <w:p>
+    <w:p ns2:paraId="16E1FB93" ns2:textId="77777777">
       <w:pPr>
         <w:spacing w:before="20" w:after="40"/>
         <w:ind w:left="360"/>
@@ -7707,7 +7707,7 @@
         <w:t>Customer | Header: Authorization, X-User-Id</w:t>
       </w:r>
     </w:p>
-    <w:p>
+    <w:p ns2:paraId="767CFA0F" ns2:textId="77777777">
       <w:pPr>
         <w:spacing w:before="20" w:after="60"/>
         <w:ind w:left="360"/>
@@ -7726,7 +7726,7 @@
         <w:t>ApiResponse&lt;List&lt;FoodOrderResponse&gt;&gt;</w:t>
       </w:r>
     </w:p>
-    <w:p>
+    <w:p ns2:paraId="3392127A" ns2:textId="77777777">
       <w:pPr>
         <w:spacing w:before="240" w:after="60"/>
       </w:pPr>
@@ -7745,7 +7745,7 @@
         <w:t>/api/v1/food-orders/restaurant/{restaurantId}</w:t>
       </w:r>
     </w:p>
-    <w:p>
+    <w:p ns2:paraId="05DBA412" ns2:textId="77777777">
       <w:pPr>
         <w:spacing w:before="20" w:after="40"/>
         <w:ind w:left="360"/>
@@ -7764,7 +7764,7 @@
         <w:t>Chủ quán lấy danh sách tất cả các đơn đặt món thuộc về nhà hàng của mình.</w:t>
       </w:r>
     </w:p>
-    <w:p>
+    <w:p ns2:paraId="56320088" ns2:textId="77777777">
       <w:pPr>
         <w:spacing w:before="20" w:after="40"/>
         <w:ind w:left="360"/>
@@ -7783,7 +7783,7 @@
         <w:t>Merchant (Chính chủ) | Header: Authorization, X-User-Id</w:t>
       </w:r>
     </w:p>
-    <w:p>
+    <w:p ns2:paraId="574B51DF" ns2:textId="77777777">
       <w:pPr>
         <w:spacing w:before="20" w:after="40"/>
         <w:ind w:left="360"/>
@@ -7802,7 +7802,7 @@
         <w:t>Path: {restaurantId}</w:t>
       </w:r>
     </w:p>
-    <w:p>
+    <w:p ns2:paraId="7F90CA80" ns2:textId="77777777">
       <w:pPr>
         <w:spacing w:before="20" w:after="60"/>
         <w:ind w:left="360"/>
@@ -7821,7 +7821,7 @@
         <w:t>ApiResponse&lt;List&lt;FoodOrderResponse&gt;&gt;</w:t>
       </w:r>
     </w:p>
-    <w:p>
+    <w:p ns2:paraId="70B57F51" ns2:textId="77777777">
       <w:pPr>
         <w:spacing w:before="240" w:after="60"/>
       </w:pPr>
@@ -7840,7 +7840,7 @@
         <w:t>/api/v1/food-orders/driver</w:t>
       </w:r>
     </w:p>
-    <w:p>
+    <w:p ns2:paraId="7DE23923" ns2:textId="77777777">
       <w:pPr>
         <w:spacing w:before="20" w:after="40"/>
         <w:ind w:left="360"/>
@@ -7859,7 +7859,7 @@
         <w:t>Tài xế xem danh sách các đơn giao đồ ăn được phân công giao.</w:t>
       </w:r>
     </w:p>
-    <w:p>
+    <w:p ns2:paraId="6AB6F783" ns2:textId="77777777">
       <w:pPr>
         <w:spacing w:before="20" w:after="40"/>
         <w:ind w:left="360"/>
@@ -7878,7 +7878,7 @@
         <w:t>ROLE_DRIVER | Header: Authorization, X-User-Id</w:t>
       </w:r>
     </w:p>
-    <w:p>
+    <w:p ns2:paraId="084249EA" ns2:textId="77777777">
       <w:pPr>
         <w:spacing w:before="20" w:after="60"/>
         <w:ind w:left="360"/>
@@ -7897,7 +7897,7 @@
         <w:t>ApiResponse&lt;List&lt;FoodOrderResponse&gt;&gt;</w:t>
       </w:r>
     </w:p>
-    <w:p>
+    <w:p ns2:paraId="721A4A01" ns2:textId="77777777">
       <w:pPr>
         <w:spacing w:before="240" w:after="60"/>
       </w:pPr>
@@ -7916,7 +7916,7 @@
         <w:t>/api/v1/food-orders/{orderId}/status</w:t>
       </w:r>
     </w:p>
-    <w:p>
+    <w:p ns2:paraId="75960ACF" ns2:textId="77777777">
       <w:pPr>
         <w:spacing w:before="20" w:after="40"/>
         <w:ind w:left="360"/>
@@ -7935,7 +7935,7 @@
         <w:t>Nhà hàng cập nhật trạng thái chế biến món ăn hoặc từ chối/hủy đơn.</w:t>
       </w:r>
     </w:p>
-    <w:p>
+    <w:p ns2:paraId="1829B08C" ns2:textId="77777777">
       <w:pPr>
         <w:spacing w:before="20" w:after="40"/>
         <w:ind w:left="360"/>
@@ -7954,7 +7954,7 @@
         <w:t>Merchant (Chính chủ) | Header: Authorization, X-User-Id</w:t>
       </w:r>
     </w:p>
-    <w:p>
+    <w:p ns2:paraId="12669C64" ns2:textId="77777777">
       <w:pPr>
         <w:spacing w:before="20" w:after="40"/>
         <w:ind w:left="360"/>
@@ -7973,7 +7973,7 @@
         <w:t>Path: {orderId}</w:t>
       </w:r>
     </w:p>
-    <w:p>
+    <w:p ns2:paraId="058A5E48" ns2:textId="77777777">
       <w:pPr>
         <w:spacing w:before="20" w:after="40"/>
         <w:ind w:left="360"/>
@@ -7986,7 +7986,7 @@
         <w:t>• Request Body (JSON):</w:t>
       </w:r>
     </w:p>
-    <w:p>
+    <w:p ns2:paraId="284F9B3E" ns2:textId="77777777">
       <w:pPr>
         <w:spacing w:before="10" w:after="20"/>
         <w:ind w:left="720"/>
@@ -8011,7 +8011,7 @@
         <w:t>[Bắt buộc] Trạng thái mới: PREPARING (Đang chuẩn bị nấu), READY_FOR_PICKUP (Món đã nấu xong), hoặc CANCELLED (Quán hủy/từ chối đơn)</w:t>
       </w:r>
     </w:p>
-    <w:p>
+    <w:p ns2:paraId="11035E03" ns2:textId="77777777">
       <w:r>
         <w:rPr>
           <w:b/>
@@ -8032,7 +8032,7 @@
         <w:t>[Tùy chọn] Lý do từ chối hoặc hủy đơn nếu status là CANCELLED</w:t>
       </w:r>
     </w:p>
-    <w:p>
+    <w:p ns2:paraId="493A4D51" ns2:textId="77777777">
       <w:r>
         <w:rPr>
           <w:b/>
@@ -8053,7 +8053,7 @@
         <w:t>[Tùy chọn] Mã lý do hủy enum OrderCancelReason (RESTAURANT_OUT_OF_STOCK, RESTAURANT_BUSY, RESTAURANT_CLOSED, OTHER)</w:t>
       </w:r>
     </w:p>
-    <w:p>
+    <w:p ns2:paraId="5CB4E70E" ns2:textId="77777777">
       <w:pPr>
         <w:spacing w:before="20" w:after="60"/>
         <w:ind w:left="360"/>
@@ -8072,7 +8072,7 @@
         <w:t>ApiResponse&lt;FoodOrderResponse&gt;</w:t>
       </w:r>
     </w:p>
-    <w:p>
+    <w:p ns2:paraId="2310DAA1" ns2:textId="77777777">
       <w:pPr>
         <w:spacing w:before="240" w:after="60"/>
       </w:pPr>
@@ -8091,7 +8091,7 @@
         <w:t>/api/v1/food-orders/{orderId}/cancel</w:t>
       </w:r>
     </w:p>
-    <w:p>
+    <w:p ns2:paraId="58A02475" ns2:textId="77777777">
       <w:pPr>
         <w:spacing w:before="20" w:after="40"/>
         <w:ind w:left="360"/>
@@ -8111,7 +8111,7 @@
         <w:t>Khách hàng hủy đơn đặt món (áp dụng khi đơn ở trạng thái AWAITING_PAYMENT, PENDING hoặc NO_DRIVER_FOUND trước khi quán bắt đầu nấu PREPARING). Nếu đơn đã thanh toán qua ví OmniPay, hệ thống tự động hoàn tiền 100% về ví.</w:t>
       </w:r>
     </w:p>
-    <w:p>
+    <w:p ns2:paraId="12A391C5" ns2:textId="77777777">
       <w:pPr>
         <w:spacing w:before="20" w:after="40"/>
         <w:ind w:left="360"/>
@@ -8130,7 +8130,7 @@
         <w:t>Customer | Header: Authorization, X-User-Id</w:t>
       </w:r>
     </w:p>
-    <w:p>
+    <w:p ns2:paraId="281BF04F" ns2:textId="77777777">
       <w:pPr>
         <w:spacing w:before="20" w:after="40"/>
         <w:ind w:left="360"/>
@@ -8149,7 +8149,7 @@
         <w:t>Path: {orderId}</w:t>
       </w:r>
     </w:p>
-    <w:p>
+    <w:p ns2:paraId="52DED3F3" ns2:textId="77777777">
       <w:pPr>
         <w:spacing w:before="20" w:after="60"/>
         <w:ind w:left="360"/>
@@ -8168,7 +8168,7 @@
         <w:t>ApiResponse&lt;FoodOrderResponse&gt; (status: CANCELLED, cancelledBy: CUSTOMER, cancelReason, cancelReasonCode)</w:t>
       </w:r>
     </w:p>
-    <w:p>
+    <w:p ns2:paraId="4975F588" ns2:textId="77777777">
       <w:pPr>
         <w:spacing w:before="240" w:after="60"/>
       </w:pPr>
@@ -8187,7 +8187,7 @@
         <w:t>/api/v1/food-orders/{orderId}/retry-driver</w:t>
       </w:r>
     </w:p>
-    <w:p>
+    <w:p ns2:paraId="4D593D98" ns2:textId="77777777">
       <w:r>
         <w:rPr>
           <w:b/>
@@ -8202,7 +8202,7 @@
         <w:t>Tìm lại tài xế giao món khi đơn hàng rơi vào trạng thái NO_DRIVER_FOUND (hệ thống đã quét hết các vòng mà không có tài xế nhận). Hệ thống kiểm tra số lần retry (driverRetryCount &lt; 3), tăng biến đếm và kích hoạt lại vòng quét tài xế mới quanh nhà hàng.</w:t>
       </w:r>
     </w:p>
-    <w:p>
+    <w:p ns2:paraId="739CCC3A" ns2:textId="77777777">
       <w:r>
         <w:rPr>
           <w:b/>
@@ -8217,7 +8217,7 @@
         <w:t>Customer / Merchant | Header: Authorization, X-User-Id</w:t>
       </w:r>
     </w:p>
-    <w:p>
+    <w:p ns2:paraId="6153CF5E" ns2:textId="77777777">
       <w:r>
         <w:rPr>
           <w:b/>
@@ -8232,7 +8232,7 @@
         <w:t>Path: {orderId}</w:t>
       </w:r>
     </w:p>
-    <w:p>
+    <w:p ns2:paraId="6747448E" ns2:textId="77777777">
       <w:r>
         <w:rPr>
           <w:b/>
@@ -8247,7 +8247,7 @@
         <w:t>ApiResponse&lt;FoodOrderResponse&gt; (status: PREPARING/READY_FOR_PICKUP, driverRetryCount tăng thêm 1)</w:t>
       </w:r>
     </w:p>
-    <w:p>
+    <w:p ns2:paraId="341DDBA5" ns2:textId="77777777">
       <w:pPr>
         <w:spacing w:before="240" w:after="60"/>
       </w:pPr>
@@ -8266,7 +8266,7 @@
         <w:t>/api/v1/food-orders/{orderId}/driver-status</w:t>
       </w:r>
     </w:p>
-    <w:p>
+    <w:p ns2:paraId="78801D88" ns2:textId="77777777">
       <w:pPr>
         <w:spacing w:before="20" w:after="40"/>
         <w:ind w:left="360"/>
@@ -8285,7 +8285,7 @@
         <w:t>Tài xế cập nhật tiến độ giao đơn thức ăn (PICKED_UP khi đã lấy món từ quán, DELIVERED khi giao thành công, hoặc CANCELLED khi gặp sự cố khẩn cấp). Lưu ý thu tiền: Nếu đơn thanh toán tiền mặt CASH (isPaid = false), tài xế thu đủ totalAmount từ khách; nếu đã thanh toán Online/Ví (isPaid = true), tài xế tuyệt đối KHÔNG thu tiền mặt của khách (tiền cần thu = 0đ).</w:t>
       </w:r>
     </w:p>
-    <w:p>
+    <w:p ns2:paraId="65F9ED61" ns2:textId="77777777">
       <w:pPr>
         <w:spacing w:before="20" w:after="40"/>
         <w:ind w:left="360"/>
@@ -8304,7 +8304,7 @@
         <w:t>ROLE_DRIVER | Header: Authorization, X-User-Id</w:t>
       </w:r>
     </w:p>
-    <w:p>
+    <w:p ns2:paraId="40148F8F" ns2:textId="77777777">
       <w:pPr>
         <w:spacing w:before="20" w:after="40"/>
         <w:ind w:left="360"/>
@@ -8323,7 +8323,7 @@
         <w:t>Path: {orderId}</w:t>
       </w:r>
     </w:p>
-    <w:p>
+    <w:p ns2:paraId="6FD43B4F" ns2:textId="77777777">
       <w:pPr>
         <w:spacing w:before="20" w:after="40"/>
         <w:ind w:left="360"/>
@@ -8336,7 +8336,7 @@
         <w:t>• Request Body (JSON):</w:t>
       </w:r>
     </w:p>
-    <w:p>
+    <w:p ns2:paraId="3BF44826" ns2:textId="77777777">
       <w:pPr>
         <w:spacing w:before="10" w:after="20"/>
         <w:ind w:left="720"/>
@@ -8361,7 +8361,7 @@
         <w:t>[Bắt buộc] Trạng thái mới: PICKED_UP (hoặc DELIVERING - Đã lấy món từ quán), DELIVERED (Đã giao tận tay khách), hoặc CANCELLED (Gặp sự cố)</w:t>
       </w:r>
     </w:p>
-    <w:p>
+    <w:p ns2:paraId="2580BCC9" ns2:textId="77777777">
       <w:r>
         <w:rPr>
           <w:b/>
@@ -8382,7 +8382,7 @@
         <w:t>[Tùy chọn] Lý do tài xế hủy / không giao được đơn nếu status là CANCELLED</w:t>
       </w:r>
     </w:p>
-    <w:p>
+    <w:p ns2:paraId="56D742D6" ns2:textId="77777777">
       <w:r>
         <w:rPr>
           <w:b/>
@@ -8403,7 +8403,7 @@
         <w:t>[Tùy chọn] Mã lý do enum OrderCancelReason (DRIVER_VEHICLE_BREAKDOWN, CUSTOMER_UNREACHABLE, OTHER)</w:t>
       </w:r>
     </w:p>
-    <w:p>
+    <w:p ns2:paraId="1B2BE117" ns2:textId="77777777">
       <w:pPr>
         <w:spacing w:before="20" w:after="60"/>
         <w:ind w:left="360"/>
@@ -8422,7 +8422,7 @@
         <w:t>ApiResponse&lt;FoodOrderResponse&gt;</w:t>
       </w:r>
     </w:p>
-    <w:p>
+    <w:p ns2:paraId="7D66DE8F" ns2:textId="77777777">
       <w:pPr>
         <w:spacing w:before="240" w:after="60"/>
       </w:pPr>
@@ -8442,8 +8442,267 @@
         <w:t>/api/v1/food-orders/{orderId}/paid</w:t>
       </w:r>
     </w:p>
+    <w:p ns2:paraId="6E74FE6B" ns2:textId="77777777">
+      <w:pPr>
+        <w:spacing w:before="20" w:after="40"/>
+        <w:ind w:left="360"/>
+      </w:pPr>
+      <w:r>
+        <w:rPr>
+          <w:b/>
+          <w:color w:val="333333"/>
+        </w:rPr>
+        <w:t xml:space="preserve">• Mô tả: </w:t>
+      </w:r>
+      <w:r>
+        <w:rPr>
+          <w:color w:val="333333"/>
+        </w:rPr>
+        <w:t>Cập nhật trạng thái đơn đặt món sang ĐÃ THANH TOÁN (sử dụng nội bộ hoặc sau khi thanh toán qua cổng điện tử).</w:t>
+      </w:r>
+    </w:p>
+    <w:p ns2:paraId="1951536C" ns2:textId="77777777">
+      <w:pPr>
+        <w:spacing w:before="20" w:after="40"/>
+        <w:ind w:left="360"/>
+      </w:pPr>
+      <w:r>
+        <w:rPr>
+          <w:b/>
+          <w:color w:val="333333"/>
+        </w:rPr>
+        <w:t xml:space="preserve">• Quyền / Header: </w:t>
+      </w:r>
+      <w:r>
+        <w:rPr>
+          <w:color w:val="595959"/>
+        </w:rPr>
+        <w:t>Internal / Payment Service</w:t>
+      </w:r>
+    </w:p>
+    <w:p ns2:paraId="5FFA1626" ns2:textId="77777777">
+      <w:pPr>
+        <w:spacing w:before="20" w:after="40"/>
+        <w:ind w:left="360"/>
+      </w:pPr>
+      <w:r>
+        <w:rPr>
+          <w:b/>
+          <w:color w:val="333333"/>
+        </w:rPr>
+        <w:t xml:space="preserve">• Tham số (Path / Params): </w:t>
+      </w:r>
+      <w:r>
+        <w:rPr>
+          <w:color w:val="595959"/>
+        </w:rPr>
+        <w:t>Path: {orderId}</w:t>
+      </w:r>
+    </w:p>
+    <w:p ns2:paraId="18308753" ns2:textId="77777777">
+      <w:pPr>
+        <w:spacing w:before="20" w:after="60"/>
+        <w:ind w:left="360"/>
+      </w:pPr>
+      <w:r>
+        <w:rPr>
+          <w:b/>
+          <w:color w:val="333333"/>
+        </w:rPr>
+        <w:t xml:space="preserve">• Kết quả trả về: </w:t>
+      </w:r>
+      <w:r>
+        <w:rPr>
+          <w:color w:val="2E75B6"/>
+        </w:rPr>
+        <w:t>ApiResponse&lt;FoodOrderResponse&gt; (paymentStatus: PAID)</w:t>
+      </w:r>
+    </w:p>
+    <w:p ns2:paraId="18C434A0" ns2:textId="77777777">
+      <w:pPr>
+        <w:spacing w:before="240" w:after="60"/>
+      </w:pPr>
+      <w:r>
+        <w:rPr>
+          <w:b/>
+          <w:color w:val="375623"/>
+        </w:rPr>
+        <w:t xml:space="preserve">[GET] </w:t>
+      </w:r>
+      <w:r>
+        <w:rPr>
+          <w:b/>
+          <w:color w:val="000000"/>
+        </w:rPr>
+        <w:t>/api/v1/food-orders</w:t>
+      </w:r>
+    </w:p>
+    <w:p ns2:paraId="3A239DD1" ns2:textId="77777777">
+      <w:pPr>
+        <w:spacing w:before="20" w:after="40"/>
+        <w:ind w:left="360"/>
+      </w:pPr>
+      <w:r>
+        <w:rPr>
+          <w:b/>
+          <w:color w:val="333333"/>
+        </w:rPr>
+        <w:t xml:space="preserve">• Mô tả: </w:t>
+      </w:r>
+      <w:r>
+        <w:rPr>
+          <w:color w:val="333333"/>
+        </w:rPr>
+        <w:t>Quản trị viên xem toàn bộ đơn đặt món ăn trên toàn hệ thống sàn.</w:t>
+      </w:r>
+    </w:p>
+    <w:p ns2:paraId="036A1D8B" ns2:textId="77777777">
+      <w:pPr>
+        <w:spacing w:before="20" w:after="40"/>
+        <w:ind w:left="360"/>
+      </w:pPr>
+      <w:r>
+        <w:rPr>
+          <w:b/>
+          <w:color w:val="333333"/>
+        </w:rPr>
+        <w:t xml:space="preserve">• Quyền / Header: </w:t>
+      </w:r>
+      <w:r>
+        <w:rPr>
+          <w:color w:val="595959"/>
+        </w:rPr>
+        <w:t>ROLE_ADMIN | Header: Authorization</w:t>
+      </w:r>
+    </w:p>
+    <w:p ns2:paraId="18FBFCF8" ns2:textId="77777777">
+      <w:pPr>
+        <w:spacing w:before="20" w:after="60"/>
+        <w:ind w:left="360"/>
+      </w:pPr>
+      <w:r>
+        <w:rPr>
+          <w:b/>
+          <w:color w:val="333333"/>
+        </w:rPr>
+        <w:t xml:space="preserve">• Kết quả trả về: </w:t>
+      </w:r>
+      <w:r>
+        <w:rPr>
+          <w:color w:val="2E75B6"/>
+        </w:rPr>
+        <w:t>ApiResponse&lt;List&lt;FoodOrderResponse&gt;&gt;</w:t>
+      </w:r>
+    </w:p>
+    <w:p ns2:paraId="162474A9" ns2:textId="77777777">
+      <w:pPr>
+        <w:spacing w:before="240" w:after="60"/>
+      </w:pPr>
+      <w:r>
+        <w:rPr>
+          <w:b/>
+          <w:color w:val="375623"/>
+        </w:rPr>
+        <w:t xml:space="preserve">[GET] </w:t>
+      </w:r>
+      <w:r>
+        <w:rPr>
+          <w:b/>
+          <w:color w:val="000000"/>
+        </w:rPr>
+        <w:t>/api/v1/food-orders/admin/stats</w:t>
+      </w:r>
+    </w:p>
+    <w:p ns2:paraId="0F9C4493" ns2:textId="77777777">
+      <w:pPr>
+        <w:spacing w:before="20" w:after="40"/>
+        <w:ind w:left="360"/>
+      </w:pPr>
+      <w:r>
+        <w:rPr>
+          <w:b/>
+          <w:color w:val="333333"/>
+        </w:rPr>
+        <w:t xml:space="preserve">• Mô tả: </w:t>
+      </w:r>
+      <w:r>
+        <w:rPr>
+          <w:color w:val="333333"/>
+        </w:rPr>
+        <w:t>Lấy báo cáo số liệu thống kê tổng thể mảng ẩm thực cho Dashboard Admin và Cổng phân tích Merchant (/merchant/analytics). Bao gồm: Doanh thu món ăn hoàn thành (Completed Food Revenue = sum(totalAmount - deliveryFee) của các đơn DELIVERED), Tỉ lệ hoàn thành đơn (% thành công = đơn DELIVERED / tổng đơn), Tổng số lượng món ăn đã bán (sum item quantity), và Giá trị trung bình mỗi đơn (TB/Đơn - AOV = Doanh thu / số đơn thành công).</w:t>
+      </w:r>
+    </w:p>
+    <w:p ns2:paraId="78FF7252" ns2:textId="77777777">
+      <w:pPr>
+        <w:spacing w:before="20" w:after="40"/>
+        <w:ind w:left="360"/>
+      </w:pPr>
+      <w:r>
+        <w:rPr>
+          <w:b/>
+          <w:color w:val="333333"/>
+        </w:rPr>
+        <w:t xml:space="preserve">• Quyền / Header: </w:t>
+      </w:r>
+      <w:r>
+        <w:rPr>
+          <w:color w:val="595959"/>
+        </w:rPr>
+        <w:t>ROLE_ADMIN | Header: Authorization</w:t>
+      </w:r>
+    </w:p>
+    <w:p ns2:paraId="7AD1B975" ns2:textId="77777777">
+      <w:pPr>
+        <w:spacing w:before="20" w:after="60"/>
+        <w:ind w:left="360"/>
+      </w:pPr>
+      <w:r>
+        <w:rPr>
+          <w:b/>
+          <w:color w:val="333333"/>
+        </w:rPr>
+        <w:t xml:space="preserve">• Kết quả trả về: </w:t>
+      </w:r>
+      <w:r>
+        <w:rPr>
+          <w:color w:val="2E75B6"/>
+        </w:rPr>
+        <w:t>ApiResponse&lt;Map&lt;String, Object&gt;&gt; (totalOrders, completedOrders, totalRevenue, averageOrderValue...)</w:t>
+      </w:r>
+    </w:p>
     <w:p>
       <w:pPr>
+        <w:spacing w:before="300" w:after="120"/>
+      </w:pPr>
+      <w:r>
+        <w:rPr>
+          <w:b/>
+          <w:color w:val="2E75B6"/>
+        </w:rPr>
+        <w:t>4. Quản lý Đánh Giá &amp; Phản Hồi Đơn Hàng (/api/v1/food-reviews, /api/v1/restaurants/{id}/reviews)</w:t>
+      </w:r>
+    </w:p>
+    <w:p>
+      <w:pPr>
+        <w:spacing w:before="240" w:after="60"/>
+      </w:pPr>
+      <w:r>
+        <w:rPr>
+          <w:b/>
+          <w:color w:val="1F4E79"/>
+        </w:rPr>
+        <w:t xml:space="preserve">[POST] </w:t>
+      </w:r>
+      <w:r>
+        <w:rPr>
+          <w:b/>
+          <w:color w:val="000000"/>
+        </w:rPr>
+        <w:t>/api/v1/food-reviews</w:t>
+      </w:r>
+    </w:p>
+    <w:p>
+      <w:pPr>
         <w:spacing w:before="20" w:after="40"/>
         <w:ind w:left="360"/>
       </w:pPr>
@@ -8458,7 +8717,7 @@
         <w:rPr>
           <w:color w:val="333333"/>
         </w:rPr>
-        <w:t>Cập nhật trạng thái đơn đặt món sang ĐÃ THANH TOÁN (sử dụng nội bộ hoặc sau khi thanh toán qua cổng điện tử).</w:t>
+        <w:t>Khách hàng gửi tạo mới hoặc cập nhật đánh giá món ăn và tài xế cho đơn hàng đã hoàn thành (DELIVERED). Quy tắc 1 tuần: Đơn hàng hoàn thành quá 7 ngày sẽ bị khóa không cho gửi đánh giá mới (HTTP 400). Quy tắc 48 giờ: Cho phép chỉnh sửa trong vòng 48h kể từ khi tạo (createdAt + 48h), sau 48h đánh giá chuyển sang chế độ CHỈ XEM (readOnly = true), không thể sửa lại. Hệ thống tự động đồng bộ lại điểm sao trung bình (rating) và tổng số đánh giá (reviewCount / totalReviews) của nhà hàng ngay khi gửi.</w:t>
       </w:r>
     </w:p>
     <w:p>
@@ -8475,9 +8734,9 @@
       </w:r>
       <w:r>
         <w:rPr>
-          <w:color w:val="595959"/>
-        </w:rPr>
-        <w:t>Internal / Payment Service</w:t>
+          <w:color w:val="333333"/>
+        </w:rPr>
+        <w:t>ROLE_CUSTOMER | Header: Authorization, X-User-Id</w:t>
       </w:r>
     </w:p>
     <w:p>
@@ -8490,18 +8749,227 @@
           <w:b/>
           <w:color w:val="333333"/>
         </w:rPr>
+        <w:t xml:space="preserve">• Request Body (JSON): </w:t>
+      </w:r>
+      <w:r>
+        <w:rPr>
+          <w:color w:val="333333"/>
+        </w:rPr>
+        <w:t>Chi tiết các trường dữ liệu:</w:t>
+      </w:r>
+    </w:p>
+    <w:p>
+      <w:pPr>
+        <w:spacing w:before="10" w:after="30"/>
+        <w:ind w:left="720"/>
+      </w:pPr>
+      <w:r>
+        <w:rPr>
+          <w:b/>
+          <w:color w:val="555555"/>
+        </w:rPr>
+        <w:t xml:space="preserve">- orderId: </w:t>
+      </w:r>
+      <w:r>
+        <w:rPr>
+          <w:color w:val="333333"/>
+        </w:rPr>
+        <w:t>Long [Bắt buộc] ID đơn hàng đồ ăn đã hoàn thành</w:t>
+      </w:r>
+    </w:p>
+    <w:p>
+      <w:pPr>
+        <w:spacing w:before="10" w:after="30"/>
+        <w:ind w:left="720"/>
+      </w:pPr>
+      <w:r>
+        <w:rPr>
+          <w:b/>
+          <w:color w:val="555555"/>
+        </w:rPr>
+        <w:t xml:space="preserve">- restaurantRating: </w:t>
+      </w:r>
+      <w:r>
+        <w:rPr>
+          <w:color w:val="333333"/>
+        </w:rPr>
+        <w:t>Integer [Bắt buộc] Điểm đánh giá quán ăn (1 đến 5 sao)</w:t>
+      </w:r>
+    </w:p>
+    <w:p>
+      <w:pPr>
+        <w:spacing w:before="10" w:after="30"/>
+        <w:ind w:left="720"/>
+      </w:pPr>
+      <w:r>
+        <w:rPr>
+          <w:b/>
+          <w:color w:val="555555"/>
+        </w:rPr>
+        <w:t xml:space="preserve">- restaurantComment: </w:t>
+      </w:r>
+      <w:r>
+        <w:rPr>
+          <w:color w:val="333333"/>
+        </w:rPr>
+        <w:t>String [Tùy chọn] Nhận xét chi tiết về món ăn và dịch vụ quán</w:t>
+      </w:r>
+    </w:p>
+    <w:p>
+      <w:pPr>
+        <w:spacing w:before="10" w:after="30"/>
+        <w:ind w:left="720"/>
+      </w:pPr>
+      <w:r>
+        <w:rPr>
+          <w:b/>
+          <w:color w:val="555555"/>
+        </w:rPr>
+        <w:t xml:space="preserve">- driverRating: </w:t>
+      </w:r>
+      <w:r>
+        <w:rPr>
+          <w:color w:val="333333"/>
+        </w:rPr>
+        <w:t>Integer [Bắt buộc] Điểm đánh giá tài xế giao hàng (1 đến 5 sao)</w:t>
+      </w:r>
+    </w:p>
+    <w:p>
+      <w:pPr>
+        <w:spacing w:before="10" w:after="30"/>
+        <w:ind w:left="720"/>
+      </w:pPr>
+      <w:r>
+        <w:rPr>
+          <w:b/>
+          <w:color w:val="555555"/>
+        </w:rPr>
+        <w:t xml:space="preserve">- driverTags: </w:t>
+      </w:r>
+      <w:r>
+        <w:rPr>
+          <w:color w:val="333333"/>
+        </w:rPr>
+        <w:t>List&lt;String&gt; [Tùy chọn] Danh sách tag phản hồi nhanh về tài xế (VD: 'Giao hàng nhanh', 'Thân thiện', 'Bảo quản tốt')</w:t>
+      </w:r>
+    </w:p>
+    <w:p>
+      <w:pPr>
+        <w:spacing w:before="10" w:after="30"/>
+        <w:ind w:left="720"/>
+      </w:pPr>
+      <w:r>
+        <w:rPr>
+          <w:b/>
+          <w:color w:val="555555"/>
+        </w:rPr>
+        <w:t xml:space="preserve">- reviewPhotos: </w:t>
+      </w:r>
+      <w:r>
+        <w:rPr>
+          <w:color w:val="333333"/>
+        </w:rPr>
+        <w:t>List&lt;String&gt; [Tùy chọn] Danh sách tối đa 5 URL ảnh chụp món ăn thực tế (tải lên qua Cloudinary, định dạng: png, jpg, jpeg, webp)</w:t>
+      </w:r>
+    </w:p>
+    <w:p>
+      <w:pPr>
+        <w:spacing w:before="20" w:after="40"/>
+        <w:ind w:left="360"/>
+      </w:pPr>
+      <w:r>
+        <w:rPr>
+          <w:b/>
+          <w:color w:val="333333"/>
+        </w:rPr>
+        <w:t xml:space="preserve">• Kết quả trả về: </w:t>
+      </w:r>
+      <w:r>
+        <w:rPr>
+          <w:color w:val="2E75B6"/>
+        </w:rPr>
+        <w:t>ApiResponse&lt;FoodOrderReviewResponse&gt; (id, orderId, restaurantId, restaurantRating, restaurantComment, driverRating, driverTags, reviewPhotos, merchantReply, merchantReplyAt, createdAt, readOnly: boolean)</w:t>
+      </w:r>
+    </w:p>
+    <w:p>
+      <w:pPr>
+        <w:spacing w:before="240" w:after="60"/>
+      </w:pPr>
+      <w:r>
+        <w:rPr>
+          <w:b/>
+          <w:color w:val="375623"/>
+        </w:rPr>
+        <w:t xml:space="preserve">[GET] </w:t>
+      </w:r>
+      <w:r>
+        <w:rPr>
+          <w:b/>
+          <w:color w:val="000000"/>
+        </w:rPr>
+        <w:t>/api/v1/food-reviews/order/{orderId}</w:t>
+      </w:r>
+    </w:p>
+    <w:p>
+      <w:pPr>
+        <w:spacing w:before="20" w:after="40"/>
+        <w:ind w:left="360"/>
+      </w:pPr>
+      <w:r>
+        <w:rPr>
+          <w:b/>
+          <w:color w:val="333333"/>
+        </w:rPr>
+        <w:t xml:space="preserve">• Mô tả: </w:t>
+      </w:r>
+      <w:r>
+        <w:rPr>
+          <w:color w:val="333333"/>
+        </w:rPr>
+        <w:t>Lấy thông tin chi tiết đánh giá của một đơn hàng theo mã orderId. Trả về cờ readOnly: true nếu đánh giá đã quá 48h hoặc người truy cập là Admin/Merchant (không được chỉnh sửa).</w:t>
+      </w:r>
+    </w:p>
+    <w:p>
+      <w:pPr>
+        <w:spacing w:before="20" w:after="40"/>
+        <w:ind w:left="360"/>
+      </w:pPr>
+      <w:r>
+        <w:rPr>
+          <w:b/>
+          <w:color w:val="333333"/>
+        </w:rPr>
+        <w:t xml:space="preserve">• Quyền / Header: </w:t>
+      </w:r>
+      <w:r>
+        <w:rPr>
+          <w:color w:val="333333"/>
+        </w:rPr>
+        <w:t>Authenticated (Customer, Merchant, Admin) | Header: Authorization</w:t>
+      </w:r>
+    </w:p>
+    <w:p>
+      <w:pPr>
+        <w:spacing w:before="20" w:after="40"/>
+        <w:ind w:left="360"/>
+      </w:pPr>
+      <w:r>
+        <w:rPr>
+          <w:b/>
+          <w:color w:val="333333"/>
+        </w:rPr>
         <w:t xml:space="preserve">• Tham số (Path / Params): </w:t>
       </w:r>
       <w:r>
         <w:rPr>
-          <w:color w:val="595959"/>
-        </w:rPr>
-        <w:t>Path: {orderId}</w:t>
+          <w:color w:val="333333"/>
+        </w:rPr>
+        <w:t>Path: {orderId} (ID đơn hàng)</w:t>
       </w:r>
     </w:p>
     <w:p>
       <w:pPr>
-        <w:spacing w:before="20" w:after="60"/>
+        <w:spacing w:before="20" w:after="40"/>
         <w:ind w:left="360"/>
       </w:pPr>
       <w:r>
@@ -8515,7 +8983,7 @@
         <w:rPr>
           <w:color w:val="2E75B6"/>
         </w:rPr>
-        <w:t>ApiResponse&lt;FoodOrderResponse&gt; (paymentStatus: PAID)</w:t>
+        <w:t>ApiResponse&lt;FoodOrderReviewResponse&gt; (Chi tiết đánh giá của đơn hàng)</w:t>
       </w:r>
     </w:p>
     <w:p>
@@ -8534,7 +9002,7 @@
           <w:b/>
           <w:color w:val="000000"/>
         </w:rPr>
-        <w:t>/api/v1/food-orders</w:t>
+        <w:t>/api/v1/restaurants/{restaurantId}/reviews</w:t>
       </w:r>
     </w:p>
     <w:p>
@@ -8553,7 +9021,7 @@
         <w:rPr>
           <w:color w:val="333333"/>
         </w:rPr>
-        <w:t>Quản trị viên xem toàn bộ đơn đặt món ăn trên toàn hệ thống sàn.</w:t>
+        <w:t>Lấy danh sách các đánh giá của khách hàng về nhà hàng có hỗ trợ phân trang và bộ lọc theo số sao (1 đến 5 sao). Bao gồm cả phản hồi chính thức của chủ quán (nếu có).</w:t>
       </w:r>
     </w:p>
     <w:p>
@@ -8570,14 +9038,33 @@
       </w:r>
       <w:r>
         <w:rPr>
-          <w:color w:val="595959"/>
-        </w:rPr>
-        <w:t>ROLE_ADMIN | Header: Authorization</w:t>
+          <w:color w:val="333333"/>
+        </w:rPr>
+        <w:t>Public / Authenticated</w:t>
       </w:r>
     </w:p>
     <w:p>
       <w:pPr>
-        <w:spacing w:before="20" w:after="60"/>
+        <w:spacing w:before="20" w:after="40"/>
+        <w:ind w:left="360"/>
+      </w:pPr>
+      <w:r>
+        <w:rPr>
+          <w:b/>
+          <w:color w:val="333333"/>
+        </w:rPr>
+        <w:t xml:space="preserve">• Tham số (Path / Params): </w:t>
+      </w:r>
+      <w:r>
+        <w:rPr>
+          <w:color w:val="333333"/>
+        </w:rPr>
+        <w:t>Path: {restaurantId} (ID nhà hàng). Query Params: page (mặc định 0), size (mặc định 10), rating (tùy chọn: 1-5 sao)</w:t>
+      </w:r>
+    </w:p>
+    <w:p>
+      <w:pPr>
+        <w:spacing w:before="20" w:after="40"/>
         <w:ind w:left="360"/>
       </w:pPr>
       <w:r>
@@ -8591,7 +9078,7 @@
         <w:rPr>
           <w:color w:val="2E75B6"/>
         </w:rPr>
-        <w:t>ApiResponse&lt;List&lt;FoodOrderResponse&gt;&gt;</w:t>
+        <w:t>ApiResponse&lt;Page&lt;FoodOrderReviewResponse&gt;&gt; (Danh sách đánh giá phân trang)</w:t>
       </w:r>
     </w:p>
     <w:p>
@@ -8601,16 +9088,16 @@
       <w:r>
         <w:rPr>
           <w:b/>
-          <w:color w:val="375623"/>
-        </w:rPr>
-        <w:t xml:space="preserve">[GET] </w:t>
+          <w:color w:val="1F4E79"/>
+        </w:rPr>
+        <w:t xml:space="preserve">[POST] </w:t>
       </w:r>
       <w:r>
         <w:rPr>
           <w:b/>
           <w:color w:val="000000"/>
         </w:rPr>
-        <w:t>/api/v1/food-orders/admin/stats</w:t>
+        <w:t>/api/v1/food-reviews/{reviewId}/reply</w:t>
       </w:r>
     </w:p>
     <w:p>
@@ -8629,7 +9116,7 @@
         <w:rPr>
           <w:color w:val="333333"/>
         </w:rPr>
-        <w:t>Lấy báo cáo số liệu thống kê tổng thể mảng ẩm thực cho Dashboard Admin và Cổng phân tích Merchant (/merchant/analytics). Bao gồm: Doanh thu món ăn hoàn thành (Completed Food Revenue = sum(totalAmount - deliveryFee) của các đơn DELIVERED), Tỉ lệ hoàn thành đơn (% thành công = đơn DELIVERED / tổng đơn), Tổng số lượng món ăn đã bán (sum item quantity), và Giá trị trung bình mỗi đơn (TB/Đơn - AOV = Doanh thu / số đơn thành công).</w:t>
+        <w:t>Chủ nhà hàng phản hồi lại đánh giá của khách hàng.</w:t>
       </w:r>
     </w:p>
     <w:p>
@@ -8646,14 +9133,71 @@
       </w:r>
       <w:r>
         <w:rPr>
-          <w:color w:val="595959"/>
-        </w:rPr>
-        <w:t>ROLE_ADMIN | Header: Authorization</w:t>
+          <w:color w:val="333333"/>
+        </w:rPr>
+        <w:t>Merchant (Chính chủ nhà hàng sở hữu đơn) | Header: Authorization, X-User-Id</w:t>
       </w:r>
     </w:p>
     <w:p>
       <w:pPr>
-        <w:spacing w:before="20" w:after="60"/>
+        <w:spacing w:before="20" w:after="40"/>
+        <w:ind w:left="360"/>
+      </w:pPr>
+      <w:r>
+        <w:rPr>
+          <w:b/>
+          <w:color w:val="333333"/>
+        </w:rPr>
+        <w:t xml:space="preserve">• Tham số (Path / Params): </w:t>
+      </w:r>
+      <w:r>
+        <w:rPr>
+          <w:color w:val="333333"/>
+        </w:rPr>
+        <w:t>Path: {reviewId} (ID đánh giá)</w:t>
+      </w:r>
+    </w:p>
+    <w:p>
+      <w:pPr>
+        <w:spacing w:before="20" w:after="40"/>
+        <w:ind w:left="360"/>
+      </w:pPr>
+      <w:r>
+        <w:rPr>
+          <w:b/>
+          <w:color w:val="333333"/>
+        </w:rPr>
+        <w:t xml:space="preserve">• Request Body (JSON): </w:t>
+      </w:r>
+      <w:r>
+        <w:rPr>
+          <w:color w:val="333333"/>
+        </w:rPr>
+        <w:t>Chi tiết trường dữ liệu:</w:t>
+      </w:r>
+    </w:p>
+    <w:p>
+      <w:pPr>
+        <w:spacing w:before="10" w:after="30"/>
+        <w:ind w:left="720"/>
+      </w:pPr>
+      <w:r>
+        <w:rPr>
+          <w:b/>
+          <w:color w:val="555555"/>
+        </w:rPr>
+        <w:t xml:space="preserve">- reply: </w:t>
+      </w:r>
+      <w:r>
+        <w:rPr>
+          <w:color w:val="333333"/>
+        </w:rPr>
+        <w:t>String [Bắt buộc] Nội dung phản hồi của quán ăn gửi tới khách hàng</w:t>
+      </w:r>
+    </w:p>
+    <w:p>
+      <w:pPr>
+        <w:spacing w:before="20" w:after="40"/>
         <w:ind w:left="360"/>
       </w:pPr>
       <w:r>
@@ -8667,10 +9211,105 @@
         <w:rPr>
           <w:color w:val="2E75B6"/>
         </w:rPr>
-        <w:t>ApiResponse&lt;Map&lt;String, Object&gt;&gt; (totalOrders, completedOrders, totalRevenue, averageOrderValue...)</w:t>
+        <w:t>ApiResponse&lt;FoodOrderReviewResponse&gt; (merchantReply: nội dung phản hồi, merchantReplyAt: thời gian phản hồi)</w:t>
       </w:r>
     </w:p>
     <w:p>
+      <w:pPr>
+        <w:spacing w:before="240" w:after="60"/>
+      </w:pPr>
+      <w:r>
+        <w:rPr>
+          <w:b/>
+          <w:color w:val="1F4E79"/>
+        </w:rPr>
+        <w:t xml:space="preserve">[POST] </w:t>
+      </w:r>
+      <w:r>
+        <w:rPr>
+          <w:b/>
+          <w:color w:val="000000"/>
+        </w:rPr>
+        <w:t>/api/v1/food-reviews/upload-image</w:t>
+      </w:r>
+    </w:p>
+    <w:p>
+      <w:pPr>
+        <w:spacing w:before="20" w:after="40"/>
+        <w:ind w:left="360"/>
+      </w:pPr>
+      <w:r>
+        <w:rPr>
+          <w:b/>
+          <w:color w:val="333333"/>
+        </w:rPr>
+        <w:t xml:space="preserve">• Mô tả: </w:t>
+      </w:r>
+      <w:r>
+        <w:rPr>
+          <w:color w:val="333333"/>
+        </w:rPr>
+        <w:t>Tải ảnh đính kèm đánh giá món ăn lên Cloudinary. Hệ thống chỉ cho phép tải lên các tệp hình ảnh có định dạng: PNG, JPG, JPEG, WEBP. Tối đa 5 ảnh cho mỗi đánh giá đơn hàng.</w:t>
+      </w:r>
+    </w:p>
+    <w:p>
+      <w:pPr>
+        <w:spacing w:before="20" w:after="40"/>
+        <w:ind w:left="360"/>
+      </w:pPr>
+      <w:r>
+        <w:rPr>
+          <w:b/>
+          <w:color w:val="333333"/>
+        </w:rPr>
+        <w:t xml:space="preserve">• Quyền / Header: </w:t>
+      </w:r>
+      <w:r>
+        <w:rPr>
+          <w:color w:val="333333"/>
+        </w:rPr>
+        <w:t>Authenticated | Header: Authorization</w:t>
+      </w:r>
+    </w:p>
+    <w:p>
+      <w:pPr>
+        <w:spacing w:before="20" w:after="40"/>
+        <w:ind w:left="360"/>
+      </w:pPr>
+      <w:r>
+        <w:rPr>
+          <w:b/>
+          <w:color w:val="333333"/>
+        </w:rPr>
+        <w:t xml:space="preserve">• Request Body (Multipart/form-data): </w:t>
+      </w:r>
+      <w:r>
+        <w:rPr>
+          <w:color w:val="333333"/>
+        </w:rPr>
+        <w:t>file: MultipartFile [Bắt buộc] Tệp hình ảnh ảnh chụp món ăn/hóa đơn</w:t>
+      </w:r>
+    </w:p>
+    <w:p>
+      <w:pPr>
+        <w:spacing w:before="20" w:after="40"/>
+        <w:ind w:left="360"/>
+      </w:pPr>
+      <w:r>
+        <w:rPr>
+          <w:b/>
+          <w:color w:val="333333"/>
+        </w:rPr>
+        <w:t xml:space="preserve">• Kết quả trả về: </w:t>
+      </w:r>
+      <w:r>
+        <w:rPr>
+          <w:color w:val="2E75B6"/>
+        </w:rPr>
+        <w:t>ApiResponse&lt;Map&lt;String, String&gt;&gt; (url: Đường dẫn ảnh CDN Cloudinary HTTPS, publicId: Mã định danh Cloudinary)</w:t>
+      </w:r>
+    </w:p>
+    <w:p ns2:paraId="5AC4BF81" ns2:textId="77777777">
       <w:pPr>
         <w:shd w:val="clear" w:color="auto" w:fill="D9E1F2"/>
         <w:spacing w:before="400"/>
@@ -8683,7 +9322,7 @@
         <w:t xml:space="preserve">  D. LOCATION SERVICE (location-service - Port 8083)  </w:t>
       </w:r>
     </w:p>
-    <w:p>
+    <w:p ns2:paraId="48F39766" ns2:textId="77777777">
       <w:pPr>
         <w:spacing w:before="300" w:after="120"/>
       </w:pPr>
@@ -8695,7 +9334,7 @@
         <w:t>1. REST APIs (/api/v1/locations)</w:t>
       </w:r>
     </w:p>
-    <w:p>
+    <w:p ns2:paraId="4403EE3C" ns2:textId="77777777">
       <w:pPr>
         <w:spacing w:before="240" w:after="60"/>
       </w:pPr>
@@ -8714,7 +9353,7 @@
         <w:t>/api/v1/locations/drivers/me</w:t>
       </w:r>
     </w:p>
-    <w:p>
+    <w:p ns2:paraId="65D746E4" ns2:textId="77777777">
       <w:pPr>
         <w:spacing w:before="20" w:after="40"/>
         <w:ind w:left="360"/>
@@ -8733,7 +9372,7 @@
         <w:t>Tài xế định kỳ gửi cập nhật vị trí tọa độ GPS hiện tại lên server để lưu trữ trong Redis Geospatial.</w:t>
       </w:r>
     </w:p>
-    <w:p>
+    <w:p ns2:paraId="0EC78388" ns2:textId="77777777">
       <w:pPr>
         <w:spacing w:before="20" w:after="40"/>
         <w:ind w:left="360"/>
@@ -8752,7 +9391,7 @@
         <w:t>ROLE_DRIVER | Header: Authorization, X-User-Id</w:t>
       </w:r>
     </w:p>
-    <w:p>
+    <w:p ns2:paraId="170D9EB3" ns2:textId="77777777">
       <w:pPr>
         <w:spacing w:before="20" w:after="40"/>
         <w:ind w:left="360"/>
@@ -8765,7 +9404,7 @@
         <w:t>• Request Body (JSON):</w:t>
       </w:r>
     </w:p>
-    <w:p>
+    <w:p ns2:paraId="008DE58A" ns2:textId="77777777">
       <w:pPr>
         <w:spacing w:before="10" w:after="20"/>
         <w:ind w:left="720"/>
@@ -8791,7 +9430,7 @@
         <w:t>[Bắt buộc] Tọa độ vĩ độ GPS hiện tại</w:t>
       </w:r>
     </w:p>
-    <w:p>
+    <w:p ns2:paraId="5EAB8E90" ns2:textId="77777777">
       <w:pPr>
         <w:spacing w:before="10" w:after="20"/>
         <w:ind w:left="720"/>
@@ -8817,7 +9456,7 @@
         <w:t>[Bắt buộc] Tọa độ kinh độ GPS hiện tại</w:t>
       </w:r>
     </w:p>
-    <w:p>
+    <w:p ns2:paraId="76890353" ns2:textId="77777777">
       <w:pPr>
         <w:spacing w:before="10" w:after="20"/>
         <w:ind w:left="720"/>
@@ -8843,7 +9482,7 @@
         <w:t>[Tùy chọn] Hướng di chuyển của phương tiện (0 - 360 độ)</w:t>
       </w:r>
     </w:p>
-    <w:p>
+    <w:p ns2:paraId="01518ABB" ns2:textId="77777777">
       <w:pPr>
         <w:spacing w:before="20" w:after="60"/>
         <w:ind w:left="360"/>
@@ -8862,7 +9501,7 @@
         <w:t>ApiResponse&lt;String&gt; (Cập nhật vị trí thành công)</w:t>
       </w:r>
     </w:p>
-    <w:p>
+    <w:p ns2:paraId="3043D9E9" ns2:textId="77777777">
       <w:pPr>
         <w:spacing w:before="240" w:after="60"/>
       </w:pPr>
@@ -8881,7 +9520,7 @@
         <w:t>/api/v1/locations/nearby</w:t>
       </w:r>
     </w:p>
-    <w:p>
+    <w:p ns2:paraId="360B9F68" ns2:textId="77777777">
       <w:pPr>
         <w:spacing w:before="20" w:after="40"/>
         <w:ind w:left="360"/>
@@ -8901,7 +9540,7 @@
         <w:t>Tìm kiếm danh sách các tài xế đang online xung quanh một vị trí địa lý để hiển thị xe chuyển động trên bản đồ của khách hàng.</w:t>
       </w:r>
     </w:p>
-    <w:p>
+    <w:p ns2:paraId="76EF1D00" ns2:textId="77777777">
       <w:pPr>
         <w:spacing w:before="20" w:after="40"/>
         <w:ind w:left="360"/>
@@ -8920,7 +9559,7 @@
         <w:t>Public / Customer</w:t>
       </w:r>
     </w:p>
-    <w:p>
+    <w:p ns2:paraId="4E3884C8" ns2:textId="77777777">
       <w:pPr>
         <w:spacing w:before="20" w:after="40"/>
         <w:ind w:left="360"/>
@@ -8939,7 +9578,7 @@
         <w:t>latitude (vĩ độ), longitude (kinh độ), radius (bán kính quét tính bằng km, ví dụ: 3.0)</w:t>
       </w:r>
     </w:p>
-    <w:p>
+    <w:p ns2:paraId="694AC931" ns2:textId="77777777">
       <w:pPr>
         <w:spacing w:before="20" w:after="60"/>
         <w:ind w:left="360"/>
@@ -8958,7 +9597,7 @@
         <w:t>ApiResponse&lt;List&lt;DriverLocationResponse&gt;&gt; (driverId, latitude, longitude, bearing, vehicleType)</w:t>
       </w:r>
     </w:p>
-    <w:p>
+    <w:p ns2:paraId="75154326" ns2:textId="77777777">
       <w:pPr>
         <w:spacing w:before="300" w:after="120"/>
       </w:pPr>
@@ -8970,7 +9609,7 @@
         <w:t>2. WebSocket Real-time Endpoint (/ws-location)</w:t>
       </w:r>
     </w:p>
-    <w:p>
+    <w:p ns2:paraId="4BBE0DA7" ns2:textId="77777777">
       <w:pPr>
         <w:spacing w:before="240" w:after="60"/>
       </w:pPr>
@@ -8989,7 +9628,7 @@
         <w:t>/ws-location (Channel: /driver/location)</w:t>
       </w:r>
     </w:p>
-    <w:p>
+    <w:p ns2:paraId="551E9B74" ns2:textId="77777777">
       <w:pPr>
         <w:spacing w:before="20" w:after="40"/>
         <w:ind w:left="360"/>
@@ -9008,7 +9647,7 @@
         <w:t>Kênh truyền nhận dữ liệu định vị GPS thời gian thực liên tục qua giao thức WebSocket/STOMP với độ trễ cực thấp (&lt; 100ms).</w:t>
       </w:r>
     </w:p>
-    <w:p>
+    <w:p ns2:paraId="123E9E8A" ns2:textId="77777777">
       <w:pPr>
         <w:spacing w:before="20" w:after="40"/>
         <w:ind w:left="360"/>
@@ -9027,7 +9666,7 @@
         <w:t>Header: driverId</w:t>
       </w:r>
     </w:p>
-    <w:p>
+    <w:p ns2:paraId="0754CF1B" ns2:textId="77777777">
       <w:pPr>
         <w:spacing w:before="20" w:after="40"/>
         <w:ind w:left="360"/>
@@ -9040,7 +9679,7 @@
         <w:t>• Request Body (JSON):</w:t>
       </w:r>
     </w:p>
-    <w:p>
+    <w:p ns2:paraId="5B99F069" ns2:textId="77777777">
       <w:pPr>
         <w:spacing w:before="10" w:after="20"/>
         <w:ind w:left="720"/>
@@ -9066,7 +9705,7 @@
         <w:t>[Bắt buộc] Vĩ độ GPS</w:t>
       </w:r>
     </w:p>
-    <w:p>
+    <w:p ns2:paraId="3BA8CF6D" ns2:textId="77777777">
       <w:pPr>
         <w:spacing w:before="10" w:after="20"/>
         <w:ind w:left="720"/>
@@ -9092,7 +9731,7 @@
         <w:t>[Bắt buộc] Kinh độ GPS</w:t>
       </w:r>
     </w:p>
-    <w:p>
+    <w:p ns2:paraId="562A55EC" ns2:textId="77777777">
       <w:pPr>
         <w:spacing w:before="10" w:after="20"/>
         <w:ind w:left="720"/>
@@ -9118,7 +9757,7 @@
         <w:t>[Tùy chọn] Góc xoay phương tiện</w:t>
       </w:r>
     </w:p>
-    <w:p>
+    <w:p ns2:paraId="312F29F5" ns2:textId="77777777">
       <w:pPr>
         <w:spacing w:before="20" w:after="60"/>
         <w:ind w:left="360"/>
@@ -9137,7 +9776,7 @@
         <w:t>Phát sóng tọa độ cập nhật tới các subscriber</w:t>
       </w:r>
     </w:p>
-    <w:p>
+    <w:p ns2:paraId="79697311" ns2:textId="77777777">
       <w:pPr>
         <w:spacing w:before="300" w:after="120"/>
       </w:pPr>
@@ -9149,7 +9788,7 @@
         <w:t>3. Giao tiếp Nội bộ (/api/v1/internal/locations)</w:t>
       </w:r>
     </w:p>
-    <w:p>
+    <w:p ns2:paraId="5D7055ED" ns2:textId="77777777">
       <w:pPr>
         <w:spacing w:before="240" w:after="60"/>
       </w:pPr>
@@ -9168,7 +9807,7 @@
         <w:t>/api/v1/internal/locations/drivers/{driverId}</w:t>
       </w:r>
     </w:p>
-    <w:p>
+    <w:p ns2:paraId="399D3D97" ns2:textId="77777777">
       <w:pPr>
         <w:spacing w:before="20" w:after="40"/>
         <w:ind w:left="360"/>
@@ -9187,7 +9826,7 @@
         <w:t>Xóa vị trí tài xế khỏi Redis Geospatial khi tài xế ngắt kết nối mạng hoặc chuyển trạng thái Offline.</w:t>
       </w:r>
     </w:p>
-    <w:p>
+    <w:p ns2:paraId="60509130" ns2:textId="77777777">
       <w:pPr>
         <w:spacing w:before="20" w:after="40"/>
         <w:ind w:left="360"/>
@@ -9206,7 +9845,7 @@
         <w:t>Internal</w:t>
       </w:r>
     </w:p>
-    <w:p>
+    <w:p ns2:paraId="0DDEB548" ns2:textId="77777777">
       <w:pPr>
         <w:spacing w:before="20" w:after="40"/>
         <w:ind w:left="360"/>
@@ -9225,7 +9864,7 @@
         <w:t>Path: {driverId}</w:t>
       </w:r>
     </w:p>
-    <w:p>
+    <w:p ns2:paraId="33DD52A4" ns2:textId="77777777">
       <w:pPr>
         <w:spacing w:before="20" w:after="60"/>
         <w:ind w:left="360"/>
@@ -9244,7 +9883,7 @@
         <w:t>ApiResponse&lt;Void&gt;</w:t>
       </w:r>
     </w:p>
-    <w:p>
+    <w:p ns2:paraId="4CB81BFE" ns2:textId="77777777">
       <w:pPr>
         <w:spacing w:before="240" w:after="60"/>
       </w:pPr>
@@ -9263,7 +9902,7 @@
         <w:t>/api/v1/internal/locations/drivers/nearby</w:t>
       </w:r>
     </w:p>
-    <w:p>
+    <w:p ns2:paraId="4E16C4E0" ns2:textId="77777777">
       <w:pPr>
         <w:spacing w:before="20" w:after="40"/>
         <w:ind w:left="360"/>
@@ -9282,7 +9921,7 @@
         <w:t>Lấy danh sách các tài xế gần nhất phục vụ thuật toán tìm kiếm và ghép cuốc xe của Booking Service.</w:t>
       </w:r>
     </w:p>
-    <w:p>
+    <w:p ns2:paraId="5A8BAAE7" ns2:textId="77777777">
       <w:pPr>
         <w:spacing w:before="20" w:after="40"/>
         <w:ind w:left="360"/>
@@ -9301,7 +9940,7 @@
         <w:t>Internal</w:t>
       </w:r>
     </w:p>
-    <w:p>
+    <w:p ns2:paraId="3B283E7A" ns2:textId="77777777">
       <w:pPr>
         <w:spacing w:before="20" w:after="40"/>
         <w:ind w:left="360"/>
@@ -9320,7 +9959,7 @@
         <w:t>latitude, longitude, radius (bán kính), limit (số lượng tối đa)</w:t>
       </w:r>
     </w:p>
-    <w:p>
+    <w:p ns2:paraId="11F1B101" ns2:textId="77777777">
       <w:pPr>
         <w:spacing w:before="20" w:after="60"/>
         <w:ind w:left="360"/>
@@ -9339,7 +9978,7 @@
         <w:t>List&lt;Long&gt; (Danh sách ID các tài xế gần nhất)</w:t>
       </w:r>
     </w:p>
-    <w:p>
+    <w:p ns2:paraId="00202F4F" ns2:textId="77777777">
       <w:pPr>
         <w:shd w:val="clear" w:color="auto" w:fill="D9E1F2"/>
         <w:spacing w:before="400"/>
@@ -9352,7 +9991,7 @@
         <w:t xml:space="preserve">  E. PRICING SERVICE (pricing-service - Port 8085)  </w:t>
       </w:r>
     </w:p>
-    <w:p>
+    <w:p ns2:paraId="6DC3A929" ns2:textId="77777777">
       <w:pPr>
         <w:spacing w:before="240" w:after="60"/>
       </w:pPr>
@@ -9372,7 +10011,7 @@
         <w:t>/api/v1/pricing/calculate</w:t>
       </w:r>
     </w:p>
-    <w:p>
+    <w:p ns2:paraId="063D8455" ns2:textId="77777777">
       <w:pPr>
         <w:spacing w:before="20" w:after="40"/>
         <w:ind w:left="360"/>
@@ -9391,7 +10030,7 @@
         <w:t>Tính toán giá cước động cho chuyến đi hoặc phí giao đồ ăn dựa trên khoảng cách định tuyến, thời gian dự kiến và hệ số Surge theo lưới ô lục giác H3.</w:t>
       </w:r>
     </w:p>
-    <w:p>
+    <w:p ns2:paraId="010A6B1A" ns2:textId="77777777">
       <w:pPr>
         <w:spacing w:before="20" w:after="40"/>
         <w:ind w:left="360"/>
@@ -9410,7 +10049,7 @@
         <w:t>Public / Internal</w:t>
       </w:r>
     </w:p>
-    <w:p>
+    <w:p ns2:paraId="07BB7D18" ns2:textId="77777777">
       <w:pPr>
         <w:spacing w:before="20" w:after="40"/>
         <w:ind w:left="360"/>
@@ -9429,7 +10068,7 @@
         <w:t>Param: nearbyDriversCount (số tài xế lân cận)</w:t>
       </w:r>
     </w:p>
-    <w:p>
+    <w:p ns2:paraId="3EBAC17C" ns2:textId="77777777">
       <w:pPr>
         <w:spacing w:before="20" w:after="40"/>
         <w:ind w:left="360"/>
@@ -9442,7 +10081,7 @@
         <w:t>• Request Body (JSON):</w:t>
       </w:r>
     </w:p>
-    <w:p>
+    <w:p ns2:paraId="1D9D8721" ns2:textId="77777777">
       <w:pPr>
         <w:spacing w:before="10" w:after="20"/>
         <w:ind w:left="720"/>
@@ -9468,7 +10107,7 @@
         <w:t>[Bắt buộc] Khoảng cách di chuyển tính bằng km</w:t>
       </w:r>
     </w:p>
-    <w:p>
+    <w:p ns2:paraId="3F55CD50" ns2:textId="77777777">
       <w:pPr>
         <w:spacing w:before="10" w:after="20"/>
         <w:ind w:left="720"/>
@@ -9494,7 +10133,7 @@
         <w:t>[Bắt buộc] Thời gian di chuyển dự kiến (phút)</w:t>
       </w:r>
     </w:p>
-    <w:p>
+    <w:p ns2:paraId="59B2451C" ns2:textId="77777777">
       <w:pPr>
         <w:spacing w:before="10" w:after="20"/>
         <w:ind w:left="720"/>
@@ -9520,7 +10159,7 @@
         <w:t>[Bắt buộc] Vĩ độ điểm đón</w:t>
       </w:r>
     </w:p>
-    <w:p>
+    <w:p ns2:paraId="27123537" ns2:textId="77777777">
       <w:pPr>
         <w:spacing w:before="10" w:after="20"/>
         <w:ind w:left="720"/>
@@ -9546,7 +10185,7 @@
         <w:t>[Bắt buộc] Kinh độ điểm đón</w:t>
       </w:r>
     </w:p>
-    <w:p>
+    <w:p ns2:paraId="009043FE" ns2:textId="77777777">
       <w:pPr>
         <w:spacing w:before="20" w:after="60"/>
         <w:ind w:left="360"/>
@@ -9565,7 +10204,7 @@
         <w:t>ApiResponse&lt;PricingResponse&gt; (basePrice, distancePrice, surgeMultiplier, finalFare, surgeLevel: NORMAL/LIGHT/MODERATE/SEVERE)</w:t>
       </w:r>
     </w:p>
-    <w:p>
+    <w:p ns2:paraId="398D25EA" ns2:textId="77777777">
       <w:pPr>
         <w:spacing w:before="240" w:after="60"/>
       </w:pPr>
@@ -9584,7 +10223,7 @@
         <w:t>/api/v1/pricing/admin/config</w:t>
       </w:r>
     </w:p>
-    <w:p>
+    <w:p ns2:paraId="76F45627" ns2:textId="77777777">
       <w:pPr>
         <w:spacing w:before="20" w:after="40"/>
         <w:ind w:left="360"/>
@@ -9603,7 +10242,7 @@
         <w:t>Quản trị viên lấy cấu hình bảng giá cước và hệ số giờ cao điểm hiện hành đang lưu trong Redis.</w:t>
       </w:r>
     </w:p>
-    <w:p>
+    <w:p ns2:paraId="1699FACD" ns2:textId="77777777">
       <w:pPr>
         <w:spacing w:before="20" w:after="40"/>
         <w:ind w:left="360"/>
@@ -9622,7 +10261,7 @@
         <w:t>ROLE_ADMIN | Header: Authorization</w:t>
       </w:r>
     </w:p>
-    <w:p>
+    <w:p ns2:paraId="2C373BDA" ns2:textId="77777777">
       <w:pPr>
         <w:spacing w:before="20" w:after="60"/>
         <w:ind w:left="360"/>
@@ -9641,7 +10280,7 @@
         <w:t>ApiResponse&lt;PricingConfigResponse&gt;</w:t>
       </w:r>
     </w:p>
-    <w:p>
+    <w:p ns2:paraId="5DFFE892" ns2:textId="77777777">
       <w:pPr>
         <w:spacing w:before="240" w:after="60"/>
       </w:pPr>
@@ -9660,7 +10299,7 @@
         <w:t>/api/v1/pricing/admin/config</w:t>
       </w:r>
     </w:p>
-    <w:p>
+    <w:p ns2:paraId="3D8A02BB" ns2:textId="77777777">
       <w:pPr>
         <w:spacing w:before="20" w:after="40"/>
         <w:ind w:left="360"/>
@@ -9679,7 +10318,7 @@
         <w:t>Quản trị viên cập nhật cấu hình bảng giá cước, đơn giá mỗi km và hệ số cao điểm.</w:t>
       </w:r>
     </w:p>
-    <w:p>
+    <w:p ns2:paraId="729783AA" ns2:textId="77777777">
       <w:pPr>
         <w:spacing w:before="20" w:after="40"/>
         <w:ind w:left="360"/>
@@ -9698,7 +10337,7 @@
         <w:t>ROLE_ADMIN | Header: Authorization</w:t>
       </w:r>
     </w:p>
-    <w:p>
+    <w:p ns2:paraId="39A318C1" ns2:textId="77777777">
       <w:pPr>
         <w:spacing w:before="20" w:after="40"/>
         <w:ind w:left="360"/>
@@ -9711,7 +10350,7 @@
         <w:t>• Request Body (JSON):</w:t>
       </w:r>
     </w:p>
-    <w:p>
+    <w:p ns2:paraId="40F971AA" ns2:textId="77777777">
       <w:pPr>
         <w:spacing w:before="10" w:after="20"/>
         <w:ind w:left="720"/>
@@ -9737,7 +10376,7 @@
         <w:t>[Bắt buộc] Giá mở cửa cơ bản (ví dụ: 12.000 VNĐ)</w:t>
       </w:r>
     </w:p>
-    <w:p>
+    <w:p ns2:paraId="3C8A6086" ns2:textId="77777777">
       <w:pPr>
         <w:spacing w:before="10" w:after="20"/>
         <w:ind w:left="720"/>
@@ -9763,7 +10402,7 @@
         <w:t>[Bắt buộc] Đơn giá cho mỗi km tiếp theo (ví dụ: 5.000 VNĐ/km)</w:t>
       </w:r>
     </w:p>
-    <w:p>
+    <w:p ns2:paraId="23A5BF63" ns2:textId="77777777">
       <w:pPr>
         <w:spacing w:before="10" w:after="20"/>
         <w:ind w:left="720"/>
@@ -9789,7 +10428,7 @@
         <w:t>[Bắt buộc] Hệ số nhân cao điểm mặc định</w:t>
       </w:r>
     </w:p>
-    <w:p>
+    <w:p ns2:paraId="28ABF01D" ns2:textId="77777777">
       <w:pPr>
         <w:spacing w:before="10" w:after="20"/>
         <w:ind w:left="720"/>
@@ -9815,7 +10454,7 @@
         <w:t>[Bắt buộc] Hệ số nhân theo khung giờ tan tầm</w:t>
       </w:r>
     </w:p>
-    <w:p>
+    <w:p ns2:paraId="67275662" ns2:textId="77777777">
       <w:pPr>
         <w:spacing w:before="20" w:after="60"/>
         <w:ind w:left="360"/>
@@ -9834,7 +10473,7 @@
         <w:t>ApiResponse&lt;PricingConfigResponse&gt;</w:t>
       </w:r>
     </w:p>
-    <w:p>
+    <w:p ns2:paraId="6B29E33D" ns2:textId="77777777">
       <w:pPr>
         <w:shd w:val="clear" w:color="auto" w:fill="D9E1F2"/>
         <w:spacing w:before="400"/>
@@ -9847,7 +10486,7 @@
         <w:t xml:space="preserve">  F. PAYMENT SERVICE (payment-service - Port 8086)  </w:t>
       </w:r>
     </w:p>
-    <w:p>
+    <w:p ns2:paraId="40FF7BBE" ns2:textId="77777777">
       <w:pPr>
         <w:spacing w:before="240" w:after="60"/>
       </w:pPr>
@@ -9866,7 +10505,7 @@
         <w:t>/api/v1/payments/wallet</w:t>
       </w:r>
     </w:p>
-    <w:p>
+    <w:p ns2:paraId="243B071C" ns2:textId="77777777">
       <w:pPr>
         <w:spacing w:before="20" w:after="40"/>
         <w:ind w:left="360"/>
@@ -9885,7 +10524,7 @@
         <w:t>Lấy thông tin ví điện tử và số dư khả dụng hiện tại của người dùng (khách hàng hoặc đối tác tài xế).</w:t>
       </w:r>
     </w:p>
-    <w:p>
+    <w:p ns2:paraId="078C83E8" ns2:textId="77777777">
       <w:pPr>
         <w:spacing w:before="20" w:after="40"/>
         <w:ind w:left="360"/>
@@ -9904,7 +10543,7 @@
         <w:t>Header: Authorization, X-User-Id, X-User-Role</w:t>
       </w:r>
     </w:p>
-    <w:p>
+    <w:p ns2:paraId="34AD20BE" ns2:textId="77777777">
       <w:pPr>
         <w:spacing w:before="20" w:after="60"/>
         <w:ind w:left="360"/>
@@ -9924,7 +10563,7 @@
         <w:t>ApiResponse&lt;WalletResponse&gt; (walletId, balance, currency, status: ACTIVE)</w:t>
       </w:r>
     </w:p>
-    <w:p>
+    <w:p ns2:paraId="70CDDB1C" ns2:textId="77777777">
       <w:pPr>
         <w:spacing w:before="240" w:after="60"/>
       </w:pPr>
@@ -9943,7 +10582,7 @@
         <w:t>/api/v1/payments/payment/create</w:t>
       </w:r>
     </w:p>
-    <w:p>
+    <w:p ns2:paraId="245BA2F5" ns2:textId="77777777">
       <w:pPr>
         <w:spacing w:before="20" w:after="40"/>
         <w:ind w:left="360"/>
@@ -9962,7 +10601,7 @@
         <w:t>Khởi tạo giao dịch thanh toán cuốc xe, thanh toán đơn món ăn hoặc nạp tiền vào ví. Sinh URL thanh toán qua MoMo/VNPay.</w:t>
       </w:r>
     </w:p>
-    <w:p>
+    <w:p ns2:paraId="6A874620" ns2:textId="77777777">
       <w:pPr>
         <w:spacing w:before="20" w:after="40"/>
         <w:ind w:left="360"/>
@@ -9981,7 +10620,7 @@
         <w:t>Header: Authorization, X-User-Id</w:t>
       </w:r>
     </w:p>
-    <w:p>
+    <w:p ns2:paraId="629A3182" ns2:textId="77777777">
       <w:pPr>
         <w:spacing w:before="20" w:after="40"/>
         <w:ind w:left="360"/>
@@ -10000,7 +10639,7 @@
         <w:t>- method: Phương thức thanh toán (MOMO, VNPAY, WALLET, CASH) - type: Loại giao dịch (DEPOSIT: Nạp tiền, TRIP_PAYMENT: Trả tiền cuốc, FOOD_PAYMENT: Trả tiền món, WITHDRAWAL: Rút tiền) - amount: Số tiền giao dịch (VNĐ) - bookingId: [Tùy chọn] Mã cuốc xe liên kết - orderId: [Tùy chọn] Mã đơn đặt món ăn liên kết - driverId: [Tùy chọn] Mã tài xế nhận tiền</w:t>
       </w:r>
     </w:p>
-    <w:p>
+    <w:p ns2:paraId="506A3A0B" ns2:textId="77777777">
       <w:pPr>
         <w:spacing w:before="20" w:after="40"/>
         <w:ind w:left="360"/>
@@ -10020,7 +10659,7 @@
         <w:t>Không có (Trống)</w:t>
       </w:r>
     </w:p>
-    <w:p>
+    <w:p ns2:paraId="16418E77" ns2:textId="77777777">
       <w:pPr>
         <w:spacing w:before="20" w:after="60"/>
         <w:ind w:left="360"/>
@@ -10039,7 +10678,7 @@
         <w:t>ApiResponse&lt;PaymentInitResponse&gt; (paymentUrl, transactionId, status: PENDING)</w:t>
       </w:r>
     </w:p>
-    <w:p>
+    <w:p ns2:paraId="6C03363B" ns2:textId="77777777">
       <w:pPr>
         <w:spacing w:before="240" w:after="60"/>
       </w:pPr>
@@ -10058,7 +10697,7 @@
         <w:t>/api/v1/payments/booking/{bookingId}/payment-status</w:t>
       </w:r>
     </w:p>
-    <w:p>
+    <w:p ns2:paraId="52446ED1" ns2:textId="77777777">
       <w:pPr>
         <w:spacing w:before="20" w:after="40"/>
         <w:ind w:left="360"/>
@@ -10077,7 +10716,7 @@
         <w:t>Kiểm tra trạng thái thanh toán của một cuốc xe.</w:t>
       </w:r>
     </w:p>
-    <w:p>
+    <w:p ns2:paraId="265C2BA8" ns2:textId="77777777">
       <w:pPr>
         <w:spacing w:before="20" w:after="40"/>
         <w:ind w:left="360"/>
@@ -10096,7 +10735,7 @@
         <w:t>Public / Internal</w:t>
       </w:r>
     </w:p>
-    <w:p>
+    <w:p ns2:paraId="39039CCE" ns2:textId="77777777">
       <w:pPr>
         <w:spacing w:before="20" w:after="40"/>
         <w:ind w:left="360"/>
@@ -10115,7 +10754,7 @@
         <w:t>Path: {bookingId}</w:t>
       </w:r>
     </w:p>
-    <w:p>
+    <w:p ns2:paraId="5AA35D55" ns2:textId="77777777">
       <w:pPr>
         <w:spacing w:before="20" w:after="60"/>
         <w:ind w:left="360"/>
@@ -10134,7 +10773,7 @@
         <w:t>ApiResponse&lt;PaymentStatusResponse&gt; (status: SUCCESS / PENDING / FAILED)</w:t>
       </w:r>
     </w:p>
-    <w:p>
+    <w:p ns2:paraId="48405F31" ns2:textId="77777777">
       <w:pPr>
         <w:spacing w:before="240" w:after="60"/>
       </w:pPr>
@@ -10153,7 +10792,7 @@
         <w:t>/api/v1/payments/transactions</w:t>
       </w:r>
     </w:p>
-    <w:p>
+    <w:p ns2:paraId="6890C86B" ns2:textId="77777777">
       <w:pPr>
         <w:spacing w:before="20" w:after="40"/>
         <w:ind w:left="360"/>
@@ -10172,7 +10811,7 @@
         <w:t>Lấy danh sách lịch sử tất cả các giao dịch biến động số dư trong ví người dùng.</w:t>
       </w:r>
     </w:p>
-    <w:p>
+    <w:p ns2:paraId="1565A71C" ns2:textId="77777777">
       <w:pPr>
         <w:spacing w:before="20" w:after="40"/>
         <w:ind w:left="360"/>
@@ -10191,7 +10830,7 @@
         <w:t>Header: Authorization, X-User-Id, X-User-Role</w:t>
       </w:r>
     </w:p>
-    <w:p>
+    <w:p ns2:paraId="77C8A8C5" ns2:textId="77777777">
       <w:pPr>
         <w:spacing w:before="20" w:after="60"/>
         <w:ind w:left="360"/>
@@ -10210,7 +10849,7 @@
         <w:t>ApiResponse&lt;List&lt;TransactionResponse&gt;&gt; (transactionId, amount, type, method, createdAt, status)</w:t>
       </w:r>
     </w:p>
-    <w:p>
+    <w:p ns2:paraId="67FF9855" ns2:textId="77777777">
       <w:pPr>
         <w:spacing w:before="240" w:after="60"/>
       </w:pPr>
@@ -10229,7 +10868,7 @@
         <w:t>/api/v1/payments/driver/withdraw</w:t>
       </w:r>
     </w:p>
-    <w:p>
+    <w:p ns2:paraId="5383DE01" ns2:textId="77777777">
       <w:pPr>
         <w:spacing w:before="20" w:after="40"/>
         <w:ind w:left="360"/>
@@ -10248,7 +10887,7 @@
         <w:t>Tài xế tạo lệnh rút tiền từ số dư ví doanh thu về tài khoản ngân hàng liên kết.</w:t>
       </w:r>
     </w:p>
-    <w:p>
+    <w:p ns2:paraId="04E8A023" ns2:textId="77777777">
       <w:pPr>
         <w:spacing w:before="20" w:after="40"/>
         <w:ind w:left="360"/>
@@ -10267,7 +10906,7 @@
         <w:t>ROLE_DRIVER | Header: Authorization, X-User-Id</w:t>
       </w:r>
     </w:p>
-    <w:p>
+    <w:p ns2:paraId="6B541509" ns2:textId="77777777">
       <w:pPr>
         <w:spacing w:before="20" w:after="40"/>
         <w:ind w:left="360"/>
@@ -10286,7 +10925,7 @@
         <w:t>Param: amount (Số tiền cần rút)</w:t>
       </w:r>
     </w:p>
-    <w:p>
+    <w:p ns2:paraId="13B7EE90" ns2:textId="77777777">
       <w:pPr>
         <w:spacing w:before="20" w:after="40"/>
         <w:ind w:left="360"/>
@@ -10306,7 +10945,7 @@
         <w:t>Không có (Trống)</w:t>
       </w:r>
     </w:p>
-    <w:p>
+    <w:p ns2:paraId="1247BA32" ns2:textId="77777777">
       <w:pPr>
         <w:spacing w:before="20" w:after="60"/>
         <w:ind w:left="360"/>
@@ -10325,7 +10964,7 @@
         <w:t>ApiResponse&lt;TransactionResponse&gt; (Yêu cầu rút tiền được ghi nhận)</w:t>
       </w:r>
     </w:p>
-    <w:p>
+    <w:p ns2:paraId="64BEC643" ns2:textId="77777777">
       <w:pPr>
         <w:spacing w:before="240" w:after="60"/>
       </w:pPr>
@@ -10345,7 +10984,7 @@
         <w:t>/api/v1/payments/booking/{bookingId}/cancel-pending</w:t>
       </w:r>
     </w:p>
-    <w:p>
+    <w:p ns2:paraId="05C8D7BA" ns2:textId="77777777">
       <w:pPr>
         <w:spacing w:before="20" w:after="40"/>
         <w:ind w:left="360"/>
@@ -10364,7 +11003,7 @@
         <w:t>Hủy bỏ các giao dịch thanh toán đang ở trạng thái chờ (PENDING) của các cuốc xe hoặc đơn hàng bị hủy.</w:t>
       </w:r>
     </w:p>
-    <w:p>
+    <w:p ns2:paraId="0508B6D1" ns2:textId="77777777">
       <w:pPr>
         <w:spacing w:before="20" w:after="40"/>
         <w:ind w:left="360"/>
@@ -10383,7 +11022,7 @@
         <w:t>Public / Internal</w:t>
       </w:r>
     </w:p>
-    <w:p>
+    <w:p ns2:paraId="3A5A24E7" ns2:textId="77777777">
       <w:pPr>
         <w:spacing w:before="20" w:after="40"/>
         <w:ind w:left="360"/>
@@ -10402,7 +11041,7 @@
         <w:t>Path: {bookingId}</w:t>
       </w:r>
     </w:p>
-    <w:p>
+    <w:p ns2:paraId="2F467581" ns2:textId="77777777">
       <w:pPr>
         <w:spacing w:before="20" w:after="60"/>
         <w:ind w:left="360"/>
@@ -10421,7 +11060,7 @@
         <w:t>ApiResponse&lt;Void&gt;</w:t>
       </w:r>
     </w:p>
-    <w:p>
+    <w:p ns2:paraId="3D16A98F" ns2:textId="77777777">
       <w:pPr>
         <w:spacing w:before="240" w:after="60"/>
       </w:pPr>
@@ -10440,7 +11079,7 @@
         <w:t>/api/v1/payments/momo/ipn</w:t>
       </w:r>
     </w:p>
-    <w:p>
+    <w:p ns2:paraId="2973A8AB" ns2:textId="77777777">
       <w:pPr>
         <w:spacing w:before="20" w:after="40"/>
         <w:ind w:left="360"/>
@@ -10459,7 +11098,7 @@
         <w:t>Nhận thông báo Instant Payment Notification (IPN) tự động từ cổng thanh toán MoMo để cập nhật trạng thái đơn/cuốc xe ngay tức thì.</w:t>
       </w:r>
     </w:p>
-    <w:p>
+    <w:p ns2:paraId="551A7A2B" ns2:textId="77777777">
       <w:pPr>
         <w:spacing w:before="20" w:after="40"/>
         <w:ind w:left="360"/>
@@ -10478,7 +11117,7 @@
         <w:t>Webhook MoMo (Xác thực bằng Chữ ký HMAC-SHA256)</w:t>
       </w:r>
     </w:p>
-    <w:p>
+    <w:p ns2:paraId="73CD997C" ns2:textId="77777777">
       <w:pPr>
         <w:spacing w:before="20" w:after="40"/>
         <w:ind w:left="360"/>
@@ -10491,7 +11130,7 @@
         <w:t>• Request Body (JSON):</w:t>
       </w:r>
     </w:p>
-    <w:p>
+    <w:p ns2:paraId="31863065" ns2:textId="77777777">
       <w:pPr>
         <w:spacing w:before="10" w:after="20"/>
         <w:ind w:left="720"/>
@@ -10517,7 +11156,7 @@
         <w:t>[Bắt buộc] Mã đối tác MoMo</w:t>
       </w:r>
     </w:p>
-    <w:p>
+    <w:p ns2:paraId="03FB6065" ns2:textId="77777777">
       <w:pPr>
         <w:spacing w:before="10" w:after="20"/>
         <w:ind w:left="720"/>
@@ -10543,7 +11182,7 @@
         <w:t>[Bắt buộc] Mã đơn hàng/giao dịch trong hệ thống</w:t>
       </w:r>
     </w:p>
-    <w:p>
+    <w:p ns2:paraId="5DADC407" ns2:textId="77777777">
       <w:pPr>
         <w:spacing w:before="10" w:after="20"/>
         <w:ind w:left="720"/>
@@ -10569,7 +11208,7 @@
         <w:t>[Bắt buộc] Mã định danh request MoMo</w:t>
       </w:r>
     </w:p>
-    <w:p>
+    <w:p ns2:paraId="6E46295D" ns2:textId="77777777">
       <w:pPr>
         <w:spacing w:before="10" w:after="20"/>
         <w:ind w:left="720"/>
@@ -10595,7 +11234,7 @@
         <w:t>[Bắt buộc] Số tiền thanh toán thành công</w:t>
       </w:r>
     </w:p>
-    <w:p>
+    <w:p ns2:paraId="14ADD969" ns2:textId="77777777">
       <w:pPr>
         <w:spacing w:before="10" w:after="20"/>
         <w:ind w:left="720"/>
@@ -10621,7 +11260,7 @@
         <w:t>[Bắt buộc] Thông tin nội dung giao dịch</w:t>
       </w:r>
     </w:p>
-    <w:p>
+    <w:p ns2:paraId="6C7A5819" ns2:textId="77777777">
       <w:pPr>
         <w:spacing w:before="10" w:after="20"/>
         <w:ind w:left="720"/>
@@ -10647,7 +11286,7 @@
         <w:t>[Bắt buộc] Mã giao dịch đối soát của MoMo</w:t>
       </w:r>
     </w:p>
-    <w:p>
+    <w:p ns2:paraId="2C92B7CF" ns2:textId="77777777">
       <w:pPr>
         <w:spacing w:before="10" w:after="20"/>
         <w:ind w:left="720"/>
@@ -10673,7 +11312,7 @@
         <w:t>[Bắt buộc] Mã kết quả (0 = Thành công)</w:t>
       </w:r>
     </w:p>
-    <w:p>
+    <w:p ns2:paraId="13A25C70" ns2:textId="77777777">
       <w:pPr>
         <w:spacing w:before="10" w:after="20"/>
         <w:ind w:left="720"/>
@@ -10699,7 +11338,7 @@
         <w:t>[Bắt buộc] Thông điệp phản hồi từ MoMo</w:t>
       </w:r>
     </w:p>
-    <w:p>
+    <w:p ns2:paraId="56C0FF2A" ns2:textId="77777777">
       <w:pPr>
         <w:spacing w:before="10" w:after="20"/>
         <w:ind w:left="720"/>
@@ -10725,7 +11364,7 @@
         <w:t>[Bắt buộc] Chữ ký bảo mật HMAC-SHA256</w:t>
       </w:r>
     </w:p>
-    <w:p>
+    <w:p ns2:paraId="4509DD3A" ns2:textId="77777777">
       <w:pPr>
         <w:spacing w:before="20" w:after="60"/>
         <w:ind w:left="360"/>
@@ -10744,7 +11383,7 @@
         <w:t>HTTP 204 No Content hoặc JSON xác nhận nhận IPN</w:t>
       </w:r>
     </w:p>
-    <w:p>
+    <w:p ns2:paraId="2678D449" ns2:textId="77777777">
       <w:pPr>
         <w:spacing w:before="240" w:after="60"/>
       </w:pPr>
@@ -10763,7 +11402,7 @@
         <w:t>/api/v1/payments/momo/return</w:t>
       </w:r>
     </w:p>
-    <w:p>
+    <w:p ns2:paraId="0474C2AC" ns2:textId="77777777">
       <w:pPr>
         <w:spacing w:before="20" w:after="40"/>
         <w:ind w:left="360"/>
@@ -10782,7 +11421,7 @@
         <w:t>URL điều hướng người dùng quay lại ứng dụng sau khi hoàn thành quét mã thanh toán trên MoMo.</w:t>
       </w:r>
     </w:p>
-    <w:p>
+    <w:p ns2:paraId="0E5D0546" ns2:textId="77777777">
       <w:pPr>
         <w:spacing w:before="20" w:after="40"/>
         <w:ind w:left="360"/>
@@ -10801,7 +11440,7 @@
         <w:t>Webhook / Redirect Browser</w:t>
       </w:r>
     </w:p>
-    <w:p>
+    <w:p ns2:paraId="219FF82B" ns2:textId="77777777">
       <w:pPr>
         <w:spacing w:before="20" w:after="40"/>
         <w:ind w:left="360"/>
@@ -10820,7 +11459,7 @@
         <w:t>orderId, resultCode, message, extraData</w:t>
       </w:r>
     </w:p>
-    <w:p>
+    <w:p ns2:paraId="110043C5" ns2:textId="77777777">
       <w:pPr>
         <w:spacing w:before="20" w:after="60"/>
         <w:ind w:left="360"/>
@@ -10839,7 +11478,7 @@
         <w:t>Trang kết quả thanh toán / Redirect về App</w:t>
       </w:r>
     </w:p>
-    <w:p>
+    <w:p ns2:paraId="52348E3E" ns2:textId="77777777">
       <w:pPr>
         <w:spacing w:before="240" w:after="60"/>
       </w:pPr>
@@ -10858,7 +11497,7 @@
         <w:t>/api/v1/payments/vnpay/return</w:t>
       </w:r>
     </w:p>
-    <w:p>
+    <w:p ns2:paraId="4541CAC6" ns2:textId="77777777">
       <w:pPr>
         <w:spacing w:before="20" w:after="40"/>
         <w:ind w:left="360"/>
@@ -10877,7 +11516,7 @@
         <w:t>URL điều hướng người dùng quay lại sau khi thanh toán trên cổng VNPay.</w:t>
       </w:r>
     </w:p>
-    <w:p>
+    <w:p ns2:paraId="080CD723" ns2:textId="77777777">
       <w:pPr>
         <w:spacing w:before="20" w:after="40"/>
         <w:ind w:left="360"/>
@@ -10896,7 +11535,7 @@
         <w:t>Webhook / Redirect Browser</w:t>
       </w:r>
     </w:p>
-    <w:p>
+    <w:p ns2:paraId="6FA61EF2" ns2:textId="77777777">
       <w:pPr>
         <w:spacing w:before="20" w:after="40"/>
         <w:ind w:left="360"/>
@@ -10915,7 +11554,7 @@
         <w:t>vnp_TxnRef, vnp_ResponseCode (00 = Thành công), vnp_OrderInfo, vnp_Amount</w:t>
       </w:r>
     </w:p>
-    <w:p>
+    <w:p ns2:paraId="52FE23D2" ns2:textId="77777777">
       <w:pPr>
         <w:spacing w:before="20" w:after="60"/>
         <w:ind w:left="360"/>

--- a/DOCUMENT/Tổng hợp API.docx
+++ b/DOCUMENT/Tổng hợp API.docx
@@ -1,8 +1,8 @@
 
 <file path=word/document.xml><?xml version="1.0" encoding="utf-8"?>
-<w:document xmlns:ns1="http://schemas.openxmlformats.org/markup-compatibility/2006" xmlns:ns2="http://schemas.microsoft.com/office/word/2010/wordml" xmlns:w="http://schemas.openxmlformats.org/wordprocessingml/2006/main" ns1:Ignorable="w14 w15 w16se w16cid w16 w16cex w16sdtdh w16sdtfl w16du wp14">
+<w:document xmlns:mc="http://schemas.openxmlformats.org/markup-compatibility/2006" xmlns:w="http://schemas.openxmlformats.org/wordprocessingml/2006/main" xmlns:w14="http://schemas.microsoft.com/office/word/2010/wordml" mc:Ignorable="w14 w15 w16se w16cid w16 w16cex w16sdtdh w16sdtfl w16du wp14">
   <w:body>
-    <w:p ns2:paraId="6B520A22" ns2:textId="77777777">
+    <w:p>
       <w:pPr>
         <w:spacing w:before="240"/>
         <w:jc w:val="center"/>
@@ -21,7 +21,7 @@
         <w:t>TỔNG HỢP TOÀN BỘ API HỆ THỐNG SIÊU ỨNG DỤNG OMNIGO</w:t>
       </w:r>
     </w:p>
-    <w:p ns2:paraId="455BA4C0" ns2:textId="77777777">
+    <w:p>
       <w:pPr>
         <w:spacing w:after="300"/>
         <w:jc w:val="center"/>
@@ -34,7 +34,7 @@
         <w:t>Đặc tả Chi tiết Tham số &amp; Trường dữ liệu Request Body (Dạng Liệt kê)</w:t>
       </w:r>
     </w:p>
-    <w:p ns2:paraId="67CC30E4" ns2:textId="77777777">
+    <w:p>
       <w:pPr>
         <w:pBdr>
           <w:left w:val="single" w:sz="24" w:space="15" w:color="2E75B6"/>
@@ -49,7 +49,7 @@
         <w:t>Ghi chú kiến trúc: Toàn bộ Client (Mobile App Khách hàng/Tài xế và Web Admin) đều gửi request qua API Gateway (Port 8080). Gateway giải mã JWT và tự động truyền các Header nhận diện xuống các microservices nội bộ: X-User-Id (ID người dùng), X-User-Role (CUSTOMER / DRIVER / ADMIN), X-User-Phone (Số điện thoại).</w:t>
       </w:r>
     </w:p>
-    <w:p ns2:paraId="1F7C7E2F" ns2:textId="77777777">
+    <w:p>
       <w:pPr>
         <w:shd w:val="clear" w:color="auto" w:fill="D9E1F2"/>
         <w:spacing w:before="400"/>
@@ -62,7 +62,7 @@
         <w:t xml:space="preserve">  A. USER &amp; DRIVER SERVICE (user-driver-service - Port 8081)  </w:t>
       </w:r>
     </w:p>
-    <w:p ns2:paraId="0601A55F" ns2:textId="77777777">
+    <w:p>
       <w:pPr>
         <w:spacing w:before="300" w:after="120"/>
       </w:pPr>
@@ -74,7 +74,7 @@
         <w:t>1. Xác thực &amp; Phân quyền (/api/v1/auth)</w:t>
       </w:r>
     </w:p>
-    <w:p ns2:paraId="0831EE41" ns2:textId="77777777">
+    <w:p>
       <w:pPr>
         <w:spacing w:before="240" w:after="60"/>
       </w:pPr>
@@ -93,7 +93,7 @@
         <w:t>/api/v1/auth/login</w:t>
       </w:r>
     </w:p>
-    <w:p ns2:paraId="7E8DE4B0" ns2:textId="77777777">
+    <w:p>
       <w:pPr>
         <w:spacing w:before="20" w:after="40"/>
         <w:ind w:left="360"/>
@@ -112,7 +112,7 @@
         <w:t>Đăng nhập hệ thống bằng số điện thoại hoặc email, cấp phát JWT Access Token và set Cookie Refresh Token.</w:t>
       </w:r>
     </w:p>
-    <w:p ns2:paraId="248B332B" ns2:textId="77777777">
+    <w:p>
       <w:pPr>
         <w:spacing w:before="20" w:after="40"/>
         <w:ind w:left="360"/>
@@ -131,7 +131,7 @@
         <w:t>Public (Không yêu cầu xác thực)</w:t>
       </w:r>
     </w:p>
-    <w:p ns2:paraId="0B36BC96" ns2:textId="77777777">
+    <w:p>
       <w:pPr>
         <w:spacing w:before="20" w:after="40"/>
         <w:ind w:left="360"/>
@@ -144,7 +144,7 @@
         <w:t>• Request Body (JSON):</w:t>
       </w:r>
     </w:p>
-    <w:p ns2:paraId="4DED704D" ns2:textId="77777777">
+    <w:p>
       <w:pPr>
         <w:spacing w:before="10" w:after="20"/>
         <w:ind w:left="720"/>
@@ -170,7 +170,7 @@
         <w:t>[Bắt buộc] Số điện thoại đăng nhập của người dùng</w:t>
       </w:r>
     </w:p>
-    <w:p ns2:paraId="28FA2173" ns2:textId="77777777">
+    <w:p>
       <w:pPr>
         <w:spacing w:before="10" w:after="20"/>
         <w:ind w:left="720"/>
@@ -196,7 +196,7 @@
         <w:t>[Bắt buộc] Mật khẩu tài khoản (tối thiểu 6 ký tự)</w:t>
       </w:r>
     </w:p>
-    <w:p ns2:paraId="1EE20CB3" ns2:textId="77777777">
+    <w:p>
       <w:pPr>
         <w:spacing w:before="20" w:after="60"/>
         <w:ind w:left="360"/>
@@ -215,7 +215,7 @@
         <w:t>ApiResponse&lt;LoginResponse&gt; (accessToken, tokenType, user info)</w:t>
       </w:r>
     </w:p>
-    <w:p ns2:paraId="610DF349" ns2:textId="77777777">
+    <w:p>
       <w:pPr>
         <w:spacing w:before="240" w:after="60"/>
       </w:pPr>
@@ -234,7 +234,7 @@
         <w:t>/api/v1/auth/refresh</w:t>
       </w:r>
     </w:p>
-    <w:p ns2:paraId="6F3B2390" ns2:textId="77777777">
+    <w:p>
       <w:pPr>
         <w:spacing w:before="20" w:after="40"/>
         <w:ind w:left="360"/>
@@ -253,7 +253,7 @@
         <w:t>Cấp mới Access Token khi token cũ hết hạn thông qua Refresh Token lưu trong HttpOnly Cookie.</w:t>
       </w:r>
     </w:p>
-    <w:p ns2:paraId="4AD048AB" ns2:textId="77777777">
+    <w:p>
       <w:pPr>
         <w:spacing w:before="20" w:after="40"/>
         <w:ind w:left="360"/>
@@ -272,7 +272,7 @@
         <w:t>Cookie: refresh_token | Header Authorization (Tùy chọn)</w:t>
       </w:r>
     </w:p>
-    <w:p ns2:paraId="33809D9E" ns2:textId="77777777">
+    <w:p>
       <w:pPr>
         <w:spacing w:before="20" w:after="40"/>
         <w:ind w:left="360"/>
@@ -292,7 +292,7 @@
         <w:t>Không có (Trống)</w:t>
       </w:r>
     </w:p>
-    <w:p ns2:paraId="682B738A" ns2:textId="77777777">
+    <w:p>
       <w:pPr>
         <w:spacing w:before="20" w:after="60"/>
         <w:ind w:left="360"/>
@@ -311,7 +311,7 @@
         <w:t>ApiResponse&lt;LoginResponse&gt; (accessToken mới)</w:t>
       </w:r>
     </w:p>
-    <w:p ns2:paraId="65FC575D" ns2:textId="77777777">
+    <w:p>
       <w:pPr>
         <w:spacing w:before="240" w:after="60"/>
       </w:pPr>
@@ -330,7 +330,7 @@
         <w:t>/api/v1/auth/logout</w:t>
       </w:r>
     </w:p>
-    <w:p ns2:paraId="1CB069A6" ns2:textId="77777777">
+    <w:p>
       <w:pPr>
         <w:spacing w:before="20" w:after="40"/>
         <w:ind w:left="360"/>
@@ -349,7 +349,7 @@
         <w:t>Đăng xuất khỏi hệ thống, đưa token hiện tại vào Redis Blacklist và xóa Refresh Cookie.</w:t>
       </w:r>
     </w:p>
-    <w:p ns2:paraId="36D1B722" ns2:textId="77777777">
+    <w:p>
       <w:pPr>
         <w:spacing w:before="20" w:after="40"/>
         <w:ind w:left="360"/>
@@ -368,7 +368,7 @@
         <w:t>Header: Authorization (Bearer Token)</w:t>
       </w:r>
     </w:p>
-    <w:p ns2:paraId="266B652D" ns2:textId="77777777">
+    <w:p>
       <w:pPr>
         <w:spacing w:before="20" w:after="40"/>
         <w:ind w:left="360"/>
@@ -388,7 +388,7 @@
         <w:t>Không có (Trống)</w:t>
       </w:r>
     </w:p>
-    <w:p ns2:paraId="01153051" ns2:textId="77777777">
+    <w:p>
       <w:pPr>
         <w:spacing w:before="20" w:after="60"/>
         <w:ind w:left="360"/>
@@ -407,7 +407,7 @@
         <w:t>ApiResponse&lt;String&gt; (Thông báo đăng xuất thành công)</w:t>
       </w:r>
     </w:p>
-    <w:p ns2:paraId="24EB330C" ns2:textId="77777777">
+    <w:p>
       <w:pPr>
         <w:spacing w:before="300" w:after="120"/>
       </w:pPr>
@@ -420,7 +420,7 @@
         <w:t>2. Quản lý Khách hàng &amp; Người dùng (/api/v1/users)</w:t>
       </w:r>
     </w:p>
-    <w:p ns2:paraId="6E121FDC" ns2:textId="77777777">
+    <w:p>
       <w:pPr>
         <w:spacing w:before="240" w:after="60"/>
       </w:pPr>
@@ -439,7 +439,7 @@
         <w:t>/api/v1/users/register/customer</w:t>
       </w:r>
     </w:p>
-    <w:p ns2:paraId="485D31B8" ns2:textId="77777777">
+    <w:p>
       <w:pPr>
         <w:spacing w:before="20" w:after="40"/>
         <w:ind w:left="360"/>
@@ -458,7 +458,7 @@
         <w:t>Đăng ký tài khoản người dùng mới với vai trò Khách hàng (CUSTOMER).</w:t>
       </w:r>
     </w:p>
-    <w:p ns2:paraId="3A494C91" ns2:textId="77777777">
+    <w:p>
       <w:pPr>
         <w:spacing w:before="20" w:after="40"/>
         <w:ind w:left="360"/>
@@ -477,7 +477,7 @@
         <w:t>Public (Không yêu cầu xác thực)</w:t>
       </w:r>
     </w:p>
-    <w:p ns2:paraId="290B1FA8" ns2:textId="77777777">
+    <w:p>
       <w:pPr>
         <w:spacing w:before="20" w:after="40"/>
         <w:ind w:left="360"/>
@@ -490,7 +490,7 @@
         <w:t>• Request Body (JSON):</w:t>
       </w:r>
     </w:p>
-    <w:p ns2:paraId="2ACA46BA" ns2:textId="77777777">
+    <w:p>
       <w:pPr>
         <w:spacing w:before="10" w:after="20"/>
         <w:ind w:left="720"/>
@@ -516,7 +516,7 @@
         <w:t>[Bắt buộc] Họ và tên khách hàng</w:t>
       </w:r>
     </w:p>
-    <w:p ns2:paraId="2D08071E" ns2:textId="77777777">
+    <w:p>
       <w:pPr>
         <w:spacing w:before="10" w:after="20"/>
         <w:ind w:left="720"/>
@@ -542,7 +542,7 @@
         <w:t>[Bắt buộc] Số điện thoại hợp lệ (10 chữ số)</w:t>
       </w:r>
     </w:p>
-    <w:p ns2:paraId="2805D08F" ns2:textId="77777777">
+    <w:p>
       <w:pPr>
         <w:spacing w:before="10" w:after="20"/>
         <w:ind w:left="720"/>
@@ -568,7 +568,7 @@
         <w:t>[Bắt buộc] Mật khẩu tài khoản (tối thiểu 6 ký tự)</w:t>
       </w:r>
     </w:p>
-    <w:p ns2:paraId="021EBC72" ns2:textId="77777777">
+    <w:p>
       <w:pPr>
         <w:spacing w:before="10" w:after="20"/>
         <w:ind w:left="720"/>
@@ -594,7 +594,7 @@
         <w:t>[Tùy chọn] Địa chỉ email cá nhân</w:t>
       </w:r>
     </w:p>
-    <w:p ns2:paraId="70300142" ns2:textId="77777777">
+    <w:p>
       <w:pPr>
         <w:spacing w:before="20" w:after="60"/>
         <w:ind w:left="360"/>
@@ -613,7 +613,7 @@
         <w:t>ApiResponse&lt;LoginResponse&gt; (Tạo tài khoản và trả về token đăng nhập)</w:t>
       </w:r>
     </w:p>
-    <w:p ns2:paraId="7CAD2262" ns2:textId="77777777">
+    <w:p>
       <w:pPr>
         <w:spacing w:before="240" w:after="60"/>
       </w:pPr>
@@ -632,7 +632,7 @@
         <w:t>/api/v1/users/me</w:t>
       </w:r>
     </w:p>
-    <w:p ns2:paraId="190CFF9E" ns2:textId="77777777">
+    <w:p>
       <w:pPr>
         <w:spacing w:before="20" w:after="40"/>
         <w:ind w:left="360"/>
@@ -651,7 +651,7 @@
         <w:t>Lấy thông tin chi tiết hồ sơ cá nhân của chính người dùng đang đăng nhập (chuẩn RESTful, tự động trích xuất X-User-Id).</w:t>
       </w:r>
     </w:p>
-    <w:p ns2:paraId="22B7072C" ns2:textId="77777777">
+    <w:p>
       <w:pPr>
         <w:spacing w:before="20" w:after="40"/>
         <w:ind w:left="360"/>
@@ -670,7 +670,7 @@
         <w:t>isAuthenticated() | Header: Authorization, X-User-Id</w:t>
       </w:r>
     </w:p>
-    <w:p ns2:paraId="629AF45B" ns2:textId="77777777">
+    <w:p>
       <w:pPr>
         <w:spacing w:before="20" w:after="40"/>
         <w:ind w:left="360"/>
@@ -689,7 +689,7 @@
         <w:t>Header: X-User-Id (do Gateway tự động gán)</w:t>
       </w:r>
     </w:p>
-    <w:p ns2:paraId="6D9D2AF0" ns2:textId="77777777">
+    <w:p>
       <w:pPr>
         <w:spacing w:before="20" w:after="60"/>
         <w:ind w:left="360"/>
@@ -708,7 +708,7 @@
         <w:t>ApiResponse&lt;UserResponse&gt; (id, fullName, phoneNumber, email, role, avatar, isLocked...)</w:t>
       </w:r>
     </w:p>
-    <w:p ns2:paraId="418517E6" ns2:textId="77777777">
+    <w:p>
       <w:pPr>
         <w:spacing w:before="240" w:after="60"/>
       </w:pPr>
@@ -727,7 +727,7 @@
         <w:t>/api/v1/users</w:t>
       </w:r>
     </w:p>
-    <w:p ns2:paraId="29F29CCF" ns2:textId="77777777">
+    <w:p>
       <w:pPr>
         <w:spacing w:before="20" w:after="40"/>
         <w:ind w:left="360"/>
@@ -746,7 +746,7 @@
         <w:t>Lấy danh sách tất cả người dùng trong hệ thống có phân trang và sắp xếp (dành riêng cho Admin).</w:t>
       </w:r>
     </w:p>
-    <w:p ns2:paraId="5B768B43" ns2:textId="77777777">
+    <w:p>
       <w:pPr>
         <w:spacing w:before="20" w:after="40"/>
         <w:ind w:left="360"/>
@@ -765,7 +765,7 @@
         <w:t>ROLE_ADMIN | Header: Authorization</w:t>
       </w:r>
     </w:p>
-    <w:p ns2:paraId="6DC96FEA" ns2:textId="77777777">
+    <w:p>
       <w:pPr>
         <w:spacing w:before="20" w:after="40"/>
         <w:ind w:left="360"/>
@@ -784,7 +784,7 @@
         <w:t>page (số trang, mặc định 0), size (kích thước trang, mặc định 10), sortBy, sortDir</w:t>
       </w:r>
     </w:p>
-    <w:p ns2:paraId="63D75765" ns2:textId="77777777">
+    <w:p>
       <w:pPr>
         <w:spacing w:before="20" w:after="60"/>
         <w:ind w:left="360"/>
@@ -803,7 +803,7 @@
         <w:t>PageResponseDTO&lt;UserResponse&gt; (content, totalPages, totalElements, pageNo, pageSize)</w:t>
       </w:r>
     </w:p>
-    <w:p ns2:paraId="5740B367" ns2:textId="77777777">
+    <w:p>
       <w:pPr>
         <w:spacing w:before="240" w:after="60"/>
       </w:pPr>
@@ -822,7 +822,7 @@
         <w:t>/api/v1/users/{id}</w:t>
       </w:r>
     </w:p>
-    <w:p ns2:paraId="682F5DF7" ns2:textId="77777777">
+    <w:p>
       <w:pPr>
         <w:spacing w:before="20" w:after="40"/>
         <w:ind w:left="360"/>
@@ -841,7 +841,7 @@
         <w:t>Lấy thông tin chi tiết một người dùng theo ID (đã bảo vệ bằng SpEL: Chỉ ADMIN hoặc chính chủ #currentUserId == #id mới có quyền gọi, triệt tiêu lỗi IDOR).</w:t>
       </w:r>
     </w:p>
-    <w:p ns2:paraId="7C34CDFA" ns2:textId="77777777">
+    <w:p>
       <w:pPr>
         <w:spacing w:before="20" w:after="40"/>
         <w:ind w:left="360"/>
@@ -860,7 +860,7 @@
         <w:t>ROLE_ADMIN hoặc Chính chủ | Header: Authorization, X-User-Id</w:t>
       </w:r>
     </w:p>
-    <w:p ns2:paraId="10CEFCB0" ns2:textId="77777777">
+    <w:p>
       <w:pPr>
         <w:spacing w:before="20" w:after="40"/>
         <w:ind w:left="360"/>
@@ -879,7 +879,7 @@
         <w:t>Path: {id} (ID người dùng cần tra cứu)</w:t>
       </w:r>
     </w:p>
-    <w:p ns2:paraId="6FC0B1FE" ns2:textId="77777777">
+    <w:p>
       <w:pPr>
         <w:spacing w:before="20" w:after="60"/>
         <w:ind w:left="360"/>
@@ -898,7 +898,7 @@
         <w:t>ApiResponse&lt;UserResponse&gt;</w:t>
       </w:r>
     </w:p>
-    <w:p ns2:paraId="4E79571B" ns2:textId="77777777">
+    <w:p>
       <w:pPr>
         <w:spacing w:before="240" w:after="60"/>
       </w:pPr>
@@ -917,7 +917,7 @@
         <w:t>/api/v1/users/{id}/lock</w:t>
       </w:r>
     </w:p>
-    <w:p ns2:paraId="200F8E23" ns2:textId="77777777">
+    <w:p>
       <w:pPr>
         <w:spacing w:before="20" w:after="40"/>
         <w:ind w:left="360"/>
@@ -937,7 +937,7 @@
         <w:t>Khóa hoặc mở khóa tài khoản người dùng, đồng thời lưu trạng thái vào Redis user_locked để Gateway chặn truy cập tức thì.</w:t>
       </w:r>
     </w:p>
-    <w:p ns2:paraId="0FCC9AB3" ns2:textId="77777777">
+    <w:p>
       <w:pPr>
         <w:spacing w:before="20" w:after="40"/>
         <w:ind w:left="360"/>
@@ -956,7 +956,7 @@
         <w:t>ROLE_ADMIN | Header: Authorization</w:t>
       </w:r>
     </w:p>
-    <w:p ns2:paraId="37579188" ns2:textId="77777777">
+    <w:p>
       <w:pPr>
         <w:spacing w:before="20" w:after="40"/>
         <w:ind w:left="360"/>
@@ -975,7 +975,7 @@
         <w:t>Path: {id} (ID người dùng cần khóa/mở)</w:t>
       </w:r>
     </w:p>
-    <w:p ns2:paraId="3576D357" ns2:textId="77777777">
+    <w:p>
       <w:pPr>
         <w:spacing w:before="20" w:after="40"/>
         <w:ind w:left="360"/>
@@ -988,7 +988,7 @@
         <w:t>• Request Body (JSON):</w:t>
       </w:r>
     </w:p>
-    <w:p ns2:paraId="2A968EA4" ns2:textId="77777777">
+    <w:p>
       <w:pPr>
         <w:spacing w:before="10" w:after="20"/>
         <w:ind w:left="720"/>
@@ -1014,7 +1014,7 @@
         <w:t>[Bắt buộc] true: Khóa tài khoản; false: Mở khóa</w:t>
       </w:r>
     </w:p>
-    <w:p ns2:paraId="6CEB01D7" ns2:textId="77777777">
+    <w:p>
       <w:pPr>
         <w:spacing w:before="10" w:after="20"/>
         <w:ind w:left="720"/>
@@ -1040,7 +1040,7 @@
         <w:t>[Tùy chọn] Lý do khóa tài khoản (lưu lịch sử)</w:t>
       </w:r>
     </w:p>
-    <w:p ns2:paraId="0EB29443" ns2:textId="77777777">
+    <w:p>
       <w:pPr>
         <w:spacing w:before="20" w:after="60"/>
         <w:ind w:left="360"/>
@@ -1059,7 +1059,7 @@
         <w:t>ApiResponse&lt;UserResponse&gt; (Thông tin người dùng sau khi cập nhật trạng thái)</w:t>
       </w:r>
     </w:p>
-    <w:p ns2:paraId="73EE8B41" ns2:textId="77777777">
+    <w:p>
       <w:pPr>
         <w:spacing w:before="300" w:after="120"/>
       </w:pPr>
@@ -1071,7 +1071,7 @@
         <w:t>3. Quản lý Tài xế (/api/v1/drivers)</w:t>
       </w:r>
     </w:p>
-    <w:p ns2:paraId="2161304E" ns2:textId="77777777">
+    <w:p>
       <w:pPr>
         <w:spacing w:before="240" w:after="60"/>
       </w:pPr>
@@ -1090,7 +1090,7 @@
         <w:t>/api/v1/drivers/register</w:t>
       </w:r>
     </w:p>
-    <w:p ns2:paraId="2886E532" ns2:textId="77777777">
+    <w:p>
       <w:pPr>
         <w:spacing w:before="20" w:after="40"/>
         <w:ind w:left="360"/>
@@ -1109,7 +1109,7 @@
         <w:t>Đăng ký tài khoản tài xế mới kèm theo thông tin phương tiện vận chuyển ban đầu (trạng thái chờ duyệt PENDING_APPROVAL).</w:t>
       </w:r>
     </w:p>
-    <w:p ns2:paraId="5A13863B" ns2:textId="77777777">
+    <w:p>
       <w:pPr>
         <w:spacing w:before="20" w:after="40"/>
         <w:ind w:left="360"/>
@@ -1128,7 +1128,7 @@
         <w:t>Public (Không yêu cầu xác thực)</w:t>
       </w:r>
     </w:p>
-    <w:p ns2:paraId="3A1161D2" ns2:textId="77777777">
+    <w:p>
       <w:pPr>
         <w:spacing w:before="20" w:after="40"/>
         <w:ind w:left="360"/>
@@ -1141,7 +1141,7 @@
         <w:t>• Request Body (JSON):</w:t>
       </w:r>
     </w:p>
-    <w:p ns2:paraId="47E28DB4" ns2:textId="77777777">
+    <w:p>
       <w:pPr>
         <w:spacing w:before="10" w:after="20"/>
         <w:ind w:left="720"/>
@@ -1167,7 +1167,7 @@
         <w:t>[Bắt buộc] Họ và tên tài xế</w:t>
       </w:r>
     </w:p>
-    <w:p ns2:paraId="5963191E" ns2:textId="77777777">
+    <w:p>
       <w:pPr>
         <w:spacing w:before="10" w:after="20"/>
         <w:ind w:left="720"/>
@@ -1193,7 +1193,7 @@
         <w:t>[Bắt buộc] Số điện thoại đăng ký (10 chữ số)</w:t>
       </w:r>
     </w:p>
-    <w:p ns2:paraId="49C76EDC" ns2:textId="77777777">
+    <w:p>
       <w:pPr>
         <w:spacing w:before="10" w:after="20"/>
         <w:ind w:left="720"/>
@@ -1219,7 +1219,7 @@
         <w:t>[Bắt buộc] Mật khẩu tài khoản (tối thiểu 6 ký tự)</w:t>
       </w:r>
     </w:p>
-    <w:p ns2:paraId="02F4DB65" ns2:textId="77777777">
+    <w:p>
       <w:pPr>
         <w:spacing w:before="10" w:after="20"/>
         <w:ind w:left="720"/>
@@ -1245,7 +1245,7 @@
         <w:t>[Tùy chọn] Email liên hệ</w:t>
       </w:r>
     </w:p>
-    <w:p ns2:paraId="069173A2" ns2:textId="77777777">
+    <w:p>
       <w:pPr>
         <w:spacing w:before="10" w:after="20"/>
         <w:ind w:left="720"/>
@@ -1271,7 +1271,7 @@
         <w:t>[Bắt buộc] Biển số xe (ví dụ: 59-X1 123.45)</w:t>
       </w:r>
     </w:p>
-    <w:p ns2:paraId="150DBB57" ns2:textId="77777777">
+    <w:p>
       <w:pPr>
         <w:spacing w:before="10" w:after="20"/>
         <w:ind w:left="720"/>
@@ -1297,7 +1297,7 @@
         <w:t>[Bắt buộc] Loại phương tiện (BIKE: Xe máy, CAR4: Ô tô 4 chỗ, CAR7: Ô tô 7 chỗ)</w:t>
       </w:r>
     </w:p>
-    <w:p ns2:paraId="4AD8A687" ns2:textId="77777777">
+    <w:p>
       <w:pPr>
         <w:spacing w:before="10" w:after="20"/>
         <w:ind w:left="720"/>
@@ -1323,7 +1323,7 @@
         <w:t>[Tùy chọn] Dòng xe / Model xe (ví dụ: Honda Wave, Vios)</w:t>
       </w:r>
     </w:p>
-    <w:p ns2:paraId="747960E5" ns2:textId="77777777">
+    <w:p>
       <w:pPr>
         <w:spacing w:before="10" w:after="20"/>
         <w:ind w:left="720"/>
@@ -1349,7 +1349,7 @@
         <w:t>[Tùy chọn] Màu sắc xe</w:t>
       </w:r>
     </w:p>
-    <w:p ns2:paraId="6F871D3C" ns2:textId="77777777">
+    <w:p>
       <w:pPr>
         <w:spacing w:before="20" w:after="60"/>
         <w:ind w:left="360"/>
@@ -1368,7 +1368,7 @@
         <w:t>ApiResponse&lt;LoginResponse&gt;</w:t>
       </w:r>
     </w:p>
-    <w:p ns2:paraId="2D79844E" ns2:textId="77777777">
+    <w:p>
       <w:pPr>
         <w:spacing w:before="240" w:after="60"/>
       </w:pPr>
@@ -1387,7 +1387,7 @@
         <w:t>/api/v1/drivers/admin/all</w:t>
       </w:r>
     </w:p>
-    <w:p ns2:paraId="29D56167" ns2:textId="77777777">
+    <w:p>
       <w:pPr>
         <w:spacing w:before="20" w:after="40"/>
         <w:ind w:left="360"/>
@@ -1406,7 +1406,7 @@
         <w:t>Lấy toàn bộ danh sách hồ sơ tài xế trong hệ thống phục vụ công tác kiểm duyệt hồ sơ của Ban quản trị.</w:t>
       </w:r>
     </w:p>
-    <w:p ns2:paraId="7A0687AD" ns2:textId="77777777">
+    <w:p>
       <w:pPr>
         <w:spacing w:before="20" w:after="40"/>
         <w:ind w:left="360"/>
@@ -1425,7 +1425,7 @@
         <w:t>ROLE_ADMIN | Header: Authorization</w:t>
       </w:r>
     </w:p>
-    <w:p ns2:paraId="67900130" ns2:textId="77777777">
+    <w:p>
       <w:pPr>
         <w:spacing w:before="20" w:after="60"/>
         <w:ind w:left="360"/>
@@ -1444,7 +1444,7 @@
         <w:t>ApiResponse&lt;List&lt;DriverInternalResponse&gt;&gt; (toàn bộ danh sách tài xế)</w:t>
       </w:r>
     </w:p>
-    <w:p ns2:paraId="1A8A8CB2" ns2:textId="77777777">
+    <w:p>
       <w:pPr>
         <w:spacing w:before="240" w:after="60"/>
       </w:pPr>
@@ -1463,7 +1463,7 @@
         <w:t>/api/v1/drivers/{driverId}/profile</w:t>
       </w:r>
     </w:p>
-    <w:p ns2:paraId="50443E9D" ns2:textId="77777777">
+    <w:p>
       <w:pPr>
         <w:spacing w:before="20" w:after="40"/>
         <w:ind w:left="360"/>
@@ -1482,7 +1482,7 @@
         <w:t>Lấy thông tin chi tiết hồ sơ tài xế, phương tiện và trạng thái phê duyệt.</w:t>
       </w:r>
     </w:p>
-    <w:p ns2:paraId="6522DE7B" ns2:textId="77777777">
+    <w:p>
       <w:pPr>
         <w:spacing w:before="20" w:after="40"/>
         <w:ind w:left="360"/>
@@ -1502,7 +1502,7 @@
         <w:t>ROLE_ADMIN hoặc Chính chủ tài xế</w:t>
       </w:r>
     </w:p>
-    <w:p ns2:paraId="05BDFF89" ns2:textId="77777777">
+    <w:p>
       <w:pPr>
         <w:spacing w:before="20" w:after="40"/>
         <w:ind w:left="360"/>
@@ -1521,7 +1521,7 @@
         <w:t>Path: {driverId}</w:t>
       </w:r>
     </w:p>
-    <w:p ns2:paraId="6500DEFE" ns2:textId="77777777">
+    <w:p>
       <w:pPr>
         <w:spacing w:before="20" w:after="60"/>
         <w:ind w:left="360"/>
@@ -1540,7 +1540,7 @@
         <w:t>ApiResponse&lt;UserResponse&gt;</w:t>
       </w:r>
     </w:p>
-    <w:p ns2:paraId="6D77A743" ns2:textId="77777777">
+    <w:p>
       <w:pPr>
         <w:spacing w:before="240" w:after="60"/>
       </w:pPr>
@@ -1559,7 +1559,7 @@
         <w:t>/api/v1/drivers/{driverId}/status</w:t>
       </w:r>
     </w:p>
-    <w:p ns2:paraId="2258B23F" ns2:textId="77777777">
+    <w:p>
       <w:pPr>
         <w:spacing w:before="20" w:after="40"/>
         <w:ind w:left="360"/>
@@ -1578,7 +1578,7 @@
         <w:t>Tài xế bật hoặc tắt trạng thái trực tuyến (ONLINE / OFFLINE) để sẵn sàng nhận cuốc xe hoặc nghỉ ngơi.</w:t>
       </w:r>
     </w:p>
-    <w:p ns2:paraId="3FBAECEF" ns2:textId="77777777">
+    <w:p>
       <w:pPr>
         <w:spacing w:before="20" w:after="40"/>
         <w:ind w:left="360"/>
@@ -1597,7 +1597,7 @@
         <w:t>ROLE_DRIVER (Chính chủ) | Header: X-User-Id</w:t>
       </w:r>
     </w:p>
-    <w:p ns2:paraId="012062B2" ns2:textId="77777777">
+    <w:p>
       <w:pPr>
         <w:spacing w:before="20" w:after="40"/>
         <w:ind w:left="360"/>
@@ -1616,7 +1616,7 @@
         <w:t>Path: {driverId}, Param: isActive (boolean, true = Online, false = Offline)</w:t>
       </w:r>
     </w:p>
-    <w:p ns2:paraId="52770048" ns2:textId="77777777">
+    <w:p>
       <w:pPr>
         <w:spacing w:before="20" w:after="60"/>
         <w:ind w:left="360"/>
@@ -1635,7 +1635,7 @@
         <w:t>ApiResponse&lt;String&gt; (Cập nhật trạng thái thành công)</w:t>
       </w:r>
     </w:p>
-    <w:p ns2:paraId="3A52BE26" ns2:textId="77777777">
+    <w:p>
       <w:pPr>
         <w:spacing w:before="240" w:after="60"/>
       </w:pPr>
@@ -1654,7 +1654,7 @@
         <w:t>/api/v1/drivers/{driverId}/vehicle</w:t>
       </w:r>
     </w:p>
-    <w:p ns2:paraId="13557DA4" ns2:textId="77777777">
+    <w:p>
       <w:pPr>
         <w:spacing w:before="20" w:after="40"/>
         <w:ind w:left="360"/>
@@ -1673,7 +1673,7 @@
         <w:t>Cập nhật thông tin phương tiện di chuyển của tài xế.</w:t>
       </w:r>
     </w:p>
-    <w:p ns2:paraId="51C1BB24" ns2:textId="77777777">
+    <w:p>
       <w:pPr>
         <w:spacing w:before="20" w:after="40"/>
         <w:ind w:left="360"/>
@@ -1692,7 +1692,7 @@
         <w:t>ROLE_ADMIN hoặc Chính chủ tài xế | Header: X-User-Id</w:t>
       </w:r>
     </w:p>
-    <w:p ns2:paraId="1035479F" ns2:textId="77777777">
+    <w:p>
       <w:pPr>
         <w:spacing w:before="20" w:after="40"/>
         <w:ind w:left="360"/>
@@ -1711,7 +1711,7 @@
         <w:t>Path: {driverId}</w:t>
       </w:r>
     </w:p>
-    <w:p ns2:paraId="670955AF" ns2:textId="77777777">
+    <w:p>
       <w:pPr>
         <w:spacing w:before="20" w:after="40"/>
         <w:ind w:left="360"/>
@@ -1724,7 +1724,7 @@
         <w:t>• Request Body (JSON):</w:t>
       </w:r>
     </w:p>
-    <w:p ns2:paraId="6C28F9E1" ns2:textId="77777777">
+    <w:p>
       <w:pPr>
         <w:spacing w:before="10" w:after="20"/>
         <w:ind w:left="720"/>
@@ -1750,7 +1750,7 @@
         <w:t>[Bắt buộc] Biển số xe mới</w:t>
       </w:r>
     </w:p>
-    <w:p ns2:paraId="7B072EBC" ns2:textId="77777777">
+    <w:p>
       <w:pPr>
         <w:spacing w:before="10" w:after="20"/>
         <w:ind w:left="720"/>
@@ -1776,7 +1776,7 @@
         <w:t>[Bắt buộc] Loại xe (BIKE, CAR4, CAR7)</w:t>
       </w:r>
     </w:p>
-    <w:p ns2:paraId="5D98E831" ns2:textId="77777777">
+    <w:p>
       <w:pPr>
         <w:spacing w:before="10" w:after="20"/>
         <w:ind w:left="720"/>
@@ -1802,7 +1802,7 @@
         <w:t>[Tùy chọn] Dòng xe / Hiệu xe</w:t>
       </w:r>
     </w:p>
-    <w:p ns2:paraId="4E10906B" ns2:textId="77777777">
+    <w:p>
       <w:pPr>
         <w:spacing w:before="10" w:after="20"/>
         <w:ind w:left="720"/>
@@ -1828,7 +1828,7 @@
         <w:t>[Tùy chọn] Màu sắc xe</w:t>
       </w:r>
     </w:p>
-    <w:p ns2:paraId="6C8132EF" ns2:textId="77777777">
+    <w:p>
       <w:pPr>
         <w:spacing w:before="20" w:after="60"/>
         <w:ind w:left="360"/>
@@ -1847,7 +1847,7 @@
         <w:t>ApiResponse&lt;UserResponse&gt;</w:t>
       </w:r>
     </w:p>
-    <w:p ns2:paraId="338BE167" ns2:textId="77777777">
+    <w:p>
       <w:pPr>
         <w:spacing w:before="240" w:after="60"/>
       </w:pPr>
@@ -1866,7 +1866,7 @@
         <w:t>/api/v1/drivers/{driverId}/resubmit</w:t>
       </w:r>
     </w:p>
-    <w:p ns2:paraId="1852F986" ns2:textId="77777777">
+    <w:p>
       <w:pPr>
         <w:spacing w:before="20" w:after="40"/>
         <w:ind w:left="360"/>
@@ -1885,7 +1885,7 @@
         <w:t>Tài xế gửi lại hồ sơ cập nhật sau khi bị Admin từ chối duyệt (REJECTED) do thiếu hoặc sai giấy tờ.</w:t>
       </w:r>
     </w:p>
-    <w:p ns2:paraId="423B39A2" ns2:textId="77777777">
+    <w:p>
       <w:pPr>
         <w:spacing w:before="20" w:after="40"/>
         <w:ind w:left="360"/>
@@ -1904,7 +1904,7 @@
         <w:t>ROLE_DRIVER (Chính chủ) | Header: X-User-Id</w:t>
       </w:r>
     </w:p>
-    <w:p ns2:paraId="751EDF47" ns2:textId="77777777">
+    <w:p>
       <w:pPr>
         <w:spacing w:before="20" w:after="40"/>
         <w:ind w:left="360"/>
@@ -1923,7 +1923,7 @@
         <w:t>Path: {driverId}</w:t>
       </w:r>
     </w:p>
-    <w:p ns2:paraId="3C68A86B" ns2:textId="77777777">
+    <w:p>
       <w:pPr>
         <w:spacing w:before="20" w:after="40"/>
         <w:ind w:left="360"/>
@@ -1936,7 +1936,7 @@
         <w:t>• Request Body (JSON):</w:t>
       </w:r>
     </w:p>
-    <w:p ns2:paraId="1611F401" ns2:textId="77777777">
+    <w:p>
       <w:pPr>
         <w:spacing w:before="10" w:after="20"/>
         <w:ind w:left="720"/>
@@ -1962,7 +1962,7 @@
         <w:t>[Bắt buộc] Biển số xe</w:t>
       </w:r>
     </w:p>
-    <w:p ns2:paraId="49CA89C1" ns2:textId="77777777">
+    <w:p>
       <w:pPr>
         <w:spacing w:before="10" w:after="20"/>
         <w:ind w:left="720"/>
@@ -1988,7 +1988,7 @@
         <w:t>[Bắt buộc] Loại xe</w:t>
       </w:r>
     </w:p>
-    <w:p ns2:paraId="7A137E36" ns2:textId="77777777">
+    <w:p>
       <w:pPr>
         <w:spacing w:before="10" w:after="20"/>
         <w:ind w:left="720"/>
@@ -2014,7 +2014,7 @@
         <w:t>[Tùy chọn] Dòng xe</w:t>
       </w:r>
     </w:p>
-    <w:p ns2:paraId="58DDDA4C" ns2:textId="77777777">
+    <w:p>
       <w:pPr>
         <w:spacing w:before="10" w:after="20"/>
         <w:ind w:left="720"/>
@@ -2040,7 +2040,7 @@
         <w:t>[Tùy chọn] Màu sắc</w:t>
       </w:r>
     </w:p>
-    <w:p ns2:paraId="520C790A" ns2:textId="77777777">
+    <w:p>
       <w:pPr>
         <w:spacing w:before="10" w:after="20"/>
         <w:ind w:left="720"/>
@@ -2066,7 +2066,7 @@
         <w:t>[Tùy chọn] Số giấy phép lái xe</w:t>
       </w:r>
     </w:p>
-    <w:p ns2:paraId="438C4FE5" ns2:textId="77777777">
+    <w:p>
       <w:pPr>
         <w:spacing w:before="20" w:after="60"/>
         <w:ind w:left="360"/>
@@ -2085,7 +2085,7 @@
         <w:t>ApiResponse&lt;UserResponse&gt; (Hồ sơ chuyển về trạng thái PENDING_APPROVAL)</w:t>
       </w:r>
     </w:p>
-    <w:p ns2:paraId="78E1E72B" ns2:textId="77777777">
+    <w:p>
       <w:pPr>
         <w:spacing w:before="240" w:after="60"/>
       </w:pPr>
@@ -2104,7 +2104,7 @@
         <w:t>/api/v1/drivers/{driverId}/approval</w:t>
       </w:r>
     </w:p>
-    <w:p ns2:paraId="0D6E5ACE" ns2:textId="77777777">
+    <w:p>
       <w:pPr>
         <w:spacing w:before="20" w:after="40"/>
         <w:ind w:left="360"/>
@@ -2124,7 +2124,7 @@
         <w:t>Quản trị viên phê duyệt hoặc từ chối hồ sơ đăng ký đối tác tài xế.</w:t>
       </w:r>
     </w:p>
-    <w:p ns2:paraId="5D9E3FD1" ns2:textId="77777777">
+    <w:p>
       <w:pPr>
         <w:spacing w:before="20" w:after="40"/>
         <w:ind w:left="360"/>
@@ -2143,7 +2143,7 @@
         <w:t>ROLE_ADMIN | Header: Authorization</w:t>
       </w:r>
     </w:p>
-    <w:p ns2:paraId="1B030A7F" ns2:textId="77777777">
+    <w:p>
       <w:pPr>
         <w:spacing w:before="20" w:after="40"/>
         <w:ind w:left="360"/>
@@ -2162,7 +2162,7 @@
         <w:t>Path: {driverId}</w:t>
       </w:r>
     </w:p>
-    <w:p ns2:paraId="5EB66E3F" ns2:textId="77777777">
+    <w:p>
       <w:pPr>
         <w:spacing w:before="20" w:after="40"/>
         <w:ind w:left="360"/>
@@ -2175,7 +2175,7 @@
         <w:t>• Request Body (JSON):</w:t>
       </w:r>
     </w:p>
-    <w:p ns2:paraId="17B04500" ns2:textId="77777777">
+    <w:p>
       <w:pPr>
         <w:spacing w:before="10" w:after="20"/>
         <w:ind w:left="720"/>
@@ -2201,7 +2201,7 @@
         <w:t>[Bắt buộc] Trạng thái duyệt: APPROVED (Duyệt) hoặc REJECTED (Từ chối)</w:t>
       </w:r>
     </w:p>
-    <w:p ns2:paraId="6053C9DE" ns2:textId="77777777">
+    <w:p>
       <w:pPr>
         <w:spacing w:before="10" w:after="20"/>
         <w:ind w:left="720"/>
@@ -2227,7 +2227,7 @@
         <w:t>[Tùy chọn] Lý do từ chối nếu không hợp lệ</w:t>
       </w:r>
     </w:p>
-    <w:p ns2:paraId="097444AF" ns2:textId="77777777">
+    <w:p>
       <w:pPr>
         <w:spacing w:before="20" w:after="60"/>
         <w:ind w:left="360"/>
@@ -2246,7 +2246,7 @@
         <w:t>ApiResponse&lt;UserResponse&gt;</w:t>
       </w:r>
     </w:p>
-    <w:p ns2:paraId="4C7BAACA" ns2:textId="77777777">
+    <w:p>
       <w:pPr>
         <w:spacing w:before="240" w:after="60"/>
       </w:pPr>
@@ -2265,7 +2265,7 @@
         <w:t>/api/v1/drivers/{driverId}/admin</w:t>
       </w:r>
     </w:p>
-    <w:p ns2:paraId="3F53F095" ns2:textId="77777777">
+    <w:p>
       <w:pPr>
         <w:spacing w:before="20" w:after="40"/>
         <w:ind w:left="360"/>
@@ -2284,7 +2284,7 @@
         <w:t>Quản trị viên trực tiếp chỉnh sửa thông tin chi tiết của tài xế.</w:t>
       </w:r>
     </w:p>
-    <w:p ns2:paraId="12415EDF" ns2:textId="77777777">
+    <w:p>
       <w:pPr>
         <w:spacing w:before="20" w:after="40"/>
         <w:ind w:left="360"/>
@@ -2303,7 +2303,7 @@
         <w:t>ROLE_ADMIN | Header: Authorization</w:t>
       </w:r>
     </w:p>
-    <w:p ns2:paraId="70E14336" ns2:textId="77777777">
+    <w:p>
       <w:pPr>
         <w:spacing w:before="20" w:after="40"/>
         <w:ind w:left="360"/>
@@ -2322,7 +2322,7 @@
         <w:t>Path: {driverId}</w:t>
       </w:r>
     </w:p>
-    <w:p ns2:paraId="0CDC6349" ns2:textId="77777777">
+    <w:p>
       <w:pPr>
         <w:spacing w:before="20" w:after="40"/>
         <w:ind w:left="360"/>
@@ -2335,7 +2335,7 @@
         <w:t>• Request Body (JSON):</w:t>
       </w:r>
     </w:p>
-    <w:p ns2:paraId="7DD993F3" ns2:textId="77777777">
+    <w:p>
       <w:pPr>
         <w:spacing w:before="10" w:after="20"/>
         <w:ind w:left="720"/>
@@ -2361,7 +2361,7 @@
         <w:t>Họ và tên</w:t>
       </w:r>
     </w:p>
-    <w:p ns2:paraId="1F0DC678" ns2:textId="77777777">
+    <w:p>
       <w:pPr>
         <w:spacing w:before="10" w:after="20"/>
         <w:ind w:left="720"/>
@@ -2387,7 +2387,7 @@
         <w:t>Số điện thoại</w:t>
       </w:r>
     </w:p>
-    <w:p ns2:paraId="6E83A05D" ns2:textId="77777777">
+    <w:p>
       <w:pPr>
         <w:spacing w:before="10" w:after="20"/>
         <w:ind w:left="720"/>
@@ -2413,7 +2413,7 @@
         <w:t>Email liên hệ</w:t>
       </w:r>
     </w:p>
-    <w:p ns2:paraId="4AAC0785" ns2:textId="77777777">
+    <w:p>
       <w:pPr>
         <w:spacing w:before="10" w:after="20"/>
         <w:ind w:left="720"/>
@@ -2439,7 +2439,7 @@
         <w:t>Biển số xe</w:t>
       </w:r>
     </w:p>
-    <w:p ns2:paraId="44A95D59" ns2:textId="77777777">
+    <w:p>
       <w:pPr>
         <w:spacing w:before="10" w:after="20"/>
         <w:ind w:left="720"/>
@@ -2465,7 +2465,7 @@
         <w:t>Loại xe (BIKE, CAR4, CAR7)</w:t>
       </w:r>
     </w:p>
-    <w:p ns2:paraId="306EE59E" ns2:textId="77777777">
+    <w:p>
       <w:pPr>
         <w:spacing w:before="10" w:after="20"/>
         <w:ind w:left="720"/>
@@ -2491,7 +2491,7 @@
         <w:t>Dòng xe</w:t>
       </w:r>
     </w:p>
-    <w:p ns2:paraId="296BA069" ns2:textId="77777777">
+    <w:p>
       <w:pPr>
         <w:spacing w:before="10" w:after="20"/>
         <w:ind w:left="720"/>
@@ -2517,7 +2517,7 @@
         <w:t>Màu sắc xe</w:t>
       </w:r>
     </w:p>
-    <w:p ns2:paraId="20F5B6F6" ns2:textId="77777777">
+    <w:p>
       <w:pPr>
         <w:spacing w:before="10" w:after="20"/>
         <w:ind w:left="720"/>
@@ -2543,7 +2543,7 @@
         <w:t>Trạng thái kích hoạt</w:t>
       </w:r>
     </w:p>
-    <w:p ns2:paraId="0D78B48A" ns2:textId="77777777">
+    <w:p>
       <w:pPr>
         <w:spacing w:before="10" w:after="20"/>
         <w:ind w:left="720"/>
@@ -2569,7 +2569,7 @@
         <w:t>Trạng thái phê duyệt (APPROVED, REJECTED, PENDING)</w:t>
       </w:r>
     </w:p>
-    <w:p ns2:paraId="6AB2DC4F" ns2:textId="77777777">
+    <w:p>
       <w:pPr>
         <w:spacing w:before="10" w:after="20"/>
         <w:ind w:left="720"/>
@@ -2595,7 +2595,7 @@
         <w:t>Khóa/Mở khóa tài khoản</w:t>
       </w:r>
     </w:p>
-    <w:p ns2:paraId="6ABABC28" ns2:textId="77777777">
+    <w:p>
       <w:pPr>
         <w:spacing w:before="20" w:after="60"/>
         <w:ind w:left="360"/>
@@ -2614,7 +2614,7 @@
         <w:t>ApiResponse&lt;UserResponse&gt;</w:t>
       </w:r>
     </w:p>
-    <w:p ns2:paraId="18D1353B" ns2:textId="77777777">
+    <w:p>
       <w:pPr>
         <w:spacing w:before="300" w:after="120"/>
       </w:pPr>
@@ -2626,7 +2626,7 @@
         <w:t>4. Giao tiếp Nội bộ (/api/v1/internal)</w:t>
       </w:r>
     </w:p>
-    <w:p ns2:paraId="2CF3E516" ns2:textId="77777777">
+    <w:p>
       <w:pPr>
         <w:spacing w:before="240" w:after="60"/>
       </w:pPr>
@@ -2645,7 +2645,7 @@
         <w:t>/api/v1/internal/drivers/{id}</w:t>
       </w:r>
     </w:p>
-    <w:p ns2:paraId="23A84FDD" ns2:textId="77777777">
+    <w:p>
       <w:pPr>
         <w:spacing w:before="20" w:after="40"/>
         <w:ind w:left="360"/>
@@ -2664,7 +2664,7 @@
         <w:t>Lấy thông tin hồ sơ tài xế cho các microservices khác gọi qua OpenFeign.</w:t>
       </w:r>
     </w:p>
-    <w:p ns2:paraId="0B0CA715" ns2:textId="77777777">
+    <w:p>
       <w:pPr>
         <w:spacing w:before="20" w:after="40"/>
         <w:ind w:left="360"/>
@@ -2683,7 +2683,7 @@
         <w:t>Internal (Không qua Gateway)</w:t>
       </w:r>
     </w:p>
-    <w:p ns2:paraId="7F728347" ns2:textId="77777777">
+    <w:p>
       <w:pPr>
         <w:spacing w:before="20" w:after="40"/>
         <w:ind w:left="360"/>
@@ -2702,7 +2702,7 @@
         <w:t>Path: {id}</w:t>
       </w:r>
     </w:p>
-    <w:p ns2:paraId="672332E7" ns2:textId="77777777">
+    <w:p>
       <w:pPr>
         <w:spacing w:before="20" w:after="60"/>
         <w:ind w:left="360"/>
@@ -2721,7 +2721,7 @@
         <w:t>DriverInternalResponse (userId, fullName, phoneNumber, licensePlate, vehicleType, isOnline...)</w:t>
       </w:r>
     </w:p>
-    <w:p ns2:paraId="4C64A85A" ns2:textId="77777777">
+    <w:p>
       <w:pPr>
         <w:spacing w:before="240" w:after="60"/>
       </w:pPr>
@@ -2740,7 +2740,7 @@
         <w:t>/api/v1/internal/drivers/{id}/status</w:t>
       </w:r>
     </w:p>
-    <w:p ns2:paraId="4C9B55C4" ns2:textId="77777777">
+    <w:p>
       <w:pPr>
         <w:spacing w:before="20" w:after="40"/>
         <w:ind w:left="360"/>
@@ -2759,7 +2759,7 @@
         <w:t>Cập nhật trạng thái hoạt động của tài xế.</w:t>
       </w:r>
     </w:p>
-    <w:p ns2:paraId="7E362E92" ns2:textId="77777777">
+    <w:p>
       <w:pPr>
         <w:spacing w:before="20" w:after="40"/>
         <w:ind w:left="360"/>
@@ -2779,7 +2779,7 @@
         <w:t>Internal</w:t>
       </w:r>
     </w:p>
-    <w:p ns2:paraId="7FA5863B" ns2:textId="77777777">
+    <w:p>
       <w:pPr>
         <w:spacing w:before="20" w:after="40"/>
         <w:ind w:left="360"/>
@@ -2798,7 +2798,7 @@
         <w:t>Path: {id}, Param: status (ONLINE / OFFLINE / IN_TRIP)</w:t>
       </w:r>
     </w:p>
-    <w:p ns2:paraId="0C1B748E" ns2:textId="77777777">
+    <w:p>
       <w:pPr>
         <w:spacing w:before="20" w:after="60"/>
         <w:ind w:left="360"/>
@@ -2817,7 +2817,7 @@
         <w:t>ApiResponse&lt;Void&gt;</w:t>
       </w:r>
     </w:p>
-    <w:p ns2:paraId="14532D73" ns2:textId="77777777">
+    <w:p>
       <w:pPr>
         <w:spacing w:before="240" w:after="60"/>
       </w:pPr>
@@ -2836,7 +2836,7 @@
         <w:t>/api/v1/internal/users/{id}/payment-info</w:t>
       </w:r>
     </w:p>
-    <w:p ns2:paraId="560361A7" ns2:textId="77777777">
+    <w:p>
       <w:pPr>
         <w:spacing w:before="20" w:after="40"/>
         <w:ind w:left="360"/>
@@ -2855,7 +2855,7 @@
         <w:t>Lấy thông tin thanh toán của người dùng phục vụ dịch vụ Payment Service.</w:t>
       </w:r>
     </w:p>
-    <w:p ns2:paraId="5AC62B71" ns2:textId="77777777">
+    <w:p>
       <w:pPr>
         <w:spacing w:before="20" w:after="40"/>
         <w:ind w:left="360"/>
@@ -2874,7 +2874,7 @@
         <w:t>Internal</w:t>
       </w:r>
     </w:p>
-    <w:p ns2:paraId="7F7D7DD7" ns2:textId="77777777">
+    <w:p>
       <w:pPr>
         <w:spacing w:before="20" w:after="40"/>
         <w:ind w:left="360"/>
@@ -2893,7 +2893,7 @@
         <w:t>Path: {id}</w:t>
       </w:r>
     </w:p>
-    <w:p ns2:paraId="0C51A19C" ns2:textId="77777777">
+    <w:p>
       <w:pPr>
         <w:spacing w:before="20" w:after="60"/>
         <w:ind w:left="360"/>
@@ -2912,7 +2912,7 @@
         <w:t>ApiResponse&lt;PaymentUserInfoDTO&gt;</w:t>
       </w:r>
     </w:p>
-    <w:p ns2:paraId="32B1A4EE" ns2:textId="77777777">
+    <w:p>
       <w:pPr>
         <w:spacing w:before="240" w:after="60"/>
       </w:pPr>
@@ -2931,7 +2931,7 @@
         <w:t>/api/v1/internal/drivers/{driverId}/status/toggle</w:t>
       </w:r>
     </w:p>
-    <w:p ns2:paraId="64110E55" ns2:textId="77777777">
+    <w:p>
       <w:pPr>
         <w:spacing w:before="20" w:after="40"/>
         <w:ind w:left="360"/>
@@ -2950,7 +2950,7 @@
         <w:t>Toggle trạng thái Online/Offline nội bộ.</w:t>
       </w:r>
     </w:p>
-    <w:p ns2:paraId="7D5FC4D7" ns2:textId="77777777">
+    <w:p>
       <w:pPr>
         <w:spacing w:before="20" w:after="40"/>
         <w:ind w:left="360"/>
@@ -2969,7 +2969,7 @@
         <w:t>Internal</w:t>
       </w:r>
     </w:p>
-    <w:p ns2:paraId="5E0F76DF" ns2:textId="77777777">
+    <w:p>
       <w:pPr>
         <w:spacing w:before="20" w:after="40"/>
         <w:ind w:left="360"/>
@@ -2988,7 +2988,7 @@
         <w:t>Path: {driverId}</w:t>
       </w:r>
     </w:p>
-    <w:p ns2:paraId="12503224" ns2:textId="77777777">
+    <w:p>
       <w:pPr>
         <w:spacing w:before="20" w:after="60"/>
         <w:ind w:left="360"/>
@@ -3007,7 +3007,7 @@
         <w:t>ApiResponse&lt;Boolean&gt;</w:t>
       </w:r>
     </w:p>
-    <w:p ns2:paraId="29A03C7D" ns2:textId="77777777">
+    <w:p>
       <w:pPr>
         <w:spacing w:before="240" w:after="60"/>
       </w:pPr>
@@ -3026,7 +3026,7 @@
         <w:t>/api/v1/internal/drivers/{driverId}/is-online</w:t>
       </w:r>
     </w:p>
-    <w:p ns2:paraId="033D3DBD" ns2:textId="77777777">
+    <w:p>
       <w:pPr>
         <w:spacing w:before="20" w:after="40"/>
         <w:ind w:left="360"/>
@@ -3045,7 +3045,7 @@
         <w:t>Kiểm tra nhanh tài xế có đang online hay không.</w:t>
       </w:r>
     </w:p>
-    <w:p ns2:paraId="5F762339" ns2:textId="77777777">
+    <w:p>
       <w:pPr>
         <w:spacing w:before="20" w:after="40"/>
         <w:ind w:left="360"/>
@@ -3064,7 +3064,7 @@
         <w:t>Internal</w:t>
       </w:r>
     </w:p>
-    <w:p ns2:paraId="523217F3" ns2:textId="77777777">
+    <w:p>
       <w:pPr>
         <w:spacing w:before="20" w:after="40"/>
         <w:ind w:left="360"/>
@@ -3083,7 +3083,7 @@
         <w:t>Path: {driverId}</w:t>
       </w:r>
     </w:p>
-    <w:p ns2:paraId="66CDB8BD" ns2:textId="77777777">
+    <w:p>
       <w:pPr>
         <w:spacing w:before="20" w:after="60"/>
         <w:ind w:left="360"/>
@@ -3102,7 +3102,7 @@
         <w:t>Boolean (true / false)</w:t>
       </w:r>
     </w:p>
-    <w:p ns2:paraId="7D352756" ns2:textId="77777777">
+    <w:p>
       <w:pPr>
         <w:spacing w:before="240" w:after="60"/>
       </w:pPr>
@@ -3121,7 +3121,7 @@
         <w:t>/api/v1/internal/drivers/batch/online-status</w:t>
       </w:r>
     </w:p>
-    <w:p ns2:paraId="7B331808" ns2:textId="77777777">
+    <w:p>
       <w:pPr>
         <w:spacing w:before="20" w:after="40"/>
         <w:ind w:left="360"/>
@@ -3140,7 +3140,7 @@
         <w:t>Kiểm tra trạng thái online cho danh sách nhiều ID tài xế đồng thời.</w:t>
       </w:r>
     </w:p>
-    <w:p ns2:paraId="722DEC9B" ns2:textId="77777777">
+    <w:p>
       <w:pPr>
         <w:spacing w:before="20" w:after="40"/>
         <w:ind w:left="360"/>
@@ -3159,7 +3159,7 @@
         <w:t>Internal</w:t>
       </w:r>
     </w:p>
-    <w:p ns2:paraId="66DAE055" ns2:textId="77777777">
+    <w:p>
       <w:pPr>
         <w:spacing w:before="20" w:after="40"/>
         <w:ind w:left="360"/>
@@ -3172,7 +3172,7 @@
         <w:t>• Request Body (JSON):</w:t>
       </w:r>
     </w:p>
-    <w:p ns2:paraId="75DCF79D" ns2:textId="77777777">
+    <w:p>
       <w:pPr>
         <w:spacing w:before="10" w:after="20"/>
         <w:ind w:left="720"/>
@@ -3198,7 +3198,7 @@
         <w:t>[Bắt buộc] Danh sách các ID tài xế cần kiểm tra</w:t>
       </w:r>
     </w:p>
-    <w:p ns2:paraId="391440F7" ns2:textId="77777777">
+    <w:p>
       <w:pPr>
         <w:spacing w:before="20" w:after="60"/>
         <w:ind w:left="360"/>
@@ -3217,7 +3217,7 @@
         <w:t>Map&lt;Long, Boolean&gt; (Bản đồ ID tài xế và trạng thái online)</w:t>
       </w:r>
     </w:p>
-    <w:p ns2:paraId="590D122E" ns2:textId="77777777">
+    <w:p>
       <w:pPr>
         <w:shd w:val="clear" w:color="auto" w:fill="D9E1F2"/>
         <w:spacing w:before="400"/>
@@ -3230,7 +3230,7 @@
         <w:t xml:space="preserve">  B. BOOKING SERVICE (booking-service - Port 8082)  </w:t>
       </w:r>
     </w:p>
-    <w:p ns2:paraId="657F4F5E" ns2:textId="77777777">
+    <w:p>
       <w:pPr>
         <w:spacing w:before="300" w:after="120"/>
       </w:pPr>
@@ -3242,7 +3242,7 @@
         <w:t>1. Quản lý Vòng đời Cuốc xe (/api/v1/bookings)</w:t>
       </w:r>
     </w:p>
-    <w:p ns2:paraId="6014AF20" ns2:textId="77777777">
+    <w:p>
       <w:pPr>
         <w:spacing w:before="240" w:after="60"/>
       </w:pPr>
@@ -3261,7 +3261,7 @@
         <w:t>/api/v1/bookings</w:t>
       </w:r>
     </w:p>
-    <w:p ns2:paraId="148F40A2" ns2:textId="77777777">
+    <w:p>
       <w:pPr>
         <w:spacing w:before="20" w:after="40"/>
         <w:ind w:left="360"/>
@@ -3280,7 +3280,7 @@
         <w:t>Khách hàng tạo yêu cầu đặt chuyến xe mới. Hệ thống kiểm tra chống spam trong Redis, gọi Pricing Service tính giá và phát tán sự kiện tìm tài xế.</w:t>
       </w:r>
     </w:p>
-    <w:p ns2:paraId="56AF50CE" ns2:textId="77777777">
+    <w:p>
       <w:pPr>
         <w:spacing w:before="20" w:after="40"/>
         <w:ind w:left="360"/>
@@ -3299,7 +3299,7 @@
         <w:t>Customer | Header: Authorization, X-User-Id</w:t>
       </w:r>
     </w:p>
-    <w:p ns2:paraId="1EBBD364" ns2:textId="77777777">
+    <w:p>
       <w:pPr>
         <w:spacing w:before="20" w:after="40"/>
         <w:ind w:left="360"/>
@@ -3313,7 +3313,7 @@
         <w:t>• Request Body (JSON):</w:t>
       </w:r>
     </w:p>
-    <w:p ns2:paraId="26A97407" ns2:textId="77777777">
+    <w:p>
       <w:pPr>
         <w:spacing w:before="10" w:after="20"/>
         <w:ind w:left="720"/>
@@ -3339,7 +3339,7 @@
         <w:t>[Bắt buộc] Kinh độ điểm đón (Pickup Longitude)</w:t>
       </w:r>
     </w:p>
-    <w:p ns2:paraId="4DD4FC12" ns2:textId="77777777">
+    <w:p>
       <w:pPr>
         <w:spacing w:before="10" w:after="20"/>
         <w:ind w:left="720"/>
@@ -3365,7 +3365,7 @@
         <w:t>[Bắt buộc] Vĩ độ điểm đón (Pickup Latitude)</w:t>
       </w:r>
     </w:p>
-    <w:p ns2:paraId="7ED71BF9" ns2:textId="77777777">
+    <w:p>
       <w:pPr>
         <w:spacing w:before="10" w:after="20"/>
         <w:ind w:left="720"/>
@@ -3391,7 +3391,7 @@
         <w:t>[Bắt buộc] Kinh độ điểm đến (Dropoff Longitude)</w:t>
       </w:r>
     </w:p>
-    <w:p ns2:paraId="1D590CB4" ns2:textId="77777777">
+    <w:p>
       <w:pPr>
         <w:spacing w:before="10" w:after="20"/>
         <w:ind w:left="720"/>
@@ -3417,7 +3417,7 @@
         <w:t>[Bắt buộc] Vĩ độ điểm đến (Dropoff Latitude)</w:t>
       </w:r>
     </w:p>
-    <w:p ns2:paraId="7C4928EF" ns2:textId="77777777">
+    <w:p>
       <w:pPr>
         <w:spacing w:before="20" w:after="60"/>
         <w:ind w:left="360"/>
@@ -3436,7 +3436,7 @@
         <w:t>ApiResponse&lt;BookingResponse&gt; (bookingId, status: FINDING_DRIVER, fare, distanceKm, durationMinutes...)</w:t>
       </w:r>
     </w:p>
-    <w:p ns2:paraId="1DB446F9" ns2:textId="77777777">
+    <w:p>
       <w:pPr>
         <w:spacing w:before="240" w:after="60"/>
       </w:pPr>
@@ -3455,7 +3455,7 @@
         <w:t>/api/v1/bookings/{bookingId}/accept</w:t>
       </w:r>
     </w:p>
-    <w:p ns2:paraId="28137289" ns2:textId="77777777">
+    <w:p>
       <w:pPr>
         <w:spacing w:before="20" w:after="40"/>
         <w:ind w:left="360"/>
@@ -3474,7 +3474,7 @@
         <w:t>Tài xế bấm chấp nhận cuốc xe trong khoảng thời gian đếm ngược 20 giây (sử dụng Redis Lock để giữ chỗ tránh tranh chấp).</w:t>
       </w:r>
     </w:p>
-    <w:p ns2:paraId="0D1DAE77" ns2:textId="77777777">
+    <w:p>
       <w:pPr>
         <w:spacing w:before="20" w:after="40"/>
         <w:ind w:left="360"/>
@@ -3493,7 +3493,7 @@
         <w:t>ROLE_DRIVER | Header: Authorization, X-User-Id</w:t>
       </w:r>
     </w:p>
-    <w:p ns2:paraId="46BAC3A7" ns2:textId="77777777">
+    <w:p>
       <w:pPr>
         <w:spacing w:before="20" w:after="40"/>
         <w:ind w:left="360"/>
@@ -3512,7 +3512,7 @@
         <w:t>Path: {bookingId}</w:t>
       </w:r>
     </w:p>
-    <w:p ns2:paraId="05F0AEE5" ns2:textId="77777777">
+    <w:p>
       <w:pPr>
         <w:spacing w:before="20" w:after="60"/>
         <w:ind w:left="360"/>
@@ -3531,7 +3531,7 @@
         <w:t>ApiResponse&lt;BookingResponse&gt; (status chuyển sang ACCEPTED)</w:t>
       </w:r>
     </w:p>
-    <w:p ns2:paraId="7D7236C4" ns2:textId="77777777">
+    <w:p>
       <w:pPr>
         <w:spacing w:before="240" w:after="60"/>
       </w:pPr>
@@ -3550,7 +3550,7 @@
         <w:t>/api/v1/bookings/{bookingId}/arrived</w:t>
       </w:r>
     </w:p>
-    <w:p ns2:paraId="21AC0A85" ns2:textId="77777777">
+    <w:p>
       <w:pPr>
         <w:spacing w:before="20" w:after="40"/>
         <w:ind w:left="360"/>
@@ -3569,7 +3569,7 @@
         <w:t>Tài xế thông báo đã di chuyển đến điểm đón khách.</w:t>
       </w:r>
     </w:p>
-    <w:p ns2:paraId="601C59F8" ns2:textId="77777777">
+    <w:p>
       <w:pPr>
         <w:spacing w:before="20" w:after="40"/>
         <w:ind w:left="360"/>
@@ -3588,7 +3588,7 @@
         <w:t>ROLE_DRIVER | Header: Authorization, X-User-Id</w:t>
       </w:r>
     </w:p>
-    <w:p ns2:paraId="3AB46E23" ns2:textId="77777777">
+    <w:p>
       <w:pPr>
         <w:spacing w:before="20" w:after="40"/>
         <w:ind w:left="360"/>
@@ -3607,7 +3607,7 @@
         <w:t>Path: {bookingId}</w:t>
       </w:r>
     </w:p>
-    <w:p ns2:paraId="36F215E6" ns2:textId="77777777">
+    <w:p>
       <w:pPr>
         <w:spacing w:before="20" w:after="60"/>
         <w:ind w:left="360"/>
@@ -3626,7 +3626,7 @@
         <w:t>ApiResponse&lt;BookingResponse&gt; (status: ARRIVED)</w:t>
       </w:r>
     </w:p>
-    <w:p ns2:paraId="003EE297" ns2:textId="77777777">
+    <w:p>
       <w:pPr>
         <w:spacing w:before="240" w:after="60"/>
       </w:pPr>
@@ -3645,7 +3645,7 @@
         <w:t>/api/v1/bookings/{bookingId}/start</w:t>
       </w:r>
     </w:p>
-    <w:p ns2:paraId="078759A8" ns2:textId="77777777">
+    <w:p>
       <w:pPr>
         <w:spacing w:before="20" w:after="40"/>
         <w:ind w:left="360"/>
@@ -3664,7 +3664,7 @@
         <w:t>Tài xế xác nhận khách đã lên xe và bắt đầu di chuyển chở khách.</w:t>
       </w:r>
     </w:p>
-    <w:p ns2:paraId="6E87283E" ns2:textId="77777777">
+    <w:p>
       <w:pPr>
         <w:spacing w:before="20" w:after="40"/>
         <w:ind w:left="360"/>
@@ -3683,7 +3683,7 @@
         <w:t>ROLE_DRIVER | Header: Authorization, X-User-Id</w:t>
       </w:r>
     </w:p>
-    <w:p ns2:paraId="521FD32A" ns2:textId="77777777">
+    <w:p>
       <w:pPr>
         <w:spacing w:before="20" w:after="40"/>
         <w:ind w:left="360"/>
@@ -3702,7 +3702,7 @@
         <w:t>Path: {bookingId}</w:t>
       </w:r>
     </w:p>
-    <w:p ns2:paraId="29F4DE88" ns2:textId="77777777">
+    <w:p>
       <w:pPr>
         <w:spacing w:before="20" w:after="60"/>
         <w:ind w:left="360"/>
@@ -3721,7 +3721,7 @@
         <w:t>ApiResponse&lt;BookingResponse&gt; (status: IN_TRIP)</w:t>
       </w:r>
     </w:p>
-    <w:p ns2:paraId="3209CCF1" ns2:textId="77777777">
+    <w:p>
       <w:pPr>
         <w:spacing w:before="240" w:after="60"/>
       </w:pPr>
@@ -3740,7 +3740,7 @@
         <w:t>/api/v1/bookings/{bookingId}/complete</w:t>
       </w:r>
     </w:p>
-    <w:p ns2:paraId="3D08029B" ns2:textId="77777777">
+    <w:p>
       <w:pPr>
         <w:spacing w:before="20" w:after="40"/>
         <w:ind w:left="360"/>
@@ -3759,7 +3759,7 @@
         <w:t>Tài xế hoàn thành chuyến xe tại điểm trả khách. Hệ thống chốt cước và xuất bản sự kiện Kafka booking-completed-topic để Payment Service thu hoa hồng.</w:t>
       </w:r>
     </w:p>
-    <w:p ns2:paraId="7758D1F7" ns2:textId="77777777">
+    <w:p>
       <w:pPr>
         <w:spacing w:before="20" w:after="40"/>
         <w:ind w:left="360"/>
@@ -3778,7 +3778,7 @@
         <w:t>ROLE_DRIVER | Header: Authorization, X-User-Id</w:t>
       </w:r>
     </w:p>
-    <w:p ns2:paraId="257BF2E2" ns2:textId="77777777">
+    <w:p>
       <w:pPr>
         <w:spacing w:before="20" w:after="40"/>
         <w:ind w:left="360"/>
@@ -3797,7 +3797,7 @@
         <w:t>Path: {bookingId}, Param: paymentMethod (CASH, WALLET, MOMO, VNPAY)</w:t>
       </w:r>
     </w:p>
-    <w:p ns2:paraId="1F218F36" ns2:textId="77777777">
+    <w:p>
       <w:pPr>
         <w:spacing w:before="20" w:after="60"/>
         <w:ind w:left="360"/>
@@ -3816,7 +3816,7 @@
         <w:t>ApiResponse&lt;BookingResponse&gt; (status: COMPLETED)</w:t>
       </w:r>
     </w:p>
-    <w:p ns2:paraId="657FCC8D" ns2:textId="77777777">
+    <w:p>
       <w:pPr>
         <w:spacing w:before="240" w:after="60"/>
       </w:pPr>
@@ -3835,7 +3835,7 @@
         <w:t>/api/v1/bookings/{bookingId}/cancel</w:t>
       </w:r>
     </w:p>
-    <w:p ns2:paraId="72D7376E" ns2:textId="77777777">
+    <w:p>
       <w:pPr>
         <w:spacing w:before="20" w:after="40"/>
         <w:ind w:left="360"/>
@@ -3854,7 +3854,7 @@
         <w:t>Khách hàng hủy cuốc xe trước khi chuyến đi diễn ra.</w:t>
       </w:r>
     </w:p>
-    <w:p ns2:paraId="45765A9E" ns2:textId="77777777">
+    <w:p>
       <w:pPr>
         <w:spacing w:before="20" w:after="40"/>
         <w:ind w:left="360"/>
@@ -3874,7 +3874,7 @@
         <w:t>Customer | Header: Authorization, X-User-Id</w:t>
       </w:r>
     </w:p>
-    <w:p ns2:paraId="687F295A" ns2:textId="77777777">
+    <w:p>
       <w:pPr>
         <w:spacing w:before="20" w:after="40"/>
         <w:ind w:left="360"/>
@@ -3893,7 +3893,7 @@
         <w:t>Path: {bookingId}</w:t>
       </w:r>
     </w:p>
-    <w:p ns2:paraId="7162463F" ns2:textId="77777777">
+    <w:p>
       <w:pPr>
         <w:spacing w:before="20" w:after="60"/>
         <w:ind w:left="360"/>
@@ -3912,7 +3912,7 @@
         <w:t>ApiResponse&lt;BookingResponse&gt; (status: CANCELLED)</w:t>
       </w:r>
     </w:p>
-    <w:p ns2:paraId="622DD5F2" ns2:textId="77777777">
+    <w:p>
       <w:pPr>
         <w:spacing w:before="240" w:after="60"/>
       </w:pPr>
@@ -3931,7 +3931,7 @@
         <w:t>/api/v1/bookings/{bookingId}/driver-cancel</w:t>
       </w:r>
     </w:p>
-    <w:p ns2:paraId="137596E2" ns2:textId="77777777">
+    <w:p>
       <w:pPr>
         <w:spacing w:before="20" w:after="40"/>
         <w:ind w:left="360"/>
@@ -3950,7 +3950,7 @@
         <w:t>Tài xế hủy chuyến xe đã nhận vì lý do khách quan. Hệ thống giải phóng tài xế và tự động luân chuyển cuốc cho tài xế khác.</w:t>
       </w:r>
     </w:p>
-    <w:p ns2:paraId="212A1A25" ns2:textId="77777777">
+    <w:p>
       <w:pPr>
         <w:spacing w:before="20" w:after="40"/>
         <w:ind w:left="360"/>
@@ -3969,7 +3969,7 @@
         <w:t>ROLE_DRIVER | Header: Authorization, X-User-Id</w:t>
       </w:r>
     </w:p>
-    <w:p ns2:paraId="6739C033" ns2:textId="77777777">
+    <w:p>
       <w:pPr>
         <w:spacing w:before="20" w:after="40"/>
         <w:ind w:left="360"/>
@@ -3988,7 +3988,7 @@
         <w:t>Path: {bookingId}</w:t>
       </w:r>
     </w:p>
-    <w:p ns2:paraId="2D8F5EA9" ns2:textId="77777777">
+    <w:p>
       <w:pPr>
         <w:spacing w:before="20" w:after="60"/>
         <w:ind w:left="360"/>
@@ -4007,7 +4007,7 @@
         <w:t>ApiResponse&lt;BookingResponse&gt;</w:t>
       </w:r>
     </w:p>
-    <w:p ns2:paraId="702F5614" ns2:textId="77777777">
+    <w:p>
       <w:pPr>
         <w:spacing w:before="240" w:after="60"/>
       </w:pPr>
@@ -4026,7 +4026,7 @@
         <w:t>/api/v1/bookings/customer</w:t>
       </w:r>
     </w:p>
-    <w:p ns2:paraId="6306318D" ns2:textId="77777777">
+    <w:p>
       <w:pPr>
         <w:spacing w:before="20" w:after="40"/>
         <w:ind w:left="360"/>
@@ -4045,7 +4045,7 @@
         <w:t>Lấy toàn bộ danh sách lịch sử các chuyến xe đã đặt của khách hàng.</w:t>
       </w:r>
     </w:p>
-    <w:p ns2:paraId="7FA7EAD3" ns2:textId="77777777">
+    <w:p>
       <w:pPr>
         <w:spacing w:before="20" w:after="40"/>
         <w:ind w:left="360"/>
@@ -4064,7 +4064,7 @@
         <w:t>Customer | Header: Authorization, X-User-Id</w:t>
       </w:r>
     </w:p>
-    <w:p ns2:paraId="67E8A37A" ns2:textId="77777777">
+    <w:p>
       <w:pPr>
         <w:spacing w:before="20" w:after="60"/>
         <w:ind w:left="360"/>
@@ -4083,7 +4083,7 @@
         <w:t>ApiResponse&lt;List&lt;BookingResponse&gt;&gt;</w:t>
       </w:r>
     </w:p>
-    <w:p ns2:paraId="62D45EDA" ns2:textId="77777777">
+    <w:p>
       <w:pPr>
         <w:spacing w:before="240" w:after="60"/>
       </w:pPr>
@@ -4102,7 +4102,7 @@
         <w:t>/api/v1/bookings/driver/daily-report</w:t>
       </w:r>
     </w:p>
-    <w:p ns2:paraId="0847C1BE" ns2:textId="77777777">
+    <w:p>
       <w:pPr>
         <w:spacing w:before="20" w:after="40"/>
         <w:ind w:left="360"/>
@@ -4121,7 +4121,7 @@
         <w:t>Lấy báo cáo tổng hợp các chuyến xe và doanh thu đạt được trong ngày của tài xế.</w:t>
       </w:r>
     </w:p>
-    <w:p ns2:paraId="43E042C1" ns2:textId="77777777">
+    <w:p>
       <w:pPr>
         <w:spacing w:before="20" w:after="40"/>
         <w:ind w:left="360"/>
@@ -4140,7 +4140,7 @@
         <w:t>ROLE_DRIVER | Header: Authorization, X-User-Id</w:t>
       </w:r>
     </w:p>
-    <w:p ns2:paraId="0D6DD0D1" ns2:textId="77777777">
+    <w:p>
       <w:pPr>
         <w:spacing w:before="20" w:after="60"/>
         <w:ind w:left="360"/>
@@ -4159,7 +4159,7 @@
         <w:t>ApiResponse&lt;DriverDailyReportDTO&gt; (totalTrips, totalIncome, netIncome, completedCount, cancelledCount)</w:t>
       </w:r>
     </w:p>
-    <w:p ns2:paraId="48F08837" ns2:textId="77777777">
+    <w:p>
       <w:pPr>
         <w:spacing w:before="300" w:after="120"/>
       </w:pPr>
@@ -4171,7 +4171,7 @@
         <w:t>2. Quản trị Bán kính Điều phối (/api/v1/bookings/admin/dispatch-config)</w:t>
       </w:r>
     </w:p>
-    <w:p ns2:paraId="4EA678DA" ns2:textId="77777777">
+    <w:p>
       <w:pPr>
         <w:spacing w:before="240" w:after="60"/>
       </w:pPr>
@@ -4190,7 +4190,7 @@
         <w:t>/api/v1/bookings/admin/dispatch-config</w:t>
       </w:r>
     </w:p>
-    <w:p ns2:paraId="637718FD" ns2:textId="77777777">
+    <w:p>
       <w:pPr>
         <w:spacing w:before="20" w:after="40"/>
         <w:ind w:left="360"/>
@@ -4209,7 +4209,7 @@
         <w:t>Lấy cấu hình bán kính quét tài xế và giới hạn khoảng cách cuốc xe hiện tại.</w:t>
       </w:r>
     </w:p>
-    <w:p ns2:paraId="6B067AEC" ns2:textId="77777777">
+    <w:p>
       <w:pPr>
         <w:spacing w:before="20" w:after="40"/>
         <w:ind w:left="360"/>
@@ -4228,7 +4228,7 @@
         <w:t>ROLE_ADMIN | Header: Authorization</w:t>
       </w:r>
     </w:p>
-    <w:p ns2:paraId="72A6A7D7" ns2:textId="77777777">
+    <w:p>
       <w:pPr>
         <w:spacing w:before="20" w:after="60"/>
         <w:ind w:left="360"/>
@@ -4247,7 +4247,7 @@
         <w:t>ApiResponse&lt;Map&lt;String, Double&gt;&gt; (maxRideDistanceKm, maxFoodDeliveryDistanceKm)</w:t>
       </w:r>
     </w:p>
-    <w:p ns2:paraId="7E81E9E6" ns2:textId="77777777">
+    <w:p>
       <w:pPr>
         <w:spacing w:before="240" w:after="60"/>
       </w:pPr>
@@ -4266,7 +4266,7 @@
         <w:t>/api/v1/bookings/admin/dispatch-config</w:t>
       </w:r>
     </w:p>
-    <w:p ns2:paraId="58F71410" ns2:textId="77777777">
+    <w:p>
       <w:pPr>
         <w:spacing w:before="20" w:after="40"/>
         <w:ind w:left="360"/>
@@ -4285,7 +4285,7 @@
         <w:t>Quản trị viên cập nhật bán kính điều phối tối đa cho cuốc xe và đơn giao đồ ăn.</w:t>
       </w:r>
     </w:p>
-    <w:p ns2:paraId="19C99F3A" ns2:textId="77777777">
+    <w:p>
       <w:pPr>
         <w:spacing w:before="20" w:after="40"/>
         <w:ind w:left="360"/>
@@ -4304,7 +4304,7 @@
         <w:t>ROLE_ADMIN | Header: Authorization</w:t>
       </w:r>
     </w:p>
-    <w:p ns2:paraId="66EE3FBF" ns2:textId="77777777">
+    <w:p>
       <w:pPr>
         <w:spacing w:before="20" w:after="40"/>
         <w:ind w:left="360"/>
@@ -4317,7 +4317,7 @@
         <w:t>• Request Body (JSON):</w:t>
       </w:r>
     </w:p>
-    <w:p ns2:paraId="5D106DC2" ns2:textId="77777777">
+    <w:p>
       <w:pPr>
         <w:spacing w:before="10" w:after="20"/>
         <w:ind w:left="720"/>
@@ -4343,7 +4343,7 @@
         <w:t>[Bắt buộc] Bán kính tối đa cho cuốc xe (1 đến 50 km)</w:t>
       </w:r>
     </w:p>
-    <w:p ns2:paraId="5A4F907B" ns2:textId="77777777">
+    <w:p>
       <w:pPr>
         <w:spacing w:before="10" w:after="20"/>
         <w:ind w:left="720"/>
@@ -4370,7 +4370,7 @@
         <w:t>[Bắt buộc] Bán kính tối đa cho giao đồ ăn (1 đến 50 km)</w:t>
       </w:r>
     </w:p>
-    <w:p ns2:paraId="396692D4" ns2:textId="77777777">
+    <w:p>
       <w:pPr>
         <w:spacing w:before="20" w:after="60"/>
         <w:ind w:left="360"/>
@@ -4389,7 +4389,7 @@
         <w:t>ApiResponse&lt;Map&lt;String, Double&gt;&gt; (Cập nhật thành công)</w:t>
       </w:r>
     </w:p>
-    <w:p ns2:paraId="2F1BA82F" ns2:textId="77777777">
+    <w:p>
       <w:pPr>
         <w:shd w:val="clear" w:color="auto" w:fill="D9E1F2"/>
         <w:spacing w:before="400"/>
@@ -4402,7 +4402,7 @@
         <w:t xml:space="preserve">  C. FOOD DELIVERY SERVICE (food-delivery-service - Port 8084)  </w:t>
       </w:r>
     </w:p>
-    <w:p ns2:paraId="530FCC65" ns2:textId="77777777">
+    <w:p>
       <w:pPr>
         <w:spacing w:before="300" w:after="120"/>
       </w:pPr>
@@ -4414,7 +4414,7 @@
         <w:t>1. Quản lý Nhà hàng Đối tác (/api/v1/restaurants)</w:t>
       </w:r>
     </w:p>
-    <w:p ns2:paraId="202116CF" ns2:textId="77777777">
+    <w:p>
       <w:pPr>
         <w:spacing w:before="240" w:after="60"/>
       </w:pPr>
@@ -4433,7 +4433,7 @@
         <w:t>/api/v1/restaurants</w:t>
       </w:r>
     </w:p>
-    <w:p ns2:paraId="3074CE0E" ns2:textId="77777777">
+    <w:p>
       <w:pPr>
         <w:spacing w:before="20" w:after="40"/>
         <w:ind w:left="360"/>
@@ -4452,7 +4452,7 @@
         <w:t>Chủ quán đăng ký mở nhà hàng mới sau khi đã có tài khoản.</w:t>
       </w:r>
     </w:p>
-    <w:p ns2:paraId="0C11B42C" ns2:textId="77777777">
+    <w:p>
       <w:pPr>
         <w:spacing w:before="20" w:after="40"/>
         <w:ind w:left="360"/>
@@ -4471,7 +4471,7 @@
         <w:t>Header: Authorization, X-User-Id</w:t>
       </w:r>
     </w:p>
-    <w:p ns2:paraId="1E39C198" ns2:textId="77777777">
+    <w:p>
       <w:pPr>
         <w:spacing w:before="20" w:after="40"/>
         <w:ind w:left="360"/>
@@ -4484,7 +4484,7 @@
         <w:t>• Request Body (JSON):</w:t>
       </w:r>
     </w:p>
-    <w:p ns2:paraId="28C4B43E" ns2:textId="77777777">
+    <w:p>
       <w:pPr>
         <w:spacing w:before="10" w:after="20"/>
         <w:ind w:left="720"/>
@@ -4510,7 +4510,7 @@
         <w:t>[Bắt buộc] Tên quán ăn / nhà hàng</w:t>
       </w:r>
     </w:p>
-    <w:p ns2:paraId="1D438811" ns2:textId="77777777">
+    <w:p>
       <w:pPr>
         <w:spacing w:before="10" w:after="20"/>
         <w:ind w:left="720"/>
@@ -4536,7 +4536,7 @@
         <w:t>[Tùy chọn] Số điện thoại hotline nhà hàng</w:t>
       </w:r>
     </w:p>
-    <w:p ns2:paraId="42C7A9F9" ns2:textId="77777777">
+    <w:p>
       <w:pPr>
         <w:spacing w:before="10" w:after="20"/>
         <w:ind w:left="720"/>
@@ -4562,7 +4562,7 @@
         <w:t>[Bắt buộc] Địa chỉ chi tiết của nhà hàng</w:t>
       </w:r>
     </w:p>
-    <w:p ns2:paraId="00D09F56" ns2:textId="77777777">
+    <w:p>
       <w:pPr>
         <w:spacing w:before="10" w:after="20"/>
         <w:ind w:left="720"/>
@@ -4588,7 +4588,7 @@
         <w:t>[Bắt buộc] Tọa độ vĩ độ nhà hàng</w:t>
       </w:r>
     </w:p>
-    <w:p ns2:paraId="5E7D4C9B" ns2:textId="77777777">
+    <w:p>
       <w:pPr>
         <w:spacing w:before="10" w:after="20"/>
         <w:ind w:left="720"/>
@@ -4614,7 +4614,7 @@
         <w:t>[Bắt buộc] Tọa độ kinh độ nhà hàng</w:t>
       </w:r>
     </w:p>
-    <w:p ns2:paraId="07F0B027" ns2:textId="77777777">
+    <w:p>
       <w:pPr>
         <w:spacing w:before="10" w:after="20"/>
         <w:ind w:left="720"/>
@@ -4640,7 +4640,7 @@
         <w:t>[Tùy chọn] URL hình ảnh đại diện của quán</w:t>
       </w:r>
     </w:p>
-    <w:p ns2:paraId="37A27EF1" ns2:textId="77777777">
+    <w:p>
       <w:pPr>
         <w:spacing w:before="10" w:after="20"/>
         <w:ind w:left="720"/>
@@ -4666,7 +4666,7 @@
         <w:t>[Tùy chọn] Giờ mở cửa (ví dụ: '07:00')</w:t>
       </w:r>
     </w:p>
-    <w:p ns2:paraId="6FECB4EC" ns2:textId="77777777">
+    <w:p>
       <w:pPr>
         <w:spacing w:before="10" w:after="20"/>
         <w:ind w:left="720"/>
@@ -4692,7 +4692,7 @@
         <w:t>[Tùy chọn] Giờ đóng cửa (ví dụ: '22:00')</w:t>
       </w:r>
     </w:p>
-    <w:p ns2:paraId="66E5A59D" ns2:textId="77777777">
+    <w:p>
       <w:pPr>
         <w:spacing w:before="20" w:after="60"/>
         <w:ind w:left="360"/>
@@ -4711,7 +4711,7 @@
         <w:t>ApiResponse&lt;RestaurantResponse&gt;</w:t>
       </w:r>
     </w:p>
-    <w:p ns2:paraId="130F56D3" ns2:textId="77777777">
+    <w:p>
       <w:pPr>
         <w:spacing w:before="240" w:after="60"/>
       </w:pPr>
@@ -4730,7 +4730,7 @@
         <w:t>/api/v1/restaurants/partner</w:t>
       </w:r>
     </w:p>
-    <w:p ns2:paraId="4E828783" ns2:textId="77777777">
+    <w:p>
       <w:pPr>
         <w:spacing w:before="20" w:after="40"/>
         <w:ind w:left="360"/>
@@ -4749,7 +4749,7 @@
         <w:t>Đăng ký đối tác nhà hàng và tự động tạo tài khoản đăng nhập cho chủ quán trong một bước duy nhất.</w:t>
       </w:r>
     </w:p>
-    <w:p ns2:paraId="00958289" ns2:textId="77777777">
+    <w:p>
       <w:pPr>
         <w:spacing w:before="20" w:after="40"/>
         <w:ind w:left="360"/>
@@ -4768,7 +4768,7 @@
         <w:t>Public (Không yêu cầu xác thực)</w:t>
       </w:r>
     </w:p>
-    <w:p ns2:paraId="02BD825D" ns2:textId="77777777">
+    <w:p>
       <w:pPr>
         <w:spacing w:before="20" w:after="40"/>
         <w:ind w:left="360"/>
@@ -4781,7 +4781,7 @@
         <w:t>• Request Body (JSON):</w:t>
       </w:r>
     </w:p>
-    <w:p ns2:paraId="3B3ECCEE" ns2:textId="77777777">
+    <w:p>
       <w:pPr>
         <w:spacing w:before="10" w:after="20"/>
         <w:ind w:left="720"/>
@@ -4807,7 +4807,7 @@
         <w:t>[Bắt buộc] Tên nhà hàng</w:t>
       </w:r>
     </w:p>
-    <w:p ns2:paraId="73488CB3" ns2:textId="77777777">
+    <w:p>
       <w:pPr>
         <w:spacing w:before="10" w:after="20"/>
         <w:ind w:left="720"/>
@@ -4833,7 +4833,7 @@
         <w:t>[Bắt buộc] Địa chỉ nhà hàng</w:t>
       </w:r>
     </w:p>
-    <w:p ns2:paraId="414AB67F" ns2:textId="77777777">
+    <w:p>
       <w:pPr>
         <w:spacing w:before="10" w:after="20"/>
         <w:ind w:left="720"/>
@@ -4859,7 +4859,7 @@
         <w:t>[Bắt buộc] Tọa độ vĩ độ</w:t>
       </w:r>
     </w:p>
-    <w:p ns2:paraId="6A480F8F" ns2:textId="77777777">
+    <w:p>
       <w:pPr>
         <w:spacing w:before="10" w:after="20"/>
         <w:ind w:left="720"/>
@@ -4885,7 +4885,7 @@
         <w:t>[Bắt buộc] Tọa độ kinh độ</w:t>
       </w:r>
     </w:p>
-    <w:p ns2:paraId="6989D097" ns2:textId="77777777">
+    <w:p>
       <w:pPr>
         <w:spacing w:before="10" w:after="20"/>
         <w:ind w:left="720"/>
@@ -4911,7 +4911,7 @@
         <w:t>[Bắt buộc] Họ tên chủ quán</w:t>
       </w:r>
     </w:p>
-    <w:p ns2:paraId="6714236B" ns2:textId="77777777">
+    <w:p>
       <w:pPr>
         <w:spacing w:before="10" w:after="20"/>
         <w:ind w:left="720"/>
@@ -4937,7 +4937,7 @@
         <w:t>[Bắt buộc] Số điện thoại chủ quán (dùng đăng nhập)</w:t>
       </w:r>
     </w:p>
-    <w:p ns2:paraId="0A9FB5A9" ns2:textId="77777777">
+    <w:p>
       <w:pPr>
         <w:spacing w:before="10" w:after="20"/>
         <w:ind w:left="720"/>
@@ -4963,7 +4963,7 @@
         <w:t>[Bắt buộc] Mật khẩu tài khoản (tối thiểu 6 ký tự)</w:t>
       </w:r>
     </w:p>
-    <w:p ns2:paraId="2C08DC8D" ns2:textId="77777777">
+    <w:p>
       <w:pPr>
         <w:spacing w:before="10" w:after="20"/>
         <w:ind w:left="720"/>
@@ -4989,7 +4989,7 @@
         <w:t>[Tùy chọn] Email chủ quán</w:t>
       </w:r>
     </w:p>
-    <w:p ns2:paraId="6B01E3FD" ns2:textId="77777777">
+    <w:p>
       <w:pPr>
         <w:spacing w:before="10" w:after="20"/>
         <w:ind w:left="720"/>
@@ -5015,7 +5015,7 @@
         <w:t>[Tùy chọn] Ảnh quán</w:t>
       </w:r>
     </w:p>
-    <w:p ns2:paraId="429447C9" ns2:textId="77777777">
+    <w:p>
       <w:pPr>
         <w:spacing w:before="10" w:after="20"/>
         <w:ind w:left="720"/>
@@ -5041,7 +5041,7 @@
         <w:t>[Tùy chọn] Giờ mở cửa</w:t>
       </w:r>
     </w:p>
-    <w:p ns2:paraId="4D92D2FE" ns2:textId="77777777">
+    <w:p>
       <w:pPr>
         <w:spacing w:before="10" w:after="20"/>
         <w:ind w:left="720"/>
@@ -5067,7 +5067,7 @@
         <w:t>[Tùy chọn] Giờ đóng cửa</w:t>
       </w:r>
     </w:p>
-    <w:p ns2:paraId="14B54679" ns2:textId="77777777">
+    <w:p>
       <w:pPr>
         <w:spacing w:before="20" w:after="60"/>
         <w:ind w:left="360"/>
@@ -5087,7 +5087,7 @@
         <w:t>ApiResponse&lt;RestaurantResponse&gt;</w:t>
       </w:r>
     </w:p>
-    <w:p ns2:paraId="095D4E87" ns2:textId="77777777">
+    <w:p>
       <w:pPr>
         <w:spacing w:before="240" w:after="60"/>
       </w:pPr>
@@ -5106,7 +5106,7 @@
         <w:t>/api/v1/restaurants</w:t>
       </w:r>
     </w:p>
-    <w:p ns2:paraId="5B9A37DB" ns2:textId="77777777">
+    <w:p>
       <w:pPr>
         <w:spacing w:before="20" w:after="40"/>
         <w:ind w:left="360"/>
@@ -5125,7 +5125,7 @@
         <w:t>Lấy danh sách các nhà hàng đang mở cửa hoặc tìm kiếm theo từ khóa tên quán/địa chỉ.</w:t>
       </w:r>
     </w:p>
-    <w:p ns2:paraId="465DA9D8" ns2:textId="77777777">
+    <w:p>
       <w:pPr>
         <w:spacing w:before="20" w:after="40"/>
         <w:ind w:left="360"/>
@@ -5144,7 +5144,7 @@
         <w:t>Public</w:t>
       </w:r>
     </w:p>
-    <w:p ns2:paraId="1249A2C8" ns2:textId="77777777">
+    <w:p>
       <w:pPr>
         <w:spacing w:before="20" w:after="40"/>
         <w:ind w:left="360"/>
@@ -5163,7 +5163,7 @@
         <w:t>search (Tùy chọn, từ khóa tìm kiếm)</w:t>
       </w:r>
     </w:p>
-    <w:p ns2:paraId="2DF687EF" ns2:textId="77777777">
+    <w:p>
       <w:pPr>
         <w:spacing w:before="20" w:after="60"/>
         <w:ind w:left="360"/>
@@ -5182,7 +5182,7 @@
         <w:t>ApiResponse&lt;List&lt;RestaurantResponse&gt;&gt; (bao gồm: id, name, address, latitude, longitude, rating: điểm sao TB, reviewCount / totalReviews: tổng số lượt đánh giá, isOpen...)</w:t>
       </w:r>
     </w:p>
-    <w:p ns2:paraId="65C994EB" ns2:textId="77777777">
+    <w:p>
       <w:pPr>
         <w:spacing w:before="240" w:after="60"/>
       </w:pPr>
@@ -5201,7 +5201,7 @@
         <w:t>/api/v1/restaurants/{id}</w:t>
       </w:r>
     </w:p>
-    <w:p ns2:paraId="0162E4F3" ns2:textId="77777777">
+    <w:p>
       <w:pPr>
         <w:spacing w:before="20" w:after="40"/>
         <w:ind w:left="360"/>
@@ -5220,7 +5220,7 @@
         <w:t>Lấy thông tin chi tiết của một nhà hàng đối tác theo ID.</w:t>
       </w:r>
     </w:p>
-    <w:p ns2:paraId="49F5EF21" ns2:textId="77777777">
+    <w:p>
       <w:pPr>
         <w:spacing w:before="20" w:after="40"/>
         <w:ind w:left="360"/>
@@ -5239,7 +5239,7 @@
         <w:t>Public</w:t>
       </w:r>
     </w:p>
-    <w:p ns2:paraId="7AE3AF4F" ns2:textId="77777777">
+    <w:p>
       <w:pPr>
         <w:spacing w:before="20" w:after="40"/>
         <w:ind w:left="360"/>
@@ -5258,7 +5258,7 @@
         <w:t>Path: {id}</w:t>
       </w:r>
     </w:p>
-    <w:p ns2:paraId="0BC96BB4" ns2:textId="77777777">
+    <w:p>
       <w:pPr>
         <w:spacing w:before="20" w:after="60"/>
         <w:ind w:left="360"/>
@@ -5277,7 +5277,7 @@
         <w:t>ApiResponse&lt;RestaurantResponse&gt;</w:t>
       </w:r>
     </w:p>
-    <w:p ns2:paraId="49359190" ns2:textId="77777777">
+    <w:p>
       <w:pPr>
         <w:spacing w:before="240" w:after="60"/>
       </w:pPr>
@@ -5296,7 +5296,7 @@
         <w:t>/api/v1/restaurants/my-restaurant</w:t>
       </w:r>
     </w:p>
-    <w:p ns2:paraId="271E0B7E" ns2:textId="77777777">
+    <w:p>
       <w:pPr>
         <w:spacing w:before="20" w:after="40"/>
         <w:ind w:left="360"/>
@@ -5315,7 +5315,7 @@
         <w:t>Lấy thông tin nhà hàng thuộc quyền sở hữu của chính chủ quán đang đăng nhập.</w:t>
       </w:r>
     </w:p>
-    <w:p ns2:paraId="46ABB3DE" ns2:textId="77777777">
+    <w:p>
       <w:pPr>
         <w:spacing w:before="20" w:after="40"/>
         <w:ind w:left="360"/>
@@ -5334,7 +5334,7 @@
         <w:t>Merchant | Header: Authorization, X-User-Id</w:t>
       </w:r>
     </w:p>
-    <w:p ns2:paraId="44203659" ns2:textId="77777777">
+    <w:p>
       <w:pPr>
         <w:spacing w:before="20" w:after="60"/>
         <w:ind w:left="360"/>
@@ -5353,7 +5353,7 @@
         <w:t>ApiResponse&lt;RestaurantResponse&gt;</w:t>
       </w:r>
     </w:p>
-    <w:p ns2:paraId="22D1C0FC" ns2:textId="77777777">
+    <w:p>
       <w:pPr>
         <w:spacing w:before="240" w:after="60"/>
       </w:pPr>
@@ -5372,7 +5372,7 @@
         <w:t>/api/v1/restaurants/{id}</w:t>
       </w:r>
     </w:p>
-    <w:p ns2:paraId="63E5566A" ns2:textId="77777777">
+    <w:p>
       <w:pPr>
         <w:spacing w:before="20" w:after="40"/>
         <w:ind w:left="360"/>
@@ -5391,7 +5391,7 @@
         <w:t>Chủ quán cập nhật thông tin nhà hàng của mình.</w:t>
       </w:r>
     </w:p>
-    <w:p ns2:paraId="70311CA9" ns2:textId="77777777">
+    <w:p>
       <w:pPr>
         <w:spacing w:before="20" w:after="40"/>
         <w:ind w:left="360"/>
@@ -5410,7 +5410,7 @@
         <w:t>Merchant (Chính chủ) | Header: Authorization, X-User-Id</w:t>
       </w:r>
     </w:p>
-    <w:p ns2:paraId="27257EC6" ns2:textId="77777777">
+    <w:p>
       <w:pPr>
         <w:spacing w:before="20" w:after="40"/>
         <w:ind w:left="360"/>
@@ -5429,7 +5429,7 @@
         <w:t>Path: {id}</w:t>
       </w:r>
     </w:p>
-    <w:p ns2:paraId="647D43AD" ns2:textId="77777777">
+    <w:p>
       <w:pPr>
         <w:spacing w:before="20" w:after="40"/>
         <w:ind w:left="360"/>
@@ -5442,7 +5442,7 @@
         <w:t>• Request Body (JSON):</w:t>
       </w:r>
     </w:p>
-    <w:p ns2:paraId="349A2435" ns2:textId="77777777">
+    <w:p>
       <w:pPr>
         <w:spacing w:before="10" w:after="20"/>
         <w:ind w:left="720"/>
@@ -5468,7 +5468,7 @@
         <w:t>[Bắt buộc] Tên nhà hàng</w:t>
       </w:r>
     </w:p>
-    <w:p ns2:paraId="186BCF5C" ns2:textId="77777777">
+    <w:p>
       <w:pPr>
         <w:spacing w:before="10" w:after="20"/>
         <w:ind w:left="720"/>
@@ -5494,7 +5494,7 @@
         <w:t>[Tùy chọn] Số hotline</w:t>
       </w:r>
     </w:p>
-    <w:p ns2:paraId="7AFEC88C" ns2:textId="77777777">
+    <w:p>
       <w:pPr>
         <w:spacing w:before="10" w:after="20"/>
         <w:ind w:left="720"/>
@@ -5520,7 +5520,7 @@
         <w:t>[Bắt buộc] Địa chỉ nhà hàng</w:t>
       </w:r>
     </w:p>
-    <w:p ns2:paraId="1B6091AE" ns2:textId="77777777">
+    <w:p>
       <w:pPr>
         <w:spacing w:before="10" w:after="20"/>
         <w:ind w:left="720"/>
@@ -5546,7 +5546,7 @@
         <w:t>[Bắt buộc] Tọa độ vĩ độ</w:t>
       </w:r>
     </w:p>
-    <w:p ns2:paraId="62C18C90" ns2:textId="77777777">
+    <w:p>
       <w:pPr>
         <w:spacing w:before="10" w:after="20"/>
         <w:ind w:left="720"/>
@@ -5572,7 +5572,7 @@
         <w:t>[Bắt buộc] Tọa độ kinh độ</w:t>
       </w:r>
     </w:p>
-    <w:p ns2:paraId="363A4DAD" ns2:textId="77777777">
+    <w:p>
       <w:pPr>
         <w:spacing w:before="10" w:after="20"/>
         <w:ind w:left="720"/>
@@ -5598,7 +5598,7 @@
         <w:t>[Tùy chọn] URL hình ảnh đại diện</w:t>
       </w:r>
     </w:p>
-    <w:p ns2:paraId="75C2A5C2" ns2:textId="77777777">
+    <w:p>
       <w:pPr>
         <w:spacing w:before="10" w:after="20"/>
         <w:ind w:left="720"/>
@@ -5624,7 +5624,7 @@
         <w:t>[Tùy chọn] Giờ mở cửa</w:t>
       </w:r>
     </w:p>
-    <w:p ns2:paraId="475E015B" ns2:textId="77777777">
+    <w:p>
       <w:pPr>
         <w:spacing w:before="10" w:after="20"/>
         <w:ind w:left="720"/>
@@ -5650,7 +5650,7 @@
         <w:t>[Tùy chọn] Giờ đóng cửa</w:t>
       </w:r>
     </w:p>
-    <w:p ns2:paraId="7C66DFE3" ns2:textId="77777777">
+    <w:p>
       <w:pPr>
         <w:spacing w:before="20" w:after="60"/>
         <w:ind w:left="360"/>
@@ -5669,7 +5669,7 @@
         <w:t>ApiResponse&lt;RestaurantResponse&gt;</w:t>
       </w:r>
     </w:p>
-    <w:p ns2:paraId="11A813E2" ns2:textId="77777777">
+    <w:p>
       <w:pPr>
         <w:spacing w:before="240" w:after="60"/>
       </w:pPr>
@@ -5688,7 +5688,7 @@
         <w:t>/api/v1/restaurants/{id}/status</w:t>
       </w:r>
     </w:p>
-    <w:p ns2:paraId="780F87DC" ns2:textId="77777777">
+    <w:p>
       <w:pPr>
         <w:spacing w:before="20" w:after="40"/>
         <w:ind w:left="360"/>
@@ -5707,7 +5707,7 @@
         <w:t>Chủ quán bật hoặc tắt trạng thái nhận đơn (Đang mở cửa / Đã đóng cửa).</w:t>
       </w:r>
     </w:p>
-    <w:p ns2:paraId="06DBFD0F" ns2:textId="77777777">
+    <w:p>
       <w:pPr>
         <w:spacing w:before="20" w:after="40"/>
         <w:ind w:left="360"/>
@@ -5727,7 +5727,7 @@
         <w:t>Merchant (Chính chủ) | Header: Authorization, X-User-Id</w:t>
       </w:r>
     </w:p>
-    <w:p ns2:paraId="4087DEEC" ns2:textId="77777777">
+    <w:p>
       <w:pPr>
         <w:spacing w:before="20" w:after="40"/>
         <w:ind w:left="360"/>
@@ -5746,7 +5746,7 @@
         <w:t>Path: {id}</w:t>
       </w:r>
     </w:p>
-    <w:p ns2:paraId="377FDF99" ns2:textId="77777777">
+    <w:p>
       <w:pPr>
         <w:spacing w:before="20" w:after="40"/>
         <w:ind w:left="360"/>
@@ -5759,7 +5759,7 @@
         <w:t>• Request Body (JSON):</w:t>
       </w:r>
     </w:p>
-    <w:p ns2:paraId="3FB1BE95" ns2:textId="77777777">
+    <w:p>
       <w:pPr>
         <w:spacing w:before="10" w:after="20"/>
         <w:ind w:left="720"/>
@@ -5785,7 +5785,7 @@
         <w:t>[Bắt buộc] Trạng thái hoạt động: OPEN (Mở cửa) hoặc CLOSED (Đóng cửa)</w:t>
       </w:r>
     </w:p>
-    <w:p ns2:paraId="20E93758" ns2:textId="77777777">
+    <w:p>
       <w:pPr>
         <w:spacing w:before="20" w:after="60"/>
         <w:ind w:left="360"/>
@@ -5804,7 +5804,7 @@
         <w:t>ApiResponse&lt;RestaurantResponse&gt;</w:t>
       </w:r>
     </w:p>
-    <w:p ns2:paraId="2DFCDCF3" ns2:textId="77777777">
+    <w:p>
       <w:pPr>
         <w:spacing w:before="240" w:after="60"/>
       </w:pPr>
@@ -5823,7 +5823,7 @@
         <w:t>/api/v1/restaurants/{id}/lock</w:t>
       </w:r>
     </w:p>
-    <w:p ns2:paraId="58B50FAC" ns2:textId="77777777">
+    <w:p>
       <w:pPr>
         <w:spacing w:before="20" w:after="40"/>
         <w:ind w:left="360"/>
@@ -5842,7 +5842,7 @@
         <w:t>Quản trị viên khóa hoặc mở khóa hoạt động của nhà hàng đối tác.</w:t>
       </w:r>
     </w:p>
-    <w:p ns2:paraId="35271892" ns2:textId="77777777">
+    <w:p>
       <w:pPr>
         <w:spacing w:before="20" w:after="40"/>
         <w:ind w:left="360"/>
@@ -5861,7 +5861,7 @@
         <w:t>ROLE_ADMIN | Header: Authorization</w:t>
       </w:r>
     </w:p>
-    <w:p ns2:paraId="37E65FC6" ns2:textId="77777777">
+    <w:p>
       <w:pPr>
         <w:spacing w:before="20" w:after="40"/>
         <w:ind w:left="360"/>
@@ -5880,7 +5880,7 @@
         <w:t>Path: {id}</w:t>
       </w:r>
     </w:p>
-    <w:p ns2:paraId="1BF4F464" ns2:textId="77777777">
+    <w:p>
       <w:pPr>
         <w:spacing w:before="20" w:after="40"/>
         <w:ind w:left="360"/>
@@ -5893,7 +5893,7 @@
         <w:t>• Request Body (JSON):</w:t>
       </w:r>
     </w:p>
-    <w:p ns2:paraId="1F50626B" ns2:textId="77777777">
+    <w:p>
       <w:pPr>
         <w:spacing w:before="10" w:after="20"/>
         <w:ind w:left="720"/>
@@ -5919,7 +5919,7 @@
         <w:t>[Bắt buộc] true: Khóa nhà hàng; false: Mở khóa</w:t>
       </w:r>
     </w:p>
-    <w:p ns2:paraId="69DC5E49" ns2:textId="77777777">
+    <w:p>
       <w:pPr>
         <w:spacing w:before="10" w:after="20"/>
         <w:ind w:left="720"/>
@@ -5945,7 +5945,7 @@
         <w:t>[Tùy chọn] Lý do khóa</w:t>
       </w:r>
     </w:p>
-    <w:p ns2:paraId="461A184C" ns2:textId="77777777">
+    <w:p>
       <w:pPr>
         <w:spacing w:before="20" w:after="60"/>
         <w:ind w:left="360"/>
@@ -5964,7 +5964,7 @@
         <w:t>ApiResponse&lt;RestaurantResponse&gt;</w:t>
       </w:r>
     </w:p>
-    <w:p ns2:paraId="7222E629" ns2:textId="77777777">
+    <w:p>
       <w:pPr>
         <w:spacing w:before="300" w:after="120"/>
       </w:pPr>
@@ -5976,7 +5976,7 @@
         <w:t>2. Quản lý Thực đơn &amp; Món ăn (/api/v1/items, /api/v1/restaurants/{id}/items)</w:t>
       </w:r>
     </w:p>
-    <w:p ns2:paraId="3FE4A8D5" ns2:textId="77777777">
+    <w:p>
       <w:pPr>
         <w:spacing w:before="240" w:after="60"/>
       </w:pPr>
@@ -5995,7 +5995,7 @@
         <w:t>/api/v1/restaurants/{restaurantId}/items</w:t>
       </w:r>
     </w:p>
-    <w:p ns2:paraId="422DC99F" ns2:textId="77777777">
+    <w:p>
       <w:pPr>
         <w:spacing w:before="20" w:after="40"/>
         <w:ind w:left="360"/>
@@ -6014,7 +6014,7 @@
         <w:t>Chủ quán thêm món ăn mới vào danh mục thực đơn của nhà hàng.</w:t>
       </w:r>
     </w:p>
-    <w:p ns2:paraId="719CB538" ns2:textId="77777777">
+    <w:p>
       <w:pPr>
         <w:spacing w:before="20" w:after="40"/>
         <w:ind w:left="360"/>
@@ -6033,7 +6033,7 @@
         <w:t>Merchant (Chính chủ) | Header: Authorization, X-User-Id</w:t>
       </w:r>
     </w:p>
-    <w:p ns2:paraId="23E12B18" ns2:textId="77777777">
+    <w:p>
       <w:pPr>
         <w:spacing w:before="20" w:after="40"/>
         <w:ind w:left="360"/>
@@ -6052,7 +6052,7 @@
         <w:t>Path: {restaurantId}</w:t>
       </w:r>
     </w:p>
-    <w:p ns2:paraId="103EF40A" ns2:textId="77777777">
+    <w:p>
       <w:pPr>
         <w:spacing w:before="20" w:after="40"/>
         <w:ind w:left="360"/>
@@ -6065,7 +6065,7 @@
         <w:t>• Request Body (JSON):</w:t>
       </w:r>
     </w:p>
-    <w:p ns2:paraId="5A24DF93" ns2:textId="77777777">
+    <w:p>
       <w:pPr>
         <w:spacing w:before="10" w:after="20"/>
         <w:ind w:left="720"/>
@@ -6091,7 +6091,7 @@
         <w:t>[Bắt buộc] Tên món ăn</w:t>
       </w:r>
     </w:p>
-    <w:p ns2:paraId="53A1F03B" ns2:textId="77777777">
+    <w:p>
       <w:pPr>
         <w:spacing w:before="10" w:after="20"/>
         <w:ind w:left="720"/>
@@ -6117,7 +6117,7 @@
         <w:t>[Bắt buộc] Giá bán món ăn (phải lớn hơn 0)</w:t>
       </w:r>
     </w:p>
-    <w:p ns2:paraId="0689DB82" ns2:textId="77777777">
+    <w:p>
       <w:pPr>
         <w:spacing w:before="10" w:after="20"/>
         <w:ind w:left="720"/>
@@ -6143,7 +6143,7 @@
         <w:t>[Tùy chọn] Mô tả chi tiết món ăn</w:t>
       </w:r>
     </w:p>
-    <w:p ns2:paraId="71B6B60F" ns2:textId="77777777">
+    <w:p>
       <w:pPr>
         <w:spacing w:before="10" w:after="20"/>
         <w:ind w:left="720"/>
@@ -6169,7 +6169,7 @@
         <w:t>[Tùy chọn] URL hình ảnh minh họa món ăn</w:t>
       </w:r>
     </w:p>
-    <w:p ns2:paraId="09734142" ns2:textId="77777777">
+    <w:p>
       <w:pPr>
         <w:spacing w:before="10" w:after="20"/>
         <w:ind w:left="720"/>
@@ -6195,7 +6195,7 @@
         <w:t>[Tùy chọn] Danh mục món (Cơm, Bún, Nước uống...)</w:t>
       </w:r>
     </w:p>
-    <w:p ns2:paraId="259B325B" ns2:textId="77777777">
+    <w:p>
       <w:pPr>
         <w:spacing w:before="10" w:after="20"/>
         <w:ind w:left="720"/>
@@ -6221,7 +6221,7 @@
         <w:t>[Tùy chọn] Còn bán hay không (mặc định true)</w:t>
       </w:r>
     </w:p>
-    <w:p ns2:paraId="4DE79B6F" ns2:textId="77777777">
+    <w:p>
       <w:pPr>
         <w:spacing w:before="20" w:after="60"/>
         <w:ind w:left="360"/>
@@ -6240,7 +6240,7 @@
         <w:t>ApiResponse&lt;MenuItemResponse&gt;</w:t>
       </w:r>
     </w:p>
-    <w:p ns2:paraId="4942CB03" ns2:textId="77777777">
+    <w:p>
       <w:pPr>
         <w:spacing w:before="240" w:after="60"/>
       </w:pPr>
@@ -6259,7 +6259,7 @@
         <w:t>/api/v1/items</w:t>
       </w:r>
     </w:p>
-    <w:p ns2:paraId="22731C31" ns2:textId="77777777">
+    <w:p>
       <w:pPr>
         <w:spacing w:before="20" w:after="40"/>
         <w:ind w:left="360"/>
@@ -6278,7 +6278,7 @@
         <w:t>Tạo món ăn mới (truyền ID nhà hàng trực tiếp trong body).</w:t>
       </w:r>
     </w:p>
-    <w:p ns2:paraId="350D3F12" ns2:textId="77777777">
+    <w:p>
       <w:pPr>
         <w:spacing w:before="20" w:after="40"/>
         <w:ind w:left="360"/>
@@ -6297,7 +6297,7 @@
         <w:t>Merchant (Chính chủ) | Header: Authorization, X-User-Id</w:t>
       </w:r>
     </w:p>
-    <w:p ns2:paraId="58396304" ns2:textId="77777777">
+    <w:p>
       <w:pPr>
         <w:spacing w:before="20" w:after="40"/>
         <w:ind w:left="360"/>
@@ -6310,7 +6310,7 @@
         <w:t>• Request Body (JSON):</w:t>
       </w:r>
     </w:p>
-    <w:p ns2:paraId="2C986340" ns2:textId="77777777">
+    <w:p>
       <w:pPr>
         <w:spacing w:before="10" w:after="20"/>
         <w:ind w:left="720"/>
@@ -6336,7 +6336,7 @@
         <w:t>[Bắt buộc] ID của nhà hàng sở hữu món</w:t>
       </w:r>
     </w:p>
-    <w:p ns2:paraId="6D245D12" ns2:textId="77777777">
+    <w:p>
       <w:pPr>
         <w:spacing w:before="10" w:after="20"/>
         <w:ind w:left="720"/>
@@ -6362,7 +6362,7 @@
         <w:t>[Bắt buộc] Tên món ăn</w:t>
       </w:r>
     </w:p>
-    <w:p ns2:paraId="27137F0A" ns2:textId="77777777">
+    <w:p>
       <w:pPr>
         <w:spacing w:before="10" w:after="20"/>
         <w:ind w:left="720"/>
@@ -6388,7 +6388,7 @@
         <w:t>[Bắt buộc] Giá bán món ăn</w:t>
       </w:r>
     </w:p>
-    <w:p ns2:paraId="31FD7415" ns2:textId="77777777">
+    <w:p>
       <w:pPr>
         <w:spacing w:before="10" w:after="20"/>
         <w:ind w:left="720"/>
@@ -6415,7 +6415,7 @@
         <w:t>[Tùy chọn] Mô tả món</w:t>
       </w:r>
     </w:p>
-    <w:p ns2:paraId="635B0E1D" ns2:textId="77777777">
+    <w:p>
       <w:pPr>
         <w:spacing w:before="10" w:after="20"/>
         <w:ind w:left="720"/>
@@ -6441,7 +6441,7 @@
         <w:t>[Tùy chọn] Ảnh món</w:t>
       </w:r>
     </w:p>
-    <w:p ns2:paraId="37394920" ns2:textId="77777777">
+    <w:p>
       <w:pPr>
         <w:spacing w:before="10" w:after="20"/>
         <w:ind w:left="720"/>
@@ -6467,7 +6467,7 @@
         <w:t>[Tùy chọn] Danh mục món</w:t>
       </w:r>
     </w:p>
-    <w:p ns2:paraId="2BB71B41" ns2:textId="77777777">
+    <w:p>
       <w:pPr>
         <w:spacing w:before="10" w:after="20"/>
         <w:ind w:left="720"/>
@@ -6493,7 +6493,7 @@
         <w:t>[Tùy chọn] Trạng thái khả dụng</w:t>
       </w:r>
     </w:p>
-    <w:p ns2:paraId="2A9D6328" ns2:textId="77777777">
+    <w:p>
       <w:pPr>
         <w:spacing w:before="20" w:after="60"/>
         <w:ind w:left="360"/>
@@ -6512,7 +6512,7 @@
         <w:t>ApiResponse&lt;MenuItemResponse&gt;</w:t>
       </w:r>
     </w:p>
-    <w:p ns2:paraId="72F1C780" ns2:textId="77777777">
+    <w:p>
       <w:pPr>
         <w:spacing w:before="240" w:after="60"/>
       </w:pPr>
@@ -6531,7 +6531,7 @@
         <w:t>/api/v1/restaurants/{restaurantId}/items</w:t>
       </w:r>
     </w:p>
-    <w:p ns2:paraId="407F6EC3" ns2:textId="77777777">
+    <w:p>
       <w:pPr>
         <w:spacing w:before="20" w:after="40"/>
         <w:ind w:left="360"/>
@@ -6550,7 +6550,7 @@
         <w:t>Lấy toàn bộ danh sách món ăn trong thực đơn của nhà hàng (hỗ trợ lọc món đang bán).</w:t>
       </w:r>
     </w:p>
-    <w:p ns2:paraId="73C91304" ns2:textId="77777777">
+    <w:p>
       <w:pPr>
         <w:spacing w:before="20" w:after="40"/>
         <w:ind w:left="360"/>
@@ -6569,7 +6569,7 @@
         <w:t>Public</w:t>
       </w:r>
     </w:p>
-    <w:p ns2:paraId="03EB7B0A" ns2:textId="77777777">
+    <w:p>
       <w:pPr>
         <w:spacing w:before="20" w:after="40"/>
         <w:ind w:left="360"/>
@@ -6588,7 +6588,7 @@
         <w:t>Path: {restaurantId}, Param: availableOnly (boolean, mặc định false)</w:t>
       </w:r>
     </w:p>
-    <w:p ns2:paraId="7BDBE866" ns2:textId="77777777">
+    <w:p>
       <w:pPr>
         <w:spacing w:before="20" w:after="60"/>
         <w:ind w:left="360"/>
@@ -6607,7 +6607,7 @@
         <w:t>ApiResponse&lt;List&lt;MenuItemResponse&gt;&gt;</w:t>
       </w:r>
     </w:p>
-    <w:p ns2:paraId="3E6F92FB" ns2:textId="77777777">
+    <w:p>
       <w:pPr>
         <w:spacing w:before="240" w:after="60"/>
       </w:pPr>
@@ -6626,7 +6626,7 @@
         <w:t>/api/v1/items/restaurant/{restaurantId}</w:t>
       </w:r>
     </w:p>
-    <w:p ns2:paraId="59667FD3" ns2:textId="77777777">
+    <w:p>
       <w:pPr>
         <w:spacing w:before="20" w:after="40"/>
         <w:ind w:left="360"/>
@@ -6645,7 +6645,7 @@
         <w:t>Lấy danh sách món ăn theo ID nhà hàng (endpoint thay thế).</w:t>
       </w:r>
     </w:p>
-    <w:p ns2:paraId="4C4296EC" ns2:textId="77777777">
+    <w:p>
       <w:pPr>
         <w:spacing w:before="20" w:after="40"/>
         <w:ind w:left="360"/>
@@ -6664,7 +6664,7 @@
         <w:t>Public</w:t>
       </w:r>
     </w:p>
-    <w:p ns2:paraId="31A4AA56" ns2:textId="77777777">
+    <w:p>
       <w:pPr>
         <w:spacing w:before="20" w:after="40"/>
         <w:ind w:left="360"/>
@@ -6683,7 +6683,7 @@
         <w:t>Path: {restaurantId}, Param: availableOnly (boolean)</w:t>
       </w:r>
     </w:p>
-    <w:p ns2:paraId="15276D7A" ns2:textId="77777777">
+    <w:p>
       <w:pPr>
         <w:spacing w:before="20" w:after="60"/>
         <w:ind w:left="360"/>
@@ -6702,13 +6702,203 @@
         <w:t>ApiResponse&lt;List&lt;MenuItemResponse&gt;&gt;</w:t>
       </w:r>
     </w:p>
-    <w:p ns2:paraId="249F98B2" ns2:textId="77777777">
+    <w:p>
       <w:pPr>
         <w:spacing w:before="240" w:after="60"/>
       </w:pPr>
       <w:r>
         <w:rPr>
           <w:b/>
+          <w:color w:val="375623"/>
+        </w:rPr>
+        <w:t xml:space="preserve">[GET] </w:t>
+      </w:r>
+      <w:r>
+        <w:rPr>
+          <w:b/>
+          <w:color w:val="000000"/>
+        </w:rPr>
+        <w:t>/api/v1/items/{itemId}</w:t>
+      </w:r>
+    </w:p>
+    <w:p>
+      <w:pPr>
+        <w:spacing w:before="20" w:after="40"/>
+        <w:ind w:left="360"/>
+      </w:pPr>
+      <w:r>
+        <w:rPr>
+          <w:b/>
+          <w:color w:val="333333"/>
+        </w:rPr>
+        <w:t xml:space="preserve">• Mô tả: </w:t>
+      </w:r>
+      <w:r>
+        <w:rPr>
+          <w:color w:val="333333"/>
+        </w:rPr>
+        <w:t>Lấy thông tin chi tiết một món ăn theo ID món (hỗ trợ hiển thị trực tiếp từ banner khuyến mãi, thông báo, giỏ hàng).</w:t>
+      </w:r>
+    </w:p>
+    <w:p>
+      <w:pPr>
+        <w:spacing w:before="20" w:after="40"/>
+        <w:ind w:left="360"/>
+      </w:pPr>
+      <w:r>
+        <w:rPr>
+          <w:b/>
+          <w:color w:val="333333"/>
+        </w:rPr>
+        <w:t xml:space="preserve">• Quyền / Header: </w:t>
+      </w:r>
+      <w:r>
+        <w:rPr>
+          <w:color w:val="595959"/>
+        </w:rPr>
+        <w:t>Public</w:t>
+      </w:r>
+    </w:p>
+    <w:p>
+      <w:pPr>
+        <w:spacing w:before="20" w:after="40"/>
+        <w:ind w:left="360"/>
+      </w:pPr>
+      <w:r>
+        <w:rPr>
+          <w:b/>
+          <w:color w:val="333333"/>
+        </w:rPr>
+        <w:t xml:space="preserve">• Tham số (Path / Params): </w:t>
+      </w:r>
+      <w:r>
+        <w:rPr>
+          <w:color w:val="595959"/>
+        </w:rPr>
+        <w:t>Path: {itemId} (Long - ID món ăn)</w:t>
+      </w:r>
+    </w:p>
+    <w:p>
+      <w:pPr>
+        <w:spacing w:before="20" w:after="60"/>
+        <w:ind w:left="360"/>
+      </w:pPr>
+      <w:r>
+        <w:rPr>
+          <w:b/>
+          <w:color w:val="333333"/>
+        </w:rPr>
+        <w:t xml:space="preserve">• Kết quả trả về: </w:t>
+      </w:r>
+      <w:r>
+        <w:rPr>
+          <w:color w:val="2E75B6"/>
+        </w:rPr>
+        <w:t>ApiResponse&lt;MenuItemResponse&gt; (id, restaurantId, restaurantName, name, description, price, imageUrl, category, isAvailable, createdAt, updatedAt)</w:t>
+      </w:r>
+    </w:p>
+    <w:p>
+      <w:pPr>
+        <w:spacing w:before="240" w:after="60"/>
+      </w:pPr>
+      <w:r>
+        <w:rPr>
+          <w:b/>
+          <w:color w:val="375623"/>
+        </w:rPr>
+        <w:t xml:space="preserve">[GET] </w:t>
+      </w:r>
+      <w:r>
+        <w:rPr>
+          <w:b/>
+          <w:color w:val="000000"/>
+        </w:rPr>
+        <w:t>/api/v1/restaurants/{restaurantId}/items/{itemId}</w:t>
+      </w:r>
+    </w:p>
+    <w:p>
+      <w:pPr>
+        <w:spacing w:before="20" w:after="40"/>
+        <w:ind w:left="360"/>
+      </w:pPr>
+      <w:r>
+        <w:rPr>
+          <w:b/>
+          <w:color w:val="333333"/>
+        </w:rPr>
+        <w:t xml:space="preserve">• Mô tả: </w:t>
+      </w:r>
+      <w:r>
+        <w:rPr>
+          <w:color w:val="333333"/>
+        </w:rPr>
+        <w:t>Lấy thông tin chi tiết món ăn trong một nhà hàng cụ thể (kiểm tra tính hợp lệ món thuộc đúng nhà hàng, trả về 404 nếu không khớp quán).</w:t>
+      </w:r>
+    </w:p>
+    <w:p>
+      <w:pPr>
+        <w:spacing w:before="20" w:after="40"/>
+        <w:ind w:left="360"/>
+      </w:pPr>
+      <w:r>
+        <w:rPr>
+          <w:b/>
+          <w:color w:val="333333"/>
+        </w:rPr>
+        <w:t xml:space="preserve">• Quyền / Header: </w:t>
+      </w:r>
+      <w:r>
+        <w:rPr>
+          <w:color w:val="595959"/>
+        </w:rPr>
+        <w:t>Public</w:t>
+      </w:r>
+    </w:p>
+    <w:p>
+      <w:pPr>
+        <w:spacing w:before="20" w:after="40"/>
+        <w:ind w:left="360"/>
+      </w:pPr>
+      <w:r>
+        <w:rPr>
+          <w:b/>
+          <w:color w:val="333333"/>
+        </w:rPr>
+        <w:t xml:space="preserve">• Tham số (Path / Params): </w:t>
+      </w:r>
+      <w:r>
+        <w:rPr>
+          <w:color w:val="595959"/>
+        </w:rPr>
+        <w:t>Path: {restaurantId} (Long - ID nhà hàng), Path: {itemId} (Long - ID món ăn)</w:t>
+      </w:r>
+    </w:p>
+    <w:p>
+      <w:pPr>
+        <w:spacing w:before="20" w:after="60"/>
+        <w:ind w:left="360"/>
+      </w:pPr>
+      <w:r>
+        <w:rPr>
+          <w:b/>
+          <w:color w:val="333333"/>
+        </w:rPr>
+        <w:t xml:space="preserve">• Kết quả trả về: </w:t>
+      </w:r>
+      <w:r>
+        <w:rPr>
+          <w:color w:val="2E75B6"/>
+        </w:rPr>
+        <w:t>ApiResponse&lt;MenuItemResponse&gt; (id, restaurantId, restaurantName, name, description, price, imageUrl, category, isAvailable, createdAt, updatedAt)</w:t>
+      </w:r>
+    </w:p>
+    <w:p>
+      <w:pPr>
+        <w:spacing w:before="240" w:after="60"/>
+      </w:pPr>
+      <w:r>
+        <w:rPr>
+          <w:b/>
           <w:color w:val="B9770E"/>
         </w:rPr>
         <w:t xml:space="preserve">[PUT] </w:t>
@@ -6721,7 +6911,7 @@
         <w:t>/api/v1/items/{itemId}</w:t>
       </w:r>
     </w:p>
-    <w:p ns2:paraId="19B1A10F" ns2:textId="77777777">
+    <w:p>
       <w:pPr>
         <w:spacing w:before="20" w:after="40"/>
         <w:ind w:left="360"/>
@@ -6740,7 +6930,7 @@
         <w:t>Cập nhật thông tin chi tiết món ăn (tên, giá tiền, mô tả, ảnh, còn/hết).</w:t>
       </w:r>
     </w:p>
-    <w:p ns2:paraId="4E7C7F5C" ns2:textId="77777777">
+    <w:p>
       <w:pPr>
         <w:spacing w:before="20" w:after="40"/>
         <w:ind w:left="360"/>
@@ -6759,7 +6949,7 @@
         <w:t>Merchant (Chính chủ) | Header: Authorization, X-User-Id</w:t>
       </w:r>
     </w:p>
-    <w:p ns2:paraId="192ECE22" ns2:textId="77777777">
+    <w:p>
       <w:pPr>
         <w:spacing w:before="20" w:after="40"/>
         <w:ind w:left="360"/>
@@ -6778,7 +6968,7 @@
         <w:t>Path: {itemId}</w:t>
       </w:r>
     </w:p>
-    <w:p ns2:paraId="33A69C6F" ns2:textId="77777777">
+    <w:p>
       <w:pPr>
         <w:spacing w:before="20" w:after="40"/>
         <w:ind w:left="360"/>
@@ -6791,7 +6981,7 @@
         <w:t>• Request Body (JSON):</w:t>
       </w:r>
     </w:p>
-    <w:p ns2:paraId="19CC1D00" ns2:textId="77777777">
+    <w:p>
       <w:pPr>
         <w:spacing w:before="10" w:after="20"/>
         <w:ind w:left="720"/>
@@ -6817,7 +7007,7 @@
         <w:t>[Bắt buộc] Tên món ăn</w:t>
       </w:r>
     </w:p>
-    <w:p ns2:paraId="46815833" ns2:textId="77777777">
+    <w:p>
       <w:pPr>
         <w:spacing w:before="10" w:after="20"/>
         <w:ind w:left="720"/>
@@ -6843,7 +7033,7 @@
         <w:t>[Bắt buộc] Đơn giá món ăn</w:t>
       </w:r>
     </w:p>
-    <w:p ns2:paraId="6B217624" ns2:textId="77777777">
+    <w:p>
       <w:pPr>
         <w:spacing w:before="10" w:after="20"/>
         <w:ind w:left="720"/>
@@ -6869,7 +7059,7 @@
         <w:t>[Tùy chọn] Mô tả chi tiết món</w:t>
       </w:r>
     </w:p>
-    <w:p ns2:paraId="7DBE2634" ns2:textId="77777777">
+    <w:p>
       <w:pPr>
         <w:spacing w:before="10" w:after="20"/>
         <w:ind w:left="720"/>
@@ -6895,7 +7085,7 @@
         <w:t>[Tùy chọn] URL ảnh món</w:t>
       </w:r>
     </w:p>
-    <w:p ns2:paraId="02CCA516" ns2:textId="77777777">
+    <w:p>
       <w:pPr>
         <w:spacing w:before="10" w:after="20"/>
         <w:ind w:left="720"/>
@@ -6921,7 +7111,7 @@
         <w:t>[Tùy chọn] Danh mục món</w:t>
       </w:r>
     </w:p>
-    <w:p ns2:paraId="7FE5EAC5" ns2:textId="77777777">
+    <w:p>
       <w:pPr>
         <w:spacing w:before="10" w:after="20"/>
         <w:ind w:left="720"/>
@@ -6947,7 +7137,7 @@
         <w:t>[Tùy chọn] true: Còn món; false: Tạm hết món</w:t>
       </w:r>
     </w:p>
-    <w:p ns2:paraId="326C8719" ns2:textId="77777777">
+    <w:p>
       <w:pPr>
         <w:spacing w:before="20" w:after="60"/>
         <w:ind w:left="360"/>
@@ -6966,7 +7156,7 @@
         <w:t>ApiResponse&lt;MenuItemResponse&gt;</w:t>
       </w:r>
     </w:p>
-    <w:p ns2:paraId="08879A7C" ns2:textId="77777777">
+    <w:p>
       <w:pPr>
         <w:spacing w:before="240" w:after="60"/>
       </w:pPr>
@@ -6985,7 +7175,7 @@
         <w:t>/api/v1/items/{itemId}</w:t>
       </w:r>
     </w:p>
-    <w:p ns2:paraId="553E36B3" ns2:textId="77777777">
+    <w:p>
       <w:pPr>
         <w:spacing w:before="20" w:after="40"/>
         <w:ind w:left="360"/>
@@ -7004,7 +7194,7 @@
         <w:t>Xóa một món ăn khỏi danh mục thực đơn của nhà hàng.</w:t>
       </w:r>
     </w:p>
-    <w:p ns2:paraId="4EC55EF2" ns2:textId="77777777">
+    <w:p>
       <w:pPr>
         <w:spacing w:before="20" w:after="40"/>
         <w:ind w:left="360"/>
@@ -7023,7 +7213,7 @@
         <w:t>Merchant (Chính chủ) | Header: Authorization, X-User-Id</w:t>
       </w:r>
     </w:p>
-    <w:p ns2:paraId="04D855AA" ns2:textId="77777777">
+    <w:p>
       <w:pPr>
         <w:spacing w:before="20" w:after="40"/>
         <w:ind w:left="360"/>
@@ -7042,7 +7232,7 @@
         <w:t>Path: {itemId}</w:t>
       </w:r>
     </w:p>
-    <w:p ns2:paraId="7A5B15DF" ns2:textId="77777777">
+    <w:p>
       <w:pPr>
         <w:spacing w:before="20" w:after="60"/>
         <w:ind w:left="360"/>
@@ -7061,7 +7251,7 @@
         <w:t>ApiResponse&lt;Void&gt; (Xóa thành công)</w:t>
       </w:r>
     </w:p>
-    <w:p ns2:paraId="13631848" ns2:textId="77777777">
+    <w:p>
       <w:pPr>
         <w:spacing w:before="300" w:after="120"/>
       </w:pPr>
@@ -7074,7 +7264,7 @@
         <w:t>3. Quản lý Đơn hàng Đặt món (/api/v1/food-orders)</w:t>
       </w:r>
     </w:p>
-    <w:p ns2:paraId="5BA736D4" ns2:textId="77777777">
+    <w:p>
       <w:pPr>
         <w:spacing w:before="240" w:after="60"/>
       </w:pPr>
@@ -7093,7 +7283,7 @@
         <w:t>/api/v1/food-orders</w:t>
       </w:r>
     </w:p>
-    <w:p ns2:paraId="38EF5774" ns2:textId="77777777">
+    <w:p>
       <w:pPr>
         <w:spacing w:before="20" w:after="40"/>
         <w:ind w:left="360"/>
@@ -7112,7 +7302,7 @@
         <w:t>Khách hàng tạo đơn đặt món ăn từ nhà hàng. Với phương thức CASH, đơn khởi tạo trạng thái PENDING và chuyển ngay đến nhà hàng. Với thanh toán online (WALLET ví OmniPay, MOMO, VNPAY), đơn tạo ở trạng thái AWAITING_PAYMENT (chờ thanh toán thành công trước khi gửi nhà hàng tiếp nhận và điều phối tài xế).</w:t>
       </w:r>
     </w:p>
-    <w:p ns2:paraId="50FAE152" ns2:textId="77777777">
+    <w:p>
       <w:pPr>
         <w:spacing w:before="20" w:after="40"/>
         <w:ind w:left="360"/>
@@ -7131,7 +7321,7 @@
         <w:t>Customer | Header: Authorization, X-User-Id</w:t>
       </w:r>
     </w:p>
-    <w:p ns2:paraId="43A2DB02" ns2:textId="77777777">
+    <w:p>
       <w:pPr>
         <w:spacing w:before="20" w:after="40"/>
         <w:ind w:left="360"/>
@@ -7144,7 +7334,7 @@
         <w:t>• Request Body (JSON):</w:t>
       </w:r>
     </w:p>
-    <w:p ns2:paraId="59B8BBDC" ns2:textId="77777777">
+    <w:p>
       <w:pPr>
         <w:spacing w:before="10" w:after="20"/>
         <w:ind w:left="720"/>
@@ -7170,7 +7360,7 @@
         <w:t>[Bắt buộc] ID nhà hàng đặt món</w:t>
       </w:r>
     </w:p>
-    <w:p ns2:paraId="1F0BC27D" ns2:textId="77777777">
+    <w:p>
       <w:pPr>
         <w:spacing w:before="10" w:after="20"/>
         <w:ind w:left="720"/>
@@ -7196,7 +7386,7 @@
         <w:t>[Bắt buộc] Địa chỉ nhận hàng của khách</w:t>
       </w:r>
     </w:p>
-    <w:p ns2:paraId="2130E78A" ns2:textId="77777777">
+    <w:p>
       <w:pPr>
         <w:spacing w:before="10" w:after="20"/>
         <w:ind w:left="720"/>
@@ -7222,7 +7412,7 @@
         <w:t>[Bắt buộc] Tọa độ vĩ độ nhận hàng</w:t>
       </w:r>
     </w:p>
-    <w:p ns2:paraId="6C2F6076" ns2:textId="77777777">
+    <w:p>
       <w:pPr>
         <w:spacing w:before="10" w:after="20"/>
         <w:ind w:left="720"/>
@@ -7248,7 +7438,7 @@
         <w:t>[Bắt buộc] Tọa độ kinh độ nhận hàng</w:t>
       </w:r>
     </w:p>
-    <w:p ns2:paraId="70948C12" ns2:textId="77777777">
+    <w:p>
       <w:pPr>
         <w:spacing w:before="10" w:after="20"/>
         <w:ind w:left="720"/>
@@ -7274,7 +7464,7 @@
         <w:t>[Tùy chọn] Tên người nhận</w:t>
       </w:r>
     </w:p>
-    <w:p ns2:paraId="0DCE7C76" ns2:textId="77777777">
+    <w:p>
       <w:pPr>
         <w:spacing w:before="10" w:after="20"/>
         <w:ind w:left="720"/>
@@ -7300,7 +7490,7 @@
         <w:t>[Tùy chọn] Số điện thoại người nhận</w:t>
       </w:r>
     </w:p>
-    <w:p ns2:paraId="45898053" ns2:textId="77777777">
+    <w:p>
       <w:pPr>
         <w:spacing w:before="10" w:after="20"/>
         <w:ind w:left="720"/>
@@ -7326,7 +7516,7 @@
         <w:t>[Tùy chọn] Ghi chú đơn hàng (ví dụ: ít cay, nhiều đá)</w:t>
       </w:r>
     </w:p>
-    <w:p ns2:paraId="470CD89A" ns2:textId="77777777">
+    <w:p>
       <w:pPr>
         <w:spacing w:before="10" w:after="20"/>
         <w:ind w:left="720"/>
@@ -7352,7 +7542,7 @@
         <w:t>[Tùy chọn] Phương thức thanh toán (CASH, WALLET, MOMO, VNPAY, mặc định: CASH)</w:t>
       </w:r>
     </w:p>
-    <w:p ns2:paraId="52DE6DBA" ns2:textId="77777777">
+    <w:p>
       <w:pPr>
         <w:spacing w:before="10" w:after="20"/>
         <w:ind w:left="720"/>
@@ -7378,7 +7568,7 @@
         <w:t>[Bắt buộc] Danh sách các món ăn đặt mua</w:t>
       </w:r>
     </w:p>
-    <w:p ns2:paraId="3A2453FC" ns2:textId="77777777">
+    <w:p>
       <w:pPr>
         <w:spacing w:before="10" w:after="20"/>
         <w:ind w:left="720"/>
@@ -7404,7 +7594,7 @@
         <w:t>[Bắt buộc] ID món ăn trong thực đơn</w:t>
       </w:r>
     </w:p>
-    <w:p ns2:paraId="1EB6B51A" ns2:textId="77777777">
+    <w:p>
       <w:pPr>
         <w:spacing w:before="10" w:after="20"/>
         <w:ind w:left="720"/>
@@ -7430,7 +7620,7 @@
         <w:t>[Bắt buộc] Số lượng đặt mua (&gt;= 1)</w:t>
       </w:r>
     </w:p>
-    <w:p ns2:paraId="624E7604" ns2:textId="77777777">
+    <w:p>
       <w:pPr>
         <w:spacing w:before="10" w:after="20"/>
         <w:ind w:left="720"/>
@@ -7456,7 +7646,7 @@
         <w:t>[Tùy chọn] Ghi chú riêng cho món này</w:t>
       </w:r>
     </w:p>
-    <w:p ns2:paraId="771273E8" ns2:textId="77777777">
+    <w:p>
       <w:pPr>
         <w:spacing w:before="20" w:after="60"/>
         <w:ind w:left="360"/>
@@ -7475,7 +7665,7 @@
         <w:t>ApiResponse&lt;FoodOrderResponse&gt; (orderId, status: PENDING hoặc AWAITING_PAYMENT, isPaid, subtotal, deliveryFee, totalAmount, driverRetryCount...)</w:t>
       </w:r>
     </w:p>
-    <w:p ns2:paraId="19F5802C" ns2:textId="77777777">
+    <w:p>
       <w:pPr>
         <w:spacing w:before="240" w:after="60"/>
       </w:pPr>
@@ -7494,7 +7684,7 @@
         <w:t>/api/v1/food-orders/{orderId}/switch-to-cash</w:t>
       </w:r>
     </w:p>
-    <w:p ns2:paraId="7A42D93E" ns2:textId="77777777">
+    <w:p>
       <w:r>
         <w:rPr>
           <w:b/>
@@ -7509,7 +7699,7 @@
         <w:t>Khách hàng chuyển đổi phương thức thanh toán sang Tiền mặt (CASH) khi đơn đang ở trạng thái AWAITING_PAYMENT (do ví không đủ số dư, hủy giao dịch thanh toán online hoặc muốn trả tiền mặt khi nhận hàng). Đơn hàng tự động chuyển sang PENDING và gửi thông báo tới nhà hàng tiếp nhận.</w:t>
       </w:r>
     </w:p>
-    <w:p ns2:paraId="719527BE" ns2:textId="77777777">
+    <w:p>
       <w:r>
         <w:rPr>
           <w:b/>
@@ -7524,7 +7714,7 @@
         <w:t>Customer | Header: Authorization, X-User-Id</w:t>
       </w:r>
     </w:p>
-    <w:p ns2:paraId="0222868F" ns2:textId="77777777">
+    <w:p>
       <w:r>
         <w:rPr>
           <w:b/>
@@ -7539,7 +7729,7 @@
         <w:t>Path: {orderId}</w:t>
       </w:r>
     </w:p>
-    <w:p ns2:paraId="0190CA09" ns2:textId="77777777">
+    <w:p>
       <w:r>
         <w:rPr>
           <w:b/>
@@ -7554,7 +7744,7 @@
         <w:t>ApiResponse&lt;FoodOrderResponse&gt; (status: PENDING, paymentMethod: CASH, isPaid: false)</w:t>
       </w:r>
     </w:p>
-    <w:p ns2:paraId="2AA36396" ns2:textId="77777777">
+    <w:p>
       <w:pPr>
         <w:spacing w:before="240" w:after="60"/>
       </w:pPr>
@@ -7573,7 +7763,7 @@
         <w:t>/api/v1/food-orders/{orderId}</w:t>
       </w:r>
     </w:p>
-    <w:p ns2:paraId="59303153" ns2:textId="77777777">
+    <w:p>
       <w:pPr>
         <w:spacing w:before="20" w:after="40"/>
         <w:ind w:left="360"/>
@@ -7593,7 +7783,7 @@
         <w:t>Lấy thông tin chi tiết một đơn đặt món ăn theo mã đơn hàng.</w:t>
       </w:r>
     </w:p>
-    <w:p ns2:paraId="28E120EC" ns2:textId="77777777">
+    <w:p>
       <w:pPr>
         <w:spacing w:before="20" w:after="40"/>
         <w:ind w:left="360"/>
@@ -7612,7 +7802,7 @@
         <w:t>Header: Authorization, X-User-Id</w:t>
       </w:r>
     </w:p>
-    <w:p ns2:paraId="5FB8BEC5" ns2:textId="77777777">
+    <w:p>
       <w:pPr>
         <w:spacing w:before="20" w:after="40"/>
         <w:ind w:left="360"/>
@@ -7631,7 +7821,7 @@
         <w:t>Path: {orderId}</w:t>
       </w:r>
     </w:p>
-    <w:p ns2:paraId="4D7B7EE1" ns2:textId="77777777">
+    <w:p>
       <w:pPr>
         <w:spacing w:before="20" w:after="60"/>
         <w:ind w:left="360"/>
@@ -7650,7 +7840,7 @@
         <w:t>ApiResponse&lt;FoodOrderResponse&gt;</w:t>
       </w:r>
     </w:p>
-    <w:p ns2:paraId="15BF6C7C" ns2:textId="77777777">
+    <w:p>
       <w:pPr>
         <w:spacing w:before="240" w:after="60"/>
       </w:pPr>
@@ -7669,7 +7859,7 @@
         <w:t>/api/v1/food-orders/my-orders</w:t>
       </w:r>
     </w:p>
-    <w:p ns2:paraId="6BB1965A" ns2:textId="77777777">
+    <w:p>
       <w:pPr>
         <w:spacing w:before="20" w:after="40"/>
         <w:ind w:left="360"/>
@@ -7688,7 +7878,7 @@
         <w:t>Khách hàng xem toàn bộ lịch sử các đơn đặt món ăn của mình.</w:t>
       </w:r>
     </w:p>
-    <w:p ns2:paraId="16E1FB93" ns2:textId="77777777">
+    <w:p>
       <w:pPr>
         <w:spacing w:before="20" w:after="40"/>
         <w:ind w:left="360"/>
@@ -7707,7 +7897,7 @@
         <w:t>Customer | Header: Authorization, X-User-Id</w:t>
       </w:r>
     </w:p>
-    <w:p ns2:paraId="767CFA0F" ns2:textId="77777777">
+    <w:p>
       <w:pPr>
         <w:spacing w:before="20" w:after="60"/>
         <w:ind w:left="360"/>
@@ -7726,7 +7916,7 @@
         <w:t>ApiResponse&lt;List&lt;FoodOrderResponse&gt;&gt;</w:t>
       </w:r>
     </w:p>
-    <w:p ns2:paraId="3392127A" ns2:textId="77777777">
+    <w:p>
       <w:pPr>
         <w:spacing w:before="240" w:after="60"/>
       </w:pPr>
@@ -7745,7 +7935,7 @@
         <w:t>/api/v1/food-orders/restaurant/{restaurantId}</w:t>
       </w:r>
     </w:p>
-    <w:p ns2:paraId="05DBA412" ns2:textId="77777777">
+    <w:p>
       <w:pPr>
         <w:spacing w:before="20" w:after="40"/>
         <w:ind w:left="360"/>
@@ -7764,7 +7954,7 @@
         <w:t>Chủ quán lấy danh sách tất cả các đơn đặt món thuộc về nhà hàng của mình.</w:t>
       </w:r>
     </w:p>
-    <w:p ns2:paraId="56320088" ns2:textId="77777777">
+    <w:p>
       <w:pPr>
         <w:spacing w:before="20" w:after="40"/>
         <w:ind w:left="360"/>
@@ -7783,7 +7973,7 @@
         <w:t>Merchant (Chính chủ) | Header: Authorization, X-User-Id</w:t>
       </w:r>
     </w:p>
-    <w:p ns2:paraId="574B51DF" ns2:textId="77777777">
+    <w:p>
       <w:pPr>
         <w:spacing w:before="20" w:after="40"/>
         <w:ind w:left="360"/>
@@ -7802,7 +7992,7 @@
         <w:t>Path: {restaurantId}</w:t>
       </w:r>
     </w:p>
-    <w:p ns2:paraId="7F90CA80" ns2:textId="77777777">
+    <w:p>
       <w:pPr>
         <w:spacing w:before="20" w:after="60"/>
         <w:ind w:left="360"/>
@@ -7821,7 +8011,7 @@
         <w:t>ApiResponse&lt;List&lt;FoodOrderResponse&gt;&gt;</w:t>
       </w:r>
     </w:p>
-    <w:p ns2:paraId="70B57F51" ns2:textId="77777777">
+    <w:p>
       <w:pPr>
         <w:spacing w:before="240" w:after="60"/>
       </w:pPr>
@@ -7840,7 +8030,7 @@
         <w:t>/api/v1/food-orders/driver</w:t>
       </w:r>
     </w:p>
-    <w:p ns2:paraId="7DE23923" ns2:textId="77777777">
+    <w:p>
       <w:pPr>
         <w:spacing w:before="20" w:after="40"/>
         <w:ind w:left="360"/>
@@ -7859,7 +8049,7 @@
         <w:t>Tài xế xem danh sách các đơn giao đồ ăn được phân công giao.</w:t>
       </w:r>
     </w:p>
-    <w:p ns2:paraId="6AB6F783" ns2:textId="77777777">
+    <w:p>
       <w:pPr>
         <w:spacing w:before="20" w:after="40"/>
         <w:ind w:left="360"/>
@@ -7878,7 +8068,7 @@
         <w:t>ROLE_DRIVER | Header: Authorization, X-User-Id</w:t>
       </w:r>
     </w:p>
-    <w:p ns2:paraId="084249EA" ns2:textId="77777777">
+    <w:p>
       <w:pPr>
         <w:spacing w:before="20" w:after="60"/>
         <w:ind w:left="360"/>
@@ -7897,7 +8087,7 @@
         <w:t>ApiResponse&lt;List&lt;FoodOrderResponse&gt;&gt;</w:t>
       </w:r>
     </w:p>
-    <w:p ns2:paraId="721A4A01" ns2:textId="77777777">
+    <w:p>
       <w:pPr>
         <w:spacing w:before="240" w:after="60"/>
       </w:pPr>
@@ -7916,7 +8106,7 @@
         <w:t>/api/v1/food-orders/{orderId}/status</w:t>
       </w:r>
     </w:p>
-    <w:p ns2:paraId="75960ACF" ns2:textId="77777777">
+    <w:p>
       <w:pPr>
         <w:spacing w:before="20" w:after="40"/>
         <w:ind w:left="360"/>
@@ -7935,7 +8125,7 @@
         <w:t>Nhà hàng cập nhật trạng thái chế biến món ăn hoặc từ chối/hủy đơn.</w:t>
       </w:r>
     </w:p>
-    <w:p ns2:paraId="1829B08C" ns2:textId="77777777">
+    <w:p>
       <w:pPr>
         <w:spacing w:before="20" w:after="40"/>
         <w:ind w:left="360"/>
@@ -7954,7 +8144,7 @@
         <w:t>Merchant (Chính chủ) | Header: Authorization, X-User-Id</w:t>
       </w:r>
     </w:p>
-    <w:p ns2:paraId="12669C64" ns2:textId="77777777">
+    <w:p>
       <w:pPr>
         <w:spacing w:before="20" w:after="40"/>
         <w:ind w:left="360"/>
@@ -7973,7 +8163,7 @@
         <w:t>Path: {orderId}</w:t>
       </w:r>
     </w:p>
-    <w:p ns2:paraId="058A5E48" ns2:textId="77777777">
+    <w:p>
       <w:pPr>
         <w:spacing w:before="20" w:after="40"/>
         <w:ind w:left="360"/>
@@ -7986,7 +8176,7 @@
         <w:t>• Request Body (JSON):</w:t>
       </w:r>
     </w:p>
-    <w:p ns2:paraId="284F9B3E" ns2:textId="77777777">
+    <w:p>
       <w:pPr>
         <w:spacing w:before="10" w:after="20"/>
         <w:ind w:left="720"/>
@@ -8011,7 +8201,7 @@
         <w:t>[Bắt buộc] Trạng thái mới: PREPARING (Đang chuẩn bị nấu), READY_FOR_PICKUP (Món đã nấu xong), hoặc CANCELLED (Quán hủy/từ chối đơn)</w:t>
       </w:r>
     </w:p>
-    <w:p ns2:paraId="11035E03" ns2:textId="77777777">
+    <w:p>
       <w:r>
         <w:rPr>
           <w:b/>
@@ -8032,7 +8222,7 @@
         <w:t>[Tùy chọn] Lý do từ chối hoặc hủy đơn nếu status là CANCELLED</w:t>
       </w:r>
     </w:p>
-    <w:p ns2:paraId="493A4D51" ns2:textId="77777777">
+    <w:p>
       <w:r>
         <w:rPr>
           <w:b/>
@@ -8053,7 +8243,7 @@
         <w:t>[Tùy chọn] Mã lý do hủy enum OrderCancelReason (RESTAURANT_OUT_OF_STOCK, RESTAURANT_BUSY, RESTAURANT_CLOSED, OTHER)</w:t>
       </w:r>
     </w:p>
-    <w:p ns2:paraId="5CB4E70E" ns2:textId="77777777">
+    <w:p>
       <w:pPr>
         <w:spacing w:before="20" w:after="60"/>
         <w:ind w:left="360"/>
@@ -8072,7 +8262,7 @@
         <w:t>ApiResponse&lt;FoodOrderResponse&gt;</w:t>
       </w:r>
     </w:p>
-    <w:p ns2:paraId="2310DAA1" ns2:textId="77777777">
+    <w:p>
       <w:pPr>
         <w:spacing w:before="240" w:after="60"/>
       </w:pPr>
@@ -8091,7 +8281,7 @@
         <w:t>/api/v1/food-orders/{orderId}/cancel</w:t>
       </w:r>
     </w:p>
-    <w:p ns2:paraId="58A02475" ns2:textId="77777777">
+    <w:p>
       <w:pPr>
         <w:spacing w:before="20" w:after="40"/>
         <w:ind w:left="360"/>
@@ -8111,7 +8301,7 @@
         <w:t>Khách hàng hủy đơn đặt món (áp dụng khi đơn ở trạng thái AWAITING_PAYMENT, PENDING hoặc NO_DRIVER_FOUND trước khi quán bắt đầu nấu PREPARING). Nếu đơn đã thanh toán qua ví OmniPay, hệ thống tự động hoàn tiền 100% về ví.</w:t>
       </w:r>
     </w:p>
-    <w:p ns2:paraId="12A391C5" ns2:textId="77777777">
+    <w:p>
       <w:pPr>
         <w:spacing w:before="20" w:after="40"/>
         <w:ind w:left="360"/>
@@ -8130,7 +8320,7 @@
         <w:t>Customer | Header: Authorization, X-User-Id</w:t>
       </w:r>
     </w:p>
-    <w:p ns2:paraId="281BF04F" ns2:textId="77777777">
+    <w:p>
       <w:pPr>
         <w:spacing w:before="20" w:after="40"/>
         <w:ind w:left="360"/>
@@ -8149,7 +8339,7 @@
         <w:t>Path: {orderId}</w:t>
       </w:r>
     </w:p>
-    <w:p ns2:paraId="52DED3F3" ns2:textId="77777777">
+    <w:p>
       <w:pPr>
         <w:spacing w:before="20" w:after="60"/>
         <w:ind w:left="360"/>
@@ -8168,7 +8358,7 @@
         <w:t>ApiResponse&lt;FoodOrderResponse&gt; (status: CANCELLED, cancelledBy: CUSTOMER, cancelReason, cancelReasonCode)</w:t>
       </w:r>
     </w:p>
-    <w:p ns2:paraId="4975F588" ns2:textId="77777777">
+    <w:p>
       <w:pPr>
         <w:spacing w:before="240" w:after="60"/>
       </w:pPr>
@@ -8187,7 +8377,7 @@
         <w:t>/api/v1/food-orders/{orderId}/retry-driver</w:t>
       </w:r>
     </w:p>
-    <w:p ns2:paraId="4D593D98" ns2:textId="77777777">
+    <w:p>
       <w:r>
         <w:rPr>
           <w:b/>
@@ -8202,7 +8392,7 @@
         <w:t>Tìm lại tài xế giao món khi đơn hàng rơi vào trạng thái NO_DRIVER_FOUND (hệ thống đã quét hết các vòng mà không có tài xế nhận). Hệ thống kiểm tra số lần retry (driverRetryCount &lt; 3), tăng biến đếm và kích hoạt lại vòng quét tài xế mới quanh nhà hàng.</w:t>
       </w:r>
     </w:p>
-    <w:p ns2:paraId="739CCC3A" ns2:textId="77777777">
+    <w:p>
       <w:r>
         <w:rPr>
           <w:b/>
@@ -8217,7 +8407,7 @@
         <w:t>Customer / Merchant | Header: Authorization, X-User-Id</w:t>
       </w:r>
     </w:p>
-    <w:p ns2:paraId="6153CF5E" ns2:textId="77777777">
+    <w:p>
       <w:r>
         <w:rPr>
           <w:b/>
@@ -8232,7 +8422,7 @@
         <w:t>Path: {orderId}</w:t>
       </w:r>
     </w:p>
-    <w:p ns2:paraId="6747448E" ns2:textId="77777777">
+    <w:p>
       <w:r>
         <w:rPr>
           <w:b/>
@@ -8247,7 +8437,7 @@
         <w:t>ApiResponse&lt;FoodOrderResponse&gt; (status: PREPARING/READY_FOR_PICKUP, driverRetryCount tăng thêm 1)</w:t>
       </w:r>
     </w:p>
-    <w:p ns2:paraId="341DDBA5" ns2:textId="77777777">
+    <w:p>
       <w:pPr>
         <w:spacing w:before="240" w:after="60"/>
       </w:pPr>
@@ -8266,7 +8456,7 @@
         <w:t>/api/v1/food-orders/{orderId}/driver-status</w:t>
       </w:r>
     </w:p>
-    <w:p ns2:paraId="78801D88" ns2:textId="77777777">
+    <w:p>
       <w:pPr>
         <w:spacing w:before="20" w:after="40"/>
         <w:ind w:left="360"/>
@@ -8285,7 +8475,7 @@
         <w:t>Tài xế cập nhật tiến độ giao đơn thức ăn (PICKED_UP khi đã lấy món từ quán, DELIVERED khi giao thành công, hoặc CANCELLED khi gặp sự cố khẩn cấp). Lưu ý thu tiền: Nếu đơn thanh toán tiền mặt CASH (isPaid = false), tài xế thu đủ totalAmount từ khách; nếu đã thanh toán Online/Ví (isPaid = true), tài xế tuyệt đối KHÔNG thu tiền mặt của khách (tiền cần thu = 0đ).</w:t>
       </w:r>
     </w:p>
-    <w:p ns2:paraId="65F9ED61" ns2:textId="77777777">
+    <w:p>
       <w:pPr>
         <w:spacing w:before="20" w:after="40"/>
         <w:ind w:left="360"/>
@@ -8304,7 +8494,7 @@
         <w:t>ROLE_DRIVER | Header: Authorization, X-User-Id</w:t>
       </w:r>
     </w:p>
-    <w:p ns2:paraId="40148F8F" ns2:textId="77777777">
+    <w:p>
       <w:pPr>
         <w:spacing w:before="20" w:after="40"/>
         <w:ind w:left="360"/>
@@ -8323,7 +8513,7 @@
         <w:t>Path: {orderId}</w:t>
       </w:r>
     </w:p>
-    <w:p ns2:paraId="6FD43B4F" ns2:textId="77777777">
+    <w:p>
       <w:pPr>
         <w:spacing w:before="20" w:after="40"/>
         <w:ind w:left="360"/>
@@ -8336,7 +8526,7 @@
         <w:t>• Request Body (JSON):</w:t>
       </w:r>
     </w:p>
-    <w:p ns2:paraId="3BF44826" ns2:textId="77777777">
+    <w:p>
       <w:pPr>
         <w:spacing w:before="10" w:after="20"/>
         <w:ind w:left="720"/>
@@ -8361,7 +8551,7 @@
         <w:t>[Bắt buộc] Trạng thái mới: PICKED_UP (hoặc DELIVERING - Đã lấy món từ quán), DELIVERED (Đã giao tận tay khách), hoặc CANCELLED (Gặp sự cố)</w:t>
       </w:r>
     </w:p>
-    <w:p ns2:paraId="2580BCC9" ns2:textId="77777777">
+    <w:p>
       <w:r>
         <w:rPr>
           <w:b/>
@@ -8382,7 +8572,7 @@
         <w:t>[Tùy chọn] Lý do tài xế hủy / không giao được đơn nếu status là CANCELLED</w:t>
       </w:r>
     </w:p>
-    <w:p ns2:paraId="56D742D6" ns2:textId="77777777">
+    <w:p>
       <w:r>
         <w:rPr>
           <w:b/>
@@ -8403,7 +8593,7 @@
         <w:t>[Tùy chọn] Mã lý do enum OrderCancelReason (DRIVER_VEHICLE_BREAKDOWN, CUSTOMER_UNREACHABLE, OTHER)</w:t>
       </w:r>
     </w:p>
-    <w:p ns2:paraId="1B2BE117" ns2:textId="77777777">
+    <w:p>
       <w:pPr>
         <w:spacing w:before="20" w:after="60"/>
         <w:ind w:left="360"/>
@@ -8422,7 +8612,7 @@
         <w:t>ApiResponse&lt;FoodOrderResponse&gt;</w:t>
       </w:r>
     </w:p>
-    <w:p ns2:paraId="7D66DE8F" ns2:textId="77777777">
+    <w:p>
       <w:pPr>
         <w:spacing w:before="240" w:after="60"/>
       </w:pPr>
@@ -8442,7 +8632,7 @@
         <w:t>/api/v1/food-orders/{orderId}/paid</w:t>
       </w:r>
     </w:p>
-    <w:p ns2:paraId="6E74FE6B" ns2:textId="77777777">
+    <w:p>
       <w:pPr>
         <w:spacing w:before="20" w:after="40"/>
         <w:ind w:left="360"/>
@@ -8461,7 +8651,7 @@
         <w:t>Cập nhật trạng thái đơn đặt món sang ĐÃ THANH TOÁN (sử dụng nội bộ hoặc sau khi thanh toán qua cổng điện tử).</w:t>
       </w:r>
     </w:p>
-    <w:p ns2:paraId="1951536C" ns2:textId="77777777">
+    <w:p>
       <w:pPr>
         <w:spacing w:before="20" w:after="40"/>
         <w:ind w:left="360"/>
@@ -8480,7 +8670,7 @@
         <w:t>Internal / Payment Service</w:t>
       </w:r>
     </w:p>
-    <w:p ns2:paraId="5FFA1626" ns2:textId="77777777">
+    <w:p>
       <w:pPr>
         <w:spacing w:before="20" w:after="40"/>
         <w:ind w:left="360"/>
@@ -8499,7 +8689,7 @@
         <w:t>Path: {orderId}</w:t>
       </w:r>
     </w:p>
-    <w:p ns2:paraId="18308753" ns2:textId="77777777">
+    <w:p>
       <w:pPr>
         <w:spacing w:before="20" w:after="60"/>
         <w:ind w:left="360"/>
@@ -8518,7 +8708,7 @@
         <w:t>ApiResponse&lt;FoodOrderResponse&gt; (paymentStatus: PAID)</w:t>
       </w:r>
     </w:p>
-    <w:p ns2:paraId="18C434A0" ns2:textId="77777777">
+    <w:p>
       <w:pPr>
         <w:spacing w:before="240" w:after="60"/>
       </w:pPr>
@@ -8537,7 +8727,7 @@
         <w:t>/api/v1/food-orders</w:t>
       </w:r>
     </w:p>
-    <w:p ns2:paraId="3A239DD1" ns2:textId="77777777">
+    <w:p>
       <w:pPr>
         <w:spacing w:before="20" w:after="40"/>
         <w:ind w:left="360"/>
@@ -8556,7 +8746,7 @@
         <w:t>Quản trị viên xem toàn bộ đơn đặt món ăn trên toàn hệ thống sàn.</w:t>
       </w:r>
     </w:p>
-    <w:p ns2:paraId="036A1D8B" ns2:textId="77777777">
+    <w:p>
       <w:pPr>
         <w:spacing w:before="20" w:after="40"/>
         <w:ind w:left="360"/>
@@ -8575,7 +8765,7 @@
         <w:t>ROLE_ADMIN | Header: Authorization</w:t>
       </w:r>
     </w:p>
-    <w:p ns2:paraId="18FBFCF8" ns2:textId="77777777">
+    <w:p>
       <w:pPr>
         <w:spacing w:before="20" w:after="60"/>
         <w:ind w:left="360"/>
@@ -8594,7 +8784,7 @@
         <w:t>ApiResponse&lt;List&lt;FoodOrderResponse&gt;&gt;</w:t>
       </w:r>
     </w:p>
-    <w:p ns2:paraId="162474A9" ns2:textId="77777777">
+    <w:p>
       <w:pPr>
         <w:spacing w:before="240" w:after="60"/>
       </w:pPr>
@@ -8613,7 +8803,7 @@
         <w:t>/api/v1/food-orders/admin/stats</w:t>
       </w:r>
     </w:p>
-    <w:p ns2:paraId="0F9C4493" ns2:textId="77777777">
+    <w:p>
       <w:pPr>
         <w:spacing w:before="20" w:after="40"/>
         <w:ind w:left="360"/>
@@ -8632,7 +8822,7 @@
         <w:t>Lấy báo cáo số liệu thống kê tổng thể mảng ẩm thực cho Dashboard Admin và Cổng phân tích Merchant (/merchant/analytics). Bao gồm: Doanh thu món ăn hoàn thành (Completed Food Revenue = sum(totalAmount - deliveryFee) của các đơn DELIVERED), Tỉ lệ hoàn thành đơn (% thành công = đơn DELIVERED / tổng đơn), Tổng số lượng món ăn đã bán (sum item quantity), và Giá trị trung bình mỗi đơn (TB/Đơn - AOV = Doanh thu / số đơn thành công).</w:t>
       </w:r>
     </w:p>
-    <w:p ns2:paraId="78FF7252" ns2:textId="77777777">
+    <w:p>
       <w:pPr>
         <w:spacing w:before="20" w:after="40"/>
         <w:ind w:left="360"/>
@@ -8651,7 +8841,7 @@
         <w:t>ROLE_ADMIN | Header: Authorization</w:t>
       </w:r>
     </w:p>
-    <w:p ns2:paraId="7AD1B975" ns2:textId="77777777">
+    <w:p>
       <w:pPr>
         <w:spacing w:before="20" w:after="60"/>
         <w:ind w:left="360"/>
@@ -9309,7 +9499,7 @@
         <w:t>ApiResponse&lt;Map&lt;String, String&gt;&gt; (url: Đường dẫn ảnh CDN Cloudinary HTTPS, publicId: Mã định danh Cloudinary)</w:t>
       </w:r>
     </w:p>
-    <w:p ns2:paraId="5AC4BF81" ns2:textId="77777777">
+    <w:p>
       <w:pPr>
         <w:shd w:val="clear" w:color="auto" w:fill="D9E1F2"/>
         <w:spacing w:before="400"/>
@@ -9322,7 +9512,7 @@
         <w:t xml:space="preserve">  D. LOCATION SERVICE (location-service - Port 8083)  </w:t>
       </w:r>
     </w:p>
-    <w:p ns2:paraId="48F39766" ns2:textId="77777777">
+    <w:p>
       <w:pPr>
         <w:spacing w:before="300" w:after="120"/>
       </w:pPr>
@@ -9334,7 +9524,7 @@
         <w:t>1. REST APIs (/api/v1/locations)</w:t>
       </w:r>
     </w:p>
-    <w:p ns2:paraId="4403EE3C" ns2:textId="77777777">
+    <w:p>
       <w:pPr>
         <w:spacing w:before="240" w:after="60"/>
       </w:pPr>
@@ -9353,7 +9543,7 @@
         <w:t>/api/v1/locations/drivers/me</w:t>
       </w:r>
     </w:p>
-    <w:p ns2:paraId="65D746E4" ns2:textId="77777777">
+    <w:p>
       <w:pPr>
         <w:spacing w:before="20" w:after="40"/>
         <w:ind w:left="360"/>
@@ -9372,7 +9562,7 @@
         <w:t>Tài xế định kỳ gửi cập nhật vị trí tọa độ GPS hiện tại lên server để lưu trữ trong Redis Geospatial.</w:t>
       </w:r>
     </w:p>
-    <w:p ns2:paraId="0EC78388" ns2:textId="77777777">
+    <w:p>
       <w:pPr>
         <w:spacing w:before="20" w:after="40"/>
         <w:ind w:left="360"/>
@@ -9391,7 +9581,7 @@
         <w:t>ROLE_DRIVER | Header: Authorization, X-User-Id</w:t>
       </w:r>
     </w:p>
-    <w:p ns2:paraId="170D9EB3" ns2:textId="77777777">
+    <w:p>
       <w:pPr>
         <w:spacing w:before="20" w:after="40"/>
         <w:ind w:left="360"/>
@@ -9404,7 +9594,7 @@
         <w:t>• Request Body (JSON):</w:t>
       </w:r>
     </w:p>
-    <w:p ns2:paraId="008DE58A" ns2:textId="77777777">
+    <w:p>
       <w:pPr>
         <w:spacing w:before="10" w:after="20"/>
         <w:ind w:left="720"/>
@@ -9430,7 +9620,7 @@
         <w:t>[Bắt buộc] Tọa độ vĩ độ GPS hiện tại</w:t>
       </w:r>
     </w:p>
-    <w:p ns2:paraId="5EAB8E90" ns2:textId="77777777">
+    <w:p>
       <w:pPr>
         <w:spacing w:before="10" w:after="20"/>
         <w:ind w:left="720"/>
@@ -9456,7 +9646,7 @@
         <w:t>[Bắt buộc] Tọa độ kinh độ GPS hiện tại</w:t>
       </w:r>
     </w:p>
-    <w:p ns2:paraId="76890353" ns2:textId="77777777">
+    <w:p>
       <w:pPr>
         <w:spacing w:before="10" w:after="20"/>
         <w:ind w:left="720"/>
@@ -9482,7 +9672,7 @@
         <w:t>[Tùy chọn] Hướng di chuyển của phương tiện (0 - 360 độ)</w:t>
       </w:r>
     </w:p>
-    <w:p ns2:paraId="01518ABB" ns2:textId="77777777">
+    <w:p>
       <w:pPr>
         <w:spacing w:before="20" w:after="60"/>
         <w:ind w:left="360"/>
@@ -9501,7 +9691,7 @@
         <w:t>ApiResponse&lt;String&gt; (Cập nhật vị trí thành công)</w:t>
       </w:r>
     </w:p>
-    <w:p ns2:paraId="3043D9E9" ns2:textId="77777777">
+    <w:p>
       <w:pPr>
         <w:spacing w:before="240" w:after="60"/>
       </w:pPr>
@@ -9520,7 +9710,7 @@
         <w:t>/api/v1/locations/nearby</w:t>
       </w:r>
     </w:p>
-    <w:p ns2:paraId="360B9F68" ns2:textId="77777777">
+    <w:p>
       <w:pPr>
         <w:spacing w:before="20" w:after="40"/>
         <w:ind w:left="360"/>
@@ -9540,7 +9730,7 @@
         <w:t>Tìm kiếm danh sách các tài xế đang online xung quanh một vị trí địa lý để hiển thị xe chuyển động trên bản đồ của khách hàng.</w:t>
       </w:r>
     </w:p>
-    <w:p ns2:paraId="76EF1D00" ns2:textId="77777777">
+    <w:p>
       <w:pPr>
         <w:spacing w:before="20" w:after="40"/>
         <w:ind w:left="360"/>
@@ -9559,7 +9749,7 @@
         <w:t>Public / Customer</w:t>
       </w:r>
     </w:p>
-    <w:p ns2:paraId="4E3884C8" ns2:textId="77777777">
+    <w:p>
       <w:pPr>
         <w:spacing w:before="20" w:after="40"/>
         <w:ind w:left="360"/>
@@ -9578,7 +9768,7 @@
         <w:t>latitude (vĩ độ), longitude (kinh độ), radius (bán kính quét tính bằng km, ví dụ: 3.0)</w:t>
       </w:r>
     </w:p>
-    <w:p ns2:paraId="694AC931" ns2:textId="77777777">
+    <w:p>
       <w:pPr>
         <w:spacing w:before="20" w:after="60"/>
         <w:ind w:left="360"/>
@@ -9597,7 +9787,7 @@
         <w:t>ApiResponse&lt;List&lt;DriverLocationResponse&gt;&gt; (driverId, latitude, longitude, bearing, vehicleType)</w:t>
       </w:r>
     </w:p>
-    <w:p ns2:paraId="75154326" ns2:textId="77777777">
+    <w:p>
       <w:pPr>
         <w:spacing w:before="300" w:after="120"/>
       </w:pPr>
@@ -9609,7 +9799,7 @@
         <w:t>2. WebSocket Real-time Endpoint (/ws-location)</w:t>
       </w:r>
     </w:p>
-    <w:p ns2:paraId="4BBE0DA7" ns2:textId="77777777">
+    <w:p>
       <w:pPr>
         <w:spacing w:before="240" w:after="60"/>
       </w:pPr>
@@ -9628,7 +9818,7 @@
         <w:t>/ws-location (Channel: /driver/location)</w:t>
       </w:r>
     </w:p>
-    <w:p ns2:paraId="551E9B74" ns2:textId="77777777">
+    <w:p>
       <w:pPr>
         <w:spacing w:before="20" w:after="40"/>
         <w:ind w:left="360"/>
@@ -9647,7 +9837,7 @@
         <w:t>Kênh truyền nhận dữ liệu định vị GPS thời gian thực liên tục qua giao thức WebSocket/STOMP với độ trễ cực thấp (&lt; 100ms).</w:t>
       </w:r>
     </w:p>
-    <w:p ns2:paraId="123E9E8A" ns2:textId="77777777">
+    <w:p>
       <w:pPr>
         <w:spacing w:before="20" w:after="40"/>
         <w:ind w:left="360"/>
@@ -9666,7 +9856,7 @@
         <w:t>Header: driverId</w:t>
       </w:r>
     </w:p>
-    <w:p ns2:paraId="0754CF1B" ns2:textId="77777777">
+    <w:p>
       <w:pPr>
         <w:spacing w:before="20" w:after="40"/>
         <w:ind w:left="360"/>
@@ -9679,7 +9869,7 @@
         <w:t>• Request Body (JSON):</w:t>
       </w:r>
     </w:p>
-    <w:p ns2:paraId="5B99F069" ns2:textId="77777777">
+    <w:p>
       <w:pPr>
         <w:spacing w:before="10" w:after="20"/>
         <w:ind w:left="720"/>
@@ -9705,7 +9895,7 @@
         <w:t>[Bắt buộc] Vĩ độ GPS</w:t>
       </w:r>
     </w:p>
-    <w:p ns2:paraId="3BA8CF6D" ns2:textId="77777777">
+    <w:p>
       <w:pPr>
         <w:spacing w:before="10" w:after="20"/>
         <w:ind w:left="720"/>
@@ -9731,7 +9921,7 @@
         <w:t>[Bắt buộc] Kinh độ GPS</w:t>
       </w:r>
     </w:p>
-    <w:p ns2:paraId="562A55EC" ns2:textId="77777777">
+    <w:p>
       <w:pPr>
         <w:spacing w:before="10" w:after="20"/>
         <w:ind w:left="720"/>
@@ -9757,7 +9947,7 @@
         <w:t>[Tùy chọn] Góc xoay phương tiện</w:t>
       </w:r>
     </w:p>
-    <w:p ns2:paraId="312F29F5" ns2:textId="77777777">
+    <w:p>
       <w:pPr>
         <w:spacing w:before="20" w:after="60"/>
         <w:ind w:left="360"/>
@@ -9776,7 +9966,7 @@
         <w:t>Phát sóng tọa độ cập nhật tới các subscriber</w:t>
       </w:r>
     </w:p>
-    <w:p ns2:paraId="79697311" ns2:textId="77777777">
+    <w:p>
       <w:pPr>
         <w:spacing w:before="300" w:after="120"/>
       </w:pPr>
@@ -9788,7 +9978,7 @@
         <w:t>3. Giao tiếp Nội bộ (/api/v1/internal/locations)</w:t>
       </w:r>
     </w:p>
-    <w:p ns2:paraId="5D7055ED" ns2:textId="77777777">
+    <w:p>
       <w:pPr>
         <w:spacing w:before="240" w:after="60"/>
       </w:pPr>
@@ -9807,7 +9997,7 @@
         <w:t>/api/v1/internal/locations/drivers/{driverId}</w:t>
       </w:r>
     </w:p>
-    <w:p ns2:paraId="399D3D97" ns2:textId="77777777">
+    <w:p>
       <w:pPr>
         <w:spacing w:before="20" w:after="40"/>
         <w:ind w:left="360"/>
@@ -9826,7 +10016,7 @@
         <w:t>Xóa vị trí tài xế khỏi Redis Geospatial khi tài xế ngắt kết nối mạng hoặc chuyển trạng thái Offline.</w:t>
       </w:r>
     </w:p>
-    <w:p ns2:paraId="60509130" ns2:textId="77777777">
+    <w:p>
       <w:pPr>
         <w:spacing w:before="20" w:after="40"/>
         <w:ind w:left="360"/>
@@ -9845,7 +10035,7 @@
         <w:t>Internal</w:t>
       </w:r>
     </w:p>
-    <w:p ns2:paraId="0DDEB548" ns2:textId="77777777">
+    <w:p>
       <w:pPr>
         <w:spacing w:before="20" w:after="40"/>
         <w:ind w:left="360"/>
@@ -9864,7 +10054,7 @@
         <w:t>Path: {driverId}</w:t>
       </w:r>
     </w:p>
-    <w:p ns2:paraId="33DD52A4" ns2:textId="77777777">
+    <w:p>
       <w:pPr>
         <w:spacing w:before="20" w:after="60"/>
         <w:ind w:left="360"/>
@@ -9883,7 +10073,7 @@
         <w:t>ApiResponse&lt;Void&gt;</w:t>
       </w:r>
     </w:p>
-    <w:p ns2:paraId="4CB81BFE" ns2:textId="77777777">
+    <w:p>
       <w:pPr>
         <w:spacing w:before="240" w:after="60"/>
       </w:pPr>
@@ -9902,7 +10092,7 @@
         <w:t>/api/v1/internal/locations/drivers/nearby</w:t>
       </w:r>
     </w:p>
-    <w:p ns2:paraId="4E16C4E0" ns2:textId="77777777">
+    <w:p>
       <w:pPr>
         <w:spacing w:before="20" w:after="40"/>
         <w:ind w:left="360"/>
@@ -9921,7 +10111,7 @@
         <w:t>Lấy danh sách các tài xế gần nhất phục vụ thuật toán tìm kiếm và ghép cuốc xe của Booking Service.</w:t>
       </w:r>
     </w:p>
-    <w:p ns2:paraId="5A8BAAE7" ns2:textId="77777777">
+    <w:p>
       <w:pPr>
         <w:spacing w:before="20" w:after="40"/>
         <w:ind w:left="360"/>
@@ -9940,7 +10130,7 @@
         <w:t>Internal</w:t>
       </w:r>
     </w:p>
-    <w:p ns2:paraId="3B283E7A" ns2:textId="77777777">
+    <w:p>
       <w:pPr>
         <w:spacing w:before="20" w:after="40"/>
         <w:ind w:left="360"/>
@@ -9959,7 +10149,7 @@
         <w:t>latitude, longitude, radius (bán kính), limit (số lượng tối đa)</w:t>
       </w:r>
     </w:p>
-    <w:p ns2:paraId="11F1B101" ns2:textId="77777777">
+    <w:p>
       <w:pPr>
         <w:spacing w:before="20" w:after="60"/>
         <w:ind w:left="360"/>
@@ -9978,7 +10168,7 @@
         <w:t>List&lt;Long&gt; (Danh sách ID các tài xế gần nhất)</w:t>
       </w:r>
     </w:p>
-    <w:p ns2:paraId="00202F4F" ns2:textId="77777777">
+    <w:p>
       <w:pPr>
         <w:shd w:val="clear" w:color="auto" w:fill="D9E1F2"/>
         <w:spacing w:before="400"/>
@@ -9991,7 +10181,7 @@
         <w:t xml:space="preserve">  E. PRICING SERVICE (pricing-service - Port 8085)  </w:t>
       </w:r>
     </w:p>
-    <w:p ns2:paraId="6DC3A929" ns2:textId="77777777">
+    <w:p>
       <w:pPr>
         <w:spacing w:before="240" w:after="60"/>
       </w:pPr>
@@ -10011,7 +10201,7 @@
         <w:t>/api/v1/pricing/calculate</w:t>
       </w:r>
     </w:p>
-    <w:p ns2:paraId="063D8455" ns2:textId="77777777">
+    <w:p>
       <w:pPr>
         <w:spacing w:before="20" w:after="40"/>
         <w:ind w:left="360"/>
@@ -10030,7 +10220,7 @@
         <w:t>Tính toán giá cước động cho chuyến đi hoặc phí giao đồ ăn dựa trên khoảng cách định tuyến, thời gian dự kiến và hệ số Surge theo lưới ô lục giác H3.</w:t>
       </w:r>
     </w:p>
-    <w:p ns2:paraId="010A6B1A" ns2:textId="77777777">
+    <w:p>
       <w:pPr>
         <w:spacing w:before="20" w:after="40"/>
         <w:ind w:left="360"/>
@@ -10049,7 +10239,7 @@
         <w:t>Public / Internal</w:t>
       </w:r>
     </w:p>
-    <w:p ns2:paraId="07BB7D18" ns2:textId="77777777">
+    <w:p>
       <w:pPr>
         <w:spacing w:before="20" w:after="40"/>
         <w:ind w:left="360"/>
@@ -10068,7 +10258,7 @@
         <w:t>Param: nearbyDriversCount (số tài xế lân cận)</w:t>
       </w:r>
     </w:p>
-    <w:p ns2:paraId="3EBAC17C" ns2:textId="77777777">
+    <w:p>
       <w:pPr>
         <w:spacing w:before="20" w:after="40"/>
         <w:ind w:left="360"/>
@@ -10081,7 +10271,7 @@
         <w:t>• Request Body (JSON):</w:t>
       </w:r>
     </w:p>
-    <w:p ns2:paraId="1D9D8721" ns2:textId="77777777">
+    <w:p>
       <w:pPr>
         <w:spacing w:before="10" w:after="20"/>
         <w:ind w:left="720"/>
@@ -10107,7 +10297,7 @@
         <w:t>[Bắt buộc] Khoảng cách di chuyển tính bằng km</w:t>
       </w:r>
     </w:p>
-    <w:p ns2:paraId="3F55CD50" ns2:textId="77777777">
+    <w:p>
       <w:pPr>
         <w:spacing w:before="10" w:after="20"/>
         <w:ind w:left="720"/>
@@ -10133,7 +10323,7 @@
         <w:t>[Bắt buộc] Thời gian di chuyển dự kiến (phút)</w:t>
       </w:r>
     </w:p>
-    <w:p ns2:paraId="59B2451C" ns2:textId="77777777">
+    <w:p>
       <w:pPr>
         <w:spacing w:before="10" w:after="20"/>
         <w:ind w:left="720"/>
@@ -10159,7 +10349,7 @@
         <w:t>[Bắt buộc] Vĩ độ điểm đón</w:t>
       </w:r>
     </w:p>
-    <w:p ns2:paraId="27123537" ns2:textId="77777777">
+    <w:p>
       <w:pPr>
         <w:spacing w:before="10" w:after="20"/>
         <w:ind w:left="720"/>
@@ -10185,7 +10375,7 @@
         <w:t>[Bắt buộc] Kinh độ điểm đón</w:t>
       </w:r>
     </w:p>
-    <w:p ns2:paraId="009043FE" ns2:textId="77777777">
+    <w:p>
       <w:pPr>
         <w:spacing w:before="20" w:after="60"/>
         <w:ind w:left="360"/>
@@ -10204,7 +10394,7 @@
         <w:t>ApiResponse&lt;PricingResponse&gt; (basePrice, distancePrice, surgeMultiplier, finalFare, surgeLevel: NORMAL/LIGHT/MODERATE/SEVERE)</w:t>
       </w:r>
     </w:p>
-    <w:p ns2:paraId="398D25EA" ns2:textId="77777777">
+    <w:p>
       <w:pPr>
         <w:spacing w:before="240" w:after="60"/>
       </w:pPr>
@@ -10223,7 +10413,7 @@
         <w:t>/api/v1/pricing/admin/config</w:t>
       </w:r>
     </w:p>
-    <w:p ns2:paraId="76F45627" ns2:textId="77777777">
+    <w:p>
       <w:pPr>
         <w:spacing w:before="20" w:after="40"/>
         <w:ind w:left="360"/>
@@ -10242,7 +10432,7 @@
         <w:t>Quản trị viên lấy cấu hình bảng giá cước và hệ số giờ cao điểm hiện hành đang lưu trong Redis.</w:t>
       </w:r>
     </w:p>
-    <w:p ns2:paraId="1699FACD" ns2:textId="77777777">
+    <w:p>
       <w:pPr>
         <w:spacing w:before="20" w:after="40"/>
         <w:ind w:left="360"/>
@@ -10261,7 +10451,7 @@
         <w:t>ROLE_ADMIN | Header: Authorization</w:t>
       </w:r>
     </w:p>
-    <w:p ns2:paraId="2C373BDA" ns2:textId="77777777">
+    <w:p>
       <w:pPr>
         <w:spacing w:before="20" w:after="60"/>
         <w:ind w:left="360"/>
@@ -10280,7 +10470,7 @@
         <w:t>ApiResponse&lt;PricingConfigResponse&gt;</w:t>
       </w:r>
     </w:p>
-    <w:p ns2:paraId="5DFFE892" ns2:textId="77777777">
+    <w:p>
       <w:pPr>
         <w:spacing w:before="240" w:after="60"/>
       </w:pPr>
@@ -10299,7 +10489,7 @@
         <w:t>/api/v1/pricing/admin/config</w:t>
       </w:r>
     </w:p>
-    <w:p ns2:paraId="3D8A02BB" ns2:textId="77777777">
+    <w:p>
       <w:pPr>
         <w:spacing w:before="20" w:after="40"/>
         <w:ind w:left="360"/>
@@ -10318,7 +10508,7 @@
         <w:t>Quản trị viên cập nhật cấu hình bảng giá cước, đơn giá mỗi km và hệ số cao điểm.</w:t>
       </w:r>
     </w:p>
-    <w:p ns2:paraId="729783AA" ns2:textId="77777777">
+    <w:p>
       <w:pPr>
         <w:spacing w:before="20" w:after="40"/>
         <w:ind w:left="360"/>
@@ -10337,7 +10527,7 @@
         <w:t>ROLE_ADMIN | Header: Authorization</w:t>
       </w:r>
     </w:p>
-    <w:p ns2:paraId="39A318C1" ns2:textId="77777777">
+    <w:p>
       <w:pPr>
         <w:spacing w:before="20" w:after="40"/>
         <w:ind w:left="360"/>
@@ -10350,7 +10540,7 @@
         <w:t>• Request Body (JSON):</w:t>
       </w:r>
     </w:p>
-    <w:p ns2:paraId="40F971AA" ns2:textId="77777777">
+    <w:p>
       <w:pPr>
         <w:spacing w:before="10" w:after="20"/>
         <w:ind w:left="720"/>
@@ -10376,7 +10566,7 @@
         <w:t>[Bắt buộc] Giá mở cửa cơ bản (ví dụ: 12.000 VNĐ)</w:t>
       </w:r>
     </w:p>
-    <w:p ns2:paraId="3C8A6086" ns2:textId="77777777">
+    <w:p>
       <w:pPr>
         <w:spacing w:before="10" w:after="20"/>
         <w:ind w:left="720"/>
@@ -10402,7 +10592,7 @@
         <w:t>[Bắt buộc] Đơn giá cho mỗi km tiếp theo (ví dụ: 5.000 VNĐ/km)</w:t>
       </w:r>
     </w:p>
-    <w:p ns2:paraId="23A5BF63" ns2:textId="77777777">
+    <w:p>
       <w:pPr>
         <w:spacing w:before="10" w:after="20"/>
         <w:ind w:left="720"/>
@@ -10428,7 +10618,7 @@
         <w:t>[Bắt buộc] Hệ số nhân cao điểm mặc định</w:t>
       </w:r>
     </w:p>
-    <w:p ns2:paraId="28ABF01D" ns2:textId="77777777">
+    <w:p>
       <w:pPr>
         <w:spacing w:before="10" w:after="20"/>
         <w:ind w:left="720"/>
@@ -10454,7 +10644,7 @@
         <w:t>[Bắt buộc] Hệ số nhân theo khung giờ tan tầm</w:t>
       </w:r>
     </w:p>
-    <w:p ns2:paraId="67275662" ns2:textId="77777777">
+    <w:p>
       <w:pPr>
         <w:spacing w:before="20" w:after="60"/>
         <w:ind w:left="360"/>
@@ -10473,7 +10663,7 @@
         <w:t>ApiResponse&lt;PricingConfigResponse&gt;</w:t>
       </w:r>
     </w:p>
-    <w:p ns2:paraId="6B29E33D" ns2:textId="77777777">
+    <w:p>
       <w:pPr>
         <w:shd w:val="clear" w:color="auto" w:fill="D9E1F2"/>
         <w:spacing w:before="400"/>
@@ -10486,7 +10676,7 @@
         <w:t xml:space="preserve">  F. PAYMENT SERVICE (payment-service - Port 8086)  </w:t>
       </w:r>
     </w:p>
-    <w:p ns2:paraId="40FF7BBE" ns2:textId="77777777">
+    <w:p>
       <w:pPr>
         <w:spacing w:before="240" w:after="60"/>
       </w:pPr>
@@ -10505,7 +10695,7 @@
         <w:t>/api/v1/payments/wallet</w:t>
       </w:r>
     </w:p>
-    <w:p ns2:paraId="243B071C" ns2:textId="77777777">
+    <w:p>
       <w:pPr>
         <w:spacing w:before="20" w:after="40"/>
         <w:ind w:left="360"/>
@@ -10524,7 +10714,7 @@
         <w:t>Lấy thông tin ví điện tử và số dư khả dụng hiện tại của người dùng (khách hàng hoặc đối tác tài xế).</w:t>
       </w:r>
     </w:p>
-    <w:p ns2:paraId="078C83E8" ns2:textId="77777777">
+    <w:p>
       <w:pPr>
         <w:spacing w:before="20" w:after="40"/>
         <w:ind w:left="360"/>
@@ -10543,7 +10733,7 @@
         <w:t>Header: Authorization, X-User-Id, X-User-Role</w:t>
       </w:r>
     </w:p>
-    <w:p ns2:paraId="34AD20BE" ns2:textId="77777777">
+    <w:p>
       <w:pPr>
         <w:spacing w:before="20" w:after="60"/>
         <w:ind w:left="360"/>
@@ -10563,7 +10753,7 @@
         <w:t>ApiResponse&lt;WalletResponse&gt; (walletId, balance, currency, status: ACTIVE)</w:t>
       </w:r>
     </w:p>
-    <w:p ns2:paraId="70CDDB1C" ns2:textId="77777777">
+    <w:p>
       <w:pPr>
         <w:spacing w:before="240" w:after="60"/>
       </w:pPr>
@@ -10582,7 +10772,7 @@
         <w:t>/api/v1/payments/payment/create</w:t>
       </w:r>
     </w:p>
-    <w:p ns2:paraId="245BA2F5" ns2:textId="77777777">
+    <w:p>
       <w:pPr>
         <w:spacing w:before="20" w:after="40"/>
         <w:ind w:left="360"/>
@@ -10601,7 +10791,7 @@
         <w:t>Khởi tạo giao dịch thanh toán cuốc xe, thanh toán đơn món ăn hoặc nạp tiền vào ví. Sinh URL thanh toán qua MoMo/VNPay.</w:t>
       </w:r>
     </w:p>
-    <w:p ns2:paraId="6A874620" ns2:textId="77777777">
+    <w:p>
       <w:pPr>
         <w:spacing w:before="20" w:after="40"/>
         <w:ind w:left="360"/>
@@ -10620,7 +10810,7 @@
         <w:t>Header: Authorization, X-User-Id</w:t>
       </w:r>
     </w:p>
-    <w:p ns2:paraId="629A3182" ns2:textId="77777777">
+    <w:p>
       <w:pPr>
         <w:spacing w:before="20" w:after="40"/>
         <w:ind w:left="360"/>
@@ -10639,7 +10829,7 @@
         <w:t>- method: Phương thức thanh toán (MOMO, VNPAY, WALLET, CASH) - type: Loại giao dịch (DEPOSIT: Nạp tiền, TRIP_PAYMENT: Trả tiền cuốc, FOOD_PAYMENT: Trả tiền món, WITHDRAWAL: Rút tiền) - amount: Số tiền giao dịch (VNĐ) - bookingId: [Tùy chọn] Mã cuốc xe liên kết - orderId: [Tùy chọn] Mã đơn đặt món ăn liên kết - driverId: [Tùy chọn] Mã tài xế nhận tiền</w:t>
       </w:r>
     </w:p>
-    <w:p ns2:paraId="506A3A0B" ns2:textId="77777777">
+    <w:p>
       <w:pPr>
         <w:spacing w:before="20" w:after="40"/>
         <w:ind w:left="360"/>
@@ -10659,7 +10849,7 @@
         <w:t>Không có (Trống)</w:t>
       </w:r>
     </w:p>
-    <w:p ns2:paraId="16418E77" ns2:textId="77777777">
+    <w:p>
       <w:pPr>
         <w:spacing w:before="20" w:after="60"/>
         <w:ind w:left="360"/>
@@ -10678,7 +10868,7 @@
         <w:t>ApiResponse&lt;PaymentInitResponse&gt; (paymentUrl, transactionId, status: PENDING)</w:t>
       </w:r>
     </w:p>
-    <w:p ns2:paraId="6C03363B" ns2:textId="77777777">
+    <w:p>
       <w:pPr>
         <w:spacing w:before="240" w:after="60"/>
       </w:pPr>
@@ -10697,7 +10887,7 @@
         <w:t>/api/v1/payments/booking/{bookingId}/payment-status</w:t>
       </w:r>
     </w:p>
-    <w:p ns2:paraId="52446ED1" ns2:textId="77777777">
+    <w:p>
       <w:pPr>
         <w:spacing w:before="20" w:after="40"/>
         <w:ind w:left="360"/>
@@ -10716,7 +10906,7 @@
         <w:t>Kiểm tra trạng thái thanh toán của một cuốc xe.</w:t>
       </w:r>
     </w:p>
-    <w:p ns2:paraId="265C2BA8" ns2:textId="77777777">
+    <w:p>
       <w:pPr>
         <w:spacing w:before="20" w:after="40"/>
         <w:ind w:left="360"/>
@@ -10735,7 +10925,7 @@
         <w:t>Public / Internal</w:t>
       </w:r>
     </w:p>
-    <w:p ns2:paraId="39039CCE" ns2:textId="77777777">
+    <w:p>
       <w:pPr>
         <w:spacing w:before="20" w:after="40"/>
         <w:ind w:left="360"/>
@@ -10754,7 +10944,7 @@
         <w:t>Path: {bookingId}</w:t>
       </w:r>
     </w:p>
-    <w:p ns2:paraId="5AA35D55" ns2:textId="77777777">
+    <w:p>
       <w:pPr>
         <w:spacing w:before="20" w:after="60"/>
         <w:ind w:left="360"/>
@@ -10773,7 +10963,7 @@
         <w:t>ApiResponse&lt;PaymentStatusResponse&gt; (status: SUCCESS / PENDING / FAILED)</w:t>
       </w:r>
     </w:p>
-    <w:p ns2:paraId="48405F31" ns2:textId="77777777">
+    <w:p>
       <w:pPr>
         <w:spacing w:before="240" w:after="60"/>
       </w:pPr>
@@ -10792,7 +10982,7 @@
         <w:t>/api/v1/payments/transactions</w:t>
       </w:r>
     </w:p>
-    <w:p ns2:paraId="6890C86B" ns2:textId="77777777">
+    <w:p>
       <w:pPr>
         <w:spacing w:before="20" w:after="40"/>
         <w:ind w:left="360"/>
@@ -10811,7 +11001,7 @@
         <w:t>Lấy danh sách lịch sử tất cả các giao dịch biến động số dư trong ví người dùng.</w:t>
       </w:r>
     </w:p>
-    <w:p ns2:paraId="1565A71C" ns2:textId="77777777">
+    <w:p>
       <w:pPr>
         <w:spacing w:before="20" w:after="40"/>
         <w:ind w:left="360"/>
@@ -10830,7 +11020,7 @@
         <w:t>Header: Authorization, X-User-Id, X-User-Role</w:t>
       </w:r>
     </w:p>
-    <w:p ns2:paraId="77C8A8C5" ns2:textId="77777777">
+    <w:p>
       <w:pPr>
         <w:spacing w:before="20" w:after="60"/>
         <w:ind w:left="360"/>
@@ -10849,7 +11039,7 @@
         <w:t>ApiResponse&lt;List&lt;TransactionResponse&gt;&gt; (transactionId, amount, type, method, createdAt, status)</w:t>
       </w:r>
     </w:p>
-    <w:p ns2:paraId="67FF9855" ns2:textId="77777777">
+    <w:p>
       <w:pPr>
         <w:spacing w:before="240" w:after="60"/>
       </w:pPr>
@@ -10868,7 +11058,7 @@
         <w:t>/api/v1/payments/driver/withdraw</w:t>
       </w:r>
     </w:p>
-    <w:p ns2:paraId="5383DE01" ns2:textId="77777777">
+    <w:p>
       <w:pPr>
         <w:spacing w:before="20" w:after="40"/>
         <w:ind w:left="360"/>
@@ -10887,7 +11077,7 @@
         <w:t>Tài xế tạo lệnh rút tiền từ số dư ví doanh thu về tài khoản ngân hàng liên kết.</w:t>
       </w:r>
     </w:p>
-    <w:p ns2:paraId="04E8A023" ns2:textId="77777777">
+    <w:p>
       <w:pPr>
         <w:spacing w:before="20" w:after="40"/>
         <w:ind w:left="360"/>
@@ -10906,7 +11096,7 @@
         <w:t>ROLE_DRIVER | Header: Authorization, X-User-Id</w:t>
       </w:r>
     </w:p>
-    <w:p ns2:paraId="6B541509" ns2:textId="77777777">
+    <w:p>
       <w:pPr>
         <w:spacing w:before="20" w:after="40"/>
         <w:ind w:left="360"/>
@@ -10925,7 +11115,7 @@
         <w:t>Param: amount (Số tiền cần rút)</w:t>
       </w:r>
     </w:p>
-    <w:p ns2:paraId="13B7EE90" ns2:textId="77777777">
+    <w:p>
       <w:pPr>
         <w:spacing w:before="20" w:after="40"/>
         <w:ind w:left="360"/>
@@ -10945,7 +11135,7 @@
         <w:t>Không có (Trống)</w:t>
       </w:r>
     </w:p>
-    <w:p ns2:paraId="1247BA32" ns2:textId="77777777">
+    <w:p>
       <w:pPr>
         <w:spacing w:before="20" w:after="60"/>
         <w:ind w:left="360"/>
@@ -10964,7 +11154,7 @@
         <w:t>ApiResponse&lt;TransactionResponse&gt; (Yêu cầu rút tiền được ghi nhận)</w:t>
       </w:r>
     </w:p>
-    <w:p ns2:paraId="64BEC643" ns2:textId="77777777">
+    <w:p>
       <w:pPr>
         <w:spacing w:before="240" w:after="60"/>
       </w:pPr>
@@ -10984,7 +11174,7 @@
         <w:t>/api/v1/payments/booking/{bookingId}/cancel-pending</w:t>
       </w:r>
     </w:p>
-    <w:p ns2:paraId="05C8D7BA" ns2:textId="77777777">
+    <w:p>
       <w:pPr>
         <w:spacing w:before="20" w:after="40"/>
         <w:ind w:left="360"/>
@@ -11003,7 +11193,7 @@
         <w:t>Hủy bỏ các giao dịch thanh toán đang ở trạng thái chờ (PENDING) của các cuốc xe hoặc đơn hàng bị hủy.</w:t>
       </w:r>
     </w:p>
-    <w:p ns2:paraId="0508B6D1" ns2:textId="77777777">
+    <w:p>
       <w:pPr>
         <w:spacing w:before="20" w:after="40"/>
         <w:ind w:left="360"/>
@@ -11022,7 +11212,7 @@
         <w:t>Public / Internal</w:t>
       </w:r>
     </w:p>
-    <w:p ns2:paraId="3A5A24E7" ns2:textId="77777777">
+    <w:p>
       <w:pPr>
         <w:spacing w:before="20" w:after="40"/>
         <w:ind w:left="360"/>
@@ -11041,7 +11231,7 @@
         <w:t>Path: {bookingId}</w:t>
       </w:r>
     </w:p>
-    <w:p ns2:paraId="2F467581" ns2:textId="77777777">
+    <w:p>
       <w:pPr>
         <w:spacing w:before="20" w:after="60"/>
         <w:ind w:left="360"/>
@@ -11060,7 +11250,7 @@
         <w:t>ApiResponse&lt;Void&gt;</w:t>
       </w:r>
     </w:p>
-    <w:p ns2:paraId="3D16A98F" ns2:textId="77777777">
+    <w:p>
       <w:pPr>
         <w:spacing w:before="240" w:after="60"/>
       </w:pPr>
@@ -11079,7 +11269,7 @@
         <w:t>/api/v1/payments/momo/ipn</w:t>
       </w:r>
     </w:p>
-    <w:p ns2:paraId="2973A8AB" ns2:textId="77777777">
+    <w:p>
       <w:pPr>
         <w:spacing w:before="20" w:after="40"/>
         <w:ind w:left="360"/>
@@ -11098,7 +11288,7 @@
         <w:t>Nhận thông báo Instant Payment Notification (IPN) tự động từ cổng thanh toán MoMo để cập nhật trạng thái đơn/cuốc xe ngay tức thì.</w:t>
       </w:r>
     </w:p>
-    <w:p ns2:paraId="551A7A2B" ns2:textId="77777777">
+    <w:p>
       <w:pPr>
         <w:spacing w:before="20" w:after="40"/>
         <w:ind w:left="360"/>
@@ -11117,7 +11307,7 @@
         <w:t>Webhook MoMo (Xác thực bằng Chữ ký HMAC-SHA256)</w:t>
       </w:r>
     </w:p>
-    <w:p ns2:paraId="73CD997C" ns2:textId="77777777">
+    <w:p>
       <w:pPr>
         <w:spacing w:before="20" w:after="40"/>
         <w:ind w:left="360"/>
@@ -11130,7 +11320,7 @@
         <w:t>• Request Body (JSON):</w:t>
       </w:r>
     </w:p>
-    <w:p ns2:paraId="31863065" ns2:textId="77777777">
+    <w:p>
       <w:pPr>
         <w:spacing w:before="10" w:after="20"/>
         <w:ind w:left="720"/>
@@ -11156,7 +11346,7 @@
         <w:t>[Bắt buộc] Mã đối tác MoMo</w:t>
       </w:r>
     </w:p>
-    <w:p ns2:paraId="03FB6065" ns2:textId="77777777">
+    <w:p>
       <w:pPr>
         <w:spacing w:before="10" w:after="20"/>
         <w:ind w:left="720"/>
@@ -11182,7 +11372,7 @@
         <w:t>[Bắt buộc] Mã đơn hàng/giao dịch trong hệ thống</w:t>
       </w:r>
     </w:p>
-    <w:p ns2:paraId="5DADC407" ns2:textId="77777777">
+    <w:p>
       <w:pPr>
         <w:spacing w:before="10" w:after="20"/>
         <w:ind w:left="720"/>
@@ -11208,7 +11398,7 @@
         <w:t>[Bắt buộc] Mã định danh request MoMo</w:t>
       </w:r>
     </w:p>
-    <w:p ns2:paraId="6E46295D" ns2:textId="77777777">
+    <w:p>
       <w:pPr>
         <w:spacing w:before="10" w:after="20"/>
         <w:ind w:left="720"/>
@@ -11234,7 +11424,7 @@
         <w:t>[Bắt buộc] Số tiền thanh toán thành công</w:t>
       </w:r>
     </w:p>
-    <w:p ns2:paraId="14ADD969" ns2:textId="77777777">
+    <w:p>
       <w:pPr>
         <w:spacing w:before="10" w:after="20"/>
         <w:ind w:left="720"/>
@@ -11260,7 +11450,7 @@
         <w:t>[Bắt buộc] Thông tin nội dung giao dịch</w:t>
       </w:r>
     </w:p>
-    <w:p ns2:paraId="6C7A5819" ns2:textId="77777777">
+    <w:p>
       <w:pPr>
         <w:spacing w:before="10" w:after="20"/>
         <w:ind w:left="720"/>
@@ -11286,7 +11476,7 @@
         <w:t>[Bắt buộc] Mã giao dịch đối soát của MoMo</w:t>
       </w:r>
     </w:p>
-    <w:p ns2:paraId="2C92B7CF" ns2:textId="77777777">
+    <w:p>
       <w:pPr>
         <w:spacing w:before="10" w:after="20"/>
         <w:ind w:left="720"/>
@@ -11312,7 +11502,7 @@
         <w:t>[Bắt buộc] Mã kết quả (0 = Thành công)</w:t>
       </w:r>
     </w:p>
-    <w:p ns2:paraId="13A25C70" ns2:textId="77777777">
+    <w:p>
       <w:pPr>
         <w:spacing w:before="10" w:after="20"/>
         <w:ind w:left="720"/>
@@ -11338,7 +11528,7 @@
         <w:t>[Bắt buộc] Thông điệp phản hồi từ MoMo</w:t>
       </w:r>
     </w:p>
-    <w:p ns2:paraId="56C0FF2A" ns2:textId="77777777">
+    <w:p>
       <w:pPr>
         <w:spacing w:before="10" w:after="20"/>
         <w:ind w:left="720"/>
@@ -11364,7 +11554,7 @@
         <w:t>[Bắt buộc] Chữ ký bảo mật HMAC-SHA256</w:t>
       </w:r>
     </w:p>
-    <w:p ns2:paraId="4509DD3A" ns2:textId="77777777">
+    <w:p>
       <w:pPr>
         <w:spacing w:before="20" w:after="60"/>
         <w:ind w:left="360"/>
@@ -11383,7 +11573,7 @@
         <w:t>HTTP 204 No Content hoặc JSON xác nhận nhận IPN</w:t>
       </w:r>
     </w:p>
-    <w:p ns2:paraId="2678D449" ns2:textId="77777777">
+    <w:p>
       <w:pPr>
         <w:spacing w:before="240" w:after="60"/>
       </w:pPr>
@@ -11402,7 +11592,7 @@
         <w:t>/api/v1/payments/momo/return</w:t>
       </w:r>
     </w:p>
-    <w:p ns2:paraId="0474C2AC" ns2:textId="77777777">
+    <w:p>
       <w:pPr>
         <w:spacing w:before="20" w:after="40"/>
         <w:ind w:left="360"/>
@@ -11421,7 +11611,7 @@
         <w:t>URL điều hướng người dùng quay lại ứng dụng sau khi hoàn thành quét mã thanh toán trên MoMo.</w:t>
       </w:r>
     </w:p>
-    <w:p ns2:paraId="0E5D0546" ns2:textId="77777777">
+    <w:p>
       <w:pPr>
         <w:spacing w:before="20" w:after="40"/>
         <w:ind w:left="360"/>
@@ -11440,7 +11630,7 @@
         <w:t>Webhook / Redirect Browser</w:t>
       </w:r>
     </w:p>
-    <w:p ns2:paraId="219FF82B" ns2:textId="77777777">
+    <w:p>
       <w:pPr>
         <w:spacing w:before="20" w:after="40"/>
         <w:ind w:left="360"/>
@@ -11459,7 +11649,7 @@
         <w:t>orderId, resultCode, message, extraData</w:t>
       </w:r>
     </w:p>
-    <w:p ns2:paraId="110043C5" ns2:textId="77777777">
+    <w:p>
       <w:pPr>
         <w:spacing w:before="20" w:after="60"/>
         <w:ind w:left="360"/>
@@ -11478,7 +11668,7 @@
         <w:t>Trang kết quả thanh toán / Redirect về App</w:t>
       </w:r>
     </w:p>
-    <w:p ns2:paraId="52348E3E" ns2:textId="77777777">
+    <w:p>
       <w:pPr>
         <w:spacing w:before="240" w:after="60"/>
       </w:pPr>
@@ -11497,7 +11687,7 @@
         <w:t>/api/v1/payments/vnpay/return</w:t>
       </w:r>
     </w:p>
-    <w:p ns2:paraId="4541CAC6" ns2:textId="77777777">
+    <w:p>
       <w:pPr>
         <w:spacing w:before="20" w:after="40"/>
         <w:ind w:left="360"/>
@@ -11516,7 +11706,7 @@
         <w:t>URL điều hướng người dùng quay lại sau khi thanh toán trên cổng VNPay.</w:t>
       </w:r>
     </w:p>
-    <w:p ns2:paraId="080CD723" ns2:textId="77777777">
+    <w:p>
       <w:pPr>
         <w:spacing w:before="20" w:after="40"/>
         <w:ind w:left="360"/>
@@ -11535,7 +11725,7 @@
         <w:t>Webhook / Redirect Browser</w:t>
       </w:r>
     </w:p>
-    <w:p ns2:paraId="6FA61EF2" ns2:textId="77777777">
+    <w:p>
       <w:pPr>
         <w:spacing w:before="20" w:after="40"/>
         <w:ind w:left="360"/>
@@ -11554,7 +11744,7 @@
         <w:t>vnp_TxnRef, vnp_ResponseCode (00 = Thành công), vnp_OrderInfo, vnp_Amount</w:t>
       </w:r>
     </w:p>
-    <w:p ns2:paraId="52FE23D2" ns2:textId="77777777">
+    <w:p>
       <w:pPr>
         <w:spacing w:before="20" w:after="60"/>
         <w:ind w:left="360"/>

--- a/DOCUMENT/Tổng hợp API.docx
+++ b/DOCUMENT/Tổng hợp API.docx
@@ -51,6 +51,21 @@
     </w:p>
     <w:p>
       <w:pPr>
+        <w:keepNext w:val="0"/>
+        <w:keepLines/>
+        <w:spacing w:before="20" w:after="40"/>
+        <w:ind w:left="360"/>
+      </w:pPr>
+      <w:r>
+        <w:rPr>
+          <w:b w:val="0"/>
+          <w:color w:val="333333"/>
+        </w:rPr>
+        <w:t>Cập nhật ngày 08/10/2026: upload avatar khách/tài xế lên Cloudinary, API xem tài xế theo chuyến và các trường ảnh trong response. Các contract bên dưới mô tả phần backend đã bổ sung.</w:t>
+      </w:r>
+    </w:p>
+    <w:p>
+      <w:pPr>
         <w:shd w:val="clear" w:color="auto" w:fill="D9E1F2"/>
         <w:spacing w:before="400"/>
       </w:pPr>
@@ -206,13 +221,7 @@
           <w:b/>
           <w:color w:val="333333"/>
         </w:rPr>
-        <w:t xml:space="preserve">• Kết quả trả về: </w:t>
-      </w:r>
-      <w:r>
-        <w:rPr>
-          <w:color w:val="2E75B6"/>
-        </w:rPr>
-        <w:t>ApiResponse&lt;LoginResponse&gt; (accessToken, tokenType, user info)</w:t>
+        <w:t>• Kết quả trả về: ApiResponse&lt;LoginResponse&gt; (data.accessToken, data.refreshToken, data.user; user có avatarUrl: String/null).</w:t>
       </w:r>
     </w:p>
     <w:p>
@@ -699,17 +708,13 @@
           <w:b/>
           <w:color w:val="333333"/>
         </w:rPr>
-        <w:t xml:space="preserve">• Kết quả trả về: </w:t>
-      </w:r>
-      <w:r>
-        <w:rPr>
-          <w:color w:val="2E75B6"/>
-        </w:rPr>
-        <w:t>ApiResponse&lt;UserResponse&gt; (id, fullName, phoneNumber, email, role, avatar, isLocked...)</w:t>
-      </w:r>
-    </w:p>
-    <w:p>
-      <w:pPr>
+        <w:t>• Kết quả trả về: ApiResponse&lt;UserResponse&gt;; data gồm id, fullName, phoneNumber, email, role, avatarUrl và các trường hồ sơ khác. avatarUrl null nếu chưa upload.</w:t>
+      </w:r>
+    </w:p>
+    <w:p>
+      <w:pPr>
+        <w:keepNext/>
+        <w:keepLines/>
         <w:spacing w:before="240" w:after="60"/>
       </w:pPr>
       <w:r>
@@ -717,6 +722,205 @@
           <w:b/>
           <w:color w:val="375623"/>
         </w:rPr>
+        <w:t>[PUT] /api/v1/users/me/avatar</w:t>
+      </w:r>
+    </w:p>
+    <w:p>
+      <w:pPr>
+        <w:keepNext w:val="0"/>
+        <w:keepLines/>
+        <w:spacing w:before="20" w:after="40"/>
+        <w:ind w:left="360"/>
+      </w:pPr>
+      <w:r>
+        <w:rPr>
+          <w:b w:val="0"/>
+          <w:color w:val="333333"/>
+        </w:rPr>
+        <w:t>• Mô tả: Khách hàng và tài xế upload hoặc thay ảnh đại diện của chính mình. Backend upload Cloudinary, lấy secure_url và lưu vào users.avatar_url.</w:t>
+      </w:r>
+    </w:p>
+    <w:p>
+      <w:pPr>
+        <w:keepNext w:val="0"/>
+        <w:keepLines/>
+        <w:spacing w:before="20" w:after="40"/>
+        <w:ind w:left="360"/>
+      </w:pPr>
+      <w:r>
+        <w:rPr>
+          <w:b w:val="0"/>
+          <w:color w:val="333333"/>
+        </w:rPr>
+        <w:t>• Quyền / Header: CUSTOMER hoặc DRIVER; Authorization: Bearer &lt;accessToken&gt;. Gateway lấy X-User-Id từ JWT; mobile không truyền ID tài khoản cần sửa.</w:t>
+      </w:r>
+    </w:p>
+    <w:p>
+      <w:pPr>
+        <w:keepNext w:val="0"/>
+        <w:keepLines/>
+        <w:spacing w:before="20" w:after="40"/>
+        <w:ind w:left="360"/>
+      </w:pPr>
+      <w:r>
+        <w:rPr>
+          <w:b w:val="0"/>
+          <w:color w:val="333333"/>
+        </w:rPr>
+        <w:t>• Request: multipart/form-data, một part bắt buộc tên file (file nhị phân). Chấp nhận image/jpeg, image/png, image/webp; tối đa 1 MiB (1.048.576 byte). HTTP client tự tạo boundary. Không gửi JSON URL hoặc base64.</w:t>
+      </w:r>
+    </w:p>
+    <w:p>
+      <w:pPr>
+        <w:keepNext w:val="0"/>
+        <w:keepLines/>
+        <w:spacing w:before="20" w:after="40"/>
+        <w:ind w:left="360"/>
+      </w:pPr>
+      <w:r>
+        <w:rPr>
+          <w:b w:val="0"/>
+          <w:color w:val="333333"/>
+        </w:rPr>
+        <w:t>• Kết quả: HTTP 200, ApiResponse&lt;UserResponse&gt;; data.avatarUrl là URL ảnh đã lưu. Các trường profile khác vẫn được trả về. Tài khoản chưa có ảnh có avatarUrl = null.</w:t>
+      </w:r>
+    </w:p>
+    <w:p>
+      <w:pPr>
+        <w:keepNext w:val="0"/>
+        <w:keepLines/>
+        <w:spacing w:before="20" w:after="40"/>
+        <w:ind w:left="360"/>
+      </w:pPr>
+      <w:r>
+        <w:rPr>
+          <w:b w:val="0"/>
+          <w:color w:val="333333"/>
+        </w:rPr>
+        <w:t>• Mã lỗi: 400 nếu file rỗng/sai MIME hoặc vượt giới hạn khi vào service; 401 nếu token không hợp lệ; 403 nếu sai role; 404 nếu không tìm thấy người dùng; 502 nếu upload thất bại hoặc URL ảnh không hợp lệ. Giới hạn multipart của server có thể từ chối file lớn trước khi vào service.</w:t>
+      </w:r>
+    </w:p>
+    <w:p>
+      <w:pPr>
+        <w:keepNext w:val="0"/>
+        <w:keepLines/>
+        <w:spacing w:before="20" w:after="40"/>
+        <w:ind w:left="360"/>
+      </w:pPr>
+      <w:r>
+        <w:rPr>
+          <w:b w:val="0"/>
+          <w:color w:val="333333"/>
+        </w:rPr>
+        <w:t>• Cloudinary: dùng CloudinaryService.uploadImage, thư mục hiện tại omnigo/driver_documents. Thay avatar cập nhật URL trong database; chưa tự xóa ảnh cũ trên Cloudinary. Lỗi upload không ghi đè URL cũ.</w:t>
+      </w:r>
+    </w:p>
+    <w:p>
+      <w:pPr>
+        <w:keepNext w:val="0"/>
+        <w:keepLines/>
+        <w:spacing w:before="20" w:after="40"/>
+        <w:ind w:left="360"/>
+      </w:pPr>
+      <w:r>
+        <w:rPr>
+          <w:b w:val="0"/>
+          <w:color w:val="333333"/>
+        </w:rPr>
+        <w:t>• Ví dụ curl (Gateway local):</w:t>
+      </w:r>
+    </w:p>
+    <w:p>
+      <w:pPr>
+        <w:keepNext w:val="0"/>
+        <w:keepLines/>
+        <w:spacing w:before="20" w:after="40"/>
+        <w:ind w:left="360"/>
+      </w:pPr>
+      <w:r>
+        <w:rPr>
+          <w:rFonts w:ascii="Consolas" w:hAnsi="Consolas"/>
+          <w:b w:val="0"/>
+          <w:color w:val="333333"/>
+          <w:sz w:val="18"/>
+        </w:rPr>
+        <w:t>curl -X PUT "http://localhost:8080/api/v1/users/me/avatar"   -H "Authorization: Bearer &lt;accessToken&gt;"   -F "file=@avatar.png;type=image/png"</w:t>
+      </w:r>
+    </w:p>
+    <w:p>
+      <w:pPr>
+        <w:keepNext w:val="0"/>
+        <w:keepLines/>
+        <w:spacing w:before="20" w:after="40"/>
+        <w:ind w:left="360"/>
+      </w:pPr>
+      <w:r>
+        <w:rPr>
+          <w:b w:val="0"/>
+          <w:color w:val="333333"/>
+        </w:rPr>
+        <w:t>• Ví dụ phần response liên quan (các trường UserResponse khác lược bớt):</w:t>
+      </w:r>
+    </w:p>
+    <w:p>
+      <w:pPr>
+        <w:keepNext w:val="0"/>
+        <w:keepLines/>
+        <w:spacing w:before="20" w:after="40"/>
+        <w:ind w:left="360"/>
+      </w:pPr>
+      <w:r>
+        <w:rPr>
+          <w:rFonts w:ascii="Consolas" w:hAnsi="Consolas"/>
+          <w:b w:val="0"/>
+          <w:color w:val="333333"/>
+          <w:sz w:val="18"/>
+        </w:rPr>
+        <w:t>{</w:t>
+        <w:br/>
+        <w:t xml:space="preserve">  "success": true,</w:t>
+        <w:br/>
+        <w:t xml:space="preserve">  "message": "Cập nhật ảnh đại diện thành công",</w:t>
+        <w:br/>
+        <w:t xml:space="preserve">  "data": {</w:t>
+        <w:br/>
+        <w:t xml:space="preserve">    "id": 12,</w:t>
+        <w:br/>
+        <w:t xml:space="preserve">    "role": "CUSTOMER",</w:t>
+        <w:br/>
+        <w:t xml:space="preserve">    "avatarUrl": "https://res.cloudinary.com/demo/image/upload/avatar.png"</w:t>
+        <w:br/>
+        <w:t xml:space="preserve">  },</w:t>
+        <w:br/>
+        <w:t xml:space="preserve">  "timestamp": "2026-10-08T10:00:00"</w:t>
+        <w:br/>
+        <w:t>}</w:t>
+      </w:r>
+    </w:p>
+    <w:p>
+      <w:pPr>
+        <w:keepNext w:val="0"/>
+        <w:keepLines/>
+        <w:spacing w:before="20" w:after="40"/>
+        <w:ind w:left="360"/>
+      </w:pPr>
+      <w:r>
+        <w:rPr>
+          <w:b w:val="0"/>
+          <w:color w:val="333333"/>
+        </w:rPr>
+        <w:t>• Đọc lại ảnh: GET /api/v1/users/me → data.avatarUrl. Đăng nhập/đăng ký → data.user.avatarUrl. Payload đăng ký giữ nguyên; upload sau khi có token. URL trên chỉ là ví dụ; client dùng URL backend trả về.</w:t>
+      </w:r>
+    </w:p>
+    <w:p>
+      <w:pPr>
+        <w:spacing w:before="240" w:after="60"/>
+      </w:pPr>
+      <w:r>
+        <w:rPr>
+          <w:b/>
+          <w:color w:val="375623"/>
+        </w:rPr>
         <w:t xml:space="preserve">[GET] </w:t>
       </w:r>
       <w:r>
@@ -794,13 +998,7 @@
           <w:b/>
           <w:color w:val="333333"/>
         </w:rPr>
-        <w:t xml:space="preserve">• Kết quả trả về: </w:t>
-      </w:r>
-      <w:r>
-        <w:rPr>
-          <w:color w:val="2E75B6"/>
-        </w:rPr>
-        <w:t>PageResponseDTO&lt;UserResponse&gt; (content, totalPages, totalElements, pageNo, pageSize)</w:t>
+        <w:t>• Kết quả trả về: PageResponseDTO&lt;UserResponse&gt; (content, totalPages, totalElements, pageNo, pageSize) Bổ sung avatarUrl: String/null trong hồ sơ.</w:t>
       </w:r>
     </w:p>
     <w:p>
@@ -889,13 +1087,7 @@
           <w:b/>
           <w:color w:val="333333"/>
         </w:rPr>
-        <w:t xml:space="preserve">• Kết quả trả về: </w:t>
-      </w:r>
-      <w:r>
-        <w:rPr>
-          <w:color w:val="2E75B6"/>
-        </w:rPr>
-        <w:t>ApiResponse&lt;UserResponse&gt;</w:t>
+        <w:t>• Kết quả trả về: ApiResponse&lt;UserResponse&gt; Bổ sung avatarUrl: String/null trong hồ sơ.</w:t>
       </w:r>
     </w:p>
     <w:p>
@@ -1050,25 +1242,316 @@
           <w:b/>
           <w:color w:val="333333"/>
         </w:rPr>
+        <w:t>• Kết quả trả về: ApiResponse&lt;UserResponse&gt; (Thông tin người dùng sau khi cập nhật trạng thái) Bổ sung avatarUrl: String/null trong hồ sơ.</w:t>
+      </w:r>
+    </w:p>
+    <w:p>
+      <w:pPr>
+        <w:spacing w:before="300" w:after="120"/>
+      </w:pPr>
+      <w:r>
+        <w:rPr>
+          <w:b/>
+          <w:color w:val="2E75B6"/>
+        </w:rPr>
+        <w:t>3. Quản lý Tài xế (/api/v1/drivers)</w:t>
+      </w:r>
+    </w:p>
+    <w:p>
+      <w:pPr>
+        <w:spacing w:before="240" w:after="60"/>
+      </w:pPr>
+      <w:r>
+        <w:rPr>
+          <w:b/>
+          <w:color w:val="1F4E79"/>
+        </w:rPr>
+        <w:t xml:space="preserve">[POST] </w:t>
+      </w:r>
+      <w:r>
+        <w:rPr>
+          <w:b/>
+          <w:color w:val="000000"/>
+        </w:rPr>
+        <w:t>/api/v1/drivers/register</w:t>
+      </w:r>
+    </w:p>
+    <w:p>
+      <w:pPr>
+        <w:spacing w:before="20" w:after="40"/>
+        <w:ind w:left="360"/>
+      </w:pPr>
+      <w:r>
+        <w:rPr>
+          <w:b/>
+          <w:color w:val="333333"/>
+        </w:rPr>
+        <w:t xml:space="preserve">• Mô tả: </w:t>
+      </w:r>
+      <w:r>
+        <w:rPr>
+          <w:color w:val="333333"/>
+        </w:rPr>
+        <w:t>Đăng ký tài khoản tài xế mới kèm theo thông tin phương tiện vận chuyển ban đầu (trạng thái chờ duyệt PENDING_APPROVAL).</w:t>
+      </w:r>
+    </w:p>
+    <w:p>
+      <w:pPr>
+        <w:spacing w:before="20" w:after="40"/>
+        <w:ind w:left="360"/>
+      </w:pPr>
+      <w:r>
+        <w:rPr>
+          <w:b/>
+          <w:color w:val="333333"/>
+        </w:rPr>
+        <w:t xml:space="preserve">• Quyền / Header: </w:t>
+      </w:r>
+      <w:r>
+        <w:rPr>
+          <w:color w:val="595959"/>
+        </w:rPr>
+        <w:t>Public (Không yêu cầu xác thực)</w:t>
+      </w:r>
+    </w:p>
+    <w:p>
+      <w:pPr>
+        <w:spacing w:before="20" w:after="40"/>
+        <w:ind w:left="360"/>
+      </w:pPr>
+      <w:r>
+        <w:rPr>
+          <w:b/>
+          <w:color w:val="1F4E79"/>
+        </w:rPr>
+        <w:t>• Request Body (JSON):</w:t>
+      </w:r>
+    </w:p>
+    <w:p>
+      <w:pPr>
+        <w:spacing w:before="10" w:after="20"/>
+        <w:ind w:left="720"/>
+      </w:pPr>
+      <w:r>
+        <w:rPr>
+          <w:b/>
+          <w:color w:val="2E75B6"/>
+        </w:rPr>
+        <w:t xml:space="preserve">- fullName: </w:t>
+      </w:r>
+      <w:r>
+        <w:rPr>
+          <w:i/>
+          <w:color w:val="7F7F7F"/>
+        </w:rPr>
+        <w:t xml:space="preserve">String </w:t>
+      </w:r>
+      <w:r>
+        <w:rPr>
+          <w:color w:val="333333"/>
+        </w:rPr>
+        <w:t>[Bắt buộc] Họ và tên tài xế</w:t>
+      </w:r>
+    </w:p>
+    <w:p>
+      <w:pPr>
+        <w:spacing w:before="10" w:after="20"/>
+        <w:ind w:left="720"/>
+      </w:pPr>
+      <w:r>
+        <w:rPr>
+          <w:b/>
+          <w:color w:val="2E75B6"/>
+        </w:rPr>
+        <w:t xml:space="preserve">- phoneNumber: </w:t>
+      </w:r>
+      <w:r>
+        <w:rPr>
+          <w:i/>
+          <w:color w:val="7F7F7F"/>
+        </w:rPr>
+        <w:t xml:space="preserve">String </w:t>
+      </w:r>
+      <w:r>
+        <w:rPr>
+          <w:color w:val="333333"/>
+        </w:rPr>
+        <w:t>[Bắt buộc] Số điện thoại đăng ký (10 chữ số)</w:t>
+      </w:r>
+    </w:p>
+    <w:p>
+      <w:pPr>
+        <w:spacing w:before="10" w:after="20"/>
+        <w:ind w:left="720"/>
+      </w:pPr>
+      <w:r>
+        <w:rPr>
+          <w:b/>
+          <w:color w:val="2E75B6"/>
+        </w:rPr>
+        <w:t xml:space="preserve">- password: </w:t>
+      </w:r>
+      <w:r>
+        <w:rPr>
+          <w:i/>
+          <w:color w:val="7F7F7F"/>
+        </w:rPr>
+        <w:t xml:space="preserve">String </w:t>
+      </w:r>
+      <w:r>
+        <w:rPr>
+          <w:color w:val="333333"/>
+        </w:rPr>
+        <w:t>[Bắt buộc] Mật khẩu tài khoản (tối thiểu 6 ký tự)</w:t>
+      </w:r>
+    </w:p>
+    <w:p>
+      <w:pPr>
+        <w:spacing w:before="10" w:after="20"/>
+        <w:ind w:left="720"/>
+      </w:pPr>
+      <w:r>
+        <w:rPr>
+          <w:b/>
+          <w:color w:val="2E75B6"/>
+        </w:rPr>
+        <w:t xml:space="preserve">- email: </w:t>
+      </w:r>
+      <w:r>
+        <w:rPr>
+          <w:i/>
+          <w:color w:val="7F7F7F"/>
+        </w:rPr>
+        <w:t xml:space="preserve">String </w:t>
+      </w:r>
+      <w:r>
+        <w:rPr>
+          <w:color w:val="333333"/>
+        </w:rPr>
+        <w:t>[Tùy chọn] Email liên hệ</w:t>
+      </w:r>
+    </w:p>
+    <w:p>
+      <w:pPr>
+        <w:spacing w:before="10" w:after="20"/>
+        <w:ind w:left="720"/>
+      </w:pPr>
+      <w:r>
+        <w:rPr>
+          <w:b/>
+          <w:color w:val="2E75B6"/>
+        </w:rPr>
+        <w:t xml:space="preserve">- licensePlate: </w:t>
+      </w:r>
+      <w:r>
+        <w:rPr>
+          <w:i/>
+          <w:color w:val="7F7F7F"/>
+        </w:rPr>
+        <w:t xml:space="preserve">String </w:t>
+      </w:r>
+      <w:r>
+        <w:rPr>
+          <w:color w:val="333333"/>
+        </w:rPr>
+        <w:t>[Bắt buộc] Biển số xe (ví dụ: 59-X1 123.45)</w:t>
+      </w:r>
+    </w:p>
+    <w:p>
+      <w:pPr>
+        <w:spacing w:before="10" w:after="20"/>
+        <w:ind w:left="720"/>
+      </w:pPr>
+      <w:r>
+        <w:rPr>
+          <w:b/>
+          <w:color w:val="2E75B6"/>
+        </w:rPr>
+        <w:t xml:space="preserve">- vehicleType: </w:t>
+      </w:r>
+      <w:r>
+        <w:rPr>
+          <w:i/>
+          <w:color w:val="7F7F7F"/>
+        </w:rPr>
+        <w:t xml:space="preserve">String </w:t>
+      </w:r>
+      <w:r>
+        <w:rPr>
+          <w:color w:val="333333"/>
+        </w:rPr>
+        <w:t>[Bắt buộc] Loại phương tiện (BIKE: Xe máy, CAR4: Ô tô 4 chỗ, CAR7: Ô tô 7 chỗ)</w:t>
+      </w:r>
+    </w:p>
+    <w:p>
+      <w:pPr>
+        <w:spacing w:before="10" w:after="20"/>
+        <w:ind w:left="720"/>
+      </w:pPr>
+      <w:r>
+        <w:rPr>
+          <w:b/>
+          <w:color w:val="2E75B6"/>
+        </w:rPr>
+        <w:t xml:space="preserve">- vehicleModel: </w:t>
+      </w:r>
+      <w:r>
+        <w:rPr>
+          <w:i/>
+          <w:color w:val="7F7F7F"/>
+        </w:rPr>
+        <w:t xml:space="preserve">String </w:t>
+      </w:r>
+      <w:r>
+        <w:rPr>
+          <w:color w:val="333333"/>
+        </w:rPr>
+        <w:t>[Tùy chọn] Dòng xe / Model xe (ví dụ: Honda Wave, Vios)</w:t>
+      </w:r>
+    </w:p>
+    <w:p>
+      <w:pPr>
+        <w:spacing w:before="10" w:after="20"/>
+        <w:ind w:left="720"/>
+      </w:pPr>
+      <w:r>
+        <w:rPr>
+          <w:b/>
+          <w:color w:val="2E75B6"/>
+        </w:rPr>
+        <w:t xml:space="preserve">- vehicleColor: </w:t>
+      </w:r>
+      <w:r>
+        <w:rPr>
+          <w:i/>
+          <w:color w:val="7F7F7F"/>
+        </w:rPr>
+        <w:t xml:space="preserve">String </w:t>
+      </w:r>
+      <w:r>
+        <w:rPr>
+          <w:color w:val="333333"/>
+        </w:rPr>
+        <w:t>[Tùy chọn] Màu sắc xe</w:t>
+      </w:r>
+    </w:p>
+    <w:p>
+      <w:pPr>
+        <w:spacing w:before="20" w:after="60"/>
+        <w:ind w:left="360"/>
+      </w:pPr>
+      <w:r>
+        <w:rPr>
+          <w:b/>
+          <w:color w:val="333333"/>
+        </w:rPr>
         <w:t xml:space="preserve">• Kết quả trả về: </w:t>
       </w:r>
       <w:r>
         <w:rPr>
           <w:color w:val="2E75B6"/>
         </w:rPr>
-        <w:t>ApiResponse&lt;UserResponse&gt; (Thông tin người dùng sau khi cập nhật trạng thái)</w:t>
-      </w:r>
-    </w:p>
-    <w:p>
-      <w:pPr>
-        <w:spacing w:before="300" w:after="120"/>
-      </w:pPr>
-      <w:r>
-        <w:rPr>
-          <w:b/>
-          <w:color w:val="2E75B6"/>
-        </w:rPr>
-        <w:t>3. Quản lý Tài xế (/api/v1/drivers)</w:t>
+        <w:t>ApiResponse&lt;LoginResponse&gt;</w:t>
       </w:r>
     </w:p>
     <w:p>
@@ -1078,16 +1561,16 @@
       <w:r>
         <w:rPr>
           <w:b/>
-          <w:color w:val="1F4E79"/>
-        </w:rPr>
-        <w:t xml:space="preserve">[POST] </w:t>
+          <w:color w:val="375623"/>
+        </w:rPr>
+        <w:t xml:space="preserve">[GET] </w:t>
       </w:r>
       <w:r>
         <w:rPr>
           <w:b/>
           <w:color w:val="000000"/>
         </w:rPr>
-        <w:t>/api/v1/drivers/register</w:t>
+        <w:t>/api/v1/drivers/admin/all</w:t>
       </w:r>
     </w:p>
     <w:p>
@@ -1106,7 +1589,7 @@
         <w:rPr>
           <w:color w:val="333333"/>
         </w:rPr>
-        <w:t>Đăng ký tài khoản tài xế mới kèm theo thông tin phương tiện vận chuyển ban đầu (trạng thái chờ duyệt PENDING_APPROVAL).</w:t>
+        <w:t>Lấy toàn bộ danh sách hồ sơ tài xế trong hệ thống phục vụ công tác kiểm duyệt hồ sơ của Ban quản trị.</w:t>
       </w:r>
     </w:p>
     <w:p>
@@ -1125,228 +1608,7 @@
         <w:rPr>
           <w:color w:val="595959"/>
         </w:rPr>
-        <w:t>Public (Không yêu cầu xác thực)</w:t>
-      </w:r>
-    </w:p>
-    <w:p>
-      <w:pPr>
-        <w:spacing w:before="20" w:after="40"/>
-        <w:ind w:left="360"/>
-      </w:pPr>
-      <w:r>
-        <w:rPr>
-          <w:b/>
-          <w:color w:val="1F4E79"/>
-        </w:rPr>
-        <w:t>• Request Body (JSON):</w:t>
-      </w:r>
-    </w:p>
-    <w:p>
-      <w:pPr>
-        <w:spacing w:before="10" w:after="20"/>
-        <w:ind w:left="720"/>
-      </w:pPr>
-      <w:r>
-        <w:rPr>
-          <w:b/>
-          <w:color w:val="2E75B6"/>
-        </w:rPr>
-        <w:t xml:space="preserve">- fullName: </w:t>
-      </w:r>
-      <w:r>
-        <w:rPr>
-          <w:i/>
-          <w:color w:val="7F7F7F"/>
-        </w:rPr>
-        <w:t xml:space="preserve">String </w:t>
-      </w:r>
-      <w:r>
-        <w:rPr>
-          <w:color w:val="333333"/>
-        </w:rPr>
-        <w:t>[Bắt buộc] Họ và tên tài xế</w:t>
-      </w:r>
-    </w:p>
-    <w:p>
-      <w:pPr>
-        <w:spacing w:before="10" w:after="20"/>
-        <w:ind w:left="720"/>
-      </w:pPr>
-      <w:r>
-        <w:rPr>
-          <w:b/>
-          <w:color w:val="2E75B6"/>
-        </w:rPr>
-        <w:t xml:space="preserve">- phoneNumber: </w:t>
-      </w:r>
-      <w:r>
-        <w:rPr>
-          <w:i/>
-          <w:color w:val="7F7F7F"/>
-        </w:rPr>
-        <w:t xml:space="preserve">String </w:t>
-      </w:r>
-      <w:r>
-        <w:rPr>
-          <w:color w:val="333333"/>
-        </w:rPr>
-        <w:t>[Bắt buộc] Số điện thoại đăng ký (10 chữ số)</w:t>
-      </w:r>
-    </w:p>
-    <w:p>
-      <w:pPr>
-        <w:spacing w:before="10" w:after="20"/>
-        <w:ind w:left="720"/>
-      </w:pPr>
-      <w:r>
-        <w:rPr>
-          <w:b/>
-          <w:color w:val="2E75B6"/>
-        </w:rPr>
-        <w:t xml:space="preserve">- password: </w:t>
-      </w:r>
-      <w:r>
-        <w:rPr>
-          <w:i/>
-          <w:color w:val="7F7F7F"/>
-        </w:rPr>
-        <w:t xml:space="preserve">String </w:t>
-      </w:r>
-      <w:r>
-        <w:rPr>
-          <w:color w:val="333333"/>
-        </w:rPr>
-        <w:t>[Bắt buộc] Mật khẩu tài khoản (tối thiểu 6 ký tự)</w:t>
-      </w:r>
-    </w:p>
-    <w:p>
-      <w:pPr>
-        <w:spacing w:before="10" w:after="20"/>
-        <w:ind w:left="720"/>
-      </w:pPr>
-      <w:r>
-        <w:rPr>
-          <w:b/>
-          <w:color w:val="2E75B6"/>
-        </w:rPr>
-        <w:t xml:space="preserve">- email: </w:t>
-      </w:r>
-      <w:r>
-        <w:rPr>
-          <w:i/>
-          <w:color w:val="7F7F7F"/>
-        </w:rPr>
-        <w:t xml:space="preserve">String </w:t>
-      </w:r>
-      <w:r>
-        <w:rPr>
-          <w:color w:val="333333"/>
-        </w:rPr>
-        <w:t>[Tùy chọn] Email liên hệ</w:t>
-      </w:r>
-    </w:p>
-    <w:p>
-      <w:pPr>
-        <w:spacing w:before="10" w:after="20"/>
-        <w:ind w:left="720"/>
-      </w:pPr>
-      <w:r>
-        <w:rPr>
-          <w:b/>
-          <w:color w:val="2E75B6"/>
-        </w:rPr>
-        <w:t xml:space="preserve">- licensePlate: </w:t>
-      </w:r>
-      <w:r>
-        <w:rPr>
-          <w:i/>
-          <w:color w:val="7F7F7F"/>
-        </w:rPr>
-        <w:t xml:space="preserve">String </w:t>
-      </w:r>
-      <w:r>
-        <w:rPr>
-          <w:color w:val="333333"/>
-        </w:rPr>
-        <w:t>[Bắt buộc] Biển số xe (ví dụ: 59-X1 123.45)</w:t>
-      </w:r>
-    </w:p>
-    <w:p>
-      <w:pPr>
-        <w:spacing w:before="10" w:after="20"/>
-        <w:ind w:left="720"/>
-      </w:pPr>
-      <w:r>
-        <w:rPr>
-          <w:b/>
-          <w:color w:val="2E75B6"/>
-        </w:rPr>
-        <w:t xml:space="preserve">- vehicleType: </w:t>
-      </w:r>
-      <w:r>
-        <w:rPr>
-          <w:i/>
-          <w:color w:val="7F7F7F"/>
-        </w:rPr>
-        <w:t xml:space="preserve">String </w:t>
-      </w:r>
-      <w:r>
-        <w:rPr>
-          <w:color w:val="333333"/>
-        </w:rPr>
-        <w:t>[Bắt buộc] Loại phương tiện (BIKE: Xe máy, CAR4: Ô tô 4 chỗ, CAR7: Ô tô 7 chỗ)</w:t>
-      </w:r>
-    </w:p>
-    <w:p>
-      <w:pPr>
-        <w:spacing w:before="10" w:after="20"/>
-        <w:ind w:left="720"/>
-      </w:pPr>
-      <w:r>
-        <w:rPr>
-          <w:b/>
-          <w:color w:val="2E75B6"/>
-        </w:rPr>
-        <w:t xml:space="preserve">- vehicleModel: </w:t>
-      </w:r>
-      <w:r>
-        <w:rPr>
-          <w:i/>
-          <w:color w:val="7F7F7F"/>
-        </w:rPr>
-        <w:t xml:space="preserve">String </w:t>
-      </w:r>
-      <w:r>
-        <w:rPr>
-          <w:color w:val="333333"/>
-        </w:rPr>
-        <w:t>[Tùy chọn] Dòng xe / Model xe (ví dụ: Honda Wave, Vios)</w:t>
-      </w:r>
-    </w:p>
-    <w:p>
-      <w:pPr>
-        <w:spacing w:before="10" w:after="20"/>
-        <w:ind w:left="720"/>
-      </w:pPr>
-      <w:r>
-        <w:rPr>
-          <w:b/>
-          <w:color w:val="2E75B6"/>
-        </w:rPr>
-        <w:t xml:space="preserve">- vehicleColor: </w:t>
-      </w:r>
-      <w:r>
-        <w:rPr>
-          <w:i/>
-          <w:color w:val="7F7F7F"/>
-        </w:rPr>
-        <w:t xml:space="preserve">String </w:t>
-      </w:r>
-      <w:r>
-        <w:rPr>
-          <w:color w:val="333333"/>
-        </w:rPr>
-        <w:t>[Tùy chọn] Màu sắc xe</w:t>
+        <w:t>ROLE_ADMIN | Header: Authorization</w:t>
       </w:r>
     </w:p>
     <w:p>
@@ -1359,89 +1621,7 @@
           <w:b/>
           <w:color w:val="333333"/>
         </w:rPr>
-        <w:t xml:space="preserve">• Kết quả trả về: </w:t>
-      </w:r>
-      <w:r>
-        <w:rPr>
-          <w:color w:val="2E75B6"/>
-        </w:rPr>
-        <w:t>ApiResponse&lt;LoginResponse&gt;</w:t>
-      </w:r>
-    </w:p>
-    <w:p>
-      <w:pPr>
-        <w:spacing w:before="240" w:after="60"/>
-      </w:pPr>
-      <w:r>
-        <w:rPr>
-          <w:b/>
-          <w:color w:val="375623"/>
-        </w:rPr>
-        <w:t xml:space="preserve">[GET] </w:t>
-      </w:r>
-      <w:r>
-        <w:rPr>
-          <w:b/>
-          <w:color w:val="000000"/>
-        </w:rPr>
-        <w:t>/api/v1/drivers/admin/all</w:t>
-      </w:r>
-    </w:p>
-    <w:p>
-      <w:pPr>
-        <w:spacing w:before="20" w:after="40"/>
-        <w:ind w:left="360"/>
-      </w:pPr>
-      <w:r>
-        <w:rPr>
-          <w:b/>
-          <w:color w:val="333333"/>
-        </w:rPr>
-        <w:t xml:space="preserve">• Mô tả: </w:t>
-      </w:r>
-      <w:r>
-        <w:rPr>
-          <w:color w:val="333333"/>
-        </w:rPr>
-        <w:t>Lấy toàn bộ danh sách hồ sơ tài xế trong hệ thống phục vụ công tác kiểm duyệt hồ sơ của Ban quản trị.</w:t>
-      </w:r>
-    </w:p>
-    <w:p>
-      <w:pPr>
-        <w:spacing w:before="20" w:after="40"/>
-        <w:ind w:left="360"/>
-      </w:pPr>
-      <w:r>
-        <w:rPr>
-          <w:b/>
-          <w:color w:val="333333"/>
-        </w:rPr>
-        <w:t xml:space="preserve">• Quyền / Header: </w:t>
-      </w:r>
-      <w:r>
-        <w:rPr>
-          <w:color w:val="595959"/>
-        </w:rPr>
-        <w:t>ROLE_ADMIN | Header: Authorization</w:t>
-      </w:r>
-    </w:p>
-    <w:p>
-      <w:pPr>
-        <w:spacing w:before="20" w:after="60"/>
-        <w:ind w:left="360"/>
-      </w:pPr>
-      <w:r>
-        <w:rPr>
-          <w:b/>
-          <w:color w:val="333333"/>
-        </w:rPr>
-        <w:t xml:space="preserve">• Kết quả trả về: </w:t>
-      </w:r>
-      <w:r>
-        <w:rPr>
-          <w:color w:val="2E75B6"/>
-        </w:rPr>
-        <w:t>ApiResponse&lt;List&lt;DriverInternalResponse&gt;&gt; (toàn bộ danh sách tài xế)</w:t>
+        <w:t>• Kết quả trả về: ApiResponse&lt;List&lt;DriverInternalResponse&gt;&gt; (toàn bộ danh sách tài xế) Bổ sung avatarUrl: String/null trong hồ sơ.</w:t>
       </w:r>
     </w:p>
     <w:p>
@@ -1531,13 +1711,102 @@
           <w:b/>
           <w:color w:val="333333"/>
         </w:rPr>
+        <w:t>• Kết quả trả về: ApiResponse&lt;UserResponse&gt; Bổ sung avatarUrl: String/null trong hồ sơ.</w:t>
+      </w:r>
+    </w:p>
+    <w:p>
+      <w:pPr>
+        <w:spacing w:before="240" w:after="60"/>
+      </w:pPr>
+      <w:r>
+        <w:rPr>
+          <w:b/>
+          <w:color w:val="B9770E"/>
+        </w:rPr>
+        <w:t xml:space="preserve">[PUT] </w:t>
+      </w:r>
+      <w:r>
+        <w:rPr>
+          <w:b/>
+          <w:color w:val="000000"/>
+        </w:rPr>
+        <w:t>/api/v1/drivers/{driverId}/status</w:t>
+      </w:r>
+    </w:p>
+    <w:p>
+      <w:pPr>
+        <w:spacing w:before="20" w:after="40"/>
+        <w:ind w:left="360"/>
+      </w:pPr>
+      <w:r>
+        <w:rPr>
+          <w:b/>
+          <w:color w:val="333333"/>
+        </w:rPr>
+        <w:t xml:space="preserve">• Mô tả: </w:t>
+      </w:r>
+      <w:r>
+        <w:rPr>
+          <w:color w:val="333333"/>
+        </w:rPr>
+        <w:t>Tài xế bật hoặc tắt trạng thái trực tuyến (ONLINE / OFFLINE) để sẵn sàng nhận cuốc xe hoặc nghỉ ngơi.</w:t>
+      </w:r>
+    </w:p>
+    <w:p>
+      <w:pPr>
+        <w:spacing w:before="20" w:after="40"/>
+        <w:ind w:left="360"/>
+      </w:pPr>
+      <w:r>
+        <w:rPr>
+          <w:b/>
+          <w:color w:val="333333"/>
+        </w:rPr>
+        <w:t xml:space="preserve">• Quyền / Header: </w:t>
+      </w:r>
+      <w:r>
+        <w:rPr>
+          <w:color w:val="595959"/>
+        </w:rPr>
+        <w:t>ROLE_DRIVER (Chính chủ) | Header: X-User-Id</w:t>
+      </w:r>
+    </w:p>
+    <w:p>
+      <w:pPr>
+        <w:spacing w:before="20" w:after="40"/>
+        <w:ind w:left="360"/>
+      </w:pPr>
+      <w:r>
+        <w:rPr>
+          <w:b/>
+          <w:color w:val="333333"/>
+        </w:rPr>
+        <w:t xml:space="preserve">• Tham số (Path / Params): </w:t>
+      </w:r>
+      <w:r>
+        <w:rPr>
+          <w:color w:val="595959"/>
+        </w:rPr>
+        <w:t>Path: {driverId}, Param: isActive (boolean, true = Online, false = Offline)</w:t>
+      </w:r>
+    </w:p>
+    <w:p>
+      <w:pPr>
+        <w:spacing w:before="20" w:after="60"/>
+        <w:ind w:left="360"/>
+      </w:pPr>
+      <w:r>
+        <w:rPr>
+          <w:b/>
+          <w:color w:val="333333"/>
+        </w:rPr>
         <w:t xml:space="preserve">• Kết quả trả về: </w:t>
       </w:r>
       <w:r>
         <w:rPr>
           <w:color w:val="2E75B6"/>
         </w:rPr>
-        <w:t>ApiResponse&lt;UserResponse&gt;</w:t>
+        <w:t>ApiResponse&lt;String&gt; (Cập nhật trạng thái thành công)</w:t>
       </w:r>
     </w:p>
     <w:p>
@@ -1556,7 +1825,7 @@
           <w:b/>
           <w:color w:val="000000"/>
         </w:rPr>
-        <w:t>/api/v1/drivers/{driverId}/status</w:t>
+        <w:t>/api/v1/drivers/{driverId}/vehicle</w:t>
       </w:r>
     </w:p>
     <w:p>
@@ -1575,7 +1844,7 @@
         <w:rPr>
           <w:color w:val="333333"/>
         </w:rPr>
-        <w:t>Tài xế bật hoặc tắt trạng thái trực tuyến (ONLINE / OFFLINE) để sẵn sàng nhận cuốc xe hoặc nghỉ ngơi.</w:t>
+        <w:t>Cập nhật thông tin phương tiện di chuyển của tài xế.</w:t>
       </w:r>
     </w:p>
     <w:p>
@@ -1594,6 +1863,212 @@
         <w:rPr>
           <w:color w:val="595959"/>
         </w:rPr>
+        <w:t>ROLE_ADMIN hoặc Chính chủ tài xế | Header: X-User-Id</w:t>
+      </w:r>
+    </w:p>
+    <w:p>
+      <w:pPr>
+        <w:spacing w:before="20" w:after="40"/>
+        <w:ind w:left="360"/>
+      </w:pPr>
+      <w:r>
+        <w:rPr>
+          <w:b/>
+          <w:color w:val="333333"/>
+        </w:rPr>
+        <w:t xml:space="preserve">• Tham số (Path / Params): </w:t>
+      </w:r>
+      <w:r>
+        <w:rPr>
+          <w:color w:val="595959"/>
+        </w:rPr>
+        <w:t>Path: {driverId}</w:t>
+      </w:r>
+    </w:p>
+    <w:p>
+      <w:pPr>
+        <w:spacing w:before="20" w:after="40"/>
+        <w:ind w:left="360"/>
+      </w:pPr>
+      <w:r>
+        <w:rPr>
+          <w:b/>
+          <w:color w:val="1F4E79"/>
+        </w:rPr>
+        <w:t>• Request Body (JSON):</w:t>
+      </w:r>
+    </w:p>
+    <w:p>
+      <w:pPr>
+        <w:spacing w:before="10" w:after="20"/>
+        <w:ind w:left="720"/>
+      </w:pPr>
+      <w:r>
+        <w:rPr>
+          <w:b/>
+          <w:color w:val="2E75B6"/>
+        </w:rPr>
+        <w:t xml:space="preserve">- licensePlate: </w:t>
+      </w:r>
+      <w:r>
+        <w:rPr>
+          <w:i/>
+          <w:color w:val="7F7F7F"/>
+        </w:rPr>
+        <w:t xml:space="preserve">String </w:t>
+      </w:r>
+      <w:r>
+        <w:rPr>
+          <w:color w:val="333333"/>
+        </w:rPr>
+        <w:t>[Bắt buộc] Biển số xe mới</w:t>
+      </w:r>
+    </w:p>
+    <w:p>
+      <w:pPr>
+        <w:spacing w:before="10" w:after="20"/>
+        <w:ind w:left="720"/>
+      </w:pPr>
+      <w:r>
+        <w:rPr>
+          <w:b/>
+          <w:color w:val="2E75B6"/>
+        </w:rPr>
+        <w:t xml:space="preserve">- vehicleType: </w:t>
+      </w:r>
+      <w:r>
+        <w:rPr>
+          <w:i/>
+          <w:color w:val="7F7F7F"/>
+        </w:rPr>
+        <w:t xml:space="preserve">String </w:t>
+      </w:r>
+      <w:r>
+        <w:rPr>
+          <w:color w:val="333333"/>
+        </w:rPr>
+        <w:t>[Bắt buộc] Loại xe (BIKE, CAR4, CAR7)</w:t>
+      </w:r>
+    </w:p>
+    <w:p>
+      <w:pPr>
+        <w:spacing w:before="10" w:after="20"/>
+        <w:ind w:left="720"/>
+      </w:pPr>
+      <w:r>
+        <w:rPr>
+          <w:b/>
+          <w:color w:val="2E75B6"/>
+        </w:rPr>
+        <w:t xml:space="preserve">- vehicleModel: </w:t>
+      </w:r>
+      <w:r>
+        <w:rPr>
+          <w:i/>
+          <w:color w:val="7F7F7F"/>
+        </w:rPr>
+        <w:t xml:space="preserve">String </w:t>
+      </w:r>
+      <w:r>
+        <w:rPr>
+          <w:color w:val="333333"/>
+        </w:rPr>
+        <w:t>[Tùy chọn] Dòng xe / Hiệu xe</w:t>
+      </w:r>
+    </w:p>
+    <w:p>
+      <w:pPr>
+        <w:spacing w:before="10" w:after="20"/>
+        <w:ind w:left="720"/>
+      </w:pPr>
+      <w:r>
+        <w:rPr>
+          <w:b/>
+          <w:color w:val="2E75B6"/>
+        </w:rPr>
+        <w:t xml:space="preserve">- vehicleColor: </w:t>
+      </w:r>
+      <w:r>
+        <w:rPr>
+          <w:i/>
+          <w:color w:val="7F7F7F"/>
+        </w:rPr>
+        <w:t xml:space="preserve">String </w:t>
+      </w:r>
+      <w:r>
+        <w:rPr>
+          <w:color w:val="333333"/>
+        </w:rPr>
+        <w:t>[Tùy chọn] Màu sắc xe</w:t>
+      </w:r>
+    </w:p>
+    <w:p>
+      <w:pPr>
+        <w:spacing w:before="20" w:after="60"/>
+        <w:ind w:left="360"/>
+      </w:pPr>
+      <w:r>
+        <w:rPr>
+          <w:b/>
+          <w:color w:val="333333"/>
+        </w:rPr>
+        <w:t>• Kết quả trả về: ApiResponse&lt;UserResponse&gt; Bổ sung avatarUrl: String/null trong hồ sơ.</w:t>
+      </w:r>
+    </w:p>
+    <w:p>
+      <w:pPr>
+        <w:spacing w:before="240" w:after="60"/>
+      </w:pPr>
+      <w:r>
+        <w:rPr>
+          <w:b/>
+          <w:color w:val="B9770E"/>
+        </w:rPr>
+        <w:t xml:space="preserve">[PUT] </w:t>
+      </w:r>
+      <w:r>
+        <w:rPr>
+          <w:b/>
+          <w:color w:val="000000"/>
+        </w:rPr>
+        <w:t>/api/v1/drivers/{driverId}/resubmit</w:t>
+      </w:r>
+    </w:p>
+    <w:p>
+      <w:pPr>
+        <w:spacing w:before="20" w:after="40"/>
+        <w:ind w:left="360"/>
+      </w:pPr>
+      <w:r>
+        <w:rPr>
+          <w:b/>
+          <w:color w:val="333333"/>
+        </w:rPr>
+        <w:t xml:space="preserve">• Mô tả: </w:t>
+      </w:r>
+      <w:r>
+        <w:rPr>
+          <w:color w:val="333333"/>
+        </w:rPr>
+        <w:t>Tài xế gửi lại hồ sơ cập nhật sau khi bị Admin từ chối duyệt (REJECTED) do thiếu hoặc sai giấy tờ.</w:t>
+      </w:r>
+    </w:p>
+    <w:p>
+      <w:pPr>
+        <w:spacing w:before="20" w:after="40"/>
+        <w:ind w:left="360"/>
+      </w:pPr>
+      <w:r>
+        <w:rPr>
+          <w:b/>
+          <w:color w:val="333333"/>
+        </w:rPr>
+        <w:t xml:space="preserve">• Quyền / Header: </w:t>
+      </w:r>
+      <w:r>
+        <w:rPr>
+          <w:color w:val="595959"/>
+        </w:rPr>
         <w:t>ROLE_DRIVER (Chính chủ) | Header: X-User-Id</w:t>
       </w:r>
     </w:p>
@@ -1613,7 +2088,150 @@
         <w:rPr>
           <w:color w:val="595959"/>
         </w:rPr>
-        <w:t>Path: {driverId}, Param: isActive (boolean, true = Online, false = Offline)</w:t>
+        <w:t>Path: {driverId}</w:t>
+      </w:r>
+    </w:p>
+    <w:p>
+      <w:pPr>
+        <w:spacing w:before="20" w:after="40"/>
+        <w:ind w:left="360"/>
+      </w:pPr>
+      <w:r>
+        <w:rPr>
+          <w:b/>
+          <w:color w:val="1F4E79"/>
+        </w:rPr>
+        <w:t>• Request Body (JSON):</w:t>
+      </w:r>
+    </w:p>
+    <w:p>
+      <w:pPr>
+        <w:spacing w:before="10" w:after="20"/>
+        <w:ind w:left="720"/>
+      </w:pPr>
+      <w:r>
+        <w:rPr>
+          <w:b/>
+          <w:color w:val="2E75B6"/>
+        </w:rPr>
+        <w:t xml:space="preserve">- licensePlate: </w:t>
+      </w:r>
+      <w:r>
+        <w:rPr>
+          <w:i/>
+          <w:color w:val="7F7F7F"/>
+        </w:rPr>
+        <w:t xml:space="preserve">String </w:t>
+      </w:r>
+      <w:r>
+        <w:rPr>
+          <w:color w:val="333333"/>
+        </w:rPr>
+        <w:t>[Bắt buộc] Biển số xe</w:t>
+      </w:r>
+    </w:p>
+    <w:p>
+      <w:pPr>
+        <w:spacing w:before="10" w:after="20"/>
+        <w:ind w:left="720"/>
+      </w:pPr>
+      <w:r>
+        <w:rPr>
+          <w:b/>
+          <w:color w:val="2E75B6"/>
+        </w:rPr>
+        <w:t xml:space="preserve">- vehicleType: </w:t>
+      </w:r>
+      <w:r>
+        <w:rPr>
+          <w:i/>
+          <w:color w:val="7F7F7F"/>
+        </w:rPr>
+        <w:t xml:space="preserve">String </w:t>
+      </w:r>
+      <w:r>
+        <w:rPr>
+          <w:color w:val="333333"/>
+        </w:rPr>
+        <w:t>[Bắt buộc] Loại xe</w:t>
+      </w:r>
+    </w:p>
+    <w:p>
+      <w:pPr>
+        <w:spacing w:before="10" w:after="20"/>
+        <w:ind w:left="720"/>
+      </w:pPr>
+      <w:r>
+        <w:rPr>
+          <w:b/>
+          <w:color w:val="2E75B6"/>
+        </w:rPr>
+        <w:t xml:space="preserve">- vehicleModel: </w:t>
+      </w:r>
+      <w:r>
+        <w:rPr>
+          <w:i/>
+          <w:color w:val="7F7F7F"/>
+        </w:rPr>
+        <w:t xml:space="preserve">String </w:t>
+      </w:r>
+      <w:r>
+        <w:rPr>
+          <w:color w:val="333333"/>
+        </w:rPr>
+        <w:t>[Tùy chọn] Dòng xe</w:t>
+      </w:r>
+    </w:p>
+    <w:p>
+      <w:pPr>
+        <w:spacing w:before="10" w:after="20"/>
+        <w:ind w:left="720"/>
+      </w:pPr>
+      <w:r>
+        <w:rPr>
+          <w:b/>
+          <w:color w:val="2E75B6"/>
+        </w:rPr>
+        <w:t xml:space="preserve">- vehicleColor: </w:t>
+      </w:r>
+      <w:r>
+        <w:rPr>
+          <w:i/>
+          <w:color w:val="7F7F7F"/>
+        </w:rPr>
+        <w:t xml:space="preserve">String </w:t>
+      </w:r>
+      <w:r>
+        <w:rPr>
+          <w:color w:val="333333"/>
+        </w:rPr>
+        <w:t>[Tùy chọn] Màu sắc</w:t>
+      </w:r>
+    </w:p>
+    <w:p>
+      <w:pPr>
+        <w:spacing w:before="10" w:after="20"/>
+        <w:ind w:left="720"/>
+      </w:pPr>
+      <w:r>
+        <w:rPr>
+          <w:b/>
+          <w:color w:val="2E75B6"/>
+        </w:rPr>
+        <w:t xml:space="preserve">- driverLicenseNumber: </w:t>
+      </w:r>
+      <w:r>
+        <w:rPr>
+          <w:i/>
+          <w:color w:val="7F7F7F"/>
+        </w:rPr>
+        <w:t xml:space="preserve">String </w:t>
+      </w:r>
+      <w:r>
+        <w:rPr>
+          <w:color w:val="333333"/>
+        </w:rPr>
+        <w:t>[Tùy chọn] Số giấy phép lái xe</w:t>
       </w:r>
     </w:p>
     <w:p>
@@ -1626,463 +2244,7 @@
           <w:b/>
           <w:color w:val="333333"/>
         </w:rPr>
-        <w:t xml:space="preserve">• Kết quả trả về: </w:t>
-      </w:r>
-      <w:r>
-        <w:rPr>
-          <w:color w:val="2E75B6"/>
-        </w:rPr>
-        <w:t>ApiResponse&lt;String&gt; (Cập nhật trạng thái thành công)</w:t>
-      </w:r>
-    </w:p>
-    <w:p>
-      <w:pPr>
-        <w:spacing w:before="240" w:after="60"/>
-      </w:pPr>
-      <w:r>
-        <w:rPr>
-          <w:b/>
-          <w:color w:val="B9770E"/>
-        </w:rPr>
-        <w:t xml:space="preserve">[PUT] </w:t>
-      </w:r>
-      <w:r>
-        <w:rPr>
-          <w:b/>
-          <w:color w:val="000000"/>
-        </w:rPr>
-        <w:t>/api/v1/drivers/{driverId}/vehicle</w:t>
-      </w:r>
-    </w:p>
-    <w:p>
-      <w:pPr>
-        <w:spacing w:before="20" w:after="40"/>
-        <w:ind w:left="360"/>
-      </w:pPr>
-      <w:r>
-        <w:rPr>
-          <w:b/>
-          <w:color w:val="333333"/>
-        </w:rPr>
-        <w:t xml:space="preserve">• Mô tả: </w:t>
-      </w:r>
-      <w:r>
-        <w:rPr>
-          <w:color w:val="333333"/>
-        </w:rPr>
-        <w:t>Cập nhật thông tin phương tiện di chuyển của tài xế.</w:t>
-      </w:r>
-    </w:p>
-    <w:p>
-      <w:pPr>
-        <w:spacing w:before="20" w:after="40"/>
-        <w:ind w:left="360"/>
-      </w:pPr>
-      <w:r>
-        <w:rPr>
-          <w:b/>
-          <w:color w:val="333333"/>
-        </w:rPr>
-        <w:t xml:space="preserve">• Quyền / Header: </w:t>
-      </w:r>
-      <w:r>
-        <w:rPr>
-          <w:color w:val="595959"/>
-        </w:rPr>
-        <w:t>ROLE_ADMIN hoặc Chính chủ tài xế | Header: X-User-Id</w:t>
-      </w:r>
-    </w:p>
-    <w:p>
-      <w:pPr>
-        <w:spacing w:before="20" w:after="40"/>
-        <w:ind w:left="360"/>
-      </w:pPr>
-      <w:r>
-        <w:rPr>
-          <w:b/>
-          <w:color w:val="333333"/>
-        </w:rPr>
-        <w:t xml:space="preserve">• Tham số (Path / Params): </w:t>
-      </w:r>
-      <w:r>
-        <w:rPr>
-          <w:color w:val="595959"/>
-        </w:rPr>
-        <w:t>Path: {driverId}</w:t>
-      </w:r>
-    </w:p>
-    <w:p>
-      <w:pPr>
-        <w:spacing w:before="20" w:after="40"/>
-        <w:ind w:left="360"/>
-      </w:pPr>
-      <w:r>
-        <w:rPr>
-          <w:b/>
-          <w:color w:val="1F4E79"/>
-        </w:rPr>
-        <w:t>• Request Body (JSON):</w:t>
-      </w:r>
-    </w:p>
-    <w:p>
-      <w:pPr>
-        <w:spacing w:before="10" w:after="20"/>
-        <w:ind w:left="720"/>
-      </w:pPr>
-      <w:r>
-        <w:rPr>
-          <w:b/>
-          <w:color w:val="2E75B6"/>
-        </w:rPr>
-        <w:t xml:space="preserve">- licensePlate: </w:t>
-      </w:r>
-      <w:r>
-        <w:rPr>
-          <w:i/>
-          <w:color w:val="7F7F7F"/>
-        </w:rPr>
-        <w:t xml:space="preserve">String </w:t>
-      </w:r>
-      <w:r>
-        <w:rPr>
-          <w:color w:val="333333"/>
-        </w:rPr>
-        <w:t>[Bắt buộc] Biển số xe mới</w:t>
-      </w:r>
-    </w:p>
-    <w:p>
-      <w:pPr>
-        <w:spacing w:before="10" w:after="20"/>
-        <w:ind w:left="720"/>
-      </w:pPr>
-      <w:r>
-        <w:rPr>
-          <w:b/>
-          <w:color w:val="2E75B6"/>
-        </w:rPr>
-        <w:t xml:space="preserve">- vehicleType: </w:t>
-      </w:r>
-      <w:r>
-        <w:rPr>
-          <w:i/>
-          <w:color w:val="7F7F7F"/>
-        </w:rPr>
-        <w:t xml:space="preserve">String </w:t>
-      </w:r>
-      <w:r>
-        <w:rPr>
-          <w:color w:val="333333"/>
-        </w:rPr>
-        <w:t>[Bắt buộc] Loại xe (BIKE, CAR4, CAR7)</w:t>
-      </w:r>
-    </w:p>
-    <w:p>
-      <w:pPr>
-        <w:spacing w:before="10" w:after="20"/>
-        <w:ind w:left="720"/>
-      </w:pPr>
-      <w:r>
-        <w:rPr>
-          <w:b/>
-          <w:color w:val="2E75B6"/>
-        </w:rPr>
-        <w:t xml:space="preserve">- vehicleModel: </w:t>
-      </w:r>
-      <w:r>
-        <w:rPr>
-          <w:i/>
-          <w:color w:val="7F7F7F"/>
-        </w:rPr>
-        <w:t xml:space="preserve">String </w:t>
-      </w:r>
-      <w:r>
-        <w:rPr>
-          <w:color w:val="333333"/>
-        </w:rPr>
-        <w:t>[Tùy chọn] Dòng xe / Hiệu xe</w:t>
-      </w:r>
-    </w:p>
-    <w:p>
-      <w:pPr>
-        <w:spacing w:before="10" w:after="20"/>
-        <w:ind w:left="720"/>
-      </w:pPr>
-      <w:r>
-        <w:rPr>
-          <w:b/>
-          <w:color w:val="2E75B6"/>
-        </w:rPr>
-        <w:t xml:space="preserve">- vehicleColor: </w:t>
-      </w:r>
-      <w:r>
-        <w:rPr>
-          <w:i/>
-          <w:color w:val="7F7F7F"/>
-        </w:rPr>
-        <w:t xml:space="preserve">String </w:t>
-      </w:r>
-      <w:r>
-        <w:rPr>
-          <w:color w:val="333333"/>
-        </w:rPr>
-        <w:t>[Tùy chọn] Màu sắc xe</w:t>
-      </w:r>
-    </w:p>
-    <w:p>
-      <w:pPr>
-        <w:spacing w:before="20" w:after="60"/>
-        <w:ind w:left="360"/>
-      </w:pPr>
-      <w:r>
-        <w:rPr>
-          <w:b/>
-          <w:color w:val="333333"/>
-        </w:rPr>
-        <w:t xml:space="preserve">• Kết quả trả về: </w:t>
-      </w:r>
-      <w:r>
-        <w:rPr>
-          <w:color w:val="2E75B6"/>
-        </w:rPr>
-        <w:t>ApiResponse&lt;UserResponse&gt;</w:t>
-      </w:r>
-    </w:p>
-    <w:p>
-      <w:pPr>
-        <w:spacing w:before="240" w:after="60"/>
-      </w:pPr>
-      <w:r>
-        <w:rPr>
-          <w:b/>
-          <w:color w:val="B9770E"/>
-        </w:rPr>
-        <w:t xml:space="preserve">[PUT] </w:t>
-      </w:r>
-      <w:r>
-        <w:rPr>
-          <w:b/>
-          <w:color w:val="000000"/>
-        </w:rPr>
-        <w:t>/api/v1/drivers/{driverId}/resubmit</w:t>
-      </w:r>
-    </w:p>
-    <w:p>
-      <w:pPr>
-        <w:spacing w:before="20" w:after="40"/>
-        <w:ind w:left="360"/>
-      </w:pPr>
-      <w:r>
-        <w:rPr>
-          <w:b/>
-          <w:color w:val="333333"/>
-        </w:rPr>
-        <w:t xml:space="preserve">• Mô tả: </w:t>
-      </w:r>
-      <w:r>
-        <w:rPr>
-          <w:color w:val="333333"/>
-        </w:rPr>
-        <w:t>Tài xế gửi lại hồ sơ cập nhật sau khi bị Admin từ chối duyệt (REJECTED) do thiếu hoặc sai giấy tờ.</w:t>
-      </w:r>
-    </w:p>
-    <w:p>
-      <w:pPr>
-        <w:spacing w:before="20" w:after="40"/>
-        <w:ind w:left="360"/>
-      </w:pPr>
-      <w:r>
-        <w:rPr>
-          <w:b/>
-          <w:color w:val="333333"/>
-        </w:rPr>
-        <w:t xml:space="preserve">• Quyền / Header: </w:t>
-      </w:r>
-      <w:r>
-        <w:rPr>
-          <w:color w:val="595959"/>
-        </w:rPr>
-        <w:t>ROLE_DRIVER (Chính chủ) | Header: X-User-Id</w:t>
-      </w:r>
-    </w:p>
-    <w:p>
-      <w:pPr>
-        <w:spacing w:before="20" w:after="40"/>
-        <w:ind w:left="360"/>
-      </w:pPr>
-      <w:r>
-        <w:rPr>
-          <w:b/>
-          <w:color w:val="333333"/>
-        </w:rPr>
-        <w:t xml:space="preserve">• Tham số (Path / Params): </w:t>
-      </w:r>
-      <w:r>
-        <w:rPr>
-          <w:color w:val="595959"/>
-        </w:rPr>
-        <w:t>Path: {driverId}</w:t>
-      </w:r>
-    </w:p>
-    <w:p>
-      <w:pPr>
-        <w:spacing w:before="20" w:after="40"/>
-        <w:ind w:left="360"/>
-      </w:pPr>
-      <w:r>
-        <w:rPr>
-          <w:b/>
-          <w:color w:val="1F4E79"/>
-        </w:rPr>
-        <w:t>• Request Body (JSON):</w:t>
-      </w:r>
-    </w:p>
-    <w:p>
-      <w:pPr>
-        <w:spacing w:before="10" w:after="20"/>
-        <w:ind w:left="720"/>
-      </w:pPr>
-      <w:r>
-        <w:rPr>
-          <w:b/>
-          <w:color w:val="2E75B6"/>
-        </w:rPr>
-        <w:t xml:space="preserve">- licensePlate: </w:t>
-      </w:r>
-      <w:r>
-        <w:rPr>
-          <w:i/>
-          <w:color w:val="7F7F7F"/>
-        </w:rPr>
-        <w:t xml:space="preserve">String </w:t>
-      </w:r>
-      <w:r>
-        <w:rPr>
-          <w:color w:val="333333"/>
-        </w:rPr>
-        <w:t>[Bắt buộc] Biển số xe</w:t>
-      </w:r>
-    </w:p>
-    <w:p>
-      <w:pPr>
-        <w:spacing w:before="10" w:after="20"/>
-        <w:ind w:left="720"/>
-      </w:pPr>
-      <w:r>
-        <w:rPr>
-          <w:b/>
-          <w:color w:val="2E75B6"/>
-        </w:rPr>
-        <w:t xml:space="preserve">- vehicleType: </w:t>
-      </w:r>
-      <w:r>
-        <w:rPr>
-          <w:i/>
-          <w:color w:val="7F7F7F"/>
-        </w:rPr>
-        <w:t xml:space="preserve">String </w:t>
-      </w:r>
-      <w:r>
-        <w:rPr>
-          <w:color w:val="333333"/>
-        </w:rPr>
-        <w:t>[Bắt buộc] Loại xe</w:t>
-      </w:r>
-    </w:p>
-    <w:p>
-      <w:pPr>
-        <w:spacing w:before="10" w:after="20"/>
-        <w:ind w:left="720"/>
-      </w:pPr>
-      <w:r>
-        <w:rPr>
-          <w:b/>
-          <w:color w:val="2E75B6"/>
-        </w:rPr>
-        <w:t xml:space="preserve">- vehicleModel: </w:t>
-      </w:r>
-      <w:r>
-        <w:rPr>
-          <w:i/>
-          <w:color w:val="7F7F7F"/>
-        </w:rPr>
-        <w:t xml:space="preserve">String </w:t>
-      </w:r>
-      <w:r>
-        <w:rPr>
-          <w:color w:val="333333"/>
-        </w:rPr>
-        <w:t>[Tùy chọn] Dòng xe</w:t>
-      </w:r>
-    </w:p>
-    <w:p>
-      <w:pPr>
-        <w:spacing w:before="10" w:after="20"/>
-        <w:ind w:left="720"/>
-      </w:pPr>
-      <w:r>
-        <w:rPr>
-          <w:b/>
-          <w:color w:val="2E75B6"/>
-        </w:rPr>
-        <w:t xml:space="preserve">- vehicleColor: </w:t>
-      </w:r>
-      <w:r>
-        <w:rPr>
-          <w:i/>
-          <w:color w:val="7F7F7F"/>
-        </w:rPr>
-        <w:t xml:space="preserve">String </w:t>
-      </w:r>
-      <w:r>
-        <w:rPr>
-          <w:color w:val="333333"/>
-        </w:rPr>
-        <w:t>[Tùy chọn] Màu sắc</w:t>
-      </w:r>
-    </w:p>
-    <w:p>
-      <w:pPr>
-        <w:spacing w:before="10" w:after="20"/>
-        <w:ind w:left="720"/>
-      </w:pPr>
-      <w:r>
-        <w:rPr>
-          <w:b/>
-          <w:color w:val="2E75B6"/>
-        </w:rPr>
-        <w:t xml:space="preserve">- driverLicenseNumber: </w:t>
-      </w:r>
-      <w:r>
-        <w:rPr>
-          <w:i/>
-          <w:color w:val="7F7F7F"/>
-        </w:rPr>
-        <w:t xml:space="preserve">String </w:t>
-      </w:r>
-      <w:r>
-        <w:rPr>
-          <w:color w:val="333333"/>
-        </w:rPr>
-        <w:t>[Tùy chọn] Số giấy phép lái xe</w:t>
-      </w:r>
-    </w:p>
-    <w:p>
-      <w:pPr>
-        <w:spacing w:before="20" w:after="60"/>
-        <w:ind w:left="360"/>
-      </w:pPr>
-      <w:r>
-        <w:rPr>
-          <w:b/>
-          <w:color w:val="333333"/>
-        </w:rPr>
-        <w:t xml:space="preserve">• Kết quả trả về: </w:t>
-      </w:r>
-      <w:r>
-        <w:rPr>
-          <w:color w:val="2E75B6"/>
-        </w:rPr>
-        <w:t>ApiResponse&lt;UserResponse&gt; (Hồ sơ chuyển về trạng thái PENDING_APPROVAL)</w:t>
+        <w:t>• Kết quả trả về: ApiResponse&lt;UserResponse&gt; (Hồ sơ chuyển về trạng thái PENDING_APPROVAL) Bổ sung avatarUrl: String/null trong hồ sơ.</w:t>
       </w:r>
     </w:p>
     <w:p>
@@ -2237,13 +2399,7 @@
           <w:b/>
           <w:color w:val="333333"/>
         </w:rPr>
-        <w:t xml:space="preserve">• Kết quả trả về: </w:t>
-      </w:r>
-      <w:r>
-        <w:rPr>
-          <w:color w:val="2E75B6"/>
-        </w:rPr>
-        <w:t>ApiResponse&lt;UserResponse&gt;</w:t>
+        <w:t>• Kết quả trả về: ApiResponse&lt;UserResponse&gt; Bổ sung avatarUrl: String/null trong hồ sơ.</w:t>
       </w:r>
     </w:p>
     <w:p>
@@ -2605,13 +2761,7 @@
           <w:b/>
           <w:color w:val="333333"/>
         </w:rPr>
-        <w:t xml:space="preserve">• Kết quả trả về: </w:t>
-      </w:r>
-      <w:r>
-        <w:rPr>
-          <w:color w:val="2E75B6"/>
-        </w:rPr>
-        <w:t>ApiResponse&lt;UserResponse&gt;</w:t>
+        <w:t>• Kết quả trả về: ApiResponse&lt;UserResponse&gt; Bổ sung avatarUrl: String/null trong hồ sơ.</w:t>
       </w:r>
     </w:p>
     <w:p>
@@ -2712,13 +2862,36 @@
           <w:b/>
           <w:color w:val="333333"/>
         </w:rPr>
-        <w:t xml:space="preserve">• Kết quả trả về: </w:t>
-      </w:r>
-      <w:r>
-        <w:rPr>
-          <w:color w:val="2E75B6"/>
-        </w:rPr>
-        <w:t>DriverInternalResponse (userId, fullName, phoneNumber, licensePlate, vehicleType, isOnline...)</w:t>
+        <w:t>• Kết quả trả về: DriverInternalResponse (userId, fullName, phoneNumber, licensePlate, vehicleType, isOnline...) Bổ sung avatarUrl: String/null trong hồ sơ.</w:t>
+      </w:r>
+    </w:p>
+    <w:p>
+      <w:pPr>
+        <w:keepNext/>
+        <w:keepLines/>
+        <w:spacing w:before="240" w:after="60"/>
+      </w:pPr>
+      <w:r>
+        <w:rPr>
+          <w:b/>
+          <w:color w:val="375623"/>
+        </w:rPr>
+        <w:t>[GET] /api/v1/internal/users/{id}/avatar</w:t>
+      </w:r>
+    </w:p>
+    <w:p>
+      <w:pPr>
+        <w:keepNext w:val="0"/>
+        <w:keepLines/>
+        <w:spacing w:before="20" w:after="40"/>
+        <w:ind w:left="360"/>
+      </w:pPr>
+      <w:r>
+        <w:rPr>
+          <w:b/>
+          <w:color w:val="333333"/>
+        </w:rPr>
+        <w:t>• Mô tả: Service nội bộ lấy URL avatar của user theo id để lưu vào chuyến. Trả ApiResponse&lt;String&gt;, data là URL hoặc null. Không gọi qua Gateway từ mobile; /api/v1/internal/ bị Gateway chặn.</w:t>
       </w:r>
     </w:p>
     <w:p>
@@ -3427,22 +3600,387 @@
           <w:b/>
           <w:color w:val="333333"/>
         </w:rPr>
-        <w:t xml:space="preserve">• Kết quả trả về: </w:t>
-      </w:r>
-      <w:r>
-        <w:rPr>
-          <w:color w:val="2E75B6"/>
-        </w:rPr>
-        <w:t>ApiResponse&lt;BookingResponse&gt; (bookingId, status: FINDING_DRIVER, fare, distanceKm, durationMinutes...)</w:t>
-      </w:r>
-    </w:p>
-    <w:p>
-      <w:pPr>
+        <w:t>• Kết quả trả về: BookingResponse trực tiếp (không bọc ApiResponse), gồm bookingId, customerId, driverId, customerAvatarUrl, driverAvatarUrl, startLongitude, startLatitude, endLongitude, endLatitude, status, distanceInKm, price, paymentMethod. Trạng thái: PENDING.</w:t>
+      </w:r>
+    </w:p>
+    <w:p>
+      <w:pPr>
+        <w:keepNext/>
+        <w:keepLines/>
         <w:spacing w:before="240" w:after="60"/>
       </w:pPr>
       <w:r>
         <w:rPr>
           <w:b/>
+          <w:color w:val="375623"/>
+        </w:rPr>
+        <w:t>[GET] /api/v1/bookings/{bookingId}/driver</w:t>
+      </w:r>
+    </w:p>
+    <w:p>
+      <w:pPr>
+        <w:keepNext w:val="0"/>
+        <w:keepLines/>
+        <w:spacing w:before="20" w:after="40"/>
+        <w:ind w:left="360"/>
+      </w:pPr>
+      <w:r>
+        <w:rPr>
+          <w:b w:val="0"/>
+          <w:color w:val="333333"/>
+        </w:rPr>
+        <w:t>• Mô tả: Khách xem thông tin tài xế đang được gán cho chuyến xe của mình. Backend kiểm tra chủ chuyến trước khi gọi user-driver-service; không lấy driverId từ request của mobile.</w:t>
+      </w:r>
+    </w:p>
+    <w:p>
+      <w:pPr>
+        <w:keepNext w:val="0"/>
+        <w:keepLines/>
+        <w:spacing w:before="20" w:after="40"/>
+        <w:ind w:left="360"/>
+      </w:pPr>
+      <w:r>
+        <w:rPr>
+          <w:b w:val="0"/>
+          <w:color w:val="333333"/>
+        </w:rPr>
+        <w:t>• Quyền / Header: CUSTOMER; Authorization: Bearer &lt;accessToken&gt;. Path bookingId (Long) là mã chuyến xe, không phải mã đơn đồ ăn.</w:t>
+      </w:r>
+    </w:p>
+    <w:p>
+      <w:pPr>
+        <w:keepNext w:val="0"/>
+        <w:keepLines/>
+        <w:spacing w:before="20" w:after="40"/>
+        <w:ind w:left="360"/>
+      </w:pPr>
+      <w:r>
+        <w:rPr>
+          <w:b w:val="0"/>
+          <w:color w:val="333333"/>
+        </w:rPr>
+        <w:t>• Request Body: Không có. Ví dụ: GET /api/v1/bookings/123/driver qua Gateway.</w:t>
+      </w:r>
+    </w:p>
+    <w:p>
+      <w:pPr>
+        <w:keepNext w:val="0"/>
+        <w:keepLines/>
+        <w:spacing w:before="20" w:after="40"/>
+        <w:ind w:left="360"/>
+      </w:pPr>
+      <w:r>
+        <w:rPr>
+          <w:b w:val="0"/>
+          <w:color w:val="333333"/>
+        </w:rPr>
+        <w:t>• Kết quả: HTTP 200, ApiResponse&lt;BookingDriverResponse&gt;; data gồm các trường dưới đây.</w:t>
+      </w:r>
+    </w:p>
+    <w:p>
+      <w:pPr>
+        <w:keepNext w:val="0"/>
+        <w:keepLines/>
+        <w:spacing w:before="20" w:after="40"/>
+        <w:ind w:left="360"/>
+      </w:pPr>
+      <w:r>
+        <w:rPr>
+          <w:b w:val="0"/>
+          <w:color w:val="333333"/>
+        </w:rPr>
+        <w:t>- driverId: Long — ID tài xế được gán.</w:t>
+      </w:r>
+    </w:p>
+    <w:p>
+      <w:pPr>
+        <w:keepNext w:val="0"/>
+        <w:keepLines/>
+        <w:spacing w:before="20" w:after="40"/>
+        <w:ind w:left="360"/>
+      </w:pPr>
+      <w:r>
+        <w:rPr>
+          <w:b w:val="0"/>
+          <w:color w:val="333333"/>
+        </w:rPr>
+        <w:t>- driverName: String/null — tên tài xế, ánh xạ từ fullName.</w:t>
+      </w:r>
+    </w:p>
+    <w:p>
+      <w:pPr>
+        <w:keepNext w:val="0"/>
+        <w:keepLines/>
+        <w:spacing w:before="20" w:after="40"/>
+        <w:ind w:left="360"/>
+      </w:pPr>
+      <w:r>
+        <w:rPr>
+          <w:b w:val="0"/>
+          <w:color w:val="333333"/>
+        </w:rPr>
+        <w:t>- driverPhone: String/null — số điện thoại, ánh xạ từ phoneNumber.</w:t>
+      </w:r>
+    </w:p>
+    <w:p>
+      <w:pPr>
+        <w:keepNext w:val="0"/>
+        <w:keepLines/>
+        <w:spacing w:before="20" w:after="40"/>
+        <w:ind w:left="360"/>
+      </w:pPr>
+      <w:r>
+        <w:rPr>
+          <w:b w:val="0"/>
+          <w:color w:val="333333"/>
+        </w:rPr>
+        <w:t>- vehiclePlate: String/null — biển số, ánh xạ từ licensePlate.</w:t>
+      </w:r>
+    </w:p>
+    <w:p>
+      <w:pPr>
+        <w:keepNext w:val="0"/>
+        <w:keepLines/>
+        <w:spacing w:before="20" w:after="40"/>
+        <w:ind w:left="360"/>
+      </w:pPr>
+      <w:r>
+        <w:rPr>
+          <w:b w:val="0"/>
+          <w:color w:val="333333"/>
+        </w:rPr>
+        <w:t>- vehicleType, vehicleModel: String/null — loại xe và mẫu xe.</w:t>
+      </w:r>
+    </w:p>
+    <w:p>
+      <w:pPr>
+        <w:keepNext w:val="0"/>
+        <w:keepLines/>
+        <w:spacing w:before="20" w:after="40"/>
+        <w:ind w:left="360"/>
+      </w:pPr>
+      <w:r>
+        <w:rPr>
+          <w:b w:val="0"/>
+          <w:color w:val="333333"/>
+        </w:rPr>
+        <w:t>- avatarUrl: String/null — URL avatar hiện tại của tài xế; null nếu chưa upload.</w:t>
+      </w:r>
+    </w:p>
+    <w:p>
+      <w:pPr>
+        <w:keepNext w:val="0"/>
+        <w:keepLines/>
+        <w:spacing w:before="20" w:after="40"/>
+        <w:ind w:left="360"/>
+      </w:pPr>
+      <w:r>
+        <w:rPr>
+          <w:b w:val="0"/>
+          <w:color w:val="333333"/>
+        </w:rPr>
+        <w:t>• Không trả CCCD, GPLX, email, trạng thái khóa/duyệt tài khoản; chưa có rating trong response này.</w:t>
+      </w:r>
+    </w:p>
+    <w:p>
+      <w:pPr>
+        <w:keepNext w:val="0"/>
+        <w:keepLines/>
+        <w:spacing w:before="20" w:after="40"/>
+        <w:ind w:left="360"/>
+      </w:pPr>
+      <w:r>
+        <w:rPr>
+          <w:b w:val="0"/>
+          <w:color w:val="333333"/>
+        </w:rPr>
+        <w:t>• Mã lỗi: 401 nếu token thiếu/sai/hết hạn; 403 nếu sai role hoặc chuyến thuộc khách khác; 404 nếu không có chuyến hoặc chưa gán tài xế; 502 nếu dịch vụ hồ sơ lỗi hoặc trả dữ liệu không hợp lệ.</w:t>
+      </w:r>
+    </w:p>
+    <w:p>
+      <w:pPr>
+        <w:keepNext w:val="0"/>
+        <w:keepLines/>
+        <w:spacing w:before="20" w:after="40"/>
+        <w:ind w:left="360"/>
+      </w:pPr>
+      <w:r>
+        <w:rPr>
+          <w:b w:val="0"/>
+          <w:color w:val="333333"/>
+        </w:rPr>
+        <w:t>• Ví dụ response (giá trị minh họa):</w:t>
+      </w:r>
+    </w:p>
+    <w:p>
+      <w:pPr>
+        <w:keepNext w:val="0"/>
+        <w:keepLines/>
+        <w:spacing w:before="20" w:after="40"/>
+        <w:ind w:left="360"/>
+      </w:pPr>
+      <w:r>
+        <w:rPr>
+          <w:rFonts w:ascii="Consolas" w:hAnsi="Consolas"/>
+          <w:b w:val="0"/>
+          <w:color w:val="333333"/>
+          <w:sz w:val="18"/>
+        </w:rPr>
+        <w:t>{</w:t>
+        <w:br/>
+        <w:t xml:space="preserve">  "success": true,</w:t>
+        <w:br/>
+        <w:t xml:space="preserve">  "message": "Lấy thông tin tài xế thành công",</w:t>
+        <w:br/>
+        <w:t xml:space="preserve">  "data": {</w:t>
+        <w:br/>
+        <w:t xml:space="preserve">    "driverId": 3,</w:t>
+        <w:br/>
+        <w:t xml:space="preserve">    "driverName": "Nguyễn Văn A",</w:t>
+        <w:br/>
+        <w:t xml:space="preserve">    "driverPhone": "0901234567",</w:t>
+        <w:br/>
+        <w:t xml:space="preserve">    "vehiclePlate": "59-A1-12345",</w:t>
+        <w:br/>
+        <w:t xml:space="preserve">    "vehicleType": "BIKE",</w:t>
+        <w:br/>
+        <w:t xml:space="preserve">    "vehicleModel": "Honda Wave",</w:t>
+        <w:br/>
+        <w:t xml:space="preserve">    "avatarUrl": "https://res.cloudinary.com/demo/image/upload/driver.png"</w:t>
+        <w:br/>
+        <w:t xml:space="preserve">  },</w:t>
+        <w:br/>
+        <w:t xml:space="preserve">  "timestamp": "2026-10-08T10:00:00"</w:t>
+        <w:br/>
+        <w:t>}</w:t>
+      </w:r>
+    </w:p>
+    <w:p>
+      <w:pPr>
+        <w:keepNext w:val="0"/>
+        <w:keepLines/>
+        <w:spacing w:before="20" w:after="40"/>
+        <w:ind w:left="360"/>
+      </w:pPr>
+      <w:r>
+        <w:rPr>
+          <w:b w:val="0"/>
+          <w:color w:val="333333"/>
+        </w:rPr>
+        <w:t>• Thời điểm gọi: Sau khi /user/queue/booking/status báo có tài xế. STOMP chỉ có BookingResponse, không có toàn bộ profile. Nếu tài xế hủy và chuyến quay về PENDING, xóa thẻ tài xế cũ; gọi lại API sau lần gán mới. 404 trong lúc chưa có tài xế là dự kiến.</w:t>
+      </w:r>
+    </w:p>
+    <w:p>
+      <w:pPr>
+        <w:keepNext w:val="0"/>
+        <w:keepLines/>
+        <w:spacing w:before="20" w:after="40"/>
+        <w:ind w:left="360"/>
+      </w:pPr>
+      <w:r>
+        <w:rPr>
+          <w:b w:val="0"/>
+          <w:color w:val="333333"/>
+        </w:rPr>
+        <w:t>• Chuyến đã kết thúc vẫn xem được nếu thuộc khách và còn driverId. API trả hồ sơ hiện tại, không phải thông tin chụp tại lúc đặt chuyến.</w:t>
+      </w:r>
+    </w:p>
+    <w:p>
+      <w:pPr>
+        <w:keepNext/>
+        <w:keepLines/>
+        <w:spacing w:before="240" w:after="60"/>
+      </w:pPr>
+      <w:r>
+        <w:rPr>
+          <w:b/>
+          <w:color w:val="375623"/>
+        </w:rPr>
+        <w:t>Avatar trong response chuyến xe</w:t>
+      </w:r>
+    </w:p>
+    <w:p>
+      <w:pPr>
+        <w:keepNext w:val="0"/>
+        <w:keepLines/>
+        <w:spacing w:before="20" w:after="40"/>
+        <w:ind w:left="360"/>
+      </w:pPr>
+      <w:r>
+        <w:rPr>
+          <w:b w:val="0"/>
+          <w:color w:val="333333"/>
+        </w:rPr>
+        <w:t>• BookingResponse thêm customerAvatarUrl và driverAvatarUrl (String/null). Khách có ảnh được lưu lúc tạo chuyến; tài xế có ảnh được lưu lúc nhận chuyến. Lịch sử GET /api/v1/bookings/customer trả ApiResponse&lt;List&lt;Booking&gt;&gt;, cũng có hai trường này trong data[i].</w:t>
+      </w:r>
+    </w:p>
+    <w:p>
+      <w:pPr>
+        <w:keepNext w:val="0"/>
+        <w:keepLines/>
+        <w:spacing w:before="20" w:after="40"/>
+        <w:ind w:left="360"/>
+      </w:pPr>
+      <w:r>
+        <w:rPr>
+          <w:b w:val="0"/>
+          <w:color w:val="333333"/>
+        </w:rPr>
+        <w:t>• Tài xế đọc customerAvatarUrl trong /user/queue/driver/match. Khách theo dõi /user/queue/booking/status. Các payload BookingResponse có hai trường ảnh trực tiếp, không bọc trong data; API profile tài xế thì có data.avatarUrl.</w:t>
+      </w:r>
+    </w:p>
+    <w:p>
+      <w:pPr>
+        <w:keepNext w:val="0"/>
+        <w:keepLines/>
+        <w:spacing w:before="20" w:after="40"/>
+        <w:ind w:left="360"/>
+      </w:pPr>
+      <w:r>
+        <w:rPr>
+          <w:b w:val="0"/>
+          <w:color w:val="333333"/>
+        </w:rPr>
+        <w:t>• Khi tài xế hủy để tìm người thay thế, driverId và driverAvatarUrl trong chuyến bị xóa; ảnh khách được giữ. Chuyến cũ hoặc lần lấy avatar lỗi có thể trả null. Mobile dùng ảnh mặc định khi null hoặc ảnh không tải được.</w:t>
+      </w:r>
+    </w:p>
+    <w:p>
+      <w:pPr>
+        <w:keepNext w:val="0"/>
+        <w:keepLines/>
+        <w:spacing w:before="20" w:after="40"/>
+        <w:ind w:left="360"/>
+      </w:pPr>
+      <w:r>
+        <w:rPr>
+          <w:b w:val="0"/>
+          <w:color w:val="333333"/>
+        </w:rPr>
+        <w:t>• Đổi ảnh trong hồ sơ không tự đổi ảnh đã lưu trong chuyến. API /bookings/{bookingId}/driver trả avatarUrl hiện tại nên có thể khác driverAvatarUrl trong chuyến.</w:t>
+      </w:r>
+    </w:p>
+    <w:p>
+      <w:pPr>
+        <w:keepNext w:val="0"/>
+        <w:keepLines/>
+        <w:spacing w:before="20" w:after="40"/>
+        <w:ind w:left="360"/>
+      </w:pPr>
+      <w:r>
+        <w:rPr>
+          <w:b w:val="0"/>
+          <w:color w:val="333333"/>
+        </w:rPr>
+        <w:t>• Những bổ sung này áp dụng cho OmniRide; chưa bổ sung hồ sơ tài xế/avatar vào FoodOrderResponse hoặc triển khai realtime GPS.</w:t>
+      </w:r>
+    </w:p>
+    <w:p>
+      <w:pPr>
+        <w:spacing w:before="240" w:after="60"/>
+      </w:pPr>
+      <w:r>
+        <w:rPr>
+          <w:b/>
           <w:color w:val="B9770E"/>
         </w:rPr>
         <w:t xml:space="preserve">[PUT] </w:t>
@@ -3522,13 +4060,7 @@
           <w:b/>
           <w:color w:val="333333"/>
         </w:rPr>
-        <w:t xml:space="preserve">• Kết quả trả về: </w:t>
-      </w:r>
-      <w:r>
-        <w:rPr>
-          <w:color w:val="2E75B6"/>
-        </w:rPr>
-        <w:t>ApiResponse&lt;BookingResponse&gt; (status chuyển sang ACCEPTED)</w:t>
+        <w:t>• Kết quả trả về: BookingResponse trực tiếp (không bọc ApiResponse), gồm bookingId, customerId, driverId, customerAvatarUrl, driverAvatarUrl, startLongitude, startLatitude, endLongitude, endLatitude, status, distanceInKm, price, paymentMethod. Trạng thái: ACCEPTED.</w:t>
       </w:r>
     </w:p>
     <w:p>
@@ -3617,13 +4149,7 @@
           <w:b/>
           <w:color w:val="333333"/>
         </w:rPr>
-        <w:t xml:space="preserve">• Kết quả trả về: </w:t>
-      </w:r>
-      <w:r>
-        <w:rPr>
-          <w:color w:val="2E75B6"/>
-        </w:rPr>
-        <w:t>ApiResponse&lt;BookingResponse&gt; (status: ARRIVED)</w:t>
+        <w:t>• Kết quả trả về: BookingResponse trực tiếp (không bọc ApiResponse), gồm bookingId, customerId, driverId, customerAvatarUrl, driverAvatarUrl, startLongitude, startLatitude, endLongitude, endLatitude, status, distanceInKm, price, paymentMethod. Trạng thái: ARRIVED.</w:t>
       </w:r>
     </w:p>
     <w:p>
@@ -3712,13 +4238,7 @@
           <w:b/>
           <w:color w:val="333333"/>
         </w:rPr>
-        <w:t xml:space="preserve">• Kết quả trả về: </w:t>
-      </w:r>
-      <w:r>
-        <w:rPr>
-          <w:color w:val="2E75B6"/>
-        </w:rPr>
-        <w:t>ApiResponse&lt;BookingResponse&gt; (status: IN_TRIP)</w:t>
+        <w:t>• Kết quả trả về: BookingResponse trực tiếp (không bọc ApiResponse), gồm bookingId, customerId, driverId, customerAvatarUrl, driverAvatarUrl, startLongitude, startLatitude, endLongitude, endLatitude, status, distanceInKm, price, paymentMethod. Trạng thái: IN_PROGRESS.</w:t>
       </w:r>
     </w:p>
     <w:p>
@@ -3807,13 +4327,7 @@
           <w:b/>
           <w:color w:val="333333"/>
         </w:rPr>
-        <w:t xml:space="preserve">• Kết quả trả về: </w:t>
-      </w:r>
-      <w:r>
-        <w:rPr>
-          <w:color w:val="2E75B6"/>
-        </w:rPr>
-        <w:t>ApiResponse&lt;BookingResponse&gt; (status: COMPLETED)</w:t>
+        <w:t>• Kết quả trả về: BookingResponse trực tiếp (không bọc ApiResponse), gồm bookingId, customerId, driverId, customerAvatarUrl, driverAvatarUrl, startLongitude, startLatitude, endLongitude, endLatitude, status, distanceInKm, price, paymentMethod. Trạng thái: COMPLETED.</w:t>
       </w:r>
     </w:p>
     <w:p>
@@ -3903,13 +4417,7 @@
           <w:b/>
           <w:color w:val="333333"/>
         </w:rPr>
-        <w:t xml:space="preserve">• Kết quả trả về: </w:t>
-      </w:r>
-      <w:r>
-        <w:rPr>
-          <w:color w:val="2E75B6"/>
-        </w:rPr>
-        <w:t>ApiResponse&lt;BookingResponse&gt; (status: CANCELLED)</w:t>
+        <w:t>• Kết quả trả về: BookingResponse trực tiếp (không bọc ApiResponse), gồm bookingId, customerId, driverId, customerAvatarUrl, driverAvatarUrl, startLongitude, startLatitude, endLongitude, endLatitude, status, distanceInKm, price, paymentMethod. Trạng thái: CANCELLED.</w:t>
       </w:r>
     </w:p>
     <w:p>
@@ -3998,13 +4506,7 @@
           <w:b/>
           <w:color w:val="333333"/>
         </w:rPr>
-        <w:t xml:space="preserve">• Kết quả trả về: </w:t>
-      </w:r>
-      <w:r>
-        <w:rPr>
-          <w:color w:val="2E75B6"/>
-        </w:rPr>
-        <w:t>ApiResponse&lt;BookingResponse&gt;</w:t>
+        <w:t>• Kết quả trả về: BookingResponse trực tiếp (không bọc ApiResponse), gồm bookingId, customerId, driverId, customerAvatarUrl, driverAvatarUrl, startLongitude, startLatitude, endLongitude, endLatitude, status, distanceInKm, price, paymentMethod. Tài xế hủy chuyến đã nhận để tìm người thay thế: status PENDING, driverId và driverAvatarUrl null.</w:t>
       </w:r>
     </w:p>
     <w:p>
@@ -4074,13 +4576,7 @@
           <w:b/>
           <w:color w:val="333333"/>
         </w:rPr>
-        <w:t xml:space="preserve">• Kết quả trả về: </w:t>
-      </w:r>
-      <w:r>
-        <w:rPr>
-          <w:color w:val="2E75B6"/>
-        </w:rPr>
-        <w:t>ApiResponse&lt;List&lt;BookingResponse&gt;&gt;</w:t>
+        <w:t>• Kết quả trả về: ApiResponse&lt;List&lt;Booking&gt;&gt;; data[i] gồm id, customerId, driverId, customerAvatarUrl, driverAvatarUrl và các trường chuyến xe khác.</w:t>
       </w:r>
     </w:p>
     <w:p>
